--- a/labubu_mysterycall_manuscript.docx
+++ b/labubu_mysterycall_manuscript.docx
@@ -15,7 +15,7 @@
         <w:pStyle w:val="Author"/>
       </w:pPr>
       <w:r>
-        <w:t xml:space="preserve">Tyler Muffly, MD</w:t>
+        <w:t xml:space="preserve">Sofie Rosenberg, MD; Melanie Mandell, MPH; Elizabeth Steiner, MD; Samuel Raine, MD; Tyler M. Muffly, MD</w:t>
       </w:r>
     </w:p>
     <w:p>
@@ -71,19 +71,25 @@
         <w:pStyle w:val="BodyText"/>
       </w:pPr>
       <w:r>
-        <w:t xml:space="preserve">Author: Tyler Muffly, MD (Department of Obstetrics and Gynecology, Denver Health and Hospital Authority, University of Colorado School of Medicine, Denver, Colorado)</w:t>
+        <w:t xml:space="preserve">Authors: Sofie Rosenberg, MD; Melanie Mandell, MPH; Elizabeth Steiner, MD; Samuel Raine, MD; Tyler M. Muffly, MD</w:t>
       </w:r>
       <w:r>
         <w:t xml:space="preserve"> </w:t>
       </w:r>
       <w:r>
+        <w:t xml:space="preserve">Affiliation: Department of Obstetrics and Gynecology, Denver Health and Hospital Authority, University of Colorado School of Medicine, Denver, Colorado</w:t>
+      </w:r>
+      <w:r>
+        <w:t xml:space="preserve"> </w:t>
+      </w:r>
+      <w:r>
         <w:t xml:space="preserve">Institutional Review Board: COMIRB 25-2596 (Approved)</w:t>
       </w:r>
       <w:r>
         <w:t xml:space="preserve"> </w:t>
       </w:r>
       <w:r>
-        <w:t xml:space="preserve">Financial Disclosure: The author reports no conflicts of interest or relevant financial disclosures</w:t>
+        <w:t xml:space="preserve">Financial Disclosure: The authors report no conflicts of interest or relevant financial disclosures</w:t>
       </w:r>
       <w:r>
         <w:t xml:space="preserve"> </w:t>

--- a/labubu_mysterycall_manuscript.docx
+++ b/labubu_mysterycall_manuscript.docx
@@ -144,7 +144,7 @@
         <w:pStyle w:val="BodyText"/>
       </w:pPr>
       <w:r>
-        <w:t xml:space="preserve">RESULTS: A total of 234 calls were completed to 106 practices; 98 calls reached scheduling staff and met analytic inclusion criteria. 48 practices completed all 3 scenarios. Among included calls, cycle tracking was offered by 94.9% (95% CI 88.6-97.8%), ovulation induction by 11.2% (95% CI 6.4-19.0%), intrauterine insemination (IUI) by 1.0% (95% CI 0.2-5.6%), in vitro fertilization (IVF) by 1.0% (95% CI 0.2-5.6%), and donor sperm care by 3.1% (95% CI 1.0-8.6%). Overall appointment offer rate was 41.9% (95% CI 35.7-48.3%). Within-practice concordance was high (69%-80%). Paired acceptance differences were: Straight vs Single Mother +9.3 percentage points (95% CI -5.5 to +24.0); Lesbian vs Single Mother +1.5 percentage points (95% CI -9.3 to +12.4); Straight vs Lesbian +6.0 percentage points (95% CI -8.0 to +20.0). In unconfounded complete-triad logistic regression, caller identity was not significantly associated with scheduling (Lesbian OR 1.08 [95% CI 0.33-3.49]; Single Mother OR 0.76 [95% CI 0.24-2.43]).</w:t>
+        <w:t xml:space="preserve">RESULTS: A total of 234 calls were completed to 106 practices; 98 calls reached scheduling staff and met analytic inclusion criteria. 48 practices completed all 3 scenarios. Among included calls, cycle tracking was offered by 94.9% (95% CI 88.6-97.8%), ovulation induction by 11.2% (95% CI 6.4-19.0%), intrauterine insemination (IUI) by 1.0% (95% CI 0.2-5.6%), in vitro fertilization (IVF) by 1.0% (95% CI 0.2-5.6%), and donor sperm care by 3.1% (95% CI 1.0-8.6%). Overall appointment offer rate was 41.9% (95% CI 35.7-48.3%). Within-practice concordance was high (69%-80%). Paired acceptance differences were: Straight vs Single Mother +9.3 percentage points (95% CI -5.5 to +24.0); Lesbian vs Single Mother +1.5 percentage points (95% CI -9.3 to +12.4); Straight vs Lesbian +6.0 percentage points (95% CI -8.0 to +20.0). In unconfounded complete-triad logistic regression, caller identity was not significantly associated with scheduling (Lesbian OR 1.08 [95% CI 0.33-3.49]; Single Mother OR 0.76 [95% CI 0.24-2.43]). Minimum detectable effect sizes at 80% power ranged from OR 3.3 to OR 4.6.</w:t>
       </w:r>
     </w:p>
     <w:p>
@@ -152,7 +152,7 @@
         <w:pStyle w:val="BodyText"/>
       </w:pPr>
       <w:r>
-        <w:t xml:space="preserve">CONCLUSION: RRM practices uniformly provide cycle tracking but rarely provide IUI, IVF, or donor sperm care, representing a structural service limitation for single mothers and same-sex couples. Practices demonstrate high baseline scheduling concordance across caller identities.</w:t>
+        <w:t xml:space="preserve">CONCLUSION: RRM practices uniformly provide cycle tracking but rarely provide IUI, IVF, or donor sperm care, representing a structural service limitation for single mothers and same-sex couples. Practices demonstrate high baseline scheduling concordance across caller identities. Although statistical power was limited for subtle identity differentials (OR &lt; 2.0), the study had &gt;80% power to rule out large structural exclusions (OR &gt;= 3.3).</w:t>
       </w:r>
     </w:p>
     <w:p>
@@ -177,7 +177,7 @@
         <w:pStyle w:val="FirstParagraph"/>
       </w:pPr>
       <w:r>
-        <w:t xml:space="preserve">Restorative Reproductive Medicine (RRM) is an approach to reproductive care that emphasizes diagnosing and treating underlying physiological causes of subfertility rather than utilizing assisted reproductive technology (ART) such as in vitro fertilization (IVF). Because RRM care models explicitly exclude certain interventions, prospective patients may encounter service menus that differ substantially from conventional fertility clinics. Furthermore, access to these specialized practices may vary depending on patient family structure, particularly for patients requiring donor gametes or non-traditional family building.</w:t>
+        <w:t xml:space="preserve">Restorative Reproductive Medicine (RRM) is an approach to reproductive healthcare that emphasizes diagnosing and treating underlying physiological causes of subfertility rather than utilizing assisted reproductive technology (ART) such as in vitro fertilization (IVF).[1,2] Because RRM clinical frameworks explicitly omit interventions like IVF or intrauterine insemination (IUI), prospective patients may encounter service menus that differ substantially from conventional fertility clinics. Furthermore, access to these specialized practices may vary depending on patient family structure, particularly for patients requiring donor gametes or non-traditional family building.[8,9]</w:t>
       </w:r>
     </w:p>
     <w:p>
@@ -185,7 +185,7 @@
         <w:pStyle w:val="BodyText"/>
       </w:pPr>
       <w:r>
-        <w:t xml:space="preserve">Mystery-caller (audit) methodology employs standardized simulated callers to objectively evaluate real-world access to care while eliminating social desirability bias. Prior healthcare audit studies in obstetrics and gynecology have documented disparities based on insurance status, language, and clinical complexity. However, national audit data regarding service availability and scheduling access across RRM practices remain unstudied.</w:t>
+        <w:t xml:space="preserve">Mystery-caller (audit) methodology employs standardized simulated callers to objectively evaluate real-world access to healthcare while eliminating social desirability bias.[3-7] Prior healthcare audit studies in obstetrics, gynecology, and primary care have documented significant disparities in appointment access based on insurance coverage, socioeconomic status, and demographic characteristics.[3-6] However, national audit data regarding service availability and scheduling access across RRM practices remain unstudied in the peer-reviewed literature.</w:t>
       </w:r>
     </w:p>
     <w:p>
@@ -193,7 +193,7 @@
         <w:pStyle w:val="BodyText"/>
       </w:pPr>
       <w:r>
-        <w:t xml:space="preserve">This national secret-shopper study had two primary objectives: (1) to define the scope of reproductive services offered by RRM practices, and (2) to determine whether practice willingness to schedule an appointment differs systematically by caller family structure (straight couple, lesbian couple, single mother using donor sperm).</w:t>
+        <w:t xml:space="preserve">This national secret-shopper audit had two primary objectives: (1) to define the scope of reproductive services offered by RRM practices, and (2) to determine whether practice willingness to schedule an appointment differs systematically by caller family structure (straight couple, lesbian couple, single mother using donor sperm).</w:t>
       </w:r>
     </w:p>
     <w:p>
@@ -279,7 +279,7 @@
         <w:pStyle w:val="BodyText"/>
       </w:pPr>
       <w:r>
-        <w:t xml:space="preserve">Call scripts were strictly standardized across scenarios, differing only in the caller’s stated partner status and clinical inquiry regarding donor sperm.</w:t>
+        <w:t xml:space="preserve">Call scripts were strictly standardized across scenarios, differing only in the caller’s stated partner status and clinical inquiry regarding donor sperm care.</w:t>
       </w:r>
     </w:p>
     <w:bookmarkEnd w:id="23"/>
@@ -313,13 +313,13 @@
       </w:r>
     </w:p>
     <w:bookmarkEnd w:id="24"/>
-    <w:bookmarkStart w:id="25" w:name="statistical-analysis"/>
+    <w:bookmarkStart w:id="25" w:name="X3da81e8cd67678a06e8c86b9985784ac0f74d49"/>
     <w:p>
       <w:pPr>
         <w:pStyle w:val="Heading3"/>
       </w:pPr>
       <w:r>
-        <w:t xml:space="preserve">Statistical Analysis</w:t>
+        <w:t xml:space="preserve">Statistical Analysis &amp; Power Specifications</w:t>
       </w:r>
     </w:p>
     <w:p>
@@ -336,7 +336,7 @@
         <w:t xml:space="preserve">Reason for exclusions == "Included where physician was able to be contacted"</w:t>
       </w:r>
       <w:r>
-        <w:t xml:space="preserve">). Proportions carry 95% Wilson score confidence intervals.</w:t>
+        <w:t xml:space="preserve">). Proportions carry 95% Wilson score confidence intervals.[13,14]</w:t>
       </w:r>
     </w:p>
     <w:p>
@@ -344,7 +344,238 @@
         <w:pStyle w:val="BodyText"/>
       </w:pPr>
       <w:r>
-        <w:t xml:space="preserve">Primary inference utilized matched within-practice exact McNemar tests on discordant pairs to prevent practice-selection dialing bias. Paired proportion differences were reported with 95% score confidence intervals. Minimum detectable effect (MDE) odds ratios at 80% power (alpha = 0.05) were specified for all paired contrasts. Mixed-effects logistic regression was performed on the subset of complete practice triads (N = 48) with a random intercept for practice. Linear mixed models evaluated log-transformed business-day wait times. All statistical analyses were conducted in R version 4.4.2.</w:t>
+        <w:t xml:space="preserve">Primary inference utilized matched within-practice exact McNemar tests on discordant pairs to prevent practice-selection dialing bias.[3,7] Statistical power in paired audit studies is determined by the count of discordant practices (</w:t>
+      </w:r>
+      <m:oMath>
+        <m:sSub>
+          <m:e>
+            <m:r>
+              <m:t>n</m:t>
+            </m:r>
+          </m:e>
+          <m:sub>
+            <m:r>
+              <m:t>d</m:t>
+            </m:r>
+          </m:sub>
+        </m:sSub>
+      </m:oMath>
+      <w:r>
+        <w:t xml:space="preserve">). With</w:t>
+      </w:r>
+      <w:r>
+        <w:t xml:space="preserve"> </w:t>
+      </w:r>
+      <m:oMath>
+        <m:r>
+          <m:t>N</m:t>
+        </m:r>
+        <m:r>
+          <m:rPr>
+            <m:sty m:val="p"/>
+          </m:rPr>
+          <m:t>=</m:t>
+        </m:r>
+        <m:r>
+          <m:t>48</m:t>
+        </m:r>
+      </m:oMath>
+      <w:r>
+        <w:t xml:space="preserve"> </w:t>
+      </w:r>
+      <w:r>
+        <w:t xml:space="preserve">complete practice triads (</w:t>
+      </w:r>
+      <m:oMath>
+        <m:r>
+          <m:t>13</m:t>
+        </m:r>
+      </m:oMath>
+      <w:r>
+        <w:t xml:space="preserve"> </w:t>
+      </w:r>
+      <w:r>
+        <w:t xml:space="preserve">to</w:t>
+      </w:r>
+      <w:r>
+        <w:t xml:space="preserve"> </w:t>
+      </w:r>
+      <m:oMath>
+        <m:r>
+          <m:t>17</m:t>
+        </m:r>
+      </m:oMath>
+      <w:r>
+        <w:t xml:space="preserve"> </w:t>
+      </w:r>
+      <w:r>
+        <w:t xml:space="preserve">discordant pairs), the sample achieved</w:t>
+      </w:r>
+      <w:r>
+        <w:t xml:space="preserve"> </w:t>
+      </w:r>
+      <m:oMath>
+        <m:r>
+          <m:rPr>
+            <m:sty m:val="p"/>
+          </m:rPr>
+          <m:t>&gt;</m:t>
+        </m:r>
+        <m:r>
+          <m:t>80</m:t>
+        </m:r>
+        <m:r>
+          <m:rPr>
+            <m:sty m:val="p"/>
+          </m:rPr>
+          <m:t>%</m:t>
+        </m:r>
+      </m:oMath>
+      <w:r>
+        <w:t xml:space="preserve"> </w:t>
+      </w:r>
+      <w:r>
+        <w:t xml:space="preserve">power to detect large structural exclusions (</w:t>
+      </w:r>
+      <m:oMath>
+        <m:r>
+          <m:rPr>
+            <m:nor/>
+            <m:sty m:val="p"/>
+          </m:rPr>
+          <m:t>OR</m:t>
+        </m:r>
+        <m:r>
+          <m:rPr>
+            <m:sty m:val="p"/>
+          </m:rPr>
+          <m:t>≥</m:t>
+        </m:r>
+        <m:r>
+          <m:t>3.3</m:t>
+        </m:r>
+      </m:oMath>
+      <w:r>
+        <w:t xml:space="preserve">), but possessed limited statistical power (</w:t>
+      </w:r>
+      <m:oMath>
+        <m:r>
+          <m:t>5.9</m:t>
+        </m:r>
+        <m:r>
+          <m:rPr>
+            <m:sty m:val="p"/>
+          </m:rPr>
+          <m:t>%</m:t>
+        </m:r>
+      </m:oMath>
+      <w:r>
+        <w:t xml:space="preserve"> </w:t>
+      </w:r>
+      <w:r>
+        <w:t xml:space="preserve">to</w:t>
+      </w:r>
+      <w:r>
+        <w:t xml:space="preserve"> </w:t>
+      </w:r>
+      <m:oMath>
+        <m:r>
+          <m:t>28.2</m:t>
+        </m:r>
+        <m:r>
+          <m:rPr>
+            <m:sty m:val="p"/>
+          </m:rPr>
+          <m:t>%</m:t>
+        </m:r>
+      </m:oMath>
+      <w:r>
+        <w:t xml:space="preserve">) to detect subtle identity differentials (</w:t>
+      </w:r>
+      <m:oMath>
+        <m:r>
+          <m:rPr>
+            <m:nor/>
+            <m:sty m:val="p"/>
+          </m:rPr>
+          <m:t>OR</m:t>
+        </m:r>
+        <m:r>
+          <m:rPr>
+            <m:sty m:val="p"/>
+          </m:rPr>
+          <m:t>=</m:t>
+        </m:r>
+        <m:r>
+          <m:t>1.5</m:t>
+        </m:r>
+        <m:r>
+          <m:rPr>
+            <m:sty m:val="p"/>
+          </m:rPr>
+          <m:t>−</m:t>
+        </m:r>
+        <m:r>
+          <m:t>2.0</m:t>
+        </m:r>
+      </m:oMath>
+      <w:r>
+        <w:t xml:space="preserve">). In accordance with SAMPL reporting guidelines,[14] we report point estimates alongside 95% score confidence intervals on paired proportion gaps to establish precision limits rather than relying solely on underpowered null hypothesis significance tests. Minimum detectable effect (MDE) odds ratios at 80% power (</w:t>
+      </w:r>
+      <m:oMath>
+        <m:r>
+          <m:t>α</m:t>
+        </m:r>
+        <m:r>
+          <m:rPr>
+            <m:sty m:val="p"/>
+          </m:rPr>
+          <m:t>=</m:t>
+        </m:r>
+        <m:r>
+          <m:t>0.05</m:t>
+        </m:r>
+      </m:oMath>
+      <w:r>
+        <w:t xml:space="preserve">) were specified for all paired contrasts. Mixed-effects logistic regression was performed on the subset of complete practice triads (</w:t>
+      </w:r>
+      <m:oMath>
+        <m:r>
+          <m:t>N</m:t>
+        </m:r>
+        <m:r>
+          <m:rPr>
+            <m:sty m:val="p"/>
+          </m:rPr>
+          <m:t>=</m:t>
+        </m:r>
+        <m:r>
+          <m:t>48</m:t>
+        </m:r>
+      </m:oMath>
+      <w:r>
+        <w:t xml:space="preserve">) with a random intercept for practice (</w:t>
+      </w:r>
+      <m:oMath>
+        <m:sSub>
+          <m:e>
+            <m:r>
+              <m:t>u</m:t>
+            </m:r>
+          </m:e>
+          <m:sub>
+            <m:r>
+              <m:rPr>
+                <m:nor/>
+                <m:sty m:val="p"/>
+              </m:rPr>
+              <m:t>practice</m:t>
+            </m:r>
+          </m:sub>
+        </m:sSub>
+      </m:oMath>
+      <w:r>
+        <w:t xml:space="preserve">). Linear mixed models evaluated log-transformed business-day wait times. All statistical analyses were conducted in R version 4.4.2.</w:t>
       </w:r>
     </w:p>
     <w:p>
@@ -1242,19 +1473,19 @@
         <w:t xml:space="preserve"> </w:t>
       </w:r>
       <w:r>
-        <w:t xml:space="preserve">- Straight vs Single Mother: Difference +9.3 percentage points (95% CI -5.5 to +24.0) (p = 0.332).</w:t>
+        <w:t xml:space="preserve">- Straight vs Single Mother: Difference +9.3 percentage points (95% CI -5.5 to +24.0) (p = 0.332, MDE OR = 3.3).</w:t>
       </w:r>
       <w:r>
         <w:t xml:space="preserve"> </w:t>
       </w:r>
       <w:r>
-        <w:t xml:space="preserve">- Lesbian vs Single Mother: Difference +1.5 percentage points (95% CI -9.3 to +12.4) (p = 1.000).</w:t>
+        <w:t xml:space="preserve">- Lesbian vs Single Mother: Difference +1.5 percentage points (95% CI -9.3 to +12.4) (p = 1.000, MDE OR = 4.6).</w:t>
       </w:r>
       <w:r>
         <w:t xml:space="preserve"> </w:t>
       </w:r>
       <w:r>
-        <w:t xml:space="preserve">- Straight vs Lesbian: Difference +6.0 percentage points (95% CI -8.0 to +20.0) (p = 0.581).</w:t>
+        <w:t xml:space="preserve">- Straight vs Lesbian: Difference +6.0 percentage points (95% CI -8.0 to +20.0) (p = 0.581, MDE OR = 4.6).</w:t>
       </w:r>
     </w:p>
     <w:p>
@@ -1323,7 +1554,7 @@
         <w:pStyle w:val="FirstParagraph"/>
       </w:pPr>
       <w:r>
-        <w:t xml:space="preserve">In this national secret-shopper audit of Restorative Reproductive Medicine practices, we identified two primary findings. First, RRM practice service menus represent an absolute structural service limitation for patients requiring assisted technology or donor gametes: while cycle tracking is offered almost universally (94.9%), IUI (1.0%), IVF (1.0%), and donor sperm care (3.1%) are rarely available. Second, practice scheduling decisions exhibit high baseline concordance (69–80%), with no statistically significant differences in appointment offer rates by caller family structure.</w:t>
+        <w:t xml:space="preserve">In this national secret-shopper audit of Restorative Reproductive Medicine practices, we identified two primary findings. First, RRM practice service menus represent an absolute structural service limitation for patients requiring assisted technology or donor gametes: while cycle tracking is offered almost universally (94.9%), IUI (1.0%), IVF (1.0%), and donor sperm care (3.1%) are rarely available.[1,2] Second, practice scheduling decisions exhibit high baseline concordance (69–80%), with no statistically significant differences in appointment offer rates by caller family structure.</w:t>
       </w:r>
     </w:p>
     <w:bookmarkEnd w:id="32"/>
@@ -1341,7 +1572,7 @@
         <w:pStyle w:val="FirstParagraph"/>
       </w:pPr>
       <w:r>
-        <w:t xml:space="preserve">Our results provide important context for patient counseling and health policy. Patients presenting to RRM clinics encounter a distinct clinical menu focused on natural cycle monitoring. For single mothers and same-sex female couples—whose path to pregnancy clinically requires donor sperm or IUI/IVF—the absence of these services represents a primary structural barrier to care, independent of staff attitudes.</w:t>
+        <w:t xml:space="preserve">Our results provide important context for patient counseling and health policy.[8,9] Patients presenting to RRM clinics encounter a distinct clinical menu focused on natural cycle monitoring. For single mothers and same-sex female couples—whose path to pregnancy clinically requires donor sperm or IUI/IVF—the absence of these services represents a primary structural barrier to care, independent of staff attitudes.[9-12]</w:t>
       </w:r>
     </w:p>
     <w:p>
@@ -1349,7 +1580,7 @@
         <w:pStyle w:val="BodyText"/>
       </w:pPr>
       <w:r>
-        <w:t xml:space="preserve">Our findings also offer a critical methodological lesson for healthcare audit studies. Naive marginal comparisons suggested higher acceptance for single mothers (67.4%), but this was entirely confounded by practice selection (single-mother calls landed at practices with high overall offer rates). In unconfounded paired analyses within the exact same practices, single-mother callers experienced slightly lower scheduling odds (OR 0.76), demonstrating the necessity of matched paired designs in audit research.</w:t>
+        <w:t xml:space="preserve">Our findings also offer a critical methodological lesson for healthcare audit studies.[3,7] Naive marginal comparisons suggested higher acceptance for single mothers (67.4%), but this was entirely confounded by practice selection (single-mother calls landed at practices with high overall offer rates). In unconfounded paired analyses within the exact same practices, single-mother callers experienced slightly lower scheduling odds (OR 0.76), demonstrating the necessity of matched paired designs in audit research.</w:t>
       </w:r>
     </w:p>
     <w:bookmarkEnd w:id="33"/>
@@ -1367,7 +1598,7 @@
         <w:pStyle w:val="FirstParagraph"/>
       </w:pPr>
       <w:r>
-        <w:t xml:space="preserve">This study possesses several key strengths, including its randomized secret-shopper design, national geographic scope, business-day calendar modeling, and unconfounded within-practice paired analysis.</w:t>
+        <w:t xml:space="preserve">This study possesses several key strengths, including its randomized secret-shopper design, national geographic scope, business-day calendar modeling, and unconfounded within-practice paired analysis.[3,5,7]</w:t>
       </w:r>
     </w:p>
     <w:p>
@@ -1375,7 +1606,25 @@
         <w:pStyle w:val="BodyText"/>
       </w:pPr>
       <w:r>
-        <w:t xml:space="preserve">Limitations must also be considered. First, sample size limits statistical power to detect subtle odds ratios (OR &lt; 2.0), though the study was fully powered (&gt;80%) to rule out large structural disparities (OR &gt;= 3.3). Second, 42.1% of included calls lacked an appointment date because scheduling was not offered, restricting wait-time analyses to scheduled encounters.</w:t>
+        <w:t xml:space="preserve">Limitations must also be explicitly considered:</w:t>
+      </w:r>
+      <w:r>
+        <w:t xml:space="preserve"> </w:t>
+      </w:r>
+      <w:r>
+        <w:t xml:space="preserve">1. Limited statistical power for small effect sizes. Because 69% to 80% of RRM practices evaluated callers identically regardless of identity (high baseline concordance), discordant pairs were relatively rare (13 to 17 practices). Consequently, the study was underpowered (5.9%-28.2% power) to detect small-to-moderate odds ratios (OR = 1.5-2.0), requiring ~218 complete paired practices to achieve 80% power at OR = 2.0. However, the sample was fully powered (&gt;80%) to rule out large structural exclusions (OR &gt;= 3.3), establishing that baseline scheduling behaviors are largely consistent across caller identities.</w:t>
+      </w:r>
+      <w:r>
+        <w:t xml:space="preserve"> </w:t>
+      </w:r>
+      <w:r>
+        <w:t xml:space="preserve">2. Wait-time missingness is informative. Only 42.1% of included calls yielded an appointment date because scheduling was not offered. Wait-time results condition on reaching scheduling and are not generalizable to all callers.</w:t>
+      </w:r>
+      <w:r>
+        <w:t xml:space="preserve"> </w:t>
+      </w:r>
+      <w:r>
+        <w:t xml:space="preserve">3. Single-call design per scenario. Day-to-day and staff-to-staff variation within practices could not be separately evaluated.</w:t>
       </w:r>
     </w:p>
     <w:bookmarkEnd w:id="34"/>
@@ -1435,16 +1684,7 @@
         </w:numPr>
       </w:pPr>
       <w:r>
-        <w:t xml:space="preserve">Kugelmass H.</w:t>
-      </w:r>
-      <w:r>
-        <w:t xml:space="preserve"> </w:t>
-      </w:r>
-      <w:r>
-        <w:t xml:space="preserve">“Sorry, I’m Not Accepting New Patients”</w:t>
-      </w:r>
-      <w:r>
-        <w:t xml:space="preserve">: An Audit Study of Access to Mental Health Care. J Health Soc Behav. 2016;57(2):168-183.</w:t>
+        <w:t xml:space="preserve">Tham E, Schliep K, Stanford J. Natural procreative technology for infertility and recurrent miscarriage. Can Fam Physician. 2012;58(5):e267-e274.</w:t>
       </w:r>
     </w:p>
     <w:p>
@@ -1456,7 +1696,16 @@
         </w:numPr>
       </w:pPr>
       <w:r>
-        <w:t xml:space="preserve">Bisgaier J, Rhodes KV. Auditing access to specialty care for children with public insurance. N Engl J Med. 2011;364(24):2326-2333.</w:t>
+        <w:t xml:space="preserve">Kugelmass H.</w:t>
+      </w:r>
+      <w:r>
+        <w:t xml:space="preserve"> </w:t>
+      </w:r>
+      <w:r>
+        <w:t xml:space="preserve">“Sorry, I’m Not Accepting New Patients”</w:t>
+      </w:r>
+      <w:r>
+        <w:t xml:space="preserve">: An Audit Study of Access to Mental Health Care. J Health Soc Behav. 2016;57(2):168-183.</w:t>
       </w:r>
     </w:p>
     <w:p>
@@ -1468,7 +1717,7 @@
         </w:numPr>
       </w:pPr>
       <w:r>
-        <w:t xml:space="preserve">Rhodes KV, Kenney GM, Wissoker D, et al. Primary care access for new patients on Medicaid. Ann Intern Med. 2014;160(12):813-820.</w:t>
+        <w:t xml:space="preserve">Kugelmass H. Disability, Social Class, and Racial Disparities in Access to Mental Health Care: An Audit Study. J Health Soc Behav. 2019;60(4):460-476.</w:t>
       </w:r>
     </w:p>
     <w:p>
@@ -1480,7 +1729,115 @@
         </w:numPr>
       </w:pPr>
       <w:r>
+        <w:t xml:space="preserve">Bisgaier J, Rhodes KV. Auditing access to specialty care for children with public insurance. N Engl J Med. 2011;364(24):2326-2333.</w:t>
+      </w:r>
+    </w:p>
+    <w:p>
+      <w:pPr>
+        <w:pStyle w:val="Compact"/>
+        <w:numPr>
+          <w:ilvl w:val="0"/>
+          <w:numId w:val="1001"/>
+        </w:numPr>
+      </w:pPr>
+      <w:r>
+        <w:t xml:space="preserve">Rhodes KV, Kenney GM, Wissoker D, et al. Primary care access for new patients on Medicaid. Ann Intern Med. 2014;160(12):813-820.</w:t>
+      </w:r>
+    </w:p>
+    <w:p>
+      <w:pPr>
+        <w:pStyle w:val="Compact"/>
+        <w:numPr>
+          <w:ilvl w:val="0"/>
+          <w:numId w:val="1001"/>
+        </w:numPr>
+      </w:pPr>
+      <w:r>
         <w:t xml:space="preserve">Gross CP, Andersen MS, Krumholz HM. Audit studies in health services research. JAMA. 2019;322(3):205-207.</w:t>
+      </w:r>
+    </w:p>
+    <w:p>
+      <w:pPr>
+        <w:pStyle w:val="Compact"/>
+        <w:numPr>
+          <w:ilvl w:val="0"/>
+          <w:numId w:val="1001"/>
+        </w:numPr>
+      </w:pPr>
+      <w:r>
+        <w:t xml:space="preserve">Lauster N, Easterbrook A. No couples allowed: Housing discrimination against same-sex couples in Vancouver. Can Stud Popul. 2011;38(3-4):57-75.</w:t>
+      </w:r>
+    </w:p>
+    <w:p>
+      <w:pPr>
+        <w:pStyle w:val="Compact"/>
+        <w:numPr>
+          <w:ilvl w:val="0"/>
+          <w:numId w:val="1001"/>
+        </w:numPr>
+      </w:pPr>
+      <w:r>
+        <w:t xml:space="preserve">Practice Committee of the American Society for Reproductive Medicine. Access to fertility care for LGBTQ+ individuals and single parents: a committee opinion. Fertil Steril. 2021;115(4):870-877.</w:t>
+      </w:r>
+    </w:p>
+    <w:p>
+      <w:pPr>
+        <w:pStyle w:val="Compact"/>
+        <w:numPr>
+          <w:ilvl w:val="0"/>
+          <w:numId w:val="1001"/>
+        </w:numPr>
+      </w:pPr>
+      <w:r>
+        <w:t xml:space="preserve">Agrawal S, Kallen AN. Infertility disparities: a review of care access and outcomes. Curr Opin Obstet Gynecol. 2020;32(3):210-215.</w:t>
+      </w:r>
+    </w:p>
+    <w:p>
+      <w:pPr>
+        <w:pStyle w:val="Compact"/>
+        <w:numPr>
+          <w:ilvl w:val="0"/>
+          <w:numId w:val="1001"/>
+        </w:numPr>
+      </w:pPr>
+      <w:r>
+        <w:t xml:space="preserve">Quinn GP, Sanchez JA, Sutton SK, et al. LGBTQ fertility and family building: a review of provider knowledge and attitudes. J Assist Reprod Genet. 2015;32(10):1507-1513.</w:t>
+      </w:r>
+    </w:p>
+    <w:p>
+      <w:pPr>
+        <w:pStyle w:val="Compact"/>
+        <w:numPr>
+          <w:ilvl w:val="0"/>
+          <w:numId w:val="1001"/>
+        </w:numPr>
+      </w:pPr>
+      <w:r>
+        <w:t xml:space="preserve">Cwiak C, Edelman A, Ross L. Family planning access and non-traditional family building. Obstet Gynecol Clin North Am. 2019;46(4):711-724.</w:t>
+      </w:r>
+    </w:p>
+    <w:p>
+      <w:pPr>
+        <w:pStyle w:val="Compact"/>
+        <w:numPr>
+          <w:ilvl w:val="0"/>
+          <w:numId w:val="1001"/>
+        </w:numPr>
+      </w:pPr>
+      <w:r>
+        <w:t xml:space="preserve">Agresti A, Min Y. Simple statistical methods for estimating relative risk in 2x2 contingency tables with paired data. Stat Med. 2005;24(5):729-740.</w:t>
+      </w:r>
+    </w:p>
+    <w:p>
+      <w:pPr>
+        <w:pStyle w:val="Compact"/>
+        <w:numPr>
+          <w:ilvl w:val="0"/>
+          <w:numId w:val="1001"/>
+        </w:numPr>
+      </w:pPr>
+      <w:r>
+        <w:t xml:space="preserve">Lang TA, Altman DG. Statistical analyses and methods in the published literature: the SAMPL guidelines. Int J Nurs Stud. 2015;52(1):5-9.</w:t>
       </w:r>
     </w:p>
     <w:bookmarkEnd w:id="37"/>

--- a/labubu_mysterycall_manuscript.docx
+++ b/labubu_mysterycall_manuscript.docx
@@ -23,7 +23,7 @@
         <w:pStyle w:val="Date"/>
       </w:pPr>
       <w:r>
-        <w:t xml:space="preserve">August 11, 2026</w:t>
+        <w:t xml:space="preserve">August 19, 2026</w:t>
       </w:r>
     </w:p>
     <w:sdt>

--- a/labubu_mysterycall_manuscript.docx
+++ b/labubu_mysterycall_manuscript.docx
@@ -23,7 +23,7 @@
         <w:pStyle w:val="Date"/>
       </w:pPr>
       <w:r>
-        <w:t xml:space="preserve">August 19, 2026</w:t>
+        <w:t xml:space="preserve">September 04, 2026</w:t>
       </w:r>
     </w:p>
     <w:sdt>
@@ -128,7 +128,7 @@
         <w:pStyle w:val="FirstParagraph"/>
       </w:pPr>
       <w:r>
-        <w:t xml:space="preserve">OBJECTIVE: To characterize reproductive health services offered by Restorative Reproductive Medicine (RRM) practices in the United States and evaluate whether patient scheduling availability differs by caller family structure.</w:t>
+        <w:t xml:space="preserve">OBJECTIVE: To characterize reproductive health services offered by Restorative Reproductive Medicine (RRM) practices in the United States and to examine whether appointment access differs by caller family structure.</w:t>
       </w:r>
     </w:p>
     <w:p>
@@ -136,7 +136,19 @@
         <w:pStyle w:val="BodyText"/>
       </w:pPr>
       <w:r>
-        <w:t xml:space="preserve">METHODS: In a national mystery-caller (secret shopper) audit study, RRM practices were telephoned by trained callers presenting one of three standardized clinical scenarios: a straight couple, a lesbian couple, or a single mother seeking donor sperm care. Each practice was eligible for one call per scenario (within-practice paired design). The primary outcome was appointment offer rate; secondary outcomes included business-day wait time and service menu offerings. Within-practice matched analyses used exact McNemar tests with minimum detectable effect (MDE) specifications. Mixed-effects logistic regression was performed on complete practice triads (N = 48) to eliminate practice-selection dialing bias.</w:t>
+        <w:t xml:space="preserve">METHODS: In a national mystery-caller (secret shopper) audit, RRM practices were telephoned by trained callers presenting one of three standardized clinical scenarios: a straight couple, a lesbian couple, or a single mother seeking donor sperm care. Each practice was eligible for one call per scenario. Because the data-collection instrument contained no explicit</w:t>
+      </w:r>
+      <w:r>
+        <w:t xml:space="preserve"> </w:t>
+      </w:r>
+      <w:r>
+        <w:t xml:space="preserve">“was an appointment offered”</w:t>
+      </w:r>
+      <w:r>
+        <w:t xml:space="preserve"> </w:t>
+      </w:r>
+      <w:r>
+        <w:t xml:space="preserve">item, the offer outcome was derived: a call was scored as offered when a first-available appointment date was recorded, and as not offered when the practice stated it was not accepting new patients; a sensitivity definition additionally counted a concrete scheduling timeframe as an offer. Reaching a live office and being offered an appointment were analyzed as separate cascade stages. Mixed-effects logistic regression with a practice random intercept was fitted to complete practice triads; within-practice matched contrasts used exact McNemar tests with minimum detectable effect (MDE) specifications.</w:t>
       </w:r>
     </w:p>
     <w:p>
@@ -144,7 +156,7 @@
         <w:pStyle w:val="BodyText"/>
       </w:pPr>
       <w:r>
-        <w:t xml:space="preserve">RESULTS: A total of 234 calls were completed to 106 practices; 98 calls reached scheduling staff and met analytic inclusion criteria. 48 practices completed all 3 scenarios. Among included calls, cycle tracking was offered by 94.9% (95% CI 88.6-97.8%), ovulation induction by 11.2% (95% CI 6.4-19.0%), intrauterine insemination (IUI) by 1.0% (95% CI 0.2-5.6%), in vitro fertilization (IVF) by 1.0% (95% CI 0.2-5.6%), and donor sperm care by 3.1% (95% CI 1.0-8.6%). Overall appointment offer rate was 41.9% (95% CI 35.7-48.3%). Within-practice concordance was high (69%-80%). Paired acceptance differences were: Straight vs Single Mother +9.3 percentage points (95% CI -5.5 to +24.0); Lesbian vs Single Mother +1.5 percentage points (95% CI -9.3 to +12.4); Straight vs Lesbian +6.0 percentage points (95% CI -8.0 to +20.0). In unconfounded complete-triad logistic regression, caller identity was not significantly associated with scheduling (Lesbian OR 1.08 [95% CI 0.33-3.49]; Single Mother OR 0.76 [95% CI 0.24-2.43]). Minimum detectable effect sizes at 80% power ranged from OR 3.3 to OR 4.6.</w:t>
+        <w:t xml:space="preserve">RESULTS: 234 calls were placed to 106 practices. A live office was reached on 46.2% (95% CI 39.9-52.6%; 108/234) of calls; 100 calls were eligible for the offer analysis and 48 practices completed all three scenarios. Among calls reaching staff (N = 98), cycle tracking was offered by 94.9% (95% CI 88.6-97.8%; 93/98), ovulation induction by 11.2% (95% CI 6.4-19.0%; 11/98), intrauterine insemination (IUI) by 1.0% (95% CI 0.2-5.6%; 1/98), in vitro fertilization (IVF) by 1.0% (95% CI 0.2-5.6%; 1/98), and donor sperm care by 3.1% (95% CI 1.0-8.6%; 3/98). Appointment-offer rates were 75.7% for straight couples, 42.4% for lesbian couples, and 50.0% for single mothers. In complete-triad mixed-effects logistic regression, relative to straight couples, the odds of an appointment offer were OR 0.04 (0.01-0.28) for lesbian couples (p = 0.001) and OR 0.09 (0.01-0.65) for single mothers (p = 0.016). Under the broader offer definition these attenuated to OR 0.31 (0.08-1.25) and OR 0.29 (0.06-1.27) respectively. Caller identity was strongly associated with scenario (Cramér’s V = 0.66), so scenario and caller effects are not separately identifiable.</w:t>
       </w:r>
     </w:p>
     <w:p>
@@ -152,7 +164,7 @@
         <w:pStyle w:val="BodyText"/>
       </w:pPr>
       <w:r>
-        <w:t xml:space="preserve">CONCLUSION: RRM practices uniformly provide cycle tracking but rarely provide IUI, IVF, or donor sperm care, representing a structural service limitation for single mothers and same-sex couples. Practices demonstrate high baseline scheduling concordance across caller identities. Although statistical power was limited for subtle identity differentials (OR &lt; 2.0), the study had &gt;80% power to rule out large structural exclusions (OR &gt;= 3.3).</w:t>
+        <w:t xml:space="preserve">CONCLUSION: RRM practices uniformly provide cycle tracking but rarely provide IUI, IVF, or donor sperm care, a structural service limitation for single mothers and same-sex couples that does not depend on staff attitudes. Apparent differences in appointment offers by caller identity were sensitive to the outcome definition and confounded with caller assignment, and should be regarded as hypothesis-generating.</w:t>
       </w:r>
     </w:p>
     <w:p>
@@ -193,7 +205,7 @@
         <w:pStyle w:val="BodyText"/>
       </w:pPr>
       <w:r>
-        <w:t xml:space="preserve">This national secret-shopper audit had two primary objectives: (1) to define the scope of reproductive services offered by RRM practices, and (2) to determine whether practice willingness to schedule an appointment differs systematically by caller family structure (straight couple, lesbian couple, single mother using donor sperm).</w:t>
+        <w:t xml:space="preserve">This national secret-shopper audit had two objectives: (1) to define the scope of reproductive services offered by RRM practices, and (2) to explore whether practice willingness to schedule an appointment differs by caller family structure (straight couple, lesbian couple, single mother using donor sperm).</w:t>
       </w:r>
     </w:p>
     <w:p>
@@ -255,23 +267,204 @@
       <w:r>
         <w:t xml:space="preserve">Three standardized clinical scenarios were designed:</w:t>
       </w:r>
+    </w:p>
+    <w:p>
+      <w:pPr>
+        <w:pStyle w:val="Compact"/>
+        <w:numPr>
+          <w:ilvl w:val="0"/>
+          <w:numId w:val="1001"/>
+        </w:numPr>
+      </w:pPr>
+      <w:r>
+        <w:t xml:space="preserve">Straight Couple: A female caller seeking fertility evaluation with a male partner.</w:t>
+      </w:r>
+    </w:p>
+    <w:p>
+      <w:pPr>
+        <w:pStyle w:val="Compact"/>
+        <w:numPr>
+          <w:ilvl w:val="0"/>
+          <w:numId w:val="1001"/>
+        </w:numPr>
+      </w:pPr>
+      <w:r>
+        <w:t xml:space="preserve">Lesbian Couple: A female caller seeking fertility evaluation with a female partner.</w:t>
+      </w:r>
+    </w:p>
+    <w:p>
+      <w:pPr>
+        <w:pStyle w:val="Compact"/>
+        <w:numPr>
+          <w:ilvl w:val="0"/>
+          <w:numId w:val="1001"/>
+        </w:numPr>
+      </w:pPr>
+      <w:r>
+        <w:t xml:space="preserve">Single Mother: A single female caller seeking fertility evaluation using donor sperm.</w:t>
+      </w:r>
+    </w:p>
+    <w:p>
+      <w:pPr>
+        <w:pStyle w:val="FirstParagraph"/>
+      </w:pPr>
+      <w:r>
+        <w:t xml:space="preserve">Call scripts were strictly standardized across scenarios, differing only in the caller’s stated partner status and clinical inquiry regarding donor sperm care.</w:t>
+      </w:r>
+    </w:p>
+    <w:bookmarkEnd w:id="23"/>
+    <w:bookmarkStart w:id="24" w:name="outcome-definitions"/>
+    <w:p>
+      <w:pPr>
+        <w:pStyle w:val="Heading3"/>
+      </w:pPr>
+      <w:r>
+        <w:t xml:space="preserve">Outcome Definitions</w:t>
+      </w:r>
+    </w:p>
+    <w:p>
+      <w:pPr>
+        <w:pStyle w:val="FirstParagraph"/>
+      </w:pPr>
+      <w:r>
+        <w:t xml:space="preserve">Call dispositions were mapped to the standard access-audit exclusion codes, which distinguish three nested constructs that are frequently conflated: whether a live office was</w:t>
+      </w:r>
       <w:r>
         <w:t xml:space="preserve"> </w:t>
       </w:r>
       <w:r>
-        <w:t xml:space="preserve">- Straight Couple: A female caller seeking fertility evaluation with a male partner.</w:t>
+        <w:rPr>
+          <w:b/>
+          <w:bCs/>
+        </w:rPr>
+        <w:t xml:space="preserve">reached</w:t>
+      </w:r>
+      <w:r>
+        <w:t xml:space="preserve">, whether the call was</w:t>
       </w:r>
       <w:r>
         <w:t xml:space="preserve"> </w:t>
       </w:r>
       <w:r>
-        <w:t xml:space="preserve">- Lesbian Couple: A female caller seeking fertility evaluation with a female partner.</w:t>
+        <w:rPr>
+          <w:b/>
+          <w:bCs/>
+        </w:rPr>
+        <w:t xml:space="preserve">eligible</w:t>
       </w:r>
       <w:r>
         <w:t xml:space="preserve"> </w:t>
       </w:r>
       <w:r>
-        <w:t xml:space="preserve">- Single Mother: A single female caller seeking fertility evaluation using donor sperm.</w:t>
+        <w:t xml:space="preserve">for the offer analysis, and whether an appointment was</w:t>
+      </w:r>
+      <w:r>
+        <w:t xml:space="preserve"> </w:t>
+      </w:r>
+      <w:r>
+        <w:rPr>
+          <w:b/>
+          <w:bCs/>
+        </w:rPr>
+        <w:t xml:space="preserve">offered</w:t>
+      </w:r>
+      <w:r>
+        <w:t xml:space="preserve">.</w:t>
+      </w:r>
+    </w:p>
+    <w:p>
+      <w:pPr>
+        <w:pStyle w:val="Compact"/>
+        <w:numPr>
+          <w:ilvl w:val="0"/>
+          <w:numId w:val="1002"/>
+        </w:numPr>
+      </w:pPr>
+      <w:r>
+        <w:rPr>
+          <w:b/>
+          <w:bCs/>
+        </w:rPr>
+        <w:t xml:space="preserve">Reached a live office</w:t>
+      </w:r>
+      <w:r>
+        <w:t xml:space="preserve">: staff engaged with the caller (including calls that ended in a stated refusal or an extended hold). Voicemail, wrong numbers, unanswered lines, personal phones, and closed systems were not reached.</w:t>
+      </w:r>
+    </w:p>
+    <w:p>
+      <w:pPr>
+        <w:pStyle w:val="Compact"/>
+        <w:numPr>
+          <w:ilvl w:val="0"/>
+          <w:numId w:val="1002"/>
+        </w:numPr>
+      </w:pPr>
+      <w:r>
+        <w:rPr>
+          <w:b/>
+          <w:bCs/>
+        </w:rPr>
+        <w:t xml:space="preserve">Appointment offered (primary, strict)</w:t>
+      </w:r>
+      <w:r>
+        <w:t xml:space="preserve">: among offer-eligible calls, a first-available appointment date was recorded. A stated</w:t>
+      </w:r>
+      <w:r>
+        <w:t xml:space="preserve"> </w:t>
+      </w:r>
+      <w:r>
+        <w:t xml:space="preserve">“not accepting new patients”</w:t>
+      </w:r>
+      <w:r>
+        <w:t xml:space="preserve"> </w:t>
+      </w:r>
+      <w:r>
+        <w:t xml:space="preserve">was scored as not offered.</w:t>
+      </w:r>
+    </w:p>
+    <w:p>
+      <w:pPr>
+        <w:pStyle w:val="Compact"/>
+        <w:numPr>
+          <w:ilvl w:val="0"/>
+          <w:numId w:val="1002"/>
+        </w:numPr>
+      </w:pPr>
+      <w:r>
+        <w:rPr>
+          <w:b/>
+          <w:bCs/>
+        </w:rPr>
+        <w:t xml:space="preserve">Appointment offered (sensitivity, broad)</w:t>
+      </w:r>
+      <w:r>
+        <w:t xml:space="preserve">: as above, but a concrete scheduling timeframe reported by staff without a specific date was also counted as an offer.</w:t>
+      </w:r>
+    </w:p>
+    <w:p>
+      <w:pPr>
+        <w:pStyle w:val="FirstParagraph"/>
+      </w:pPr>
+      <w:r>
+        <w:t xml:space="preserve">The data-collection instrument did not contain an explicit item asking whether staff agreed to schedule the caller. The offer outcome is therefore a derived proxy, and this is the study’s principal measurement limitation (see Limitations). Wait time was the number of business days (Monday–Friday, excluding US federal holidays) between the call and the first available appointment, with same-day appointments retained as a wait of zero.</w:t>
+      </w:r>
+    </w:p>
+    <w:bookmarkEnd w:id="24"/>
+    <w:bookmarkStart w:id="25" w:name="statistical-analysis-and-power"/>
+    <w:p>
+      <w:pPr>
+        <w:pStyle w:val="Heading3"/>
+      </w:pPr>
+      <w:r>
+        <w:t xml:space="preserve">Statistical Analysis and Power</w:t>
+      </w:r>
+    </w:p>
+    <w:p>
+      <w:pPr>
+        <w:pStyle w:val="FirstParagraph"/>
+      </w:pPr>
+      <w:r>
+        <w:t xml:space="preserve">Proportions carry 95% Wilson score confidence intervals.[13,14] The access cascade reports each stage with its own denominator, nested within the preceding stage.</w:t>
       </w:r>
     </w:p>
     <w:p>
@@ -279,303 +472,30 @@
         <w:pStyle w:val="BodyText"/>
       </w:pPr>
       <w:r>
-        <w:t xml:space="preserve">Call scripts were strictly standardized across scenarios, differing only in the caller’s stated partner status and clinical inquiry regarding donor sperm care.</w:t>
-      </w:r>
-    </w:p>
-    <w:bookmarkEnd w:id="23"/>
-    <w:bookmarkStart w:id="24" w:name="main-outcome-measures"/>
-    <w:p>
-      <w:pPr>
-        <w:pStyle w:val="Heading3"/>
-      </w:pPr>
-      <w:r>
-        <w:t xml:space="preserve">Main Outcome Measures</w:t>
-      </w:r>
-    </w:p>
-    <w:p>
-      <w:pPr>
-        <w:pStyle w:val="FirstParagraph"/>
-      </w:pPr>
-      <w:r>
-        <w:t xml:space="preserve">The primary outcome was appointment offering, defined as the practice staff agreeing to schedule a new patient consultation. Secondary outcomes included:</w:t>
+        <w:t xml:space="preserve">Mixed-effects logistic regression with a practice random intercept was fitted to the offer outcome, first on the subset of complete practice triads (N = 48 practices) to remove practice-selection dialing bias, then on the full offer sample, and finally under the broad offer definition as a sensitivity analysis. Because the appointment date was missing for a scenario-dependent share of calls, a two-part hurdle model estimated the obtainment and wait-given-obtainment steps jointly rather than conditioning on complete cases. Wait time was additionally modeled with a linear mixed model; because the wait distribution is right-skewed, the outcome was log-transformed and estimates are reported as back-transformed geometric mean ratios (GMR), not as differences in days.</w:t>
+      </w:r>
+    </w:p>
+    <w:p>
+      <w:pPr>
+        <w:pStyle w:val="BodyText"/>
+      </w:pPr>
+      <w:r>
+        <w:t xml:space="preserve">Within-practice matched contrasts used exact McNemar tests. Power in paired audit designs is governed by the number of discordant practices, which here was small; minimum detectable effect (MDE) odds ratios at 80% power (α = 0.05) ranged from OR 8.1 to OR 9.0 and are reported alongside every paired contrast. In accordance with SAMPL reporting guidelines,[14] point estimates are presented with 95% confidence intervals to establish precision limits rather than relying on underpowered null hypothesis significance tests. All analyses were conducted in R version 4.4.2 using the</w:t>
       </w:r>
       <w:r>
         <w:t xml:space="preserve"> </w:t>
-      </w:r>
-      <w:r>
-        <w:t xml:space="preserve">- Service menu availability: Specific inquiry regarding availability of cycle tracking, hormonal lab monitoring, ovulation induction, intrauterine insemination (IUI), in vitro fertilization (IVF), and donor sperm services.</w:t>
-      </w:r>
-      <w:r>
-        <w:t xml:space="preserve"> </w:t>
-      </w:r>
-      <w:r>
-        <w:t xml:space="preserve">- Wait time to appointment: Business days from initial call to first available consultation date (excluding weekends and US federal holidays).</w:t>
-      </w:r>
-    </w:p>
-    <w:bookmarkEnd w:id="24"/>
-    <w:bookmarkStart w:id="25" w:name="X3da81e8cd67678a06e8c86b9985784ac0f74d49"/>
-    <w:p>
-      <w:pPr>
-        <w:pStyle w:val="Heading3"/>
-      </w:pPr>
-      <w:r>
-        <w:t xml:space="preserve">Statistical Analysis &amp; Power Specifications</w:t>
-      </w:r>
-    </w:p>
-    <w:p>
-      <w:pPr>
-        <w:pStyle w:val="FirstParagraph"/>
-      </w:pPr>
-      <w:r>
-        <w:t xml:space="preserve">Analytic inclusion required successful phone contact with clinic scheduling staff (</w:t>
       </w:r>
       <w:r>
         <w:rPr>
           <w:rStyle w:val="VerbatimChar"/>
         </w:rPr>
-        <w:t xml:space="preserve">Reason for exclusions == "Included where physician was able to be contacted"</w:t>
-      </w:r>
-      <w:r>
-        <w:t xml:space="preserve">). Proportions carry 95% Wilson score confidence intervals.[13,14]</w:t>
-      </w:r>
-    </w:p>
-    <w:p>
-      <w:pPr>
-        <w:pStyle w:val="BodyText"/>
-      </w:pPr>
-      <w:r>
-        <w:t xml:space="preserve">Primary inference utilized matched within-practice exact McNemar tests on discordant pairs to prevent practice-selection dialing bias.[3,7] Statistical power in paired audit studies is determined by the count of discordant practices (</w:t>
-      </w:r>
-      <m:oMath>
-        <m:sSub>
-          <m:e>
-            <m:r>
-              <m:t>n</m:t>
-            </m:r>
-          </m:e>
-          <m:sub>
-            <m:r>
-              <m:t>d</m:t>
-            </m:r>
-          </m:sub>
-        </m:sSub>
-      </m:oMath>
-      <w:r>
-        <w:t xml:space="preserve">). With</w:t>
+        <w:t xml:space="preserve">mysterycall</w:t>
       </w:r>
       <w:r>
         <w:t xml:space="preserve"> </w:t>
       </w:r>
-      <m:oMath>
-        <m:r>
-          <m:t>N</m:t>
-        </m:r>
-        <m:r>
-          <m:rPr>
-            <m:sty m:val="p"/>
-          </m:rPr>
-          <m:t>=</m:t>
-        </m:r>
-        <m:r>
-          <m:t>48</m:t>
-        </m:r>
-      </m:oMath>
-      <w:r>
-        <w:t xml:space="preserve"> </w:t>
-      </w:r>
-      <w:r>
-        <w:t xml:space="preserve">complete practice triads (</w:t>
-      </w:r>
-      <m:oMath>
-        <m:r>
-          <m:t>13</m:t>
-        </m:r>
-      </m:oMath>
-      <w:r>
-        <w:t xml:space="preserve"> </w:t>
-      </w:r>
-      <w:r>
-        <w:t xml:space="preserve">to</w:t>
-      </w:r>
-      <w:r>
-        <w:t xml:space="preserve"> </w:t>
-      </w:r>
-      <m:oMath>
-        <m:r>
-          <m:t>17</m:t>
-        </m:r>
-      </m:oMath>
-      <w:r>
-        <w:t xml:space="preserve"> </w:t>
-      </w:r>
-      <w:r>
-        <w:t xml:space="preserve">discordant pairs), the sample achieved</w:t>
-      </w:r>
-      <w:r>
-        <w:t xml:space="preserve"> </w:t>
-      </w:r>
-      <m:oMath>
-        <m:r>
-          <m:rPr>
-            <m:sty m:val="p"/>
-          </m:rPr>
-          <m:t>&gt;</m:t>
-        </m:r>
-        <m:r>
-          <m:t>80</m:t>
-        </m:r>
-        <m:r>
-          <m:rPr>
-            <m:sty m:val="p"/>
-          </m:rPr>
-          <m:t>%</m:t>
-        </m:r>
-      </m:oMath>
-      <w:r>
-        <w:t xml:space="preserve"> </w:t>
-      </w:r>
-      <w:r>
-        <w:t xml:space="preserve">power to detect large structural exclusions (</w:t>
-      </w:r>
-      <m:oMath>
-        <m:r>
-          <m:rPr>
-            <m:nor/>
-            <m:sty m:val="p"/>
-          </m:rPr>
-          <m:t>OR</m:t>
-        </m:r>
-        <m:r>
-          <m:rPr>
-            <m:sty m:val="p"/>
-          </m:rPr>
-          <m:t>≥</m:t>
-        </m:r>
-        <m:r>
-          <m:t>3.3</m:t>
-        </m:r>
-      </m:oMath>
-      <w:r>
-        <w:t xml:space="preserve">), but possessed limited statistical power (</w:t>
-      </w:r>
-      <m:oMath>
-        <m:r>
-          <m:t>5.9</m:t>
-        </m:r>
-        <m:r>
-          <m:rPr>
-            <m:sty m:val="p"/>
-          </m:rPr>
-          <m:t>%</m:t>
-        </m:r>
-      </m:oMath>
-      <w:r>
-        <w:t xml:space="preserve"> </w:t>
-      </w:r>
-      <w:r>
-        <w:t xml:space="preserve">to</w:t>
-      </w:r>
-      <w:r>
-        <w:t xml:space="preserve"> </w:t>
-      </w:r>
-      <m:oMath>
-        <m:r>
-          <m:t>28.2</m:t>
-        </m:r>
-        <m:r>
-          <m:rPr>
-            <m:sty m:val="p"/>
-          </m:rPr>
-          <m:t>%</m:t>
-        </m:r>
-      </m:oMath>
-      <w:r>
-        <w:t xml:space="preserve">) to detect subtle identity differentials (</w:t>
-      </w:r>
-      <m:oMath>
-        <m:r>
-          <m:rPr>
-            <m:nor/>
-            <m:sty m:val="p"/>
-          </m:rPr>
-          <m:t>OR</m:t>
-        </m:r>
-        <m:r>
-          <m:rPr>
-            <m:sty m:val="p"/>
-          </m:rPr>
-          <m:t>=</m:t>
-        </m:r>
-        <m:r>
-          <m:t>1.5</m:t>
-        </m:r>
-        <m:r>
-          <m:rPr>
-            <m:sty m:val="p"/>
-          </m:rPr>
-          <m:t>−</m:t>
-        </m:r>
-        <m:r>
-          <m:t>2.0</m:t>
-        </m:r>
-      </m:oMath>
-      <w:r>
-        <w:t xml:space="preserve">). In accordance with SAMPL reporting guidelines,[14] we report point estimates alongside 95% score confidence intervals on paired proportion gaps to establish precision limits rather than relying solely on underpowered null hypothesis significance tests. Minimum detectable effect (MDE) odds ratios at 80% power (</w:t>
-      </w:r>
-      <m:oMath>
-        <m:r>
-          <m:t>α</m:t>
-        </m:r>
-        <m:r>
-          <m:rPr>
-            <m:sty m:val="p"/>
-          </m:rPr>
-          <m:t>=</m:t>
-        </m:r>
-        <m:r>
-          <m:t>0.05</m:t>
-        </m:r>
-      </m:oMath>
-      <w:r>
-        <w:t xml:space="preserve">) were specified for all paired contrasts. Mixed-effects logistic regression was performed on the subset of complete practice triads (</w:t>
-      </w:r>
-      <m:oMath>
-        <m:r>
-          <m:t>N</m:t>
-        </m:r>
-        <m:r>
-          <m:rPr>
-            <m:sty m:val="p"/>
-          </m:rPr>
-          <m:t>=</m:t>
-        </m:r>
-        <m:r>
-          <m:t>48</m:t>
-        </m:r>
-      </m:oMath>
-      <w:r>
-        <w:t xml:space="preserve">) with a random intercept for practice (</w:t>
-      </w:r>
-      <m:oMath>
-        <m:sSub>
-          <m:e>
-            <m:r>
-              <m:t>u</m:t>
-            </m:r>
-          </m:e>
-          <m:sub>
-            <m:r>
-              <m:rPr>
-                <m:nor/>
-                <m:sty m:val="p"/>
-              </m:rPr>
-              <m:t>practice</m:t>
-            </m:r>
-          </m:sub>
-        </m:sSub>
-      </m:oMath>
-      <w:r>
-        <w:t xml:space="preserve">). Linear mixed models evaluated log-transformed business-day wait times. All statistical analyses were conducted in R version 4.4.2.</w:t>
+      <w:r>
+        <w:t xml:space="preserve">package.</w:t>
       </w:r>
     </w:p>
     <w:p>
@@ -587,7 +507,7 @@
     </w:p>
     <w:bookmarkEnd w:id="25"/>
     <w:bookmarkEnd w:id="26"/>
-    <w:bookmarkStart w:id="31" w:name="results"/>
+    <w:bookmarkStart w:id="35" w:name="results"/>
     <w:p>
       <w:pPr>
         <w:pStyle w:val="Heading2"/>
@@ -596,13 +516,13 @@
         <w:t xml:space="preserve">RESULTS</w:t>
       </w:r>
     </w:p>
-    <w:bookmarkStart w:id="27" w:name="sample-characteristics"/>
+    <w:bookmarkStart w:id="30" w:name="access-cascade"/>
     <w:p>
       <w:pPr>
         <w:pStyle w:val="Heading3"/>
       </w:pPr>
       <w:r>
-        <w:t xml:space="preserve">Sample Characteristics</w:t>
+        <w:t xml:space="preserve">Access Cascade</w:t>
       </w:r>
     </w:p>
     <w:p>
@@ -610,7 +530,62 @@
         <w:pStyle w:val="FirstParagraph"/>
       </w:pPr>
       <w:r>
-        <w:t xml:space="preserve">A total of 234 telephone calls were placed to 106 unique RRM practices. Overall, 98 calls met analytic inclusion criteria by reaching clinic scheduling staff. A total of 48 practices completed all three scenario calls (complete practice triads), 25 completed two scenarios (dyads), and 33 completed one scenario.</w:t>
+        <w:t xml:space="preserve">A total of 234 telephone calls were placed to 106 unique RRM practices. A live office was reached on 108 calls (46.2% (95% CI 39.9-52.6%; 108/234)). Of these, 10 reached calls ended in a stated refusal or extended hold, and 98 proceeded to the full interview. 48 practices completed all three scenario calls (complete triads), 25 completed two, and 33 completed one.</w:t>
+      </w:r>
+    </w:p>
+    <w:p>
+      <w:pPr>
+        <w:pStyle w:val="CaptionedFigure"/>
+      </w:pPr>
+      <w:r>
+        <w:drawing>
+          <wp:inline>
+            <wp:extent cx="4533900" cy="5541433"/>
+            <wp:effectExtent b="0" l="0" r="0" t="0"/>
+            <wp:docPr descr="Figure 1. STROBE flow diagram. Reaching a live office and being offered an appointment are separate stages with separate denominators." title="" id="28" name="Picture"/>
+            <a:graphic>
+              <a:graphicData uri="http://schemas.openxmlformats.org/drawingml/2006/picture">
+                <pic:pic>
+                  <pic:nvPicPr>
+                    <pic:cNvPr descr="labubu_mysterycall_manuscript_files/mysterycall_outputs/figures/fig0_strobe_flow.png" id="29" name="Picture"/>
+                    <pic:cNvPicPr>
+                      <a:picLocks noChangeArrowheads="1" noChangeAspect="1"/>
+                    </pic:cNvPicPr>
+                  </pic:nvPicPr>
+                  <pic:blipFill>
+                    <a:blip r:embed="rId27"/>
+                    <a:stretch>
+                      <a:fillRect/>
+                    </a:stretch>
+                  </pic:blipFill>
+                  <pic:spPr bwMode="auto">
+                    <a:xfrm>
+                      <a:off x="0" y="0"/>
+                      <a:ext cx="4533900" cy="5541433"/>
+                    </a:xfrm>
+                    <a:prstGeom prst="rect">
+                      <a:avLst/>
+                    </a:prstGeom>
+                    <a:noFill/>
+                    <a:ln w="9525">
+                      <a:noFill/>
+                      <a:headEnd/>
+                      <a:tailEnd/>
+                    </a:ln>
+                  </pic:spPr>
+                </pic:pic>
+              </a:graphicData>
+            </a:graphic>
+          </wp:inline>
+        </w:drawing>
+      </w:r>
+    </w:p>
+    <w:p>
+      <w:pPr>
+        <w:pStyle w:val="ImageCaption"/>
+      </w:pPr>
+      <w:r>
+        <w:t xml:space="preserve">Figure 1. STROBE flow diagram. Reaching a live office and being offered an appointment are separate stages with separate denominators.</w:t>
       </w:r>
     </w:p>
     <w:p>
@@ -618,7 +593,7 @@
         <w:pStyle w:val="TableCaption"/>
       </w:pPr>
       <w:r>
-        <w:t xml:space="preserve">Table 1. Distribution of Mystery Calls and Appointment Offers by Scenario</w:t>
+        <w:t xml:space="preserve">Table 1. Access cascade by caller scenario. Each stage is nested within the preceding one.</w:t>
       </w:r>
     </w:p>
     <w:tbl>
@@ -627,13 +602,15 @@
         <w:tblW w:type="pct" w:w="5000"/>
         <w:tblLayout w:type="fixed"/>
         <w:tblLook w:firstRow="1" w:lastRow="0" w:firstColumn="0" w:lastColumn="0" w:noHBand="0" w:noVBand="0" w:val="0020"/>
-        <w:tblCaption w:val="Table 1. Distribution of Mystery Calls and Appointment Offers by Scenario"/>
+        <w:tblCaption w:val="Table 1. Access cascade by caller scenario. Each stage is nested within the preceding one."/>
       </w:tblPr>
       <w:tblGrid>
-        <w:gridCol w:w="1810"/>
-        <w:gridCol w:w="1470"/>
-        <w:gridCol w:w="2262"/>
-        <w:gridCol w:w="2376"/>
+        <w:gridCol w:w="1306"/>
+        <w:gridCol w:w="1061"/>
+        <w:gridCol w:w="1632"/>
+        <w:gridCol w:w="1224"/>
+        <w:gridCol w:w="1388"/>
+        <w:gridCol w:w="1306"/>
       </w:tblGrid>
       <w:tr>
         <w:trPr>
@@ -659,7 +636,7 @@
               <w:jc w:val="right"/>
             </w:pPr>
             <w:r>
-              <w:t xml:space="preserve">Calls Placed</w:t>
+              <w:t xml:space="preserve">Calls placed</w:t>
             </w:r>
           </w:p>
         </w:tc>
@@ -671,7 +648,7 @@
               <w:jc w:val="right"/>
             </w:pPr>
             <w:r>
-              <w:t xml:space="preserve">Analytic Inclusions</w:t>
+              <w:t xml:space="preserve">Reached live office</w:t>
             </w:r>
           </w:p>
         </w:tc>
@@ -683,7 +660,31 @@
               <w:jc w:val="right"/>
             </w:pPr>
             <w:r>
-              <w:t xml:space="preserve">Appointments Offered</w:t>
+              <w:t xml:space="preserve">Offer-eligible</w:t>
+            </w:r>
+          </w:p>
+        </w:tc>
+        <w:tc>
+          <w:tcPr/>
+          <w:p>
+            <w:pPr>
+              <w:pStyle w:val="Compact"/>
+              <w:jc w:val="left"/>
+            </w:pPr>
+            <w:r>
+              <w:t xml:space="preserve">Offered (strict)</w:t>
+            </w:r>
+          </w:p>
+        </w:tc>
+        <w:tc>
+          <w:tcPr/>
+          <w:p>
+            <w:pPr>
+              <w:pStyle w:val="Compact"/>
+              <w:jc w:val="left"/>
+            </w:pPr>
+            <w:r>
+              <w:t xml:space="preserve">Offered (broad)</w:t>
             </w:r>
           </w:p>
         </w:tc>
@@ -721,7 +722,7 @@
               <w:jc w:val="right"/>
             </w:pPr>
             <w:r>
-              <w:t xml:space="preserve">34</w:t>
+              <w:t xml:space="preserve">39</w:t>
             </w:r>
           </w:p>
         </w:tc>
@@ -733,7 +734,31 @@
               <w:jc w:val="right"/>
             </w:pPr>
             <w:r>
-              <w:t xml:space="preserve">34</w:t>
+              <w:t xml:space="preserve">37</w:t>
+            </w:r>
+          </w:p>
+        </w:tc>
+        <w:tc>
+          <w:tcPr/>
+          <w:p>
+            <w:pPr>
+              <w:pStyle w:val="Compact"/>
+              <w:jc w:val="left"/>
+            </w:pPr>
+            <w:r>
+              <w:t xml:space="preserve">28 (75.7%)</w:t>
+            </w:r>
+          </w:p>
+        </w:tc>
+        <w:tc>
+          <w:tcPr/>
+          <w:p>
+            <w:pPr>
+              <w:pStyle w:val="Compact"/>
+              <w:jc w:val="left"/>
+            </w:pPr>
+            <w:r>
+              <w:t xml:space="preserve">29 (78.4%)</w:t>
             </w:r>
           </w:p>
         </w:tc>
@@ -771,7 +796,7 @@
               <w:jc w:val="right"/>
             </w:pPr>
             <w:r>
-              <w:t xml:space="preserve">33</w:t>
+              <w:t xml:space="preserve">37</w:t>
             </w:r>
           </w:p>
         </w:tc>
@@ -783,7 +808,31 @@
               <w:jc w:val="right"/>
             </w:pPr>
             <w:r>
-              <w:t xml:space="preserve">33</w:t>
+              <w:t xml:space="preserve">34</w:t>
+            </w:r>
+          </w:p>
+        </w:tc>
+        <w:tc>
+          <w:tcPr/>
+          <w:p>
+            <w:pPr>
+              <w:pStyle w:val="Compact"/>
+              <w:jc w:val="left"/>
+            </w:pPr>
+            <w:r>
+              <w:t xml:space="preserve">14 (42.4%)</w:t>
+            </w:r>
+          </w:p>
+        </w:tc>
+        <w:tc>
+          <w:tcPr/>
+          <w:p>
+            <w:pPr>
+              <w:pStyle w:val="Compact"/>
+              <w:jc w:val="left"/>
+            </w:pPr>
+            <w:r>
+              <w:t xml:space="preserve">20 (60.6%)</w:t>
             </w:r>
           </w:p>
         </w:tc>
@@ -821,6 +870,18 @@
               <w:jc w:val="right"/>
             </w:pPr>
             <w:r>
+              <w:t xml:space="preserve">32</w:t>
+            </w:r>
+          </w:p>
+        </w:tc>
+        <w:tc>
+          <w:tcPr/>
+          <w:p>
+            <w:pPr>
+              <w:pStyle w:val="Compact"/>
+              <w:jc w:val="right"/>
+            </w:pPr>
+            <w:r>
               <w:t xml:space="preserve">31</w:t>
             </w:r>
           </w:p>
@@ -830,67 +891,29 @@
           <w:p>
             <w:pPr>
               <w:pStyle w:val="Compact"/>
-              <w:jc w:val="right"/>
-            </w:pPr>
-            <w:r>
-              <w:t xml:space="preserve">31</w:t>
-            </w:r>
-          </w:p>
-        </w:tc>
-      </w:tr>
-      <w:tr>
-        <w:tc>
-          <w:tcPr/>
-          <w:p>
-            <w:pPr>
-              <w:pStyle w:val="Compact"/>
-              <w:jc w:val="left"/>
-            </w:pPr>
-            <w:r>
-              <w:t xml:space="preserve">Total</w:t>
-            </w:r>
-          </w:p>
-        </w:tc>
-        <w:tc>
-          <w:tcPr/>
-          <w:p>
-            <w:pPr>
-              <w:pStyle w:val="Compact"/>
-              <w:jc w:val="right"/>
-            </w:pPr>
-            <w:r>
-              <w:t xml:space="preserve">234</w:t>
-            </w:r>
-          </w:p>
-        </w:tc>
-        <w:tc>
-          <w:tcPr/>
-          <w:p>
-            <w:pPr>
-              <w:pStyle w:val="Compact"/>
-              <w:jc w:val="right"/>
-            </w:pPr>
-            <w:r>
-              <w:t xml:space="preserve">98</w:t>
-            </w:r>
-          </w:p>
-        </w:tc>
-        <w:tc>
-          <w:tcPr/>
-          <w:p>
-            <w:pPr>
-              <w:pStyle w:val="Compact"/>
-              <w:jc w:val="right"/>
-            </w:pPr>
-            <w:r>
-              <w:t xml:space="preserve">98</w:t>
+              <w:jc w:val="left"/>
+            </w:pPr>
+            <w:r>
+              <w:t xml:space="preserve">15 (50.0%)</w:t>
+            </w:r>
+          </w:p>
+        </w:tc>
+        <w:tc>
+          <w:tcPr/>
+          <w:p>
+            <w:pPr>
+              <w:pStyle w:val="Compact"/>
+              <w:jc w:val="left"/>
+            </w:pPr>
+            <w:r>
+              <w:t xml:space="preserve">18 (60.0%)</w:t>
             </w:r>
           </w:p>
         </w:tc>
       </w:tr>
     </w:tbl>
-    <w:bookmarkEnd w:id="27"/>
-    <w:bookmarkStart w:id="28" w:name="reproductive-services-offered"/>
+    <w:bookmarkEnd w:id="30"/>
+    <w:bookmarkStart w:id="31" w:name="reproductive-services-offered"/>
     <w:p>
       <w:pPr>
         <w:pStyle w:val="Heading3"/>
@@ -904,7 +927,7 @@
         <w:pStyle w:val="FirstParagraph"/>
       </w:pPr>
       <w:r>
-        <w:t xml:space="preserve">Among analytically included calls (N = 98), RRM practices almost uniformly offered natural cycle tracking and basic fertility timing, but rarely provided ART or donor gamete services (Table 2).</w:t>
+        <w:t xml:space="preserve">Among calls that reached staff and completed the service interview (N = 98), RRM practices almost uniformly offered natural cycle tracking but rarely provided ART or donor gamete services (Table 2).</w:t>
       </w:r>
     </w:p>
     <w:p>
@@ -912,7 +935,7 @@
         <w:pStyle w:val="TableCaption"/>
       </w:pPr>
       <w:r>
-        <w:t xml:space="preserve">Table 2. Reproductive Healthcare Services Offered by RRM Practices (N = 98 Included Calls)</w:t>
+        <w:t xml:space="preserve">Table 2. Reproductive healthcare services offered by RRM practices (N = 98 calls reaching staff)</w:t>
       </w:r>
     </w:p>
     <w:tbl>
@@ -920,7 +943,7 @@
         <w:tblStyle w:val="Table"/>
         <w:tblW w:type="auto" w:w="0"/>
         <w:tblLook w:firstRow="1" w:lastRow="0" w:firstColumn="0" w:lastColumn="0" w:noHBand="0" w:noVBand="0" w:val="0020"/>
-        <w:tblCaption w:val="Table 2. Reproductive Healthcare Services Offered by RRM Practices (N = 98 Included Calls)"/>
+        <w:tblCaption w:val="Table 2. Reproductive healthcare services offered by RRM practices (N = 98 calls reaching staff)"/>
       </w:tblPr>
       <w:tblGrid>
         <w:gridCol w:w="3960"/>
@@ -976,7 +999,7 @@
               <w:jc w:val="left"/>
             </w:pPr>
             <w:r>
-              <w:t xml:space="preserve">94.9% (95% CI 88.6-97.8%)</w:t>
+              <w:t xml:space="preserve">94.9% (95% CI 88.6-97.8%; 93/98)</w:t>
             </w:r>
           </w:p>
         </w:tc>
@@ -1002,7 +1025,7 @@
               <w:jc w:val="left"/>
             </w:pPr>
             <w:r>
-              <w:t xml:space="preserve">63.3% (95% CI 53.4-72.1%)</w:t>
+              <w:t xml:space="preserve">63.3% (95% CI 53.4-72.1%; 62/98)</w:t>
             </w:r>
           </w:p>
         </w:tc>
@@ -1028,7 +1051,7 @@
               <w:jc w:val="left"/>
             </w:pPr>
             <w:r>
-              <w:t xml:space="preserve">11.2% (95% CI 6.4-19.0%)</w:t>
+              <w:t xml:space="preserve">11.2% (95% CI 6.4-19.0%; 11/98)</w:t>
             </w:r>
           </w:p>
         </w:tc>
@@ -1054,7 +1077,7 @@
               <w:jc w:val="left"/>
             </w:pPr>
             <w:r>
-              <w:t xml:space="preserve">1.0% (95% CI 0.2-5.6%)</w:t>
+              <w:t xml:space="preserve">1.0% (95% CI 0.2-5.6%; 1/98)</w:t>
             </w:r>
           </w:p>
         </w:tc>
@@ -1080,7 +1103,7 @@
               <w:jc w:val="left"/>
             </w:pPr>
             <w:r>
-              <w:t xml:space="preserve">1.0% (95% CI 0.2-5.6%)</w:t>
+              <w:t xml:space="preserve">1.0% (95% CI 0.2-5.6%; 1/98)</w:t>
             </w:r>
           </w:p>
         </w:tc>
@@ -1106,7 +1129,7 @@
               <w:jc w:val="left"/>
             </w:pPr>
             <w:r>
-              <w:t xml:space="preserve">3.1% (95% CI 1.0-8.6%)</w:t>
+              <w:t xml:space="preserve">3.1% (95% CI 1.0-8.6%; 3/98)</w:t>
             </w:r>
           </w:p>
         </w:tc>
@@ -1117,17 +1140,17 @@
         <w:pStyle w:val="BodyText"/>
       </w:pPr>
       <w:r>
-        <w:t xml:space="preserve">Overall, cycle tracking was offered in 94.9% (95% CI 88.6-97.8%) of encounters. In contrast, IUI was offered in only 1.0% (95% CI 0.2-5.6%), IVF in 1.0% (95% CI 0.2-5.6%), and donor sperm management in 3.1% (95% CI 1.0-8.6%). The overall appointment offer rate across all placed calls was 41.9% (95% CI 35.7-48.3%).</w:t>
-      </w:r>
-    </w:p>
-    <w:bookmarkEnd w:id="28"/>
-    <w:bookmarkStart w:id="29" w:name="X8d53a318d62299a17dac44257f05cf74fd157e9"/>
+        <w:t xml:space="preserve">Cycle tracking was offered in 94.9% (95% CI 88.6-97.8%; 93/98) of encounters. In contrast, IUI was offered in 1.0% (95% CI 0.2-5.6%; 1/98), IVF in 1.0% (95% CI 0.2-5.6%; 1/98), and donor sperm management in 3.1% (95% CI 1.0-8.6%; 3/98). The IUI and IVF counts each reflect a single practice and should be read as an upper bound on availability rather than a stable rate estimate.</w:t>
+      </w:r>
+    </w:p>
+    <w:bookmarkEnd w:id="31"/>
+    <w:bookmarkStart w:id="32" w:name="appointment-offers-by-caller-identity"/>
     <w:p>
       <w:pPr>
         <w:pStyle w:val="Heading3"/>
       </w:pPr>
       <w:r>
-        <w:t xml:space="preserve">Appointment Acceptance by Caller Identity</w:t>
+        <w:t xml:space="preserve">Appointment Offers by Caller Identity</w:t>
       </w:r>
     </w:p>
     <w:p>
@@ -1135,7 +1158,23 @@
         <w:pStyle w:val="FirstParagraph"/>
       </w:pPr>
       <w:r>
-        <w:t xml:space="preserve">Within-practice concordance was high: practices treated callers identically in 69% to 80% of paired comparisons.</w:t>
+        <w:t xml:space="preserve">Appointment-offer rates among offer-eligible calls were 75.7% for straight couples, 42.4% for lesbian couples, and 50.0% for single mothers (Table 1).</w:t>
+      </w:r>
+    </w:p>
+    <w:p>
+      <w:pPr>
+        <w:pStyle w:val="BodyText"/>
+      </w:pPr>
+      <w:r>
+        <w:t xml:space="preserve">In complete-triad mixed-effects logistic regression (N = 48 practices), relative to straight-couple callers, the odds of an appointment offer were OR 0.04 (0.01-0.28) for lesbian couples (p = 0.001) and OR 0.09 (0.01-0.65) for single mothers (p = 0.016). The confidence intervals span orders of magnitude, reflecting near-separation at this sample size; direction is interpretable, magnitude is not.</w:t>
+      </w:r>
+    </w:p>
+    <w:p>
+      <w:pPr>
+        <w:pStyle w:val="BodyText"/>
+      </w:pPr>
+      <w:r>
+        <w:t xml:space="preserve">Under the broad offer definition, which additionally credits a stated scheduling timeframe, the same contrasts attenuated to OR 0.31 (0.08-1.25) and OR 0.29 (0.06-1.27). The dependence of the estimate on the outcome definition is material and is discussed below.</w:t>
       </w:r>
     </w:p>
     <w:p>
@@ -1143,7 +1182,7 @@
         <w:pStyle w:val="TableCaption"/>
       </w:pPr>
       <w:r>
-        <w:t xml:space="preserve">Table 3. Matched Within-Practice Paired Acceptance Analysis</w:t>
+        <w:t xml:space="preserve">Table 3. Within-practice matched paired appointment-offer analysis. Only discordant practices contribute information.</w:t>
       </w:r>
     </w:p>
     <w:tbl>
@@ -1152,15 +1191,15 @@
         <w:tblW w:type="pct" w:w="5000"/>
         <w:tblLayout w:type="fixed"/>
         <w:tblLook w:firstRow="1" w:lastRow="0" w:firstColumn="0" w:lastColumn="0" w:noHBand="0" w:noVBand="0" w:val="0020"/>
-        <w:tblCaption w:val="Table 3. Matched Within-Practice Paired Acceptance Analysis"/>
+        <w:tblCaption w:val="Table 3. Within-practice matched paired appointment-offer analysis. Only discordant practices contribute information."/>
       </w:tblPr>
       <w:tblGrid>
-        <w:gridCol w:w="2225"/>
-        <w:gridCol w:w="1374"/>
-        <w:gridCol w:w="1112"/>
-        <w:gridCol w:w="1112"/>
-        <w:gridCol w:w="1047"/>
-        <w:gridCol w:w="1047"/>
+        <w:gridCol w:w="2470"/>
+        <w:gridCol w:w="1525"/>
+        <w:gridCol w:w="799"/>
+        <w:gridCol w:w="799"/>
+        <w:gridCol w:w="1162"/>
+        <w:gridCol w:w="1162"/>
       </w:tblGrid>
       <w:tr>
         <w:trPr>
@@ -1198,7 +1237,7 @@
               <w:jc w:val="right"/>
             </w:pPr>
             <w:r>
-              <w:t xml:space="preserve">Concordant Pairs</w:t>
+              <w:t xml:space="preserve">Concordant</w:t>
             </w:r>
           </w:p>
         </w:tc>
@@ -1210,7 +1249,7 @@
               <w:jc w:val="right"/>
             </w:pPr>
             <w:r>
-              <w:t xml:space="preserve">Discordant Pairs</w:t>
+              <w:t xml:space="preserve">Discordant</w:t>
             </w:r>
           </w:p>
         </w:tc>
@@ -1260,7 +1299,7 @@
               <w:jc w:val="right"/>
             </w:pPr>
             <w:r>
-              <w:t xml:space="preserve">54</w:t>
+              <w:t xml:space="preserve">16</w:t>
             </w:r>
           </w:p>
         </w:tc>
@@ -1272,7 +1311,7 @@
               <w:jc w:val="right"/>
             </w:pPr>
             <w:r>
-              <w:t xml:space="preserve">37</w:t>
+              <w:t xml:space="preserve">9</w:t>
             </w:r>
           </w:p>
         </w:tc>
@@ -1284,31 +1323,31 @@
               <w:jc w:val="right"/>
             </w:pPr>
             <w:r>
-              <w:t xml:space="preserve">17</w:t>
-            </w:r>
-          </w:p>
-        </w:tc>
-        <w:tc>
-          <w:tcPr/>
-          <w:p>
-            <w:pPr>
-              <w:pStyle w:val="Compact"/>
-              <w:jc w:val="left"/>
-            </w:pPr>
-            <w:r>
-              <w:t xml:space="preserve">0.332</w:t>
-            </w:r>
-          </w:p>
-        </w:tc>
-        <w:tc>
-          <w:tcPr/>
-          <w:p>
-            <w:pPr>
-              <w:pStyle w:val="Compact"/>
-              <w:jc w:val="left"/>
-            </w:pPr>
-            <w:r>
-              <w:t xml:space="preserve">OR 3.3</w:t>
+              <w:t xml:space="preserve">7</w:t>
+            </w:r>
+          </w:p>
+        </w:tc>
+        <w:tc>
+          <w:tcPr/>
+          <w:p>
+            <w:pPr>
+              <w:pStyle w:val="Compact"/>
+              <w:jc w:val="left"/>
+            </w:pPr>
+            <w:r>
+              <w:t xml:space="preserve">0.125</w:t>
+            </w:r>
+          </w:p>
+        </w:tc>
+        <w:tc>
+          <w:tcPr/>
+          <w:p>
+            <w:pPr>
+              <w:pStyle w:val="Compact"/>
+              <w:jc w:val="left"/>
+            </w:pPr>
+            <w:r>
+              <w:t xml:space="preserve">OR 8.1</w:t>
             </w:r>
           </w:p>
         </w:tc>
@@ -1334,7 +1373,7 @@
               <w:jc w:val="right"/>
             </w:pPr>
             <w:r>
-              <w:t xml:space="preserve">65</w:t>
+              <w:t xml:space="preserve">21</w:t>
             </w:r>
           </w:p>
         </w:tc>
@@ -1346,7 +1385,7 @@
               <w:jc w:val="right"/>
             </w:pPr>
             <w:r>
-              <w:t xml:space="preserve">52</w:t>
+              <w:t xml:space="preserve">19</w:t>
             </w:r>
           </w:p>
         </w:tc>
@@ -1358,31 +1397,31 @@
               <w:jc w:val="right"/>
             </w:pPr>
             <w:r>
-              <w:t xml:space="preserve">13</w:t>
-            </w:r>
-          </w:p>
-        </w:tc>
-        <w:tc>
-          <w:tcPr/>
-          <w:p>
-            <w:pPr>
-              <w:pStyle w:val="Compact"/>
-              <w:jc w:val="left"/>
-            </w:pPr>
-            <w:r>
-              <w:t xml:space="preserve">1.000</w:t>
-            </w:r>
-          </w:p>
-        </w:tc>
-        <w:tc>
-          <w:tcPr/>
-          <w:p>
-            <w:pPr>
-              <w:pStyle w:val="Compact"/>
-              <w:jc w:val="left"/>
-            </w:pPr>
-            <w:r>
-              <w:t xml:space="preserve">OR 4.6</w:t>
+              <w:t xml:space="preserve">2</w:t>
+            </w:r>
+          </w:p>
+        </w:tc>
+        <w:tc>
+          <w:tcPr/>
+          <w:p>
+            <w:pPr>
+              <w:pStyle w:val="Compact"/>
+              <w:jc w:val="left"/>
+            </w:pPr>
+            <w:r>
+              <w:t xml:space="preserve">0.500</w:t>
+            </w:r>
+          </w:p>
+        </w:tc>
+        <w:tc>
+          <w:tcPr/>
+          <w:p>
+            <w:pPr>
+              <w:pStyle w:val="Compact"/>
+              <w:jc w:val="left"/>
+            </w:pPr>
+            <w:r>
+              <w:t xml:space="preserve">OR 8.1</w:t>
             </w:r>
           </w:p>
         </w:tc>
@@ -1408,7 +1447,7 @@
               <w:jc w:val="right"/>
             </w:pPr>
             <w:r>
-              <w:t xml:space="preserve">50</w:t>
+              <w:t xml:space="preserve">21</w:t>
             </w:r>
           </w:p>
         </w:tc>
@@ -1420,7 +1459,7 @@
               <w:jc w:val="right"/>
             </w:pPr>
             <w:r>
-              <w:t xml:space="preserve">37</w:t>
+              <w:t xml:space="preserve">13</w:t>
             </w:r>
           </w:p>
         </w:tc>
@@ -1432,31 +1471,31 @@
               <w:jc w:val="right"/>
             </w:pPr>
             <w:r>
-              <w:t xml:space="preserve">13</w:t>
-            </w:r>
-          </w:p>
-        </w:tc>
-        <w:tc>
-          <w:tcPr/>
-          <w:p>
-            <w:pPr>
-              <w:pStyle w:val="Compact"/>
-              <w:jc w:val="left"/>
-            </w:pPr>
-            <w:r>
-              <w:t xml:space="preserve">0.581</w:t>
-            </w:r>
-          </w:p>
-        </w:tc>
-        <w:tc>
-          <w:tcPr/>
-          <w:p>
-            <w:pPr>
-              <w:pStyle w:val="Compact"/>
-              <w:jc w:val="left"/>
-            </w:pPr>
-            <w:r>
-              <w:t xml:space="preserve">OR 4.6</w:t>
+              <w:t xml:space="preserve">8</w:t>
+            </w:r>
+          </w:p>
+        </w:tc>
+        <w:tc>
+          <w:tcPr/>
+          <w:p>
+            <w:pPr>
+              <w:pStyle w:val="Compact"/>
+              <w:jc w:val="left"/>
+            </w:pPr>
+            <w:r>
+              <w:t xml:space="preserve">0.008</w:t>
+            </w:r>
+          </w:p>
+        </w:tc>
+        <w:tc>
+          <w:tcPr/>
+          <w:p>
+            <w:pPr>
+              <w:pStyle w:val="Compact"/>
+              <w:jc w:val="left"/>
+            </w:pPr>
+            <w:r>
+              <w:t xml:space="preserve">OR 9.0</w:t>
             </w:r>
           </w:p>
         </w:tc>
@@ -1467,50 +1506,260 @@
         <w:pStyle w:val="BodyText"/>
       </w:pPr>
       <w:r>
-        <w:t xml:space="preserve">In matched paired comparisons, no scenario contrast demonstrated a statistically significant difference in appointment acceptance:</w:t>
-      </w:r>
-      <w:r>
-        <w:t xml:space="preserve"> </w:t>
-      </w:r>
-      <w:r>
-        <w:t xml:space="preserve">- Straight vs Single Mother: Difference +9.3 percentage points (95% CI -5.5 to +24.0) (p = 0.332, MDE OR = 3.3).</w:t>
-      </w:r>
-      <w:r>
-        <w:t xml:space="preserve"> </w:t>
-      </w:r>
-      <w:r>
-        <w:t xml:space="preserve">- Lesbian vs Single Mother: Difference +1.5 percentage points (95% CI -9.3 to +12.4) (p = 1.000, MDE OR = 4.6).</w:t>
-      </w:r>
-      <w:r>
-        <w:t xml:space="preserve"> </w:t>
-      </w:r>
-      <w:r>
-        <w:t xml:space="preserve">- Straight vs Lesbian: Difference +6.0 percentage points (95% CI -8.0 to +20.0) (p = 0.581, MDE OR = 4.6).</w:t>
-      </w:r>
-    </w:p>
-    <w:p>
-      <w:pPr>
-        <w:pStyle w:val="BodyText"/>
-      </w:pPr>
-      <w:r>
-        <w:t xml:space="preserve">In unconfounded mixed-effects logistic regression restricted to complete practice triads (N = 48 practices, 148 calls), relative to straight couples (reference, OR 1.00), appointment scheduling odds did not differ significantly for lesbian couples (OR 1.08 [95% CI 0.33-3.49], p = 0.901) or single mothers (OR 0.76 [95% CI 0.24-2.43], p = 0.647).</w:t>
-      </w:r>
-    </w:p>
-    <w:p>
-      <w:pPr>
-        <w:pStyle w:val="BodyText"/>
-      </w:pPr>
-      <w:r>
-        <w:t xml:space="preserve">Methodological Note on Confounding: Unmatched marginal acceptance rates (Single Mother 67.4% vs Straight 44.0%) reflect heavy dialing selection bias—single-mother calls landed disproportionately at high-acceptance practices (~70% baseline acceptance). Within the exact same practices, single-mother callers faced slightly lower odds of scheduling (OR 0.76).</w:t>
-      </w:r>
-    </w:p>
-    <w:bookmarkEnd w:id="29"/>
-    <w:bookmarkStart w:id="30" w:name="wait-time-to-first-available-appointment"/>
+        <w:t xml:space="preserve">Within-practice paired differences in offer rate were: Straight vs Single Mother +31.2 percentage points (95% CI +2.7 to +59.8; n = 16 practices); Lesbian vs Single Mother -9.5 percentage points (95% CI -22.1 to +3.0; n = 21 practices); Straight vs Lesbian +38.1 percentage points (95% CI +17.3 to +58.9; n = 21 practices). Practices treated callers identically in 69%-77% of paired reachability comparisons.</w:t>
+      </w:r>
+    </w:p>
+    <w:bookmarkEnd w:id="32"/>
+    <w:bookmarkStart w:id="33" w:name="caller-assignment"/>
     <w:p>
       <w:pPr>
         <w:pStyle w:val="Heading3"/>
       </w:pPr>
       <w:r>
+        <w:t xml:space="preserve">Caller Assignment</w:t>
+      </w:r>
+    </w:p>
+    <w:p>
+      <w:pPr>
+        <w:pStyle w:val="FirstParagraph"/>
+      </w:pPr>
+      <w:r>
+        <w:t xml:space="preserve">Scenarios were not randomized across callers (Table 4). Caller identity was strongly associated with scenario (Cramér’s V = 0.66), and per-caller offer rates varied widely. Consequently, a scenario contrast and a caller contrast are numerically the same comparison, and within-practice pairing does not separate them because the paired calls were placed by different callers.</w:t>
+      </w:r>
+    </w:p>
+    <w:p>
+      <w:pPr>
+        <w:pStyle w:val="TableCaption"/>
+      </w:pPr>
+      <w:r>
+        <w:t xml:space="preserve">Table 4. Concentration of each scenario arm in a single caller.</w:t>
+      </w:r>
+    </w:p>
+    <w:tbl>
+      <w:tblPr>
+        <w:tblStyle w:val="Table"/>
+        <w:tblW w:type="pct" w:w="5000"/>
+        <w:tblLayout w:type="fixed"/>
+        <w:tblLook w:firstRow="1" w:lastRow="0" w:firstColumn="0" w:lastColumn="0" w:noHBand="0" w:noVBand="0" w:val="0020"/>
+        <w:tblCaption w:val="Table 4. Concentration of each scenario arm in a single caller."/>
+      </w:tblPr>
+      <w:tblGrid>
+        <w:gridCol w:w="1712"/>
+        <w:gridCol w:w="1391"/>
+        <w:gridCol w:w="2354"/>
+        <w:gridCol w:w="2461"/>
+      </w:tblGrid>
+      <w:tr>
+        <w:trPr>
+          <w:tblHeader w:val="on"/>
+        </w:trPr>
+        <w:tc>
+          <w:tcPr/>
+          <w:p>
+            <w:pPr>
+              <w:pStyle w:val="Compact"/>
+              <w:jc w:val="left"/>
+            </w:pPr>
+            <w:r>
+              <w:t xml:space="preserve">Scenario</w:t>
+            </w:r>
+          </w:p>
+        </w:tc>
+        <w:tc>
+          <w:tcPr/>
+          <w:p>
+            <w:pPr>
+              <w:pStyle w:val="Compact"/>
+              <w:jc w:val="right"/>
+            </w:pPr>
+            <w:r>
+              <w:t xml:space="preserve">Calls placed</w:t>
+            </w:r>
+          </w:p>
+        </w:tc>
+        <w:tc>
+          <w:tcPr/>
+          <w:p>
+            <w:pPr>
+              <w:pStyle w:val="Compact"/>
+              <w:jc w:val="left"/>
+            </w:pPr>
+            <w:r>
+              <w:t xml:space="preserve">Largest single caller</w:t>
+            </w:r>
+          </w:p>
+        </w:tc>
+        <w:tc>
+          <w:tcPr/>
+          <w:p>
+            <w:pPr>
+              <w:pStyle w:val="Compact"/>
+              <w:jc w:val="left"/>
+            </w:pPr>
+            <w:r>
+              <w:t xml:space="preserve">Their share of the arm</w:t>
+            </w:r>
+          </w:p>
+        </w:tc>
+      </w:tr>
+      <w:tr>
+        <w:tc>
+          <w:tcPr/>
+          <w:p>
+            <w:pPr>
+              <w:pStyle w:val="Compact"/>
+              <w:jc w:val="left"/>
+            </w:pPr>
+            <w:r>
+              <w:t xml:space="preserve">Straight couple</w:t>
+            </w:r>
+          </w:p>
+        </w:tc>
+        <w:tc>
+          <w:tcPr/>
+          <w:p>
+            <w:pPr>
+              <w:pStyle w:val="Compact"/>
+              <w:jc w:val="right"/>
+            </w:pPr>
+            <w:r>
+              <w:t xml:space="preserve">77</w:t>
+            </w:r>
+          </w:p>
+        </w:tc>
+        <w:tc>
+          <w:tcPr/>
+          <w:p>
+            <w:pPr>
+              <w:pStyle w:val="Compact"/>
+              <w:jc w:val="left"/>
+            </w:pPr>
+            <w:r>
+              <w:t xml:space="preserve">Muffly</w:t>
+            </w:r>
+          </w:p>
+        </w:tc>
+        <w:tc>
+          <w:tcPr/>
+          <w:p>
+            <w:pPr>
+              <w:pStyle w:val="Compact"/>
+              <w:jc w:val="left"/>
+            </w:pPr>
+            <w:r>
+              <w:t xml:space="preserve">53 (68.8%)</w:t>
+            </w:r>
+          </w:p>
+        </w:tc>
+      </w:tr>
+      <w:tr>
+        <w:tc>
+          <w:tcPr/>
+          <w:p>
+            <w:pPr>
+              <w:pStyle w:val="Compact"/>
+              <w:jc w:val="left"/>
+            </w:pPr>
+            <w:r>
+              <w:t xml:space="preserve">Lesbian couple</w:t>
+            </w:r>
+          </w:p>
+        </w:tc>
+        <w:tc>
+          <w:tcPr/>
+          <w:p>
+            <w:pPr>
+              <w:pStyle w:val="Compact"/>
+              <w:jc w:val="right"/>
+            </w:pPr>
+            <w:r>
+              <w:t xml:space="preserve">83</w:t>
+            </w:r>
+          </w:p>
+        </w:tc>
+        <w:tc>
+          <w:tcPr/>
+          <w:p>
+            <w:pPr>
+              <w:pStyle w:val="Compact"/>
+              <w:jc w:val="left"/>
+            </w:pPr>
+            <w:r>
+              <w:t xml:space="preserve">Unrecorded</w:t>
+            </w:r>
+          </w:p>
+        </w:tc>
+        <w:tc>
+          <w:tcPr/>
+          <w:p>
+            <w:pPr>
+              <w:pStyle w:val="Compact"/>
+              <w:jc w:val="left"/>
+            </w:pPr>
+            <w:r>
+              <w:t xml:space="preserve">29 (34.9%)</w:t>
+            </w:r>
+          </w:p>
+        </w:tc>
+      </w:tr>
+      <w:tr>
+        <w:tc>
+          <w:tcPr/>
+          <w:p>
+            <w:pPr>
+              <w:pStyle w:val="Compact"/>
+              <w:jc w:val="left"/>
+            </w:pPr>
+            <w:r>
+              <w:t xml:space="preserve">Single mother</w:t>
+            </w:r>
+          </w:p>
+        </w:tc>
+        <w:tc>
+          <w:tcPr/>
+          <w:p>
+            <w:pPr>
+              <w:pStyle w:val="Compact"/>
+              <w:jc w:val="right"/>
+            </w:pPr>
+            <w:r>
+              <w:t xml:space="preserve">74</w:t>
+            </w:r>
+          </w:p>
+        </w:tc>
+        <w:tc>
+          <w:tcPr/>
+          <w:p>
+            <w:pPr>
+              <w:pStyle w:val="Compact"/>
+              <w:jc w:val="left"/>
+            </w:pPr>
+            <w:r>
+              <w:t xml:space="preserve">Melanie</w:t>
+            </w:r>
+          </w:p>
+        </w:tc>
+        <w:tc>
+          <w:tcPr/>
+          <w:p>
+            <w:pPr>
+              <w:pStyle w:val="Compact"/>
+              <w:jc w:val="left"/>
+            </w:pPr>
+            <w:r>
+              <w:t xml:space="preserve">38 (51.4%)</w:t>
+            </w:r>
+          </w:p>
+        </w:tc>
+      </w:tr>
+    </w:tbl>
+    <w:bookmarkEnd w:id="33"/>
+    <w:bookmarkStart w:id="34" w:name="wait-time-to-first-available-appointment"/>
+    <w:p>
+      <w:pPr>
+        <w:pStyle w:val="Heading3"/>
+      </w:pPr>
+      <w:r>
         <w:t xml:space="preserve">Wait Time to First Available Appointment</w:t>
       </w:r>
     </w:p>
@@ -1519,7 +1768,7 @@
         <w:pStyle w:val="FirstParagraph"/>
       </w:pPr>
       <w:r>
-        <w:t xml:space="preserve">Among included calls that reached scheduling (N = 57), the median business-day wait time to the first appointment was 23 business days (IQR 9–60.5) for straight couples, 29 business days (IQR 7–55.2) for lesbian couples, and 15 business days (IQR 5.25–29.8) for single mothers. Within-practice paired wait time differences were small and non-significant (Straight vs Single Mother: mean difference +0.8 business days, p = 0.928).</w:t>
+        <w:t xml:space="preserve">Among calls with an observed appointment date (N = 57), the median wait was 18 business days (IQR 7-42; n = 28) for straight couples, 20 business days (IQR 5-38; n = 14) for lesbian couples, and 13 business days (IQR 4-27; n = 15) for single mothers. In the log-transformed mixed model, waits relative to straight-couple callers had a geometric mean ratio of 0.83 (95% CI 0.47-1.46) for lesbian couples and 0.82 (95% CI 0.46-1.45) for single mothers; a ratio below 1.00 indicates a shorter wait. Because appointment dates are missing for a scenario-dependent share of calls, these complete-case estimates condition on having been offered an appointment and are reported as descriptive.</w:t>
       </w:r>
     </w:p>
     <w:p>
@@ -1529,9 +1778,9 @@
         </w:pict>
       </w:r>
     </w:p>
-    <w:bookmarkEnd w:id="30"/>
-    <w:bookmarkEnd w:id="31"/>
-    <w:bookmarkStart w:id="36" w:name="discussion"/>
+    <w:bookmarkEnd w:id="34"/>
+    <w:bookmarkEnd w:id="35"/>
+    <w:bookmarkStart w:id="42" w:name="discussion"/>
     <w:p>
       <w:pPr>
         <w:pStyle w:val="Heading2"/>
@@ -1540,7 +1789,7 @@
         <w:t xml:space="preserve">DISCUSSION</w:t>
       </w:r>
     </w:p>
-    <w:bookmarkStart w:id="32" w:name="principal-findings"/>
+    <w:bookmarkStart w:id="36" w:name="principal-findings"/>
     <w:p>
       <w:pPr>
         <w:pStyle w:val="Heading3"/>
@@ -1554,17 +1803,33 @@
         <w:pStyle w:val="FirstParagraph"/>
       </w:pPr>
       <w:r>
-        <w:t xml:space="preserve">In this national secret-shopper audit of Restorative Reproductive Medicine practices, we identified two primary findings. First, RRM practice service menus represent an absolute structural service limitation for patients requiring assisted technology or donor gametes: while cycle tracking is offered almost universally (94.9%), IUI (1.0%), IVF (1.0%), and donor sperm care (3.1%) are rarely available.[1,2] Second, practice scheduling decisions exhibit high baseline concordance (69–80%), with no statistically significant differences in appointment offer rates by caller family structure.</w:t>
-      </w:r>
-    </w:p>
-    <w:bookmarkEnd w:id="32"/>
-    <w:bookmarkStart w:id="33" w:name="interpretation-and-literature-context"/>
+        <w:t xml:space="preserve">This national secret-shopper audit produced one well-powered finding and one hypothesis-generating signal.</w:t>
+      </w:r>
+    </w:p>
+    <w:p>
+      <w:pPr>
+        <w:pStyle w:val="BodyText"/>
+      </w:pPr>
+      <w:r>
+        <w:t xml:space="preserve">The well-powered finding is structural. RRM practice service menus almost universally include cycle tracking (94.9% (95% CI 88.6-97.8%; 93/98)) while rarely including IUI (1.0% (95% CI 0.2-5.6%; 1/98)), IVF (1.0% (95% CI 0.2-5.6%; 1/98)), or donor sperm care (3.1% (95% CI 1.0-8.6%; 3/98)). For single mothers and same-sex female couples, whose path to pregnancy clinically requires donor sperm or IUI/IVF, the absence of these services is a barrier to care that operates independently of any staff attitude or scheduling decision.[9-12] This result rests on directly observed service responses, not on a derived outcome, and is unaffected by how calls were assigned to callers.</w:t>
+      </w:r>
+    </w:p>
+    <w:p>
+      <w:pPr>
+        <w:pStyle w:val="BodyText"/>
+      </w:pPr>
+      <w:r>
+        <w:t xml:space="preserve">The hypothesis-generating signal is that appointment-offer rates differed across caller scenarios in the observed direction of disadvantage for lesbian couples and single mothers. We do not present this as an established effect, for the reasons below.</w:t>
+      </w:r>
+    </w:p>
+    <w:bookmarkEnd w:id="36"/>
+    <w:bookmarkStart w:id="37" w:name="Xecf657d030bd5450b06596884444b25f28afab5"/>
     <w:p>
       <w:pPr>
         <w:pStyle w:val="Heading3"/>
       </w:pPr>
       <w:r>
-        <w:t xml:space="preserve">Interpretation and Literature Context</w:t>
+        <w:t xml:space="preserve">Why the Offer Difference Is Not Yet a Finding</w:t>
       </w:r>
     </w:p>
     <w:p>
@@ -1572,7 +1837,7 @@
         <w:pStyle w:val="FirstParagraph"/>
       </w:pPr>
       <w:r>
-        <w:t xml:space="preserve">Our results provide important context for patient counseling and health policy.[8,9] Patients presenting to RRM clinics encounter a distinct clinical menu focused on natural cycle monitoring. For single mothers and same-sex female couples—whose path to pregnancy clinically requires donor sperm or IUI/IVF—the absence of these services represents a primary structural barrier to care, independent of staff attitudes.[9-12]</w:t>
+        <w:t xml:space="preserve">Three features of the design prevent a causal reading.</w:t>
       </w:r>
     </w:p>
     <w:p>
@@ -1580,16 +1845,74 @@
         <w:pStyle w:val="BodyText"/>
       </w:pPr>
       <w:r>
-        <w:t xml:space="preserve">Our findings also offer a critical methodological lesson for healthcare audit studies.[3,7] Naive marginal comparisons suggested higher acceptance for single mothers (67.4%), but this was entirely confounded by practice selection (single-mother calls landed at practices with high overall offer rates). In unconfounded paired analyses within the exact same practices, single-mother callers experienced slightly lower scheduling odds (OR 0.76), demonstrating the necessity of matched paired designs in audit research.</w:t>
-      </w:r>
-    </w:p>
-    <w:bookmarkEnd w:id="33"/>
-    <w:bookmarkStart w:id="34" w:name="strengths-and-limitations"/>
+        <w:t xml:space="preserve">First, the outcome is a proxy. The instrument recorded no explicit</w:t>
+      </w:r>
+      <w:r>
+        <w:t xml:space="preserve"> </w:t>
+      </w:r>
+      <w:r>
+        <w:t xml:space="preserve">“did the practice agree to schedule you?”</w:t>
+      </w:r>
+      <w:r>
+        <w:t xml:space="preserve"> </w:t>
+      </w:r>
+      <w:r>
+        <w:t xml:space="preserve">item, so an offer had to be inferred from whether an appointment date was written down. A call in which staff offered an appointment that the caller did not date is scored as a refusal. When the definition is broadened to credit a concrete scheduling timeframe, the contrasts attenuate substantially (OR 0.04 (0.01-0.28) to OR 0.31 (0.08-1.25) for lesbian couples). An effect that moves this much with the coding rule is not yet separable from a documentation artifact.</w:t>
+      </w:r>
+    </w:p>
+    <w:p>
+      <w:pPr>
+        <w:pStyle w:val="BodyText"/>
+      </w:pPr>
+      <w:r>
+        <w:t xml:space="preserve">Second, caller and scenario are confounded. Callers were not randomized across scenarios; each arm was dominated by a small number of callers (Table 4; Cramér’s V = 0.66), and per-caller offer rates ranged widely. Because the paired within-practice design compares scenarios that were dialed by different people, matching removes practice-level confounding but not caller-level confounding. In a model adjusting for caller, the scenario standard errors inflate to the point of non-identifiability, which is itself the evidence that the two cannot be separated in these data.</w:t>
+      </w:r>
+    </w:p>
+    <w:p>
+      <w:pPr>
+        <w:pStyle w:val="BodyText"/>
+      </w:pPr>
+      <w:r>
+        <w:t xml:space="preserve">Third, the matched analysis is underpowered. Discordant practices number 7, 2, 8 across the three contrasts, giving minimum detectable effects of OR 8.1 to OR 9.0 at 80% power. Plausible audit-study effects are well below this floor.</w:t>
+      </w:r>
+    </w:p>
+    <w:bookmarkEnd w:id="37"/>
+    <w:bookmarkStart w:id="38" w:name="X4eb1280e53c4cda37e7fca3aeb4a1b6bed0e432"/>
     <w:p>
       <w:pPr>
         <w:pStyle w:val="Heading3"/>
       </w:pPr>
       <w:r>
+        <w:t xml:space="preserve">Methodological Implications for Audit Studies</w:t>
+      </w:r>
+    </w:p>
+    <w:p>
+      <w:pPr>
+        <w:pStyle w:val="FirstParagraph"/>
+      </w:pPr>
+      <w:r>
+        <w:t xml:space="preserve">Two design lessons generalize.[3,7] Reaching a live office and being offered an appointment are distinct constructs with different denominators; collapsing them into a single</w:t>
+      </w:r>
+      <w:r>
+        <w:t xml:space="preserve"> </w:t>
+      </w:r>
+      <w:r>
+        <w:t xml:space="preserve">“acceptance”</w:t>
+      </w:r>
+      <w:r>
+        <w:t xml:space="preserve"> </w:t>
+      </w:r>
+      <w:r>
+        <w:t xml:space="preserve">variable makes the analytic inclusion criterion and the outcome the same measurement, which forces acceptance to 100% within the analytic sample and discards stated refusals — the only unambiguous negative outcomes. Reporting the cascade stage by stage avoids this. Separately, an audit design that assigns caller identity non-randomly across the very conditions it means to contrast cannot recover the contrast, regardless of how sophisticated the within-unit matching is; caller assignment should be randomized or blocked at design time.</w:t>
+      </w:r>
+    </w:p>
+    <w:bookmarkEnd w:id="38"/>
+    <w:bookmarkStart w:id="39" w:name="strengths-and-limitations"/>
+    <w:p>
+      <w:pPr>
+        <w:pStyle w:val="Heading3"/>
+      </w:pPr>
+      <w:r>
         <w:t xml:space="preserve">Strengths and Limitations</w:t>
       </w:r>
     </w:p>
@@ -1598,7 +1921,7 @@
         <w:pStyle w:val="FirstParagraph"/>
       </w:pPr>
       <w:r>
-        <w:t xml:space="preserve">This study possesses several key strengths, including its randomized secret-shopper design, national geographic scope, business-day calendar modeling, and unconfounded within-practice paired analysis.[3,5,7]</w:t>
+        <w:t xml:space="preserve">Strengths include the national scope, the within-practice design, business-day calendar modeling, and explicit cascade reporting with stage-specific denominators.</w:t>
       </w:r>
     </w:p>
     <w:p>
@@ -1606,34 +1929,178 @@
         <w:pStyle w:val="BodyText"/>
       </w:pPr>
       <w:r>
-        <w:t xml:space="preserve">Limitations must also be explicitly considered:</w:t>
+        <w:t xml:space="preserve">Limitations:</w:t>
+      </w:r>
+    </w:p>
+    <w:p>
+      <w:pPr>
+        <w:pStyle w:val="Compact"/>
+        <w:numPr>
+          <w:ilvl w:val="0"/>
+          <w:numId w:val="1003"/>
+        </w:numPr>
+      </w:pPr>
+      <w:r>
+        <w:rPr>
+          <w:b/>
+          <w:bCs/>
+        </w:rPr>
+        <w:t xml:space="preserve">The offer outcome is derived, not measured.</w:t>
       </w:r>
       <w:r>
         <w:t xml:space="preserve"> </w:t>
       </w:r>
       <w:r>
-        <w:t xml:space="preserve">1. Limited statistical power for small effect sizes. Because 69% to 80% of RRM practices evaluated callers identically regardless of identity (high baseline concordance), discordant pairs were relatively rare (13 to 17 practices). Consequently, the study was underpowered (5.9%-28.2% power) to detect small-to-moderate odds ratios (OR = 1.5-2.0), requiring ~218 complete paired practices to achieve 80% power at OR = 2.0. However, the sample was fully powered (&gt;80%) to rule out large structural exclusions (OR &gt;= 3.3), establishing that baseline scheduling behaviors are largely consistent across caller identities.</w:t>
+        <w:t xml:space="preserve">No instrument item recorded whether staff agreed to schedule the caller. Results are sensitive to the coding rule, as shown by the strict versus broad comparison.</w:t>
+      </w:r>
+    </w:p>
+    <w:p>
+      <w:pPr>
+        <w:pStyle w:val="Compact"/>
+        <w:numPr>
+          <w:ilvl w:val="0"/>
+          <w:numId w:val="1003"/>
+        </w:numPr>
+      </w:pPr>
+      <w:r>
+        <w:rPr>
+          <w:b/>
+          <w:bCs/>
+        </w:rPr>
+        <w:t xml:space="preserve">Caller is confounded with scenario.</w:t>
       </w:r>
       <w:r>
         <w:t xml:space="preserve"> </w:t>
       </w:r>
       <w:r>
-        <w:t xml:space="preserve">2. Wait-time missingness is informative. Only 42.1% of included calls yielded an appointment date because scheduling was not offered. Wait-time results condition on reaching scheduling and are not generalizable to all callers.</w:t>
+        <w:t xml:space="preserve">Scenario arms were dominated by different callers, and caller-level offer rates vary widely. Scenario effects cannot be distinguished from caller effects.</w:t>
+      </w:r>
+    </w:p>
+    <w:p>
+      <w:pPr>
+        <w:pStyle w:val="Compact"/>
+        <w:numPr>
+          <w:ilvl w:val="0"/>
+          <w:numId w:val="1003"/>
+        </w:numPr>
+      </w:pPr>
+      <w:r>
+        <w:rPr>
+          <w:b/>
+          <w:bCs/>
+        </w:rPr>
+        <w:t xml:space="preserve">Limited statistical power for matched contrasts.</w:t>
       </w:r>
       <w:r>
         <w:t xml:space="preserve"> </w:t>
       </w:r>
       <w:r>
-        <w:t xml:space="preserve">3. Single-call design per scenario. Day-to-day and staff-to-staff variation within practices could not be separately evaluated.</w:t>
-      </w:r>
-    </w:p>
-    <w:bookmarkEnd w:id="34"/>
-    <w:bookmarkStart w:id="35" w:name="conclusion"/>
+        <w:t xml:space="preserve">With 7, 2, 8 discordant practices, only very large effects (OR 8.1 to OR 9.0) are detectable.</w:t>
+      </w:r>
+    </w:p>
+    <w:p>
+      <w:pPr>
+        <w:pStyle w:val="Compact"/>
+        <w:numPr>
+          <w:ilvl w:val="0"/>
+          <w:numId w:val="1003"/>
+        </w:numPr>
+      </w:pPr>
+      <w:r>
+        <w:rPr>
+          <w:b/>
+          <w:bCs/>
+        </w:rPr>
+        <w:t xml:space="preserve">Informative missingness.</w:t>
+      </w:r>
+      <w:r>
+        <w:t xml:space="preserve"> </w:t>
+      </w:r>
+      <w:r>
+        <w:t xml:space="preserve">Appointment dates are absent for a scenario-dependent share of calls; complete-case wait-time results condition on having been offered an appointment and do not generalize to all callers.</w:t>
+      </w:r>
+    </w:p>
+    <w:p>
+      <w:pPr>
+        <w:pStyle w:val="Compact"/>
+        <w:numPr>
+          <w:ilvl w:val="0"/>
+          <w:numId w:val="1003"/>
+        </w:numPr>
+      </w:pPr>
+      <w:r>
+        <w:rPr>
+          <w:b/>
+          <w:bCs/>
+        </w:rPr>
+        <w:t xml:space="preserve">Reachability is low.</w:t>
+      </w:r>
+      <w:r>
+        <w:t xml:space="preserve"> </w:t>
+      </w:r>
+      <w:r>
+        <w:t xml:space="preserve">A live office was reached on 46.2% (95% CI 39.9-52.6%; 108/234) of calls, so all interview-based results describe the reachable subset of practices.</w:t>
+      </w:r>
+    </w:p>
+    <w:p>
+      <w:pPr>
+        <w:pStyle w:val="Compact"/>
+        <w:numPr>
+          <w:ilvl w:val="0"/>
+          <w:numId w:val="1003"/>
+        </w:numPr>
+      </w:pPr>
+      <w:r>
+        <w:rPr>
+          <w:b/>
+          <w:bCs/>
+        </w:rPr>
+        <w:t xml:space="preserve">Single call per scenario.</w:t>
+      </w:r>
+      <w:r>
+        <w:t xml:space="preserve"> </w:t>
+      </w:r>
+      <w:r>
+        <w:t xml:space="preserve">Day-to-day and staff-to-staff variation within practices could not be separately evaluated.</w:t>
+      </w:r>
+    </w:p>
+    <w:bookmarkEnd w:id="39"/>
+    <w:bookmarkStart w:id="40" w:name="recommendations-for-the-next-wave"/>
     <w:p>
       <w:pPr>
         <w:pStyle w:val="Heading3"/>
       </w:pPr>
       <w:r>
+        <w:t xml:space="preserve">Recommendations for the Next Wave</w:t>
+      </w:r>
+    </w:p>
+    <w:p>
+      <w:pPr>
+        <w:pStyle w:val="FirstParagraph"/>
+      </w:pPr>
+      <w:r>
+        <w:t xml:space="preserve">Adding an explicit appointment-offer item to the data-collection instrument, and randomizing or blocking caller assignment across scenarios, would convert the exploratory contrast reported here into an estimable effect. The three</w:t>
+      </w:r>
+      <w:r>
+        <w:t xml:space="preserve"> </w:t>
+      </w:r>
+      <w:r>
+        <w:t xml:space="preserve">“restrictions on the individuals you would provide care to”</w:t>
+      </w:r>
+      <w:r>
+        <w:t xml:space="preserve"> </w:t>
+      </w:r>
+      <w:r>
+        <w:t xml:space="preserve">checkboxes already in the instrument are the only directly measured discrimination item; their coding is currently ambiguous and should be adjudicated against the codebook before use.</w:t>
+      </w:r>
+    </w:p>
+    <w:bookmarkEnd w:id="40"/>
+    <w:bookmarkStart w:id="41" w:name="conclusion"/>
+    <w:p>
+      <w:pPr>
+        <w:pStyle w:val="Heading3"/>
+      </w:pPr>
+      <w:r>
         <w:t xml:space="preserve">Conclusion</w:t>
       </w:r>
     </w:p>
@@ -1642,7 +2109,7 @@
         <w:pStyle w:val="FirstParagraph"/>
       </w:pPr>
       <w:r>
-        <w:t xml:space="preserve">Restorative Reproductive Medicine practices in the United States uniformly provide natural cycle tracking but rarely offer IUI, IVF, or donor sperm management. Practice scheduling availability exhibits high baseline concordance across caller identities.</w:t>
+        <w:t xml:space="preserve">Restorative Reproductive Medicine practices in the United States uniformly provide natural cycle tracking but rarely offer IUI, IVF, or donor sperm management, a structural limitation for patients who require donor gametes. Observed differences in appointment offers by caller family structure were sensitive to outcome definition and confounded with caller assignment, and require a randomized-caller design with an explicit offer measure to evaluate.</w:t>
       </w:r>
     </w:p>
     <w:p>
@@ -1652,9 +2119,9 @@
         </w:pict>
       </w:r>
     </w:p>
-    <w:bookmarkEnd w:id="35"/>
-    <w:bookmarkEnd w:id="36"/>
-    <w:bookmarkStart w:id="37" w:name="references"/>
+    <w:bookmarkEnd w:id="41"/>
+    <w:bookmarkEnd w:id="42"/>
+    <w:bookmarkStart w:id="43" w:name="references"/>
     <w:p>
       <w:pPr>
         <w:pStyle w:val="Heading2"/>
@@ -1668,7 +2135,7 @@
         <w:pStyle w:val="Compact"/>
         <w:numPr>
           <w:ilvl w:val="0"/>
-          <w:numId w:val="1001"/>
+          <w:numId w:val="1004"/>
         </w:numPr>
       </w:pPr>
       <w:r>
@@ -1680,7 +2147,7 @@
         <w:pStyle w:val="Compact"/>
         <w:numPr>
           <w:ilvl w:val="0"/>
-          <w:numId w:val="1001"/>
+          <w:numId w:val="1004"/>
         </w:numPr>
       </w:pPr>
       <w:r>
@@ -1692,7 +2159,7 @@
         <w:pStyle w:val="Compact"/>
         <w:numPr>
           <w:ilvl w:val="0"/>
-          <w:numId w:val="1001"/>
+          <w:numId w:val="1004"/>
         </w:numPr>
       </w:pPr>
       <w:r>
@@ -1713,7 +2180,7 @@
         <w:pStyle w:val="Compact"/>
         <w:numPr>
           <w:ilvl w:val="0"/>
-          <w:numId w:val="1001"/>
+          <w:numId w:val="1004"/>
         </w:numPr>
       </w:pPr>
       <w:r>
@@ -1725,7 +2192,7 @@
         <w:pStyle w:val="Compact"/>
         <w:numPr>
           <w:ilvl w:val="0"/>
-          <w:numId w:val="1001"/>
+          <w:numId w:val="1004"/>
         </w:numPr>
       </w:pPr>
       <w:r>
@@ -1737,7 +2204,7 @@
         <w:pStyle w:val="Compact"/>
         <w:numPr>
           <w:ilvl w:val="0"/>
-          <w:numId w:val="1001"/>
+          <w:numId w:val="1004"/>
         </w:numPr>
       </w:pPr>
       <w:r>
@@ -1749,7 +2216,7 @@
         <w:pStyle w:val="Compact"/>
         <w:numPr>
           <w:ilvl w:val="0"/>
-          <w:numId w:val="1001"/>
+          <w:numId w:val="1004"/>
         </w:numPr>
       </w:pPr>
       <w:r>
@@ -1761,7 +2228,7 @@
         <w:pStyle w:val="Compact"/>
         <w:numPr>
           <w:ilvl w:val="0"/>
-          <w:numId w:val="1001"/>
+          <w:numId w:val="1004"/>
         </w:numPr>
       </w:pPr>
       <w:r>
@@ -1773,7 +2240,7 @@
         <w:pStyle w:val="Compact"/>
         <w:numPr>
           <w:ilvl w:val="0"/>
-          <w:numId w:val="1001"/>
+          <w:numId w:val="1004"/>
         </w:numPr>
       </w:pPr>
       <w:r>
@@ -1785,7 +2252,7 @@
         <w:pStyle w:val="Compact"/>
         <w:numPr>
           <w:ilvl w:val="0"/>
-          <w:numId w:val="1001"/>
+          <w:numId w:val="1004"/>
         </w:numPr>
       </w:pPr>
       <w:r>
@@ -1797,7 +2264,7 @@
         <w:pStyle w:val="Compact"/>
         <w:numPr>
           <w:ilvl w:val="0"/>
-          <w:numId w:val="1001"/>
+          <w:numId w:val="1004"/>
         </w:numPr>
       </w:pPr>
       <w:r>
@@ -1809,7 +2276,7 @@
         <w:pStyle w:val="Compact"/>
         <w:numPr>
           <w:ilvl w:val="0"/>
-          <w:numId w:val="1001"/>
+          <w:numId w:val="1004"/>
         </w:numPr>
       </w:pPr>
       <w:r>
@@ -1821,7 +2288,7 @@
         <w:pStyle w:val="Compact"/>
         <w:numPr>
           <w:ilvl w:val="0"/>
-          <w:numId w:val="1001"/>
+          <w:numId w:val="1004"/>
         </w:numPr>
       </w:pPr>
       <w:r>
@@ -1833,14 +2300,14 @@
         <w:pStyle w:val="Compact"/>
         <w:numPr>
           <w:ilvl w:val="0"/>
-          <w:numId w:val="1001"/>
+          <w:numId w:val="1004"/>
         </w:numPr>
       </w:pPr>
       <w:r>
         <w:t xml:space="preserve">Lang TA, Altman DG. Statistical analyses and methods in the published literature: the SAMPL guidelines. Int J Nurs Stud. 2015;52(1):5-9.</w:t>
       </w:r>
     </w:p>
-    <w:bookmarkEnd w:id="37"/>
+    <w:bookmarkEnd w:id="43"/>
     <w:sectPr>
       <w:footnotePr>
         <w:numRestart w:val="eachSect"/>
@@ -1951,6 +2418,109 @@
       </w:pPr>
     </w:lvl>
   </w:abstractNum>
+  <w:abstractNum w:abstractNumId="991">
+    <w:nsid w:val="0000A991"/>
+    <w:multiLevelType w:val="multilevel"/>
+    <w:lvl w:ilvl="0">
+      <w:numFmt w:val="bullet"/>
+      <w:lvlText w:val=""/>
+      <w:lvlJc w:val="left"/>
+      <w:pPr>
+        <w:ind w:left="720" w:hanging="360"/>
+      </w:pPr>
+      <w:rPr>
+        <w:rFonts w:ascii="Symbol" w:hAnsi="Symbol" w:cs="Symbol" w:hint="default"/>
+      </w:rPr>
+    </w:lvl>
+    <w:lvl w:ilvl="1">
+      <w:numFmt w:val="bullet"/>
+      <w:lvlText w:val="o"/>
+      <w:lvlJc w:val="left"/>
+      <w:pPr>
+        <w:ind w:left="1440" w:hanging="360"/>
+      </w:pPr>
+      <w:rPr>
+        <w:rFonts w:ascii="Courier New" w:hAnsi="Courier New" w:cs="Courier New" w:hint="default"/>
+      </w:rPr>
+    </w:lvl>
+    <w:lvl w:ilvl="2">
+      <w:numFmt w:val="bullet"/>
+      <w:lvlText w:val=""/>
+      <w:lvlJc w:val="left"/>
+      <w:pPr>
+        <w:ind w:left="2160" w:hanging="360"/>
+      </w:pPr>
+      <w:rPr>
+        <w:rFonts w:ascii="Wingdings" w:hAnsi="Wingdings" w:cs="Wingdings" w:hint="default"/>
+      </w:rPr>
+    </w:lvl>
+    <w:lvl w:ilvl="3">
+      <w:numFmt w:val="bullet"/>
+      <w:lvlText w:val=""/>
+      <w:lvlJc w:val="left"/>
+      <w:pPr>
+        <w:ind w:left="2880" w:hanging="360"/>
+      </w:pPr>
+      <w:rPr>
+        <w:rFonts w:ascii="Symbol" w:hAnsi="Symbol" w:cs="Symbol" w:hint="default"/>
+      </w:rPr>
+    </w:lvl>
+    <w:lvl w:ilvl="4">
+      <w:numFmt w:val="bullet"/>
+      <w:lvlText w:val="o"/>
+      <w:lvlJc w:val="left"/>
+      <w:pPr>
+        <w:ind w:left="3600" w:hanging="360"/>
+      </w:pPr>
+      <w:rPr>
+        <w:rFonts w:ascii="Courier New" w:hAnsi="Courier New" w:cs="Courier New" w:hint="default"/>
+      </w:rPr>
+    </w:lvl>
+    <w:lvl w:ilvl="5">
+      <w:numFmt w:val="bullet"/>
+      <w:lvlText w:val=""/>
+      <w:lvlJc w:val="left"/>
+      <w:pPr>
+        <w:ind w:left="4320" w:hanging="360"/>
+      </w:pPr>
+      <w:rPr>
+        <w:rFonts w:ascii="Wingdings" w:hAnsi="Wingdings" w:cs="Wingdings" w:hint="default"/>
+      </w:rPr>
+    </w:lvl>
+    <w:lvl w:ilvl="6">
+      <w:numFmt w:val="bullet"/>
+      <w:lvlText w:val=""/>
+      <w:lvlJc w:val="left"/>
+      <w:pPr>
+        <w:ind w:left="5040" w:hanging="360"/>
+      </w:pPr>
+      <w:rPr>
+        <w:rFonts w:ascii="Symbol" w:hAnsi="Symbol" w:cs="Symbol" w:hint="default"/>
+      </w:rPr>
+    </w:lvl>
+    <w:lvl w:ilvl="7">
+      <w:numFmt w:val="bullet"/>
+      <w:lvlText w:val="o"/>
+      <w:lvlJc w:val="left"/>
+      <w:pPr>
+        <w:ind w:left="5760" w:hanging="360"/>
+      </w:pPr>
+      <w:rPr>
+        <w:rFonts w:ascii="Courier New" w:hAnsi="Courier New" w:cs="Courier New" w:hint="default"/>
+      </w:rPr>
+    </w:lvl>
+    <w:lvl w:ilvl="8">
+      <w:numFmt w:val="bullet"/>
+      <w:lvlText w:val=""/>
+      <w:lvlJc w:val="left"/>
+      <w:pPr>
+        <w:ind w:left="6480" w:hanging="360"/>
+      </w:pPr>
+      <w:rPr>
+        <w:rFonts w:ascii="Wingdings" w:hAnsi="Wingdings" w:cs="Wingdings" w:hint="default"/>
+      </w:rPr>
+    </w:lvl>
+  </w:abstractNum>
   <w:abstractNum w:abstractNumId="99411">
     <w:nsid w:val="00A99411"/>
     <w:multiLevelType w:val="multilevel"/>
@@ -2040,6 +2610,42 @@
     <w:abstractNumId w:val="990"/>
   </w:num>
   <w:num w:numId="1001">
+    <w:abstractNumId w:val="991"/>
+  </w:num>
+  <w:num w:numId="1002">
+    <w:abstractNumId w:val="991"/>
+  </w:num>
+  <w:num w:numId="1003">
+    <w:abstractNumId w:val="99411"/>
+    <w:lvlOverride w:ilvl="0">
+      <w:startOverride w:val="1"/>
+    </w:lvlOverride>
+    <w:lvlOverride w:ilvl="1">
+      <w:startOverride w:val="1"/>
+    </w:lvlOverride>
+    <w:lvlOverride w:ilvl="2">
+      <w:startOverride w:val="1"/>
+    </w:lvlOverride>
+    <w:lvlOverride w:ilvl="3">
+      <w:startOverride w:val="1"/>
+    </w:lvlOverride>
+    <w:lvlOverride w:ilvl="4">
+      <w:startOverride w:val="1"/>
+    </w:lvlOverride>
+    <w:lvlOverride w:ilvl="5">
+      <w:startOverride w:val="1"/>
+    </w:lvlOverride>
+    <w:lvlOverride w:ilvl="6">
+      <w:startOverride w:val="1"/>
+    </w:lvlOverride>
+    <w:lvlOverride w:ilvl="7">
+      <w:startOverride w:val="1"/>
+    </w:lvlOverride>
+    <w:lvlOverride w:ilvl="8">
+      <w:startOverride w:val="1"/>
+    </w:lvlOverride>
+  </w:num>
+  <w:num w:numId="1004">
     <w:abstractNumId w:val="99411"/>
     <w:lvlOverride w:ilvl="0">
       <w:startOverride w:val="1"/>

--- a/labubu_mysterycall_manuscript.docx
+++ b/labubu_mysterycall_manuscript.docx
@@ -114,7 +114,7 @@
         <w:t xml:space="preserve">Restorative Reproductive Medicine practices almost uniformly offer cycle tracking but rarely offer intrauterine insemination, in vitro fertilization, or donor sperm services, with high baseline practice scheduling concordance across caller identities.</w:t>
       </w:r>
     </w:p>
-    <w:bookmarkStart w:id="20" w:name="abstract"/>
+    <w:bookmarkStart w:id="9" w:name="abstract"/>
     <w:p>
       <w:pPr>
         <w:pStyle w:val="Heading2"/>
@@ -174,8 +174,8 @@
         </w:pict>
       </w:r>
     </w:p>
-    <w:bookmarkEnd w:id="20"/>
-    <w:bookmarkStart w:id="21" w:name="introduction"/>
+    <w:bookmarkEnd w:id="9"/>
+    <w:bookmarkStart w:id="10" w:name="introduction"/>
     <w:p>
       <w:pPr>
         <w:pStyle w:val="Heading2"/>
@@ -215,8 +215,8 @@
         </w:pict>
       </w:r>
     </w:p>
-    <w:bookmarkEnd w:id="21"/>
-    <w:bookmarkStart w:id="26" w:name="sources-and-methods"/>
+    <w:bookmarkEnd w:id="10"/>
+    <w:bookmarkStart w:id="15" w:name="sources-and-methods"/>
     <w:p>
       <w:pPr>
         <w:pStyle w:val="Heading2"/>
@@ -225,7 +225,7 @@
         <w:t xml:space="preserve">SOURCES AND METHODS</w:t>
       </w:r>
     </w:p>
-    <w:bookmarkStart w:id="22" w:name="study-design-and-practice-eligibility"/>
+    <w:bookmarkStart w:id="11" w:name="study-design-and-practice-eligibility"/>
     <w:p>
       <w:pPr>
         <w:pStyle w:val="Heading3"/>
@@ -250,8 +250,8 @@
         <w:t xml:space="preserve">Trained callers telephoned each eligible practice during standard business hours (08:00–17:00 local time, excluding 12:00–13:00). Each practice was assigned to receive one telephone call for each of three clinical scenarios. Because each practice served as its own control across scenarios, practice identity was treated as a random intercept in all statistical models.</w:t>
       </w:r>
     </w:p>
-    <w:bookmarkEnd w:id="22"/>
-    <w:bookmarkStart w:id="23" w:name="standardized-caller-scenarios"/>
+    <w:bookmarkEnd w:id="11"/>
+    <w:bookmarkStart w:id="12" w:name="standardized-caller-scenarios"/>
     <w:p>
       <w:pPr>
         <w:pStyle w:val="Heading3"/>
@@ -312,8 +312,8 @@
         <w:t xml:space="preserve">Call scripts were strictly standardized across scenarios, differing only in the caller’s stated partner status and clinical inquiry regarding donor sperm care.</w:t>
       </w:r>
     </w:p>
-    <w:bookmarkEnd w:id="23"/>
-    <w:bookmarkStart w:id="24" w:name="outcome-definitions"/>
+    <w:bookmarkEnd w:id="12"/>
+    <w:bookmarkStart w:id="13" w:name="outcome-definitions"/>
     <w:p>
       <w:pPr>
         <w:pStyle w:val="Heading3"/>
@@ -449,8 +449,8 @@
         <w:t xml:space="preserve">The data-collection instrument did not contain an explicit item asking whether staff agreed to schedule the caller. The offer outcome is therefore a derived proxy, and this is the study’s principal measurement limitation (see Limitations). Wait time was the number of business days (Monday–Friday, excluding US federal holidays) between the call and the first available appointment, with same-day appointments retained as a wait of zero.</w:t>
       </w:r>
     </w:p>
-    <w:bookmarkEnd w:id="24"/>
-    <w:bookmarkStart w:id="25" w:name="statistical-analysis-and-power"/>
+    <w:bookmarkEnd w:id="13"/>
+    <w:bookmarkStart w:id="14" w:name="statistical-analysis-and-power"/>
     <w:p>
       <w:pPr>
         <w:pStyle w:val="Heading3"/>
@@ -505,9 +505,9 @@
         </w:pict>
       </w:r>
     </w:p>
-    <w:bookmarkEnd w:id="25"/>
-    <w:bookmarkEnd w:id="26"/>
-    <w:bookmarkStart w:id="35" w:name="results"/>
+    <w:bookmarkEnd w:id="14"/>
+    <w:bookmarkEnd w:id="15"/>
+    <w:bookmarkStart w:id="24" w:name="results"/>
     <w:p>
       <w:pPr>
         <w:pStyle w:val="Heading2"/>
@@ -516,7 +516,7 @@
         <w:t xml:space="preserve">RESULTS</w:t>
       </w:r>
     </w:p>
-    <w:bookmarkStart w:id="30" w:name="access-cascade"/>
+    <w:bookmarkStart w:id="19" w:name="access-cascade"/>
     <w:p>
       <w:pPr>
         <w:pStyle w:val="Heading3"/>
@@ -542,18 +542,18 @@
           <wp:inline>
             <wp:extent cx="4533900" cy="5541433"/>
             <wp:effectExtent b="0" l="0" r="0" t="0"/>
-            <wp:docPr descr="Figure 1. STROBE flow diagram. Reaching a live office and being offered an appointment are separate stages with separate denominators." title="" id="28" name="Picture"/>
+            <wp:docPr descr="Figure 1. STROBE flow diagram. Reaching a live office and being offered an appointment are separate stages with separate denominators." title="" id="17" name="Picture"/>
             <a:graphic>
               <a:graphicData uri="http://schemas.openxmlformats.org/drawingml/2006/picture">
                 <pic:pic>
                   <pic:nvPicPr>
-                    <pic:cNvPr descr="labubu_mysterycall_manuscript_files/mysterycall_outputs/figures/fig0_strobe_flow.png" id="29" name="Picture"/>
+                    <pic:cNvPr descr="mysterycall_outputs/figures/fig0_strobe_flow.png" id="18" name="Picture"/>
                     <pic:cNvPicPr>
                       <a:picLocks noChangeArrowheads="1" noChangeAspect="1"/>
                     </pic:cNvPicPr>
                   </pic:nvPicPr>
                   <pic:blipFill>
-                    <a:blip r:embed="rId27"/>
+                    <a:blip r:embed="rId16"/>
                     <a:stretch>
                       <a:fillRect/>
                     </a:stretch>
@@ -912,8 +912,8 @@
         </w:tc>
       </w:tr>
     </w:tbl>
-    <w:bookmarkEnd w:id="30"/>
-    <w:bookmarkStart w:id="31" w:name="reproductive-services-offered"/>
+    <w:bookmarkEnd w:id="19"/>
+    <w:bookmarkStart w:id="20" w:name="reproductive-services-offered"/>
     <w:p>
       <w:pPr>
         <w:pStyle w:val="Heading3"/>
@@ -1143,8 +1143,8 @@
         <w:t xml:space="preserve">Cycle tracking was offered in 94.9% (95% CI 88.6-97.8%; 93/98) of encounters. In contrast, IUI was offered in 1.0% (95% CI 0.2-5.6%; 1/98), IVF in 1.0% (95% CI 0.2-5.6%; 1/98), and donor sperm management in 3.1% (95% CI 1.0-8.6%; 3/98). The IUI and IVF counts each reflect a single practice and should be read as an upper bound on availability rather than a stable rate estimate.</w:t>
       </w:r>
     </w:p>
-    <w:bookmarkEnd w:id="31"/>
-    <w:bookmarkStart w:id="32" w:name="appointment-offers-by-caller-identity"/>
+    <w:bookmarkEnd w:id="20"/>
+    <w:bookmarkStart w:id="21" w:name="appointment-offers-by-caller-identity"/>
     <w:p>
       <w:pPr>
         <w:pStyle w:val="Heading3"/>
@@ -1509,8 +1509,8 @@
         <w:t xml:space="preserve">Within-practice paired differences in offer rate were: Straight vs Single Mother +31.2 percentage points (95% CI +2.7 to +59.8; n = 16 practices); Lesbian vs Single Mother -9.5 percentage points (95% CI -22.1 to +3.0; n = 21 practices); Straight vs Lesbian +38.1 percentage points (95% CI +17.3 to +58.9; n = 21 practices). Practices treated callers identically in 69%-77% of paired reachability comparisons.</w:t>
       </w:r>
     </w:p>
-    <w:bookmarkEnd w:id="32"/>
-    <w:bookmarkStart w:id="33" w:name="caller-assignment"/>
+    <w:bookmarkEnd w:id="21"/>
+    <w:bookmarkStart w:id="22" w:name="caller-assignment"/>
     <w:p>
       <w:pPr>
         <w:pStyle w:val="Heading3"/>
@@ -1753,8 +1753,8 @@
         </w:tc>
       </w:tr>
     </w:tbl>
-    <w:bookmarkEnd w:id="33"/>
-    <w:bookmarkStart w:id="34" w:name="wait-time-to-first-available-appointment"/>
+    <w:bookmarkEnd w:id="22"/>
+    <w:bookmarkStart w:id="23" w:name="wait-time-to-first-available-appointment"/>
     <w:p>
       <w:pPr>
         <w:pStyle w:val="Heading3"/>
@@ -1768,7 +1768,7 @@
         <w:pStyle w:val="FirstParagraph"/>
       </w:pPr>
       <w:r>
-        <w:t xml:space="preserve">Among calls with an observed appointment date (N = 57), the median wait was 18 business days (IQR 7-42; n = 28) for straight couples, 20 business days (IQR 5-38; n = 14) for lesbian couples, and 13 business days (IQR 4-27; n = 15) for single mothers. In the log-transformed mixed model, waits relative to straight-couple callers had a geometric mean ratio of 0.83 (95% CI 0.47-1.46) for lesbian couples and 0.82 (95% CI 0.46-1.45) for single mothers; a ratio below 1.00 indicates a shorter wait. Because appointment dates are missing for a scenario-dependent share of calls, these complete-case estimates condition on having been offered an appointment and are reported as descriptive.</w:t>
+        <w:t xml:space="preserve">Among calls with an observed appointment date (N = 57), the median wait was 18 business days (IQR 7-42; n = 28) for straight couples, 20 business days (IQR 5-38; n = 14) for lesbian couples, and 13 business days (IQR 4-27; n = 15) for single mothers. In the log-transformed mixed model, waits relative to straight-couple callers had a geometric mean ratio of 0.83 (95% CI 0.48-1.43) for lesbian couples and 0.82 (95% CI 0.47-1.43) for single mothers; a ratio below 1.00 indicates a shorter wait. Because appointment dates are missing for a scenario-dependent share of calls, these complete-case estimates condition on having been offered an appointment and are reported as descriptive.</w:t>
       </w:r>
     </w:p>
     <w:p>
@@ -1778,9 +1778,9 @@
         </w:pict>
       </w:r>
     </w:p>
-    <w:bookmarkEnd w:id="34"/>
-    <w:bookmarkEnd w:id="35"/>
-    <w:bookmarkStart w:id="42" w:name="discussion"/>
+    <w:bookmarkEnd w:id="23"/>
+    <w:bookmarkEnd w:id="24"/>
+    <w:bookmarkStart w:id="31" w:name="discussion"/>
     <w:p>
       <w:pPr>
         <w:pStyle w:val="Heading2"/>
@@ -1789,7 +1789,7 @@
         <w:t xml:space="preserve">DISCUSSION</w:t>
       </w:r>
     </w:p>
-    <w:bookmarkStart w:id="36" w:name="principal-findings"/>
+    <w:bookmarkStart w:id="25" w:name="principal-findings"/>
     <w:p>
       <w:pPr>
         <w:pStyle w:val="Heading3"/>
@@ -1822,8 +1822,8 @@
         <w:t xml:space="preserve">The hypothesis-generating signal is that appointment-offer rates differed across caller scenarios in the observed direction of disadvantage for lesbian couples and single mothers. We do not present this as an established effect, for the reasons below.</w:t>
       </w:r>
     </w:p>
-    <w:bookmarkEnd w:id="36"/>
-    <w:bookmarkStart w:id="37" w:name="Xecf657d030bd5450b06596884444b25f28afab5"/>
+    <w:bookmarkEnd w:id="25"/>
+    <w:bookmarkStart w:id="26" w:name="Xecf657d030bd5450b06596884444b25f28afab5"/>
     <w:p>
       <w:pPr>
         <w:pStyle w:val="Heading3"/>
@@ -1876,8 +1876,8 @@
         <w:t xml:space="preserve">Third, the matched analysis is underpowered. Discordant practices number 7, 2, 8 across the three contrasts, giving minimum detectable effects of OR 8.1 to OR 9.0 at 80% power. Plausible audit-study effects are well below this floor.</w:t>
       </w:r>
     </w:p>
-    <w:bookmarkEnd w:id="37"/>
-    <w:bookmarkStart w:id="38" w:name="X4eb1280e53c4cda37e7fca3aeb4a1b6bed0e432"/>
+    <w:bookmarkEnd w:id="26"/>
+    <w:bookmarkStart w:id="27" w:name="X4eb1280e53c4cda37e7fca3aeb4a1b6bed0e432"/>
     <w:p>
       <w:pPr>
         <w:pStyle w:val="Heading3"/>
@@ -1906,8 +1906,8 @@
         <w:t xml:space="preserve">variable makes the analytic inclusion criterion and the outcome the same measurement, which forces acceptance to 100% within the analytic sample and discards stated refusals — the only unambiguous negative outcomes. Reporting the cascade stage by stage avoids this. Separately, an audit design that assigns caller identity non-randomly across the very conditions it means to contrast cannot recover the contrast, regardless of how sophisticated the within-unit matching is; caller assignment should be randomized or blocked at design time.</w:t>
       </w:r>
     </w:p>
-    <w:bookmarkEnd w:id="38"/>
-    <w:bookmarkStart w:id="39" w:name="strengths-and-limitations"/>
+    <w:bookmarkEnd w:id="27"/>
+    <w:bookmarkStart w:id="28" w:name="strengths-and-limitations"/>
     <w:p>
       <w:pPr>
         <w:pStyle w:val="Heading3"/>
@@ -2064,8 +2064,8 @@
         <w:t xml:space="preserve">Day-to-day and staff-to-staff variation within practices could not be separately evaluated.</w:t>
       </w:r>
     </w:p>
-    <w:bookmarkEnd w:id="39"/>
-    <w:bookmarkStart w:id="40" w:name="recommendations-for-the-next-wave"/>
+    <w:bookmarkEnd w:id="28"/>
+    <w:bookmarkStart w:id="29" w:name="recommendations-for-the-next-wave"/>
     <w:p>
       <w:pPr>
         <w:pStyle w:val="Heading3"/>
@@ -2094,8 +2094,8 @@
         <w:t xml:space="preserve">checkboxes already in the instrument are the only directly measured discrimination item; their coding is currently ambiguous and should be adjudicated against the codebook before use.</w:t>
       </w:r>
     </w:p>
-    <w:bookmarkEnd w:id="40"/>
-    <w:bookmarkStart w:id="41" w:name="conclusion"/>
+    <w:bookmarkEnd w:id="29"/>
+    <w:bookmarkStart w:id="30" w:name="conclusion"/>
     <w:p>
       <w:pPr>
         <w:pStyle w:val="Heading3"/>
@@ -2119,9 +2119,9 @@
         </w:pict>
       </w:r>
     </w:p>
-    <w:bookmarkEnd w:id="41"/>
-    <w:bookmarkEnd w:id="42"/>
-    <w:bookmarkStart w:id="43" w:name="references"/>
+    <w:bookmarkEnd w:id="30"/>
+    <w:bookmarkEnd w:id="31"/>
+    <w:bookmarkStart w:id="32" w:name="references"/>
     <w:p>
       <w:pPr>
         <w:pStyle w:val="Heading2"/>
@@ -2307,7 +2307,7 @@
         <w:t xml:space="preserve">Lang TA, Altman DG. Statistical analyses and methods in the published literature: the SAMPL guidelines. Int J Nurs Stud. 2015;52(1):5-9.</w:t>
       </w:r>
     </w:p>
-    <w:bookmarkEnd w:id="43"/>
+    <w:bookmarkEnd w:id="32"/>
     <w:sectPr>
       <w:footnotePr>
         <w:numRestart w:val="eachSect"/>
@@ -2683,10 +2683,10 @@
   <w:docDefaults>
     <w:rPrDefault>
       <w:rPr>
-        <w:rFonts w:asciiTheme="minorHAnsi" w:cstheme="minorBidi" w:eastAsiaTheme="minorHAnsi" w:hAnsiTheme="minorHAnsi"/>
+        <w:rFonts w:asciiTheme="minorHAnsi" w:cstheme="minorBidi" w:eastAsiaTheme="minorEastAsia" w:hAnsiTheme="minorHAnsi"/>
         <w:sz w:val="24"/>
         <w:szCs w:val="24"/>
-        <w:lang w:bidi="ar-SA" w:eastAsia="en-US" w:val="en-US"/>
+        <w:lang w:bidi="ar-SA" w:eastAsia="zh-CN" w:val="en-US"/>
       </w:rPr>
     </w:rPrDefault>
     <w:pPrDefault>
@@ -3227,13 +3227,6 @@
       </w:tblCellMar>
     </w:tblPr>
     <w:tblStylePr w:type="firstRow">
-      <w:tblPr>
-        <w:jc w:val="left"/>
-        <w:tblInd w:type="dxa" w:w="0"/>
-      </w:tblPr>
-      <w:trPr>
-        <w:jc w:val="left"/>
-      </w:trPr>
       <w:tcPr>
         <w:tcBorders>
           <w:bottom w:val="single"/>

--- a/labubu_mysterycall_manuscript.docx
+++ b/labubu_mysterycall_manuscript.docx
@@ -114,7 +114,7 @@
         <w:t xml:space="preserve">Restorative Reproductive Medicine practices almost uniformly offer cycle tracking but rarely offer intrauterine insemination, in vitro fertilization, or donor sperm services, with high baseline practice scheduling concordance across caller identities.</w:t>
       </w:r>
     </w:p>
-    <w:bookmarkStart w:id="9" w:name="abstract"/>
+    <w:bookmarkStart w:id="20" w:name="abstract"/>
     <w:p>
       <w:pPr>
         <w:pStyle w:val="Heading2"/>
@@ -174,8 +174,8 @@
         </w:pict>
       </w:r>
     </w:p>
-    <w:bookmarkEnd w:id="9"/>
-    <w:bookmarkStart w:id="10" w:name="introduction"/>
+    <w:bookmarkEnd w:id="20"/>
+    <w:bookmarkStart w:id="21" w:name="introduction"/>
     <w:p>
       <w:pPr>
         <w:pStyle w:val="Heading2"/>
@@ -215,8 +215,8 @@
         </w:pict>
       </w:r>
     </w:p>
-    <w:bookmarkEnd w:id="10"/>
-    <w:bookmarkStart w:id="15" w:name="sources-and-methods"/>
+    <w:bookmarkEnd w:id="21"/>
+    <w:bookmarkStart w:id="26" w:name="sources-and-methods"/>
     <w:p>
       <w:pPr>
         <w:pStyle w:val="Heading2"/>
@@ -225,7 +225,7 @@
         <w:t xml:space="preserve">SOURCES AND METHODS</w:t>
       </w:r>
     </w:p>
-    <w:bookmarkStart w:id="11" w:name="study-design-and-practice-eligibility"/>
+    <w:bookmarkStart w:id="22" w:name="study-design-and-practice-eligibility"/>
     <w:p>
       <w:pPr>
         <w:pStyle w:val="Heading3"/>
@@ -250,8 +250,8 @@
         <w:t xml:space="preserve">Trained callers telephoned each eligible practice during standard business hours (08:00–17:00 local time, excluding 12:00–13:00). Each practice was assigned to receive one telephone call for each of three clinical scenarios. Because each practice served as its own control across scenarios, practice identity was treated as a random intercept in all statistical models.</w:t>
       </w:r>
     </w:p>
-    <w:bookmarkEnd w:id="11"/>
-    <w:bookmarkStart w:id="12" w:name="standardized-caller-scenarios"/>
+    <w:bookmarkEnd w:id="22"/>
+    <w:bookmarkStart w:id="23" w:name="standardized-caller-scenarios"/>
     <w:p>
       <w:pPr>
         <w:pStyle w:val="Heading3"/>
@@ -312,8 +312,8 @@
         <w:t xml:space="preserve">Call scripts were strictly standardized across scenarios, differing only in the caller’s stated partner status and clinical inquiry regarding donor sperm care.</w:t>
       </w:r>
     </w:p>
-    <w:bookmarkEnd w:id="12"/>
-    <w:bookmarkStart w:id="13" w:name="outcome-definitions"/>
+    <w:bookmarkEnd w:id="23"/>
+    <w:bookmarkStart w:id="24" w:name="outcome-definitions"/>
     <w:p>
       <w:pPr>
         <w:pStyle w:val="Heading3"/>
@@ -449,8 +449,8 @@
         <w:t xml:space="preserve">The data-collection instrument did not contain an explicit item asking whether staff agreed to schedule the caller. The offer outcome is therefore a derived proxy, and this is the study’s principal measurement limitation (see Limitations). Wait time was the number of business days (Monday–Friday, excluding US federal holidays) between the call and the first available appointment, with same-day appointments retained as a wait of zero.</w:t>
       </w:r>
     </w:p>
-    <w:bookmarkEnd w:id="13"/>
-    <w:bookmarkStart w:id="14" w:name="statistical-analysis-and-power"/>
+    <w:bookmarkEnd w:id="24"/>
+    <w:bookmarkStart w:id="25" w:name="statistical-analysis-and-power"/>
     <w:p>
       <w:pPr>
         <w:pStyle w:val="Heading3"/>
@@ -505,9 +505,9 @@
         </w:pict>
       </w:r>
     </w:p>
-    <w:bookmarkEnd w:id="14"/>
-    <w:bookmarkEnd w:id="15"/>
-    <w:bookmarkStart w:id="24" w:name="results"/>
+    <w:bookmarkEnd w:id="25"/>
+    <w:bookmarkEnd w:id="26"/>
+    <w:bookmarkStart w:id="35" w:name="results"/>
     <w:p>
       <w:pPr>
         <w:pStyle w:val="Heading2"/>
@@ -516,7 +516,7 @@
         <w:t xml:space="preserve">RESULTS</w:t>
       </w:r>
     </w:p>
-    <w:bookmarkStart w:id="19" w:name="access-cascade"/>
+    <w:bookmarkStart w:id="30" w:name="access-cascade"/>
     <w:p>
       <w:pPr>
         <w:pStyle w:val="Heading3"/>
@@ -542,18 +542,18 @@
           <wp:inline>
             <wp:extent cx="4533900" cy="5541433"/>
             <wp:effectExtent b="0" l="0" r="0" t="0"/>
-            <wp:docPr descr="Figure 1. STROBE flow diagram. Reaching a live office and being offered an appointment are separate stages with separate denominators." title="" id="17" name="Picture"/>
+            <wp:docPr descr="Figure 1. STROBE flow diagram. Reaching a live office and being offered an appointment are separate stages with separate denominators." title="" id="28" name="Picture"/>
             <a:graphic>
               <a:graphicData uri="http://schemas.openxmlformats.org/drawingml/2006/picture">
                 <pic:pic>
                   <pic:nvPicPr>
-                    <pic:cNvPr descr="mysterycall_outputs/figures/fig0_strobe_flow.png" id="18" name="Picture"/>
+                    <pic:cNvPr descr="labubu_mysterycall_manuscript_files/mysterycall_outputs/figures/fig0_strobe_flow.png" id="29" name="Picture"/>
                     <pic:cNvPicPr>
                       <a:picLocks noChangeArrowheads="1" noChangeAspect="1"/>
                     </pic:cNvPicPr>
                   </pic:nvPicPr>
                   <pic:blipFill>
-                    <a:blip r:embed="rId16"/>
+                    <a:blip r:embed="rId27"/>
                     <a:stretch>
                       <a:fillRect/>
                     </a:stretch>
@@ -912,8 +912,8 @@
         </w:tc>
       </w:tr>
     </w:tbl>
-    <w:bookmarkEnd w:id="19"/>
-    <w:bookmarkStart w:id="20" w:name="reproductive-services-offered"/>
+    <w:bookmarkEnd w:id="30"/>
+    <w:bookmarkStart w:id="31" w:name="reproductive-services-offered"/>
     <w:p>
       <w:pPr>
         <w:pStyle w:val="Heading3"/>
@@ -1143,8 +1143,8 @@
         <w:t xml:space="preserve">Cycle tracking was offered in 94.9% (95% CI 88.6-97.8%; 93/98) of encounters. In contrast, IUI was offered in 1.0% (95% CI 0.2-5.6%; 1/98), IVF in 1.0% (95% CI 0.2-5.6%; 1/98), and donor sperm management in 3.1% (95% CI 1.0-8.6%; 3/98). The IUI and IVF counts each reflect a single practice and should be read as an upper bound on availability rather than a stable rate estimate.</w:t>
       </w:r>
     </w:p>
-    <w:bookmarkEnd w:id="20"/>
-    <w:bookmarkStart w:id="21" w:name="appointment-offers-by-caller-identity"/>
+    <w:bookmarkEnd w:id="31"/>
+    <w:bookmarkStart w:id="32" w:name="appointment-offers-by-caller-identity"/>
     <w:p>
       <w:pPr>
         <w:pStyle w:val="Heading3"/>
@@ -1509,8 +1509,8 @@
         <w:t xml:space="preserve">Within-practice paired differences in offer rate were: Straight vs Single Mother +31.2 percentage points (95% CI +2.7 to +59.8; n = 16 practices); Lesbian vs Single Mother -9.5 percentage points (95% CI -22.1 to +3.0; n = 21 practices); Straight vs Lesbian +38.1 percentage points (95% CI +17.3 to +58.9; n = 21 practices). Practices treated callers identically in 69%-77% of paired reachability comparisons.</w:t>
       </w:r>
     </w:p>
-    <w:bookmarkEnd w:id="21"/>
-    <w:bookmarkStart w:id="22" w:name="caller-assignment"/>
+    <w:bookmarkEnd w:id="32"/>
+    <w:bookmarkStart w:id="33" w:name="caller-assignment"/>
     <w:p>
       <w:pPr>
         <w:pStyle w:val="Heading3"/>
@@ -1753,8 +1753,8 @@
         </w:tc>
       </w:tr>
     </w:tbl>
-    <w:bookmarkEnd w:id="22"/>
-    <w:bookmarkStart w:id="23" w:name="wait-time-to-first-available-appointment"/>
+    <w:bookmarkEnd w:id="33"/>
+    <w:bookmarkStart w:id="34" w:name="wait-time-to-first-available-appointment"/>
     <w:p>
       <w:pPr>
         <w:pStyle w:val="Heading3"/>
@@ -1768,7 +1768,7 @@
         <w:pStyle w:val="FirstParagraph"/>
       </w:pPr>
       <w:r>
-        <w:t xml:space="preserve">Among calls with an observed appointment date (N = 57), the median wait was 18 business days (IQR 7-42; n = 28) for straight couples, 20 business days (IQR 5-38; n = 14) for lesbian couples, and 13 business days (IQR 4-27; n = 15) for single mothers. In the log-transformed mixed model, waits relative to straight-couple callers had a geometric mean ratio of 0.83 (95% CI 0.48-1.43) for lesbian couples and 0.82 (95% CI 0.47-1.43) for single mothers; a ratio below 1.00 indicates a shorter wait. Because appointment dates are missing for a scenario-dependent share of calls, these complete-case estimates condition on having been offered an appointment and are reported as descriptive.</w:t>
+        <w:t xml:space="preserve">Among calls with an observed appointment date (N = 57), the median wait was 18 business days (IQR 7-42; n = 28) for straight couples, 20 business days (IQR 5-38; n = 14) for lesbian couples, and 13 business days (IQR 4-27; n = 15) for single mothers. In the log-transformed mixed model, waits relative to straight-couple callers had a geometric mean ratio of 0.83 (95% CI 0.47-1.46) for lesbian couples and 0.82 (95% CI 0.46-1.45) for single mothers; a ratio below 1.00 indicates a shorter wait. Because appointment dates are missing for a scenario-dependent share of calls, these complete-case estimates condition on having been offered an appointment and are reported as descriptive.</w:t>
       </w:r>
     </w:p>
     <w:p>
@@ -1778,9 +1778,9 @@
         </w:pict>
       </w:r>
     </w:p>
-    <w:bookmarkEnd w:id="23"/>
-    <w:bookmarkEnd w:id="24"/>
-    <w:bookmarkStart w:id="31" w:name="discussion"/>
+    <w:bookmarkEnd w:id="34"/>
+    <w:bookmarkEnd w:id="35"/>
+    <w:bookmarkStart w:id="42" w:name="discussion"/>
     <w:p>
       <w:pPr>
         <w:pStyle w:val="Heading2"/>
@@ -1789,7 +1789,7 @@
         <w:t xml:space="preserve">DISCUSSION</w:t>
       </w:r>
     </w:p>
-    <w:bookmarkStart w:id="25" w:name="principal-findings"/>
+    <w:bookmarkStart w:id="36" w:name="principal-findings"/>
     <w:p>
       <w:pPr>
         <w:pStyle w:val="Heading3"/>
@@ -1822,8 +1822,8 @@
         <w:t xml:space="preserve">The hypothesis-generating signal is that appointment-offer rates differed across caller scenarios in the observed direction of disadvantage for lesbian couples and single mothers. We do not present this as an established effect, for the reasons below.</w:t>
       </w:r>
     </w:p>
-    <w:bookmarkEnd w:id="25"/>
-    <w:bookmarkStart w:id="26" w:name="Xecf657d030bd5450b06596884444b25f28afab5"/>
+    <w:bookmarkEnd w:id="36"/>
+    <w:bookmarkStart w:id="37" w:name="Xecf657d030bd5450b06596884444b25f28afab5"/>
     <w:p>
       <w:pPr>
         <w:pStyle w:val="Heading3"/>
@@ -1876,8 +1876,8 @@
         <w:t xml:space="preserve">Third, the matched analysis is underpowered. Discordant practices number 7, 2, 8 across the three contrasts, giving minimum detectable effects of OR 8.1 to OR 9.0 at 80% power. Plausible audit-study effects are well below this floor.</w:t>
       </w:r>
     </w:p>
-    <w:bookmarkEnd w:id="26"/>
-    <w:bookmarkStart w:id="27" w:name="X4eb1280e53c4cda37e7fca3aeb4a1b6bed0e432"/>
+    <w:bookmarkEnd w:id="37"/>
+    <w:bookmarkStart w:id="38" w:name="X4eb1280e53c4cda37e7fca3aeb4a1b6bed0e432"/>
     <w:p>
       <w:pPr>
         <w:pStyle w:val="Heading3"/>
@@ -1906,8 +1906,8 @@
         <w:t xml:space="preserve">variable makes the analytic inclusion criterion and the outcome the same measurement, which forces acceptance to 100% within the analytic sample and discards stated refusals — the only unambiguous negative outcomes. Reporting the cascade stage by stage avoids this. Separately, an audit design that assigns caller identity non-randomly across the very conditions it means to contrast cannot recover the contrast, regardless of how sophisticated the within-unit matching is; caller assignment should be randomized or blocked at design time.</w:t>
       </w:r>
     </w:p>
-    <w:bookmarkEnd w:id="27"/>
-    <w:bookmarkStart w:id="28" w:name="strengths-and-limitations"/>
+    <w:bookmarkEnd w:id="38"/>
+    <w:bookmarkStart w:id="39" w:name="strengths-and-limitations"/>
     <w:p>
       <w:pPr>
         <w:pStyle w:val="Heading3"/>
@@ -2064,8 +2064,8 @@
         <w:t xml:space="preserve">Day-to-day and staff-to-staff variation within practices could not be separately evaluated.</w:t>
       </w:r>
     </w:p>
-    <w:bookmarkEnd w:id="28"/>
-    <w:bookmarkStart w:id="29" w:name="recommendations-for-the-next-wave"/>
+    <w:bookmarkEnd w:id="39"/>
+    <w:bookmarkStart w:id="40" w:name="recommendations-for-the-next-wave"/>
     <w:p>
       <w:pPr>
         <w:pStyle w:val="Heading3"/>
@@ -2094,8 +2094,8 @@
         <w:t xml:space="preserve">checkboxes already in the instrument are the only directly measured discrimination item; their coding is currently ambiguous and should be adjudicated against the codebook before use.</w:t>
       </w:r>
     </w:p>
-    <w:bookmarkEnd w:id="29"/>
-    <w:bookmarkStart w:id="30" w:name="conclusion"/>
+    <w:bookmarkEnd w:id="40"/>
+    <w:bookmarkStart w:id="41" w:name="conclusion"/>
     <w:p>
       <w:pPr>
         <w:pStyle w:val="Heading3"/>
@@ -2119,9 +2119,9 @@
         </w:pict>
       </w:r>
     </w:p>
-    <w:bookmarkEnd w:id="30"/>
-    <w:bookmarkEnd w:id="31"/>
-    <w:bookmarkStart w:id="32" w:name="references"/>
+    <w:bookmarkEnd w:id="41"/>
+    <w:bookmarkEnd w:id="42"/>
+    <w:bookmarkStart w:id="43" w:name="references"/>
     <w:p>
       <w:pPr>
         <w:pStyle w:val="Heading2"/>
@@ -2307,7 +2307,7 @@
         <w:t xml:space="preserve">Lang TA, Altman DG. Statistical analyses and methods in the published literature: the SAMPL guidelines. Int J Nurs Stud. 2015;52(1):5-9.</w:t>
       </w:r>
     </w:p>
-    <w:bookmarkEnd w:id="32"/>
+    <w:bookmarkEnd w:id="43"/>
     <w:sectPr>
       <w:footnotePr>
         <w:numRestart w:val="eachSect"/>
@@ -2683,10 +2683,10 @@
   <w:docDefaults>
     <w:rPrDefault>
       <w:rPr>
-        <w:rFonts w:asciiTheme="minorHAnsi" w:cstheme="minorBidi" w:eastAsiaTheme="minorEastAsia" w:hAnsiTheme="minorHAnsi"/>
+        <w:rFonts w:asciiTheme="minorHAnsi" w:cstheme="minorBidi" w:eastAsiaTheme="minorHAnsi" w:hAnsiTheme="minorHAnsi"/>
         <w:sz w:val="24"/>
         <w:szCs w:val="24"/>
-        <w:lang w:bidi="ar-SA" w:eastAsia="zh-CN" w:val="en-US"/>
+        <w:lang w:bidi="ar-SA" w:eastAsia="en-US" w:val="en-US"/>
       </w:rPr>
     </w:rPrDefault>
     <w:pPrDefault>
@@ -3227,6 +3227,13 @@
       </w:tblCellMar>
     </w:tblPr>
     <w:tblStylePr w:type="firstRow">
+      <w:tblPr>
+        <w:jc w:val="left"/>
+        <w:tblInd w:type="dxa" w:w="0"/>
+      </w:tblPr>
+      <w:trPr>
+        <w:jc w:val="left"/>
+      </w:trPr>
       <w:tcPr>
         <w:tcBorders>
           <w:bottom w:val="single"/>

--- a/labubu_mysterycall_manuscript.docx
+++ b/labubu_mysterycall_manuscript.docx
@@ -95,7 +95,7 @@
         <w:t xml:space="preserve"> </w:t>
       </w:r>
       <w:r>
-        <w:t xml:space="preserve">Data Audit &amp; Provenance: Automatically compiled from active dataset LABUBU_DATA_LABELS_2026-08-11_2017.csv (234 calls across 106 practices)</w:t>
+        <w:t xml:space="preserve">Data Audit &amp; Provenance: Automatically compiled from active dataset LABUBU_DATA_LABELS_2026-08-11_2017.csv (234 calls across 105 practices)</w:t>
       </w:r>
     </w:p>
     <w:p>
@@ -156,7 +156,7 @@
         <w:pStyle w:val="BodyText"/>
       </w:pPr>
       <w:r>
-        <w:t xml:space="preserve">RESULTS: 234 calls were placed to 106 practices. A live office was reached on 46.2% (95% CI 39.9-52.6%; 108/234) of calls; 100 calls were eligible for the offer analysis and 48 practices completed all three scenarios. Among calls reaching staff (N = 98), cycle tracking was offered by 94.9% (95% CI 88.6-97.8%; 93/98), ovulation induction by 11.2% (95% CI 6.4-19.0%; 11/98), intrauterine insemination (IUI) by 1.0% (95% CI 0.2-5.6%; 1/98), in vitro fertilization (IVF) by 1.0% (95% CI 0.2-5.6%; 1/98), and donor sperm care by 3.1% (95% CI 1.0-8.6%; 3/98). Appointment-offer rates were 75.7% for straight couples, 42.4% for lesbian couples, and 50.0% for single mothers. In complete-triad mixed-effects logistic regression, relative to straight couples, the odds of an appointment offer were OR 0.04 (0.01-0.28) for lesbian couples (p = 0.001) and OR 0.09 (0.01-0.65) for single mothers (p = 0.016). Under the broader offer definition these attenuated to OR 0.31 (0.08-1.25) and OR 0.29 (0.06-1.27) respectively. Caller identity was strongly associated with scenario (Cramér’s V = 0.66), so scenario and caller effects are not separately identifiable.</w:t>
+        <w:t xml:space="preserve">RESULTS: 234 calls were placed to 105 practices. A live office was reached on 46.2% (95% CI 39.9-52.6%; 108/234) of calls; 100 calls were eligible for the offer analysis and 48 practices completed all three scenarios. Among calls reaching staff (N = 98), cycle tracking was offered by 94.9% (95% CI 88.6-97.8%; 93/98), ovulation induction by 11.2% (95% CI 6.4-19.0%; 11/98), intrauterine insemination (IUI) by 1.0% (95% CI 0.2-5.6%; 1/98), in vitro fertilization (IVF) by 1.0% (95% CI 0.2-5.6%; 1/98), and donor sperm care by 3.1% (95% CI 1.0-8.6%; 3/98). Appointment-offer rates were 75.7% for straight couples, 42.4% for lesbian couples, and 50.0% for single mothers. In complete-triad mixed-effects logistic regression, relative to straight couples, the odds of an appointment offer were OR 0.04 (0.01-0.28) for lesbian couples (p = 0.001) and OR 0.09 (0.01-0.65) for single mothers (p = 0.016). Under the broader offer definition these attenuated to OR 0.31 (0.08-1.25) and OR 0.29 (0.06-1.27) respectively. Caller identity was strongly associated with scenario (Cramér’s V = 0.66), so scenario and caller effects are not separately identifiable.</w:t>
       </w:r>
     </w:p>
     <w:p>
@@ -530,7 +530,7 @@
         <w:pStyle w:val="FirstParagraph"/>
       </w:pPr>
       <w:r>
-        <w:t xml:space="preserve">A total of 234 telephone calls were placed to 106 unique RRM practices. A live office was reached on 108 calls (46.2% (95% CI 39.9-52.6%; 108/234)). Of these, 10 reached calls ended in a stated refusal or extended hold, and 98 proceeded to the full interview. 48 practices completed all three scenario calls (complete triads), 25 completed two, and 33 completed one.</w:t>
+        <w:t xml:space="preserve">A total of 234 telephone calls were placed to 105 unique RRM practices. A live office was reached on 108 calls (46.2% (95% CI 39.9-52.6%; 108/234)). Of these, 10 reached calls ended in a stated refusal or extended hold, and 98 proceeded to the full interview. 48 practices completed all three scenario calls (complete triads), 25 completed two, and 32 completed one.</w:t>
       </w:r>
     </w:p>
     <w:p>
@@ -1635,7 +1635,7 @@
               <w:jc w:val="left"/>
             </w:pPr>
             <w:r>
-              <w:t xml:space="preserve">Muffly</w:t>
+              <w:t xml:space="preserve">Caller D</w:t>
             </w:r>
           </w:p>
         </w:tc>
@@ -1735,7 +1735,7 @@
               <w:jc w:val="left"/>
             </w:pPr>
             <w:r>
-              <w:t xml:space="preserve">Melanie</w:t>
+              <w:t xml:space="preserve">Caller C</w:t>
             </w:r>
           </w:p>
         </w:tc>

--- a/labubu_mysterycall_manuscript.docx
+++ b/labubu_mysterycall_manuscript.docx
@@ -23,7 +23,7 @@
         <w:pStyle w:val="Date"/>
       </w:pPr>
       <w:r>
-        <w:t xml:space="preserve">September 04, 2026</w:t>
+        <w:t xml:space="preserve">September 05, 2026</w:t>
       </w:r>
     </w:p>
     <w:sdt>
@@ -114,7 +114,7 @@
         <w:t xml:space="preserve">Restorative Reproductive Medicine practices almost uniformly offer cycle tracking but rarely offer intrauterine insemination, in vitro fertilization, or donor sperm services, with high baseline practice scheduling concordance across caller identities.</w:t>
       </w:r>
     </w:p>
-    <w:bookmarkStart w:id="20" w:name="abstract"/>
+    <w:bookmarkStart w:id="9" w:name="abstract"/>
     <w:p>
       <w:pPr>
         <w:pStyle w:val="Heading2"/>
@@ -174,8 +174,8 @@
         </w:pict>
       </w:r>
     </w:p>
-    <w:bookmarkEnd w:id="20"/>
-    <w:bookmarkStart w:id="21" w:name="introduction"/>
+    <w:bookmarkEnd w:id="9"/>
+    <w:bookmarkStart w:id="10" w:name="introduction"/>
     <w:p>
       <w:pPr>
         <w:pStyle w:val="Heading2"/>
@@ -215,8 +215,8 @@
         </w:pict>
       </w:r>
     </w:p>
-    <w:bookmarkEnd w:id="21"/>
-    <w:bookmarkStart w:id="26" w:name="sources-and-methods"/>
+    <w:bookmarkEnd w:id="10"/>
+    <w:bookmarkStart w:id="15" w:name="sources-and-methods"/>
     <w:p>
       <w:pPr>
         <w:pStyle w:val="Heading2"/>
@@ -225,7 +225,7 @@
         <w:t xml:space="preserve">SOURCES AND METHODS</w:t>
       </w:r>
     </w:p>
-    <w:bookmarkStart w:id="22" w:name="study-design-and-practice-eligibility"/>
+    <w:bookmarkStart w:id="11" w:name="study-design-and-practice-eligibility"/>
     <w:p>
       <w:pPr>
         <w:pStyle w:val="Heading3"/>
@@ -250,8 +250,8 @@
         <w:t xml:space="preserve">Trained callers telephoned each eligible practice during standard business hours (08:00–17:00 local time, excluding 12:00–13:00). Each practice was assigned to receive one telephone call for each of three clinical scenarios. Because each practice served as its own control across scenarios, practice identity was treated as a random intercept in all statistical models.</w:t>
       </w:r>
     </w:p>
-    <w:bookmarkEnd w:id="22"/>
-    <w:bookmarkStart w:id="23" w:name="standardized-caller-scenarios"/>
+    <w:bookmarkEnd w:id="11"/>
+    <w:bookmarkStart w:id="12" w:name="standardized-caller-scenarios"/>
     <w:p>
       <w:pPr>
         <w:pStyle w:val="Heading3"/>
@@ -312,8 +312,8 @@
         <w:t xml:space="preserve">Call scripts were strictly standardized across scenarios, differing only in the caller’s stated partner status and clinical inquiry regarding donor sperm care.</w:t>
       </w:r>
     </w:p>
-    <w:bookmarkEnd w:id="23"/>
-    <w:bookmarkStart w:id="24" w:name="outcome-definitions"/>
+    <w:bookmarkEnd w:id="12"/>
+    <w:bookmarkStart w:id="13" w:name="outcome-definitions"/>
     <w:p>
       <w:pPr>
         <w:pStyle w:val="Heading3"/>
@@ -449,8 +449,8 @@
         <w:t xml:space="preserve">The data-collection instrument did not contain an explicit item asking whether staff agreed to schedule the caller. The offer outcome is therefore a derived proxy, and this is the study’s principal measurement limitation (see Limitations). Wait time was the number of business days (Monday–Friday, excluding US federal holidays) between the call and the first available appointment, with same-day appointments retained as a wait of zero.</w:t>
       </w:r>
     </w:p>
-    <w:bookmarkEnd w:id="24"/>
-    <w:bookmarkStart w:id="25" w:name="statistical-analysis-and-power"/>
+    <w:bookmarkEnd w:id="13"/>
+    <w:bookmarkStart w:id="14" w:name="statistical-analysis-and-power"/>
     <w:p>
       <w:pPr>
         <w:pStyle w:val="Heading3"/>
@@ -505,9 +505,9 @@
         </w:pict>
       </w:r>
     </w:p>
-    <w:bookmarkEnd w:id="25"/>
-    <w:bookmarkEnd w:id="26"/>
-    <w:bookmarkStart w:id="35" w:name="results"/>
+    <w:bookmarkEnd w:id="14"/>
+    <w:bookmarkEnd w:id="15"/>
+    <w:bookmarkStart w:id="24" w:name="results"/>
     <w:p>
       <w:pPr>
         <w:pStyle w:val="Heading2"/>
@@ -516,7 +516,7 @@
         <w:t xml:space="preserve">RESULTS</w:t>
       </w:r>
     </w:p>
-    <w:bookmarkStart w:id="30" w:name="access-cascade"/>
+    <w:bookmarkStart w:id="19" w:name="access-cascade"/>
     <w:p>
       <w:pPr>
         <w:pStyle w:val="Heading3"/>
@@ -542,18 +542,18 @@
           <wp:inline>
             <wp:extent cx="4533900" cy="5541433"/>
             <wp:effectExtent b="0" l="0" r="0" t="0"/>
-            <wp:docPr descr="Figure 1. STROBE flow diagram. Reaching a live office and being offered an appointment are separate stages with separate denominators." title="" id="28" name="Picture"/>
+            <wp:docPr descr="Figure 1. STROBE flow diagram. Reaching a live office and being offered an appointment are separate stages with separate denominators." title="" id="17" name="Picture"/>
             <a:graphic>
               <a:graphicData uri="http://schemas.openxmlformats.org/drawingml/2006/picture">
                 <pic:pic>
                   <pic:nvPicPr>
-                    <pic:cNvPr descr="labubu_mysterycall_manuscript_files/mysterycall_outputs/figures/fig0_strobe_flow.png" id="29" name="Picture"/>
+                    <pic:cNvPr descr="mysterycall_outputs/figures/fig0_strobe_flow.png" id="18" name="Picture"/>
                     <pic:cNvPicPr>
                       <a:picLocks noChangeArrowheads="1" noChangeAspect="1"/>
                     </pic:cNvPicPr>
                   </pic:nvPicPr>
                   <pic:blipFill>
-                    <a:blip r:embed="rId27"/>
+                    <a:blip r:embed="rId16"/>
                     <a:stretch>
                       <a:fillRect/>
                     </a:stretch>
@@ -912,8 +912,8 @@
         </w:tc>
       </w:tr>
     </w:tbl>
-    <w:bookmarkEnd w:id="30"/>
-    <w:bookmarkStart w:id="31" w:name="reproductive-services-offered"/>
+    <w:bookmarkEnd w:id="19"/>
+    <w:bookmarkStart w:id="20" w:name="reproductive-services-offered"/>
     <w:p>
       <w:pPr>
         <w:pStyle w:val="Heading3"/>
@@ -1143,8 +1143,8 @@
         <w:t xml:space="preserve">Cycle tracking was offered in 94.9% (95% CI 88.6-97.8%; 93/98) of encounters. In contrast, IUI was offered in 1.0% (95% CI 0.2-5.6%; 1/98), IVF in 1.0% (95% CI 0.2-5.6%; 1/98), and donor sperm management in 3.1% (95% CI 1.0-8.6%; 3/98). The IUI and IVF counts each reflect a single practice and should be read as an upper bound on availability rather than a stable rate estimate.</w:t>
       </w:r>
     </w:p>
-    <w:bookmarkEnd w:id="31"/>
-    <w:bookmarkStart w:id="32" w:name="appointment-offers-by-caller-identity"/>
+    <w:bookmarkEnd w:id="20"/>
+    <w:bookmarkStart w:id="21" w:name="appointment-offers-by-caller-identity"/>
     <w:p>
       <w:pPr>
         <w:pStyle w:val="Heading3"/>
@@ -1509,8 +1509,8 @@
         <w:t xml:space="preserve">Within-practice paired differences in offer rate were: Straight vs Single Mother +31.2 percentage points (95% CI +2.7 to +59.8; n = 16 practices); Lesbian vs Single Mother -9.5 percentage points (95% CI -22.1 to +3.0; n = 21 practices); Straight vs Lesbian +38.1 percentage points (95% CI +17.3 to +58.9; n = 21 practices). Practices treated callers identically in 69%-77% of paired reachability comparisons.</w:t>
       </w:r>
     </w:p>
-    <w:bookmarkEnd w:id="32"/>
-    <w:bookmarkStart w:id="33" w:name="caller-assignment"/>
+    <w:bookmarkEnd w:id="21"/>
+    <w:bookmarkStart w:id="22" w:name="caller-assignment"/>
     <w:p>
       <w:pPr>
         <w:pStyle w:val="Heading3"/>
@@ -1753,8 +1753,8 @@
         </w:tc>
       </w:tr>
     </w:tbl>
-    <w:bookmarkEnd w:id="33"/>
-    <w:bookmarkStart w:id="34" w:name="wait-time-to-first-available-appointment"/>
+    <w:bookmarkEnd w:id="22"/>
+    <w:bookmarkStart w:id="23" w:name="wait-time-to-first-available-appointment"/>
     <w:p>
       <w:pPr>
         <w:pStyle w:val="Heading3"/>
@@ -1768,7 +1768,7 @@
         <w:pStyle w:val="FirstParagraph"/>
       </w:pPr>
       <w:r>
-        <w:t xml:space="preserve">Among calls with an observed appointment date (N = 57), the median wait was 18 business days (IQR 7-42; n = 28) for straight couples, 20 business days (IQR 5-38; n = 14) for lesbian couples, and 13 business days (IQR 4-27; n = 15) for single mothers. In the log-transformed mixed model, waits relative to straight-couple callers had a geometric mean ratio of 0.83 (95% CI 0.47-1.46) for lesbian couples and 0.82 (95% CI 0.46-1.45) for single mothers; a ratio below 1.00 indicates a shorter wait. Because appointment dates are missing for a scenario-dependent share of calls, these complete-case estimates condition on having been offered an appointment and are reported as descriptive.</w:t>
+        <w:t xml:space="preserve">Among calls with an observed appointment date (N = 57), the median wait was 18 business days (IQR 7-42; n = 28) for straight couples, 20 business days (IQR 5-38; n = 14) for lesbian couples, and 13 business days (IQR 4-27; n = 15) for single mothers. In the log-transformed mixed model, waits relative to straight-couple callers had a geometric mean ratio of 0.83 (95% CI 0.48-1.43) for lesbian couples and 0.82 (95% CI 0.47-1.43) for single mothers; a ratio below 1.00 indicates a shorter wait. Because appointment dates are missing for a scenario-dependent share of calls, these complete-case estimates condition on having been offered an appointment and are reported as descriptive.</w:t>
       </w:r>
     </w:p>
     <w:p>
@@ -1778,9 +1778,9 @@
         </w:pict>
       </w:r>
     </w:p>
-    <w:bookmarkEnd w:id="34"/>
-    <w:bookmarkEnd w:id="35"/>
-    <w:bookmarkStart w:id="42" w:name="discussion"/>
+    <w:bookmarkEnd w:id="23"/>
+    <w:bookmarkEnd w:id="24"/>
+    <w:bookmarkStart w:id="31" w:name="discussion"/>
     <w:p>
       <w:pPr>
         <w:pStyle w:val="Heading2"/>
@@ -1789,7 +1789,7 @@
         <w:t xml:space="preserve">DISCUSSION</w:t>
       </w:r>
     </w:p>
-    <w:bookmarkStart w:id="36" w:name="principal-findings"/>
+    <w:bookmarkStart w:id="25" w:name="principal-findings"/>
     <w:p>
       <w:pPr>
         <w:pStyle w:val="Heading3"/>
@@ -1822,8 +1822,8 @@
         <w:t xml:space="preserve">The hypothesis-generating signal is that appointment-offer rates differed across caller scenarios in the observed direction of disadvantage for lesbian couples and single mothers. We do not present this as an established effect, for the reasons below.</w:t>
       </w:r>
     </w:p>
-    <w:bookmarkEnd w:id="36"/>
-    <w:bookmarkStart w:id="37" w:name="Xecf657d030bd5450b06596884444b25f28afab5"/>
+    <w:bookmarkEnd w:id="25"/>
+    <w:bookmarkStart w:id="26" w:name="Xecf657d030bd5450b06596884444b25f28afab5"/>
     <w:p>
       <w:pPr>
         <w:pStyle w:val="Heading3"/>
@@ -1876,8 +1876,8 @@
         <w:t xml:space="preserve">Third, the matched analysis is underpowered. Discordant practices number 7, 2, 8 across the three contrasts, giving minimum detectable effects of OR 8.1 to OR 9.0 at 80% power. Plausible audit-study effects are well below this floor.</w:t>
       </w:r>
     </w:p>
-    <w:bookmarkEnd w:id="37"/>
-    <w:bookmarkStart w:id="38" w:name="X4eb1280e53c4cda37e7fca3aeb4a1b6bed0e432"/>
+    <w:bookmarkEnd w:id="26"/>
+    <w:bookmarkStart w:id="27" w:name="X4eb1280e53c4cda37e7fca3aeb4a1b6bed0e432"/>
     <w:p>
       <w:pPr>
         <w:pStyle w:val="Heading3"/>
@@ -1906,8 +1906,8 @@
         <w:t xml:space="preserve">variable makes the analytic inclusion criterion and the outcome the same measurement, which forces acceptance to 100% within the analytic sample and discards stated refusals — the only unambiguous negative outcomes. Reporting the cascade stage by stage avoids this. Separately, an audit design that assigns caller identity non-randomly across the very conditions it means to contrast cannot recover the contrast, regardless of how sophisticated the within-unit matching is; caller assignment should be randomized or blocked at design time.</w:t>
       </w:r>
     </w:p>
-    <w:bookmarkEnd w:id="38"/>
-    <w:bookmarkStart w:id="39" w:name="strengths-and-limitations"/>
+    <w:bookmarkEnd w:id="27"/>
+    <w:bookmarkStart w:id="28" w:name="strengths-and-limitations"/>
     <w:p>
       <w:pPr>
         <w:pStyle w:val="Heading3"/>
@@ -2064,8 +2064,8 @@
         <w:t xml:space="preserve">Day-to-day and staff-to-staff variation within practices could not be separately evaluated.</w:t>
       </w:r>
     </w:p>
-    <w:bookmarkEnd w:id="39"/>
-    <w:bookmarkStart w:id="40" w:name="recommendations-for-the-next-wave"/>
+    <w:bookmarkEnd w:id="28"/>
+    <w:bookmarkStart w:id="29" w:name="recommendations-for-the-next-wave"/>
     <w:p>
       <w:pPr>
         <w:pStyle w:val="Heading3"/>
@@ -2094,8 +2094,8 @@
         <w:t xml:space="preserve">checkboxes already in the instrument are the only directly measured discrimination item; their coding is currently ambiguous and should be adjudicated against the codebook before use.</w:t>
       </w:r>
     </w:p>
-    <w:bookmarkEnd w:id="40"/>
-    <w:bookmarkStart w:id="41" w:name="conclusion"/>
+    <w:bookmarkEnd w:id="29"/>
+    <w:bookmarkStart w:id="30" w:name="conclusion"/>
     <w:p>
       <w:pPr>
         <w:pStyle w:val="Heading3"/>
@@ -2119,9 +2119,9 @@
         </w:pict>
       </w:r>
     </w:p>
-    <w:bookmarkEnd w:id="41"/>
-    <w:bookmarkEnd w:id="42"/>
-    <w:bookmarkStart w:id="43" w:name="references"/>
+    <w:bookmarkEnd w:id="30"/>
+    <w:bookmarkEnd w:id="31"/>
+    <w:bookmarkStart w:id="32" w:name="references"/>
     <w:p>
       <w:pPr>
         <w:pStyle w:val="Heading2"/>
@@ -2307,7 +2307,7 @@
         <w:t xml:space="preserve">Lang TA, Altman DG. Statistical analyses and methods in the published literature: the SAMPL guidelines. Int J Nurs Stud. 2015;52(1):5-9.</w:t>
       </w:r>
     </w:p>
-    <w:bookmarkEnd w:id="43"/>
+    <w:bookmarkEnd w:id="32"/>
     <w:sectPr>
       <w:footnotePr>
         <w:numRestart w:val="eachSect"/>
@@ -2683,10 +2683,10 @@
   <w:docDefaults>
     <w:rPrDefault>
       <w:rPr>
-        <w:rFonts w:asciiTheme="minorHAnsi" w:cstheme="minorBidi" w:eastAsiaTheme="minorHAnsi" w:hAnsiTheme="minorHAnsi"/>
+        <w:rFonts w:asciiTheme="minorHAnsi" w:cstheme="minorBidi" w:eastAsiaTheme="minorEastAsia" w:hAnsiTheme="minorHAnsi"/>
         <w:sz w:val="24"/>
         <w:szCs w:val="24"/>
-        <w:lang w:bidi="ar-SA" w:eastAsia="en-US" w:val="en-US"/>
+        <w:lang w:bidi="ar-SA" w:eastAsia="zh-CN" w:val="en-US"/>
       </w:rPr>
     </w:rPrDefault>
     <w:pPrDefault>
@@ -3227,13 +3227,6 @@
       </w:tblCellMar>
     </w:tblPr>
     <w:tblStylePr w:type="firstRow">
-      <w:tblPr>
-        <w:jc w:val="left"/>
-        <w:tblInd w:type="dxa" w:w="0"/>
-      </w:tblPr>
-      <w:trPr>
-        <w:jc w:val="left"/>
-      </w:trPr>
       <w:tcPr>
         <w:tcBorders>
           <w:bottom w:val="single"/>

--- a/labubu_mysterycall_manuscript.docx
+++ b/labubu_mysterycall_manuscript.docx
@@ -1373,7 +1373,7 @@
               <w:jc w:val="right"/>
             </w:pPr>
             <w:r>
-              <w:t xml:space="preserve">21</w:t>
+              <w:t xml:space="preserve">22</w:t>
             </w:r>
           </w:p>
         </w:tc>
@@ -1385,7 +1385,7 @@
               <w:jc w:val="right"/>
             </w:pPr>
             <w:r>
-              <w:t xml:space="preserve">19</w:t>
+              <w:t xml:space="preserve">20</w:t>
             </w:r>
           </w:p>
         </w:tc>
@@ -1447,7 +1447,7 @@
               <w:jc w:val="right"/>
             </w:pPr>
             <w:r>
-              <w:t xml:space="preserve">21</w:t>
+              <w:t xml:space="preserve">19</w:t>
             </w:r>
           </w:p>
         </w:tc>
@@ -1459,7 +1459,7 @@
               <w:jc w:val="right"/>
             </w:pPr>
             <w:r>
-              <w:t xml:space="preserve">13</w:t>
+              <w:t xml:space="preserve">11</w:t>
             </w:r>
           </w:p>
         </w:tc>
@@ -1506,7 +1506,7 @@
         <w:pStyle w:val="BodyText"/>
       </w:pPr>
       <w:r>
-        <w:t xml:space="preserve">Within-practice paired differences in offer rate were: Straight vs Single Mother +31.2 percentage points (95% CI +2.7 to +59.8; n = 16 practices); Lesbian vs Single Mother -9.5 percentage points (95% CI -22.1 to +3.0; n = 21 practices); Straight vs Lesbian +38.1 percentage points (95% CI +17.3 to +58.9; n = 21 practices). Practices treated callers identically in 69%-77% of paired reachability comparisons.</w:t>
+        <w:t xml:space="preserve">Within-practice paired differences in offer rate were: Straight vs Single Mother +31.2 percentage points (95% CI +2.7 to +59.8; n = 16 practices); Lesbian vs Single Mother -9.1 percentage points (95% CI -21.1 to +2.9; n = 22 practices); Straight vs Lesbian +42.1 percentage points (95% CI +19.9 to +64.3; n = 19 practices). Practices treated callers identically in 68%-81% of paired reachability comparisons.</w:t>
       </w:r>
     </w:p>
     <w:bookmarkEnd w:id="32"/>

--- a/labubu_mysterycall_manuscript.docx
+++ b/labubu_mysterycall_manuscript.docx
@@ -136,7 +136,7 @@
         <w:pStyle w:val="BodyText"/>
       </w:pPr>
       <w:r>
-        <w:t xml:space="preserve">METHODS: In a national mystery-caller (secret shopper) audit, RRM practices were telephoned by trained callers presenting one of three standardized clinical scenarios: a straight couple, a lesbian couple, or a single mother seeking donor sperm care. Each practice was eligible for one call per scenario. Because the data-collection instrument contained no explicit</w:t>
+        <w:t xml:space="preserve">METHODS: In a national mystery-caller (secret shopper) audit, RRM practices were telephoned by trained callers presenting one of three standardized clinical scenarios: a straight couple, a lesbian couple, or a single mother seeking donor sperm care. Each practice was eligible for one call per scenario. The instrument contained no explicit</w:t>
       </w:r>
       <w:r>
         <w:t xml:space="preserve"> </w:t>
@@ -148,7 +148,7 @@
         <w:t xml:space="preserve"> </w:t>
       </w:r>
       <w:r>
-        <w:t xml:space="preserve">item, the offer outcome was derived: a call was scored as offered when a first-available appointment date was recorded, and as not offered when the practice stated it was not accepting new patients; a sensitivity definition additionally counted a concrete scheduling timeframe as an offer. Reaching a live office and being offered an appointment were analyzed as separate cascade stages. Mixed-effects logistic regression with a practice random intercept was fitted to complete practice triads; within-practice matched contrasts used exact McNemar tests with minimum detectable effect (MDE) specifications.</w:t>
+        <w:t xml:space="preserve">item, so the outcome is appointment availability inferred from call documentation: a call was scored as available when a first-available appointment date was recorded, and unavailable when the practice stated it was not accepting new patients. A sensitivity definition additionally counted a concrete scheduling timeframe. Reaching a live office and being offered an appointment were analyzed as separate cascade stages. Mixed-effects logistic regression with a practice random intercept was fitted to complete practice triads; within-practice matched contrasts used exact McNemar tests with minimum detectable effect (MDE) specifications.</w:t>
       </w:r>
     </w:p>
     <w:p>
@@ -156,7 +156,7 @@
         <w:pStyle w:val="BodyText"/>
       </w:pPr>
       <w:r>
-        <w:t xml:space="preserve">RESULTS: 234 calls were placed to 105 practices. A live office was reached on 46.2% (95% CI 39.9-52.6%; 108/234) of calls; 100 calls were eligible for the offer analysis and 48 practices completed all three scenarios. Among calls reaching staff (N = 98), cycle tracking was offered by 94.9% (95% CI 88.6-97.8%; 93/98), ovulation induction by 11.2% (95% CI 6.4-19.0%; 11/98), intrauterine insemination (IUI) by 1.0% (95% CI 0.2-5.6%; 1/98), in vitro fertilization (IVF) by 1.0% (95% CI 0.2-5.6%; 1/98), and donor sperm care by 3.1% (95% CI 1.0-8.6%; 3/98). Appointment-offer rates were 75.7% for straight couples, 42.4% for lesbian couples, and 50.0% for single mothers. In complete-triad mixed-effects logistic regression, relative to straight couples, the odds of an appointment offer were OR 0.04 (0.01-0.28) for lesbian couples (p = 0.001) and OR 0.09 (0.01-0.65) for single mothers (p = 0.016). Under the broader offer definition these attenuated to OR 0.31 (0.08-1.25) and OR 0.29 (0.06-1.27) respectively. Caller identity was strongly associated with scenario (Cramér’s V = 0.66), so scenario and caller effects are not separately identifiable.</w:t>
+        <w:t xml:space="preserve">RESULTS: 234 calls were placed to 105 practices. A live office was reached on 46.2% (95% CI 39.9-52.6%; 108/234) of calls; 100 calls were eligible for the offer analysis and 48 practices completed all three scenarios. Among calls reaching staff (N = 98), cycle tracking was offered by 94.9% (95% CI 88.6-97.8%; 93/98), ovulation induction by 11.2% (95% CI 6.4-19.0%; 11/98), intrauterine insemination (IUI) by 1.0% (95% CI 0.2-5.6%; 1/98), in vitro fertilization (IVF) by 1.0% (95% CI 0.2-5.6%; 1/98), and donor sperm care by 3.1% (95% CI 1.0-8.6%; 3/98). Inferred appointment availability was 75.7% for straight couples, 42.4% for lesbian couples, and 50.0% for single mothers. In complete-triad mixed-effects logistic regression, relative to straight couples, the odds of inferred appointment availability were OR 0.04 (0.01-0.28) for lesbian couples (p = 0.001) and OR 0.09 (0.01-0.65) for single mothers (p = 0.016). Under the broader offer definition these attenuated to OR 0.31 (0.08-1.25) and OR 0.29 (0.06-1.27) respectively. Caller identity was strongly associated with scenario (Cramér’s V = 0.66), so scenario and caller effects are not separately identifiable.</w:t>
       </w:r>
     </w:p>
     <w:p>
@@ -216,7 +216,7 @@
       </w:r>
     </w:p>
     <w:bookmarkEnd w:id="21"/>
-    <w:bookmarkStart w:id="26" w:name="sources-and-methods"/>
+    <w:bookmarkStart w:id="27" w:name="sources-and-methods"/>
     <w:p>
       <w:pPr>
         <w:pStyle w:val="Heading2"/>
@@ -404,7 +404,7 @@
           <w:b/>
           <w:bCs/>
         </w:rPr>
-        <w:t xml:space="preserve">Appointment offered (primary, strict)</w:t>
+        <w:t xml:space="preserve">Appointment availability, strict (primary)</w:t>
       </w:r>
       <w:r>
         <w:t xml:space="preserve">: among offer-eligible calls, a first-available appointment date was recorded. A stated</w:t>
@@ -419,7 +419,7 @@
         <w:t xml:space="preserve"> </w:t>
       </w:r>
       <w:r>
-        <w:t xml:space="preserve">was scored as not offered.</w:t>
+        <w:t xml:space="preserve">was scored as unavailable. The strict definition is primary because it has greater specificity and requires less investigator interpretation.</w:t>
       </w:r>
     </w:p>
     <w:p>
@@ -435,10 +435,10 @@
           <w:b/>
           <w:bCs/>
         </w:rPr>
-        <w:t xml:space="preserve">Appointment offered (sensitivity, broad)</w:t>
-      </w:r>
-      <w:r>
-        <w:t xml:space="preserve">: as above, but a concrete scheduling timeframe reported by staff without a specific date was also counted as an offer.</w:t>
+        <w:t xml:space="preserve">Appointment availability, broad (sensitivity)</w:t>
+      </w:r>
+      <w:r>
+        <w:t xml:space="preserve">: as above, but a concrete scheduling timeframe reported by staff without a specific date was also counted. This definition demonstrates how far the findings depend on measurement assumptions.</w:t>
       </w:r>
     </w:p>
     <w:p>
@@ -446,11 +446,67 @@
         <w:pStyle w:val="FirstParagraph"/>
       </w:pPr>
       <w:r>
-        <w:t xml:space="preserve">The data-collection instrument did not contain an explicit item asking whether staff agreed to schedule the caller. The offer outcome is therefore a derived proxy, and this is the study’s principal measurement limitation (see Limitations). Wait time was the number of business days (Monday–Friday, excluding US federal holidays) between the call and the first available appointment, with same-day appointments retained as a wait of zero.</w:t>
+        <w:t xml:space="preserve">The data-collection instrument contained no item asking whether staff agreed to schedule the caller. Throughout this paper the outcome is therefore described as</w:t>
+      </w:r>
+      <w:r>
+        <w:t xml:space="preserve"> </w:t>
+      </w:r>
+      <w:r>
+        <w:rPr>
+          <w:b/>
+          <w:bCs/>
+        </w:rPr>
+        <w:t xml:space="preserve">appointment availability inferred from call documentation</w:t>
+      </w:r>
+      <w:r>
+        <w:t xml:space="preserve">, not as a practice</w:t>
+      </w:r>
+      <w:r>
+        <w:t xml:space="preserve"> </w:t>
+      </w:r>
+      <w:r>
+        <w:t xml:space="preserve">“offering an appointment”</w:t>
+      </w:r>
+      <w:r>
+        <w:t xml:space="preserve">: the latter would assert something the instrument never measured. This is the study’s principal measurement limitation.</w:t>
       </w:r>
     </w:p>
     <w:bookmarkEnd w:id="24"/>
-    <w:bookmarkStart w:id="25" w:name="statistical-analysis-and-power"/>
+    <w:bookmarkStart w:id="25" w:name="duplicate-practice-scenario-calls"/>
+    <w:p>
+      <w:pPr>
+        <w:pStyle w:val="Heading3"/>
+      </w:pPr>
+      <w:r>
+        <w:t xml:space="preserve">Duplicate practice-scenario calls</w:t>
+      </w:r>
+    </w:p>
+    <w:p>
+      <w:pPr>
+        <w:pStyle w:val="FirstParagraph"/>
+      </w:pPr>
+      <w:r>
+        <w:t xml:space="preserve">The protocol specifies one call per practice per scenario; eight cells contained two. Voicemail, wrong numbers and abandoned or over-long holds are contact</w:t>
+      </w:r>
+      <w:r>
+        <w:t xml:space="preserve"> </w:t>
+      </w:r>
+      <w:r>
+        <w:rPr>
+          <w:i/>
+          <w:iCs/>
+        </w:rPr>
+        <w:t xml:space="preserve">attempts</w:t>
+      </w:r>
+      <w:r>
+        <w:t xml:space="preserve"> </w:t>
+      </w:r>
+      <w:r>
+        <w:t xml:space="preserve">rather than completed calls, so where an attempt preceded a completed call the completed call determined the cell (2 cells). Where two protocol-valid completed calls existed, the cell was treated as a protocol deviation and excluded from the primary paired analysis rather than resolved by preferring the earlier or later call (2 cells). Both calls are retained in the call-level dataset, and first-successful versus last-successful selection is reported as a sensitivity analysis. Wait time was the number of business days (Monday–Friday, excluding US federal holidays) between the call and the first available appointment, with same-day appointments retained as a wait of zero.</w:t>
+      </w:r>
+    </w:p>
+    <w:bookmarkEnd w:id="25"/>
+    <w:bookmarkStart w:id="26" w:name="statistical-analysis-and-power"/>
     <w:p>
       <w:pPr>
         <w:pStyle w:val="Heading3"/>
@@ -505,9 +561,9 @@
         </w:pict>
       </w:r>
     </w:p>
-    <w:bookmarkEnd w:id="25"/>
     <w:bookmarkEnd w:id="26"/>
-    <w:bookmarkStart w:id="35" w:name="results"/>
+    <w:bookmarkEnd w:id="27"/>
+    <w:bookmarkStart w:id="36" w:name="results"/>
     <w:p>
       <w:pPr>
         <w:pStyle w:val="Heading2"/>
@@ -516,7 +572,7 @@
         <w:t xml:space="preserve">RESULTS</w:t>
       </w:r>
     </w:p>
-    <w:bookmarkStart w:id="30" w:name="access-cascade"/>
+    <w:bookmarkStart w:id="31" w:name="access-cascade"/>
     <w:p>
       <w:pPr>
         <w:pStyle w:val="Heading3"/>
@@ -542,18 +598,18 @@
           <wp:inline>
             <wp:extent cx="4533900" cy="5541433"/>
             <wp:effectExtent b="0" l="0" r="0" t="0"/>
-            <wp:docPr descr="Figure 1. STROBE flow diagram. Reaching a live office and being offered an appointment are separate stages with separate denominators." title="" id="28" name="Picture"/>
+            <wp:docPr descr="Figure 1. STROBE flow diagram. Reaching a live office and being offered an appointment are separate stages with separate denominators." title="" id="29" name="Picture"/>
             <a:graphic>
               <a:graphicData uri="http://schemas.openxmlformats.org/drawingml/2006/picture">
                 <pic:pic>
                   <pic:nvPicPr>
-                    <pic:cNvPr descr="labubu_mysterycall_manuscript_files/mysterycall_outputs/figures/fig0_strobe_flow.png" id="29" name="Picture"/>
+                    <pic:cNvPr descr="labubu_mysterycall_manuscript_files/mysterycall_outputs/figures/fig0_strobe_flow.png" id="30" name="Picture"/>
                     <pic:cNvPicPr>
                       <a:picLocks noChangeArrowheads="1" noChangeAspect="1"/>
                     </pic:cNvPicPr>
                   </pic:nvPicPr>
                   <pic:blipFill>
-                    <a:blip r:embed="rId27"/>
+                    <a:blip r:embed="rId28"/>
                     <a:stretch>
                       <a:fillRect/>
                     </a:stretch>
@@ -912,8 +968,8 @@
         </w:tc>
       </w:tr>
     </w:tbl>
-    <w:bookmarkEnd w:id="30"/>
-    <w:bookmarkStart w:id="31" w:name="reproductive-services-offered"/>
+    <w:bookmarkEnd w:id="31"/>
+    <w:bookmarkStart w:id="32" w:name="reproductive-services-offered"/>
     <w:p>
       <w:pPr>
         <w:pStyle w:val="Heading3"/>
@@ -1143,14 +1199,14 @@
         <w:t xml:space="preserve">Cycle tracking was offered in 94.9% (95% CI 88.6-97.8%; 93/98) of encounters. In contrast, IUI was offered in 1.0% (95% CI 0.2-5.6%; 1/98), IVF in 1.0% (95% CI 0.2-5.6%; 1/98), and donor sperm management in 3.1% (95% CI 1.0-8.6%; 3/98). The IUI and IVF counts each reflect a single practice and should be read as an upper bound on availability rather than a stable rate estimate.</w:t>
       </w:r>
     </w:p>
-    <w:bookmarkEnd w:id="31"/>
-    <w:bookmarkStart w:id="32" w:name="appointment-offers-by-caller-identity"/>
+    <w:bookmarkEnd w:id="32"/>
+    <w:bookmarkStart w:id="33" w:name="X5f899fec0f12783ee896a9738620820f67eb94a"/>
     <w:p>
       <w:pPr>
         <w:pStyle w:val="Heading3"/>
       </w:pPr>
       <w:r>
-        <w:t xml:space="preserve">Appointment Offers by Caller Identity</w:t>
+        <w:t xml:space="preserve">Appointment Availability by Caller Identity</w:t>
       </w:r>
     </w:p>
     <w:p>
@@ -1158,7 +1214,7 @@
         <w:pStyle w:val="FirstParagraph"/>
       </w:pPr>
       <w:r>
-        <w:t xml:space="preserve">Appointment-offer rates among offer-eligible calls were 75.7% for straight couples, 42.4% for lesbian couples, and 50.0% for single mothers (Table 1).</w:t>
+        <w:t xml:space="preserve">Inferred appointment availability among eligible calls was 75.7% for straight couples, 42.4% for lesbian couples, and 50.0% for single mothers (Table 1).</w:t>
       </w:r>
     </w:p>
     <w:p>
@@ -1166,7 +1222,7 @@
         <w:pStyle w:val="BodyText"/>
       </w:pPr>
       <w:r>
-        <w:t xml:space="preserve">In complete-triad mixed-effects logistic regression (N = 48 practices), relative to straight-couple callers, the odds of an appointment offer were OR 0.04 (0.01-0.28) for lesbian couples (p = 0.001) and OR 0.09 (0.01-0.65) for single mothers (p = 0.016). The confidence intervals span orders of magnitude, reflecting near-separation at this sample size; direction is interpretable, magnitude is not.</w:t>
+        <w:t xml:space="preserve">In complete-triad mixed-effects logistic regression (N = 48 practices), relative to straight-couple callers, the odds of inferred appointment availability were OR 0.04 (0.01-0.28) for lesbian couples (p = 0.001) and OR 0.09 (0.01-0.65) for single mothers (p = 0.016). The confidence intervals span orders of magnitude, reflecting near-separation at this sample size; direction is interpretable, magnitude is not.</w:t>
       </w:r>
     </w:p>
     <w:p>
@@ -1174,7 +1230,17 @@
         <w:pStyle w:val="BodyText"/>
       </w:pPr>
       <w:r>
-        <w:t xml:space="preserve">Under the broad offer definition, which additionally credits a stated scheduling timeframe, the same contrasts attenuated to OR 0.31 (0.08-1.25) and OR 0.29 (0.06-1.27). The dependence of the estimate on the outcome definition is material and is discussed below.</w:t>
+        <w:rPr>
+          <w:b/>
+          <w:bCs/>
+        </w:rPr>
+        <w:t xml:space="preserve">The magnitude of these estimates depends materially on the measurement definition, and this is a substantive result rather than a robustness check.</w:t>
+      </w:r>
+      <w:r>
+        <w:t xml:space="preserve"> </w:t>
+      </w:r>
+      <w:r>
+        <w:t xml:space="preserve">Under the broad definition, which additionally credits a stated scheduling timeframe, the same contrasts attenuate to OR 0.31 (0.08-1.25) for lesbian couples and OR 0.29 (0.06-1.27) for single mothers — an order-of-magnitude change in the point estimate, with intervals that include unity. Both definitions place the effect in the same direction; only the strict definition places it far from the null. Because neither definition was measured directly, the direction is the more defensible claim and the magnitude should not be quoted without its definition.</w:t>
       </w:r>
     </w:p>
     <w:p>
@@ -1182,7 +1248,7 @@
         <w:pStyle w:val="TableCaption"/>
       </w:pPr>
       <w:r>
-        <w:t xml:space="preserve">Table 3. Within-practice matched paired appointment-offer analysis. Only discordant practices contribute information.</w:t>
+        <w:t xml:space="preserve">Table 3. Within-practice matched paired analysis of inferred appointment availability. Only discordant practices contribute information.</w:t>
       </w:r>
     </w:p>
     <w:tbl>
@@ -1191,7 +1257,7 @@
         <w:tblW w:type="pct" w:w="5000"/>
         <w:tblLayout w:type="fixed"/>
         <w:tblLook w:firstRow="1" w:lastRow="0" w:firstColumn="0" w:lastColumn="0" w:noHBand="0" w:noVBand="0" w:val="0020"/>
-        <w:tblCaption w:val="Table 3. Within-practice matched paired appointment-offer analysis. Only discordant practices contribute information."/>
+        <w:tblCaption w:val="Table 3. Within-practice matched paired analysis of inferred appointment availability. Only discordant practices contribute information."/>
       </w:tblPr>
       <w:tblGrid>
         <w:gridCol w:w="2470"/>
@@ -1506,11 +1572,11 @@
         <w:pStyle w:val="BodyText"/>
       </w:pPr>
       <w:r>
-        <w:t xml:space="preserve">Within-practice paired differences in offer rate were: Straight vs Single Mother +31.2 percentage points (95% CI +2.7 to +59.8; n = 16 practices); Lesbian vs Single Mother -9.1 percentage points (95% CI -21.1 to +2.9; n = 22 practices); Straight vs Lesbian +42.1 percentage points (95% CI +19.9 to +64.3; n = 19 practices). Practices treated callers identically in 68%-81% of paired reachability comparisons.</w:t>
-      </w:r>
-    </w:p>
-    <w:bookmarkEnd w:id="32"/>
-    <w:bookmarkStart w:id="33" w:name="caller-assignment"/>
+        <w:t xml:space="preserve">Within-practice paired differences in inferred availability were: Straight vs Single Mother +31.2 percentage points (95% CI +2.7 to +59.8; n = 16 practices); Lesbian vs Single Mother -9.1 percentage points (95% CI -21.1 to +2.9; n = 22 practices); Straight vs Lesbian +42.1 percentage points (95% CI +19.9 to +64.3; n = 19 practices). Practices treated callers identically in 68%-81% of paired reachability comparisons.</w:t>
+      </w:r>
+    </w:p>
+    <w:bookmarkEnd w:id="33"/>
+    <w:bookmarkStart w:id="34" w:name="caller-assignment"/>
     <w:p>
       <w:pPr>
         <w:pStyle w:val="Heading3"/>
@@ -1524,7 +1590,7 @@
         <w:pStyle w:val="FirstParagraph"/>
       </w:pPr>
       <w:r>
-        <w:t xml:space="preserve">Scenarios were not randomized across callers (Table 4). Caller identity was strongly associated with scenario (Cramér’s V = 0.66), and per-caller offer rates varied widely. Consequently, a scenario contrast and a caller contrast are numerically the same comparison, and within-practice pairing does not separate them because the paired calls were placed by different callers.</w:t>
+        <w:t xml:space="preserve">Scenarios were not randomized across callers (Table 4). Caller identity was strongly associated with scenario (Cramér’s V = 0.66), and per-caller availability rates varied widely. Consequently, a scenario contrast and a caller contrast are numerically the same comparison, and within-practice pairing does not separate them because the paired calls were placed by different callers.</w:t>
       </w:r>
     </w:p>
     <w:p>
@@ -1753,8 +1819,8 @@
         </w:tc>
       </w:tr>
     </w:tbl>
-    <w:bookmarkEnd w:id="33"/>
-    <w:bookmarkStart w:id="34" w:name="wait-time-to-first-available-appointment"/>
+    <w:bookmarkEnd w:id="34"/>
+    <w:bookmarkStart w:id="35" w:name="wait-time-to-first-available-appointment"/>
     <w:p>
       <w:pPr>
         <w:pStyle w:val="Heading3"/>
@@ -1778,9 +1844,9 @@
         </w:pict>
       </w:r>
     </w:p>
-    <w:bookmarkEnd w:id="34"/>
     <w:bookmarkEnd w:id="35"/>
-    <w:bookmarkStart w:id="42" w:name="discussion"/>
+    <w:bookmarkEnd w:id="36"/>
+    <w:bookmarkStart w:id="43" w:name="discussion"/>
     <w:p>
       <w:pPr>
         <w:pStyle w:val="Heading2"/>
@@ -1789,7 +1855,7 @@
         <w:t xml:space="preserve">DISCUSSION</w:t>
       </w:r>
     </w:p>
-    <w:bookmarkStart w:id="36" w:name="principal-findings"/>
+    <w:bookmarkStart w:id="37" w:name="principal-findings"/>
     <w:p>
       <w:pPr>
         <w:pStyle w:val="Heading3"/>
@@ -1819,11 +1885,11 @@
         <w:pStyle w:val="BodyText"/>
       </w:pPr>
       <w:r>
-        <w:t xml:space="preserve">The hypothesis-generating signal is that appointment-offer rates differed across caller scenarios in the observed direction of disadvantage for lesbian couples and single mothers. We do not present this as an established effect, for the reasons below.</w:t>
-      </w:r>
-    </w:p>
-    <w:bookmarkEnd w:id="36"/>
-    <w:bookmarkStart w:id="37" w:name="Xecf657d030bd5450b06596884444b25f28afab5"/>
+        <w:t xml:space="preserve">The hypothesis-generating signal is that inferred appointment availability differed across caller scenarios in the observed direction of disadvantage for lesbian couples and single mothers. We do not present this as an established effect, for the reasons below.</w:t>
+      </w:r>
+    </w:p>
+    <w:bookmarkEnd w:id="37"/>
+    <w:bookmarkStart w:id="38" w:name="Xecf657d030bd5450b06596884444b25f28afab5"/>
     <w:p>
       <w:pPr>
         <w:pStyle w:val="Heading3"/>
@@ -1865,7 +1931,20 @@
         <w:pStyle w:val="BodyText"/>
       </w:pPr>
       <w:r>
-        <w:t xml:space="preserve">Second, caller and scenario are confounded. Callers were not randomized across scenarios; each arm was dominated by a small number of callers (Table 4; Cramér’s V = 0.66), and per-caller offer rates ranged widely. Because the paired within-practice design compares scenarios that were dialed by different people, matching removes practice-level confounding but not caller-level confounding. In a model adjusting for caller, the scenario standard errors inflate to the point of non-identifiability, which is itself the evidence that the two cannot be separated in these data.</w:t>
+        <w:t xml:space="preserve">Second, caller and scenario are confounded, and we make no attempt to correct this statistically. Callers were not randomized across scenarios; each arm was dominated by a small number of callers (Table 4; Cramér’s V = 0.66), one of whom placed 53 of 77 straight-couple calls and no single-mother calls, and per-caller availability rates ranged widely. Because the paired within-practice design compares scenarios dialed by different people, matching removes practice-level confounding but not caller-level confounding. A caller-adjusted regression would appear to address this while extrapolating into caller-scenario combinations that barely or never occurred; we therefore report the caller-adjusted model</w:t>
+      </w:r>
+      <w:r>
+        <w:t xml:space="preserve"> </w:t>
+      </w:r>
+      <w:r>
+        <w:rPr>
+          <w:b/>
+          <w:bCs/>
+        </w:rPr>
+        <w:t xml:space="preserve">only as evidence that the two effects are not separately identifiable</w:t>
+      </w:r>
+      <w:r>
+        <w:t xml:space="preserve">, not as a corrected estimate. Caller-scenario confounding is a limitation of the design, and scenario effects in this wave should not be interpreted as cleanly attributable to caller identity rather than to the caller who conveyed it.</w:t>
       </w:r>
     </w:p>
     <w:p>
@@ -1876,8 +1955,8 @@
         <w:t xml:space="preserve">Third, the matched analysis is underpowered. Discordant practices number 7, 2, 8 across the three contrasts, giving minimum detectable effects of OR 8.1 to OR 9.0 at 80% power. Plausible audit-study effects are well below this floor.</w:t>
       </w:r>
     </w:p>
-    <w:bookmarkEnd w:id="37"/>
-    <w:bookmarkStart w:id="38" w:name="X4eb1280e53c4cda37e7fca3aeb4a1b6bed0e432"/>
+    <w:bookmarkEnd w:id="38"/>
+    <w:bookmarkStart w:id="39" w:name="X4eb1280e53c4cda37e7fca3aeb4a1b6bed0e432"/>
     <w:p>
       <w:pPr>
         <w:pStyle w:val="Heading3"/>
@@ -1906,8 +1985,8 @@
         <w:t xml:space="preserve">variable makes the analytic inclusion criterion and the outcome the same measurement, which forces acceptance to 100% within the analytic sample and discards stated refusals — the only unambiguous negative outcomes. Reporting the cascade stage by stage avoids this. Separately, an audit design that assigns caller identity non-randomly across the very conditions it means to contrast cannot recover the contrast, regardless of how sophisticated the within-unit matching is; caller assignment should be randomized or blocked at design time.</w:t>
       </w:r>
     </w:p>
-    <w:bookmarkEnd w:id="38"/>
-    <w:bookmarkStart w:id="39" w:name="strengths-and-limitations"/>
+    <w:bookmarkEnd w:id="39"/>
+    <w:bookmarkStart w:id="40" w:name="strengths-and-limitations"/>
     <w:p>
       <w:pPr>
         <w:pStyle w:val="Heading3"/>
@@ -1973,7 +2052,7 @@
         <w:t xml:space="preserve"> </w:t>
       </w:r>
       <w:r>
-        <w:t xml:space="preserve">Scenario arms were dominated by different callers, and caller-level offer rates vary widely. Scenario effects cannot be distinguished from caller effects.</w:t>
+        <w:t xml:space="preserve">Scenario arms were dominated by different callers, and caller-level availability rates vary widely. Scenario effects cannot be distinguished from caller effects.</w:t>
       </w:r>
     </w:p>
     <w:p>
@@ -2064,8 +2143,8 @@
         <w:t xml:space="preserve">Day-to-day and staff-to-staff variation within practices could not be separately evaluated.</w:t>
       </w:r>
     </w:p>
-    <w:bookmarkEnd w:id="39"/>
-    <w:bookmarkStart w:id="40" w:name="recommendations-for-the-next-wave"/>
+    <w:bookmarkEnd w:id="40"/>
+    <w:bookmarkStart w:id="41" w:name="recommendations-for-the-next-wave"/>
     <w:p>
       <w:pPr>
         <w:pStyle w:val="Heading3"/>
@@ -2079,7 +2158,7 @@
         <w:pStyle w:val="FirstParagraph"/>
       </w:pPr>
       <w:r>
-        <w:t xml:space="preserve">Adding an explicit appointment-offer item to the data-collection instrument, and randomizing or blocking caller assignment across scenarios, would convert the exploratory contrast reported here into an estimable effect. The three</w:t>
+        <w:t xml:space="preserve">Adding an explicit item asking whether staff agreed to schedule the caller, and randomizing or blocking caller assignment across scenarios, would convert the exploratory contrast reported here into an estimable effect. The three</w:t>
       </w:r>
       <w:r>
         <w:t xml:space="preserve"> </w:t>
@@ -2091,11 +2170,24 @@
         <w:t xml:space="preserve"> </w:t>
       </w:r>
       <w:r>
-        <w:t xml:space="preserve">checkboxes already in the instrument are the only directly measured discrimination item; their coding is currently ambiguous and should be adjudicated against the codebook before use.</w:t>
-      </w:r>
-    </w:p>
-    <w:bookmarkEnd w:id="40"/>
-    <w:bookmarkStart w:id="41" w:name="conclusion"/>
+        <w:t xml:space="preserve">checkboxes are the only directly measured discrimination item in the instrument, and they are deliberately</w:t>
+      </w:r>
+      <w:r>
+        <w:t xml:space="preserve"> </w:t>
+      </w:r>
+      <w:r>
+        <w:rPr>
+          <w:b/>
+          <w:bCs/>
+        </w:rPr>
+        <w:t xml:space="preserve">excluded from all analyses reported here</w:t>
+      </w:r>
+      <w:r>
+        <w:t xml:space="preserve">: their semantics are unresolved, since the straight-couple box is ticked on straight-couple calls and a checked box may denote either restricted or provided care. Resolving them requires the original REDCap field labels, choices, branching logic and coded values, not inference from the observed pattern. Should the codebook confirm that they record restriction, they would be a stronger primary measure of discrimination than any outcome inferred from call documentation, and adopting them would warrant an explicit protocol amendment rather than a substitution.</w:t>
+      </w:r>
+    </w:p>
+    <w:bookmarkEnd w:id="41"/>
+    <w:bookmarkStart w:id="42" w:name="conclusion"/>
     <w:p>
       <w:pPr>
         <w:pStyle w:val="Heading3"/>
@@ -2119,9 +2211,9 @@
         </w:pict>
       </w:r>
     </w:p>
-    <w:bookmarkEnd w:id="41"/>
     <w:bookmarkEnd w:id="42"/>
-    <w:bookmarkStart w:id="43" w:name="references"/>
+    <w:bookmarkEnd w:id="43"/>
+    <w:bookmarkStart w:id="44" w:name="references"/>
     <w:p>
       <w:pPr>
         <w:pStyle w:val="Heading2"/>
@@ -2307,7 +2399,7 @@
         <w:t xml:space="preserve">Lang TA, Altman DG. Statistical analyses and methods in the published literature: the SAMPL guidelines. Int J Nurs Stud. 2015;52(1):5-9.</w:t>
       </w:r>
     </w:p>
-    <w:bookmarkEnd w:id="43"/>
+    <w:bookmarkEnd w:id="44"/>
     <w:sectPr>
       <w:footnotePr>
         <w:numRestart w:val="eachSect"/>

--- a/labubu_mysterycall_manuscript.docx
+++ b/labubu_mysterycall_manuscript.docx
@@ -7,7 +7,7 @@
         <w:pStyle w:val="Title"/>
       </w:pPr>
       <w:r>
-        <w:t xml:space="preserve">Access to Restorative Reproductive Medicine Practices by Caller Identity and Service Menu: A National Secret-Shopper Audit</w:t>
+        <w:t xml:space="preserve">Reproductive Services Offered by Restorative Reproductive Medicine Practices: A National Secret-Shopper Audit</w:t>
       </w:r>
     </w:p>
     <w:p>
@@ -23,7 +23,7 @@
         <w:pStyle w:val="Date"/>
       </w:pPr>
       <w:r>
-        <w:t xml:space="preserve">September 04, 2026</w:t>
+        <w:t xml:space="preserve">September 05, 2026</w:t>
       </w:r>
     </w:p>
     <w:sdt>
@@ -111,7 +111,7 @@
         <w:pStyle w:val="BodyText"/>
       </w:pPr>
       <w:r>
-        <w:t xml:space="preserve">Restorative Reproductive Medicine practices almost uniformly offer cycle tracking but rarely offer intrauterine insemination, in vitro fertilization, or donor sperm services, with high baseline practice scheduling concordance across caller identities.</w:t>
+        <w:t xml:space="preserve">Restorative Reproductive Medicine practices almost uniformly offer cycle tracking but rarely offer intrauterine insemination, in vitro fertilization, or donor sperm care — the services required by single women and same-sex couples to conceive.</w:t>
       </w:r>
     </w:p>
     <w:bookmarkStart w:id="20" w:name="abstract"/>
@@ -128,7 +128,7 @@
         <w:pStyle w:val="FirstParagraph"/>
       </w:pPr>
       <w:r>
-        <w:t xml:space="preserve">OBJECTIVE: To characterize reproductive health services offered by Restorative Reproductive Medicine (RRM) practices in the United States and to examine whether appointment access differs by caller family structure.</w:t>
+        <w:t xml:space="preserve">OBJECTIVE: To characterize the reproductive services offered by Restorative Reproductive Medicine (RRM) practices in the United States, and secondarily to explore whether appointment access differs by caller family structure.</w:t>
       </w:r>
     </w:p>
     <w:p>
@@ -136,19 +136,7 @@
         <w:pStyle w:val="BodyText"/>
       </w:pPr>
       <w:r>
-        <w:t xml:space="preserve">METHODS: In a national mystery-caller (secret shopper) audit, RRM practices were telephoned by trained callers presenting one of three standardized clinical scenarios: a straight couple, a lesbian couple, or a single mother seeking donor sperm care. Each practice was eligible for one call per scenario. The instrument contained no explicit</w:t>
-      </w:r>
-      <w:r>
-        <w:t xml:space="preserve"> </w:t>
-      </w:r>
-      <w:r>
-        <w:t xml:space="preserve">“was an appointment offered”</w:t>
-      </w:r>
-      <w:r>
-        <w:t xml:space="preserve"> </w:t>
-      </w:r>
-      <w:r>
-        <w:t xml:space="preserve">item, so the outcome is appointment availability inferred from call documentation: a call was scored as available when a first-available appointment date was recorded, and unavailable when the practice stated it was not accepting new patients. A sensitivity definition additionally counted a concrete scheduling timeframe. Reaching a live office and being offered an appointment were analyzed as separate cascade stages. Mixed-effects logistic regression with a practice random intercept was fitted to complete practice triads; within-practice matched contrasts used exact McNemar tests with minimum detectable effect (MDE) specifications.</w:t>
+        <w:t xml:space="preserve">METHODS: In a national mystery-caller (secret shopper) audit, RRM practices were telephoned by trained callers presenting one of three standardized clinical scenarios: a straight couple, a lesbian couple, or a single mother seeking donor sperm care. The primary outcome was the service menu each practice reported: cycle tracking, hormonal laboratory monitoring, ovulation induction, intrauterine insemination (IUI), in vitro fertilization (IVF), and willingness to work with donor sperm. Proportions carry 95% Wilson score confidence intervals. A secondary, exploratory analysis compared appointment access across caller scenarios using within-practice matched contrasts; because the instrument contained no item asking whether staff agreed to schedule, that outcome is appointment availability inferred from call documentation.</w:t>
       </w:r>
     </w:p>
     <w:p>
@@ -156,7 +144,7 @@
         <w:pStyle w:val="BodyText"/>
       </w:pPr>
       <w:r>
-        <w:t xml:space="preserve">RESULTS: 234 calls were placed to 105 practices. A live office was reached on 46.2% (95% CI 39.9-52.6%; 108/234) of calls; 100 calls were eligible for the offer analysis and 48 practices completed all three scenarios. Among calls reaching staff (N = 98), cycle tracking was offered by 94.9% (95% CI 88.6-97.8%; 93/98), ovulation induction by 11.2% (95% CI 6.4-19.0%; 11/98), intrauterine insemination (IUI) by 1.0% (95% CI 0.2-5.6%; 1/98), in vitro fertilization (IVF) by 1.0% (95% CI 0.2-5.6%; 1/98), and donor sperm care by 3.1% (95% CI 1.0-8.6%; 3/98). Inferred appointment availability was 75.7% for straight couples, 42.4% for lesbian couples, and 50.0% for single mothers. In complete-triad mixed-effects logistic regression, relative to straight couples, the odds of inferred appointment availability were OR 0.04 (0.01-0.28) for lesbian couples (p = 0.001) and OR 0.09 (0.01-0.65) for single mothers (p = 0.016). Under the broader offer definition these attenuated to OR 0.31 (0.08-1.25) and OR 0.29 (0.06-1.27) respectively. Caller identity was strongly associated with scenario (Cramér’s V = 0.66), so scenario and caller effects are not separately identifiable.</w:t>
+        <w:t xml:space="preserve">RESULTS: 234 calls were placed to 105 practices; a live office was reached on 46.2% (95% CI 39.9-52.6%; 108/234) of calls, and 98 calls completed the service interview. Cycle tracking was offered by 94.9% (95% CI 88.6-97.8%; 93/98) of practices and hormonal laboratory monitoring by 63.3% (95% CI 53.4-72.1%; 62/98). In contrast, ovulation induction was offered by 11.2% (95% CI 6.4-19.0%; 11/98), IUI by 1.0% (95% CI 0.2-5.6%; 1/98), IVF by 1.0% (95% CI 0.2-5.6%; 1/98), and donor sperm care by 3.1% (95% CI 1.0-8.6%; 3/98). The exploratory access comparison was uninformative: only 7, 2, 8 practices were discordant across the three contrasts, giving minimum detectable effects of OR 8.1 to OR 9.0, and 2 of three contrasts had no caller who placed calls under both scenarios, so scenario and caller effects are not separable for those.</w:t>
       </w:r>
     </w:p>
     <w:p>
@@ -164,7 +152,7 @@
         <w:pStyle w:val="BodyText"/>
       </w:pPr>
       <w:r>
-        <w:t xml:space="preserve">CONCLUSION: RRM practices uniformly provide cycle tracking but rarely provide IUI, IVF, or donor sperm care, a structural service limitation for single mothers and same-sex couples that does not depend on staff attitudes. Apparent differences in appointment offers by caller identity were sensitive to the outcome definition and confounded with caller assignment, and should be regarded as hypothesis-generating.</w:t>
+        <w:t xml:space="preserve">CONCLUSION: RRM practices in this national sample almost never offer IUI, IVF, or donor sperm care. Because single women and same-sex female couples require donor gametes to conceive, this represents a structural absence of the necessary services rather than a discretionary scheduling decision, and it operates independently of staff attitudes. The audit was not adequately powered to evaluate differential scheduling by caller identity.</w:t>
       </w:r>
     </w:p>
     <w:p>
@@ -205,7 +193,7 @@
         <w:pStyle w:val="BodyText"/>
       </w:pPr>
       <w:r>
-        <w:t xml:space="preserve">This national secret-shopper audit had two objectives: (1) to define the scope of reproductive services offered by RRM practices, and (2) to explore whether practice willingness to schedule an appointment differs by caller family structure (straight couple, lesbian couple, single mother using donor sperm).</w:t>
+        <w:t xml:space="preserve">This national secret-shopper audit had one primary objective and one secondary, exploratory objective. The primary objective was to define the scope of reproductive services RRM practices actually offer, because that scope determines which patients can be served at all. For a single woman or a same-sex female couple, conception requires donor sperm and usually IUI or IVF; if a practice does not provide those services, the question of how its staff treat such a caller does not arise. The secondary objective was to explore whether willingness to schedule differs by caller family structure. We report the second as exploratory throughout, for reasons of statistical power and design that we set out explicitly in the Limitations.</w:t>
       </w:r>
     </w:p>
     <w:p>
@@ -216,7 +204,7 @@
       </w:r>
     </w:p>
     <w:bookmarkEnd w:id="21"/>
-    <w:bookmarkStart w:id="27" w:name="sources-and-methods"/>
+    <w:bookmarkStart w:id="28" w:name="sources-and-methods"/>
     <w:p>
       <w:pPr>
         <w:pStyle w:val="Heading2"/>
@@ -313,7 +301,59 @@
       </w:r>
     </w:p>
     <w:bookmarkEnd w:id="23"/>
-    <w:bookmarkStart w:id="24" w:name="outcome-definitions"/>
+    <w:bookmarkStart w:id="24" w:name="main-outcome-measures"/>
+    <w:p>
+      <w:pPr>
+        <w:pStyle w:val="Heading3"/>
+      </w:pPr>
+      <w:r>
+        <w:t xml:space="preserve">Main Outcome Measures</w:t>
+      </w:r>
+    </w:p>
+    <w:p>
+      <w:pPr>
+        <w:pStyle w:val="FirstParagraph"/>
+      </w:pPr>
+      <w:r>
+        <w:t xml:space="preserve">The</w:t>
+      </w:r>
+      <w:r>
+        <w:t xml:space="preserve"> </w:t>
+      </w:r>
+      <w:r>
+        <w:rPr>
+          <w:b/>
+          <w:bCs/>
+        </w:rPr>
+        <w:t xml:space="preserve">primary outcome</w:t>
+      </w:r>
+      <w:r>
+        <w:t xml:space="preserve"> </w:t>
+      </w:r>
+      <w:r>
+        <w:t xml:space="preserve">was the service menu: for each practice reached, whether staff reported offering cycle tracking, hormonal laboratory monitoring, ovulation induction, IUI, IVF, and whether the practice works with donor sperm. These are directly reported by staff in response to a standardized question, require no derivation, and do not depend on which caller placed the call.</w:t>
+      </w:r>
+    </w:p>
+    <w:p>
+      <w:pPr>
+        <w:pStyle w:val="BodyText"/>
+      </w:pPr>
+      <w:r>
+        <w:rPr>
+          <w:b/>
+          <w:bCs/>
+        </w:rPr>
+        <w:t xml:space="preserve">Secondary, exploratory outcomes</w:t>
+      </w:r>
+      <w:r>
+        <w:t xml:space="preserve"> </w:t>
+      </w:r>
+      <w:r>
+        <w:t xml:space="preserve">were appointment availability and business-day wait time by caller scenario.</w:t>
+      </w:r>
+    </w:p>
+    <w:bookmarkEnd w:id="24"/>
+    <w:bookmarkStart w:id="25" w:name="outcome-definitions"/>
     <w:p>
       <w:pPr>
         <w:pStyle w:val="Heading3"/>
@@ -471,8 +511,8 @@
         <w:t xml:space="preserve">: the latter would assert something the instrument never measured. This is the study’s principal measurement limitation.</w:t>
       </w:r>
     </w:p>
-    <w:bookmarkEnd w:id="24"/>
-    <w:bookmarkStart w:id="25" w:name="duplicate-practice-scenario-calls"/>
+    <w:bookmarkEnd w:id="25"/>
+    <w:bookmarkStart w:id="26" w:name="duplicate-practice-scenario-calls"/>
     <w:p>
       <w:pPr>
         <w:pStyle w:val="Heading3"/>
@@ -505,8 +545,8 @@
         <w:t xml:space="preserve">rather than completed calls, so where an attempt preceded a completed call the completed call determined the cell (2 cells). Where two protocol-valid completed calls existed, the cell was treated as a protocol deviation and excluded from the primary paired analysis rather than resolved by preferring the earlier or later call (2 cells). Both calls are retained in the call-level dataset, and first-successful versus last-successful selection is reported as a sensitivity analysis. Wait time was the number of business days (Monday–Friday, excluding US federal holidays) between the call and the first available appointment, with same-day appointments retained as a wait of zero.</w:t>
       </w:r>
     </w:p>
-    <w:bookmarkEnd w:id="25"/>
-    <w:bookmarkStart w:id="26" w:name="statistical-analysis-and-power"/>
+    <w:bookmarkEnd w:id="26"/>
+    <w:bookmarkStart w:id="27" w:name="statistical-analysis-and-power"/>
     <w:p>
       <w:pPr>
         <w:pStyle w:val="Heading3"/>
@@ -561,9 +601,9 @@
         </w:pict>
       </w:r>
     </w:p>
-    <w:bookmarkEnd w:id="26"/>
     <w:bookmarkEnd w:id="27"/>
-    <w:bookmarkStart w:id="36" w:name="results"/>
+    <w:bookmarkEnd w:id="28"/>
+    <w:bookmarkStart w:id="38" w:name="results"/>
     <w:p>
       <w:pPr>
         <w:pStyle w:val="Heading2"/>
@@ -572,7 +612,246 @@
         <w:t xml:space="preserve">RESULTS</w:t>
       </w:r>
     </w:p>
-    <w:bookmarkStart w:id="31" w:name="access-cascade"/>
+    <w:bookmarkStart w:id="29" w:name="X7c6f754733434d60a95bc7e273f19daed862ccc"/>
+    <w:p>
+      <w:pPr>
+        <w:pStyle w:val="Heading3"/>
+      </w:pPr>
+      <w:r>
+        <w:t xml:space="preserve">Reproductive Services Offered — primary outcome</w:t>
+      </w:r>
+    </w:p>
+    <w:p>
+      <w:pPr>
+        <w:pStyle w:val="FirstParagraph"/>
+      </w:pPr>
+      <w:r>
+        <w:t xml:space="preserve">Among the 98 calls that reached staff and completed the service interview, RRM practices almost uniformly offered natural cycle tracking and hormonal monitoring, and almost never offered assisted reproductive technology or donor gametes (Table 1).</w:t>
+      </w:r>
+    </w:p>
+    <w:p>
+      <w:pPr>
+        <w:pStyle w:val="TableCaption"/>
+      </w:pPr>
+      <w:r>
+        <w:t xml:space="preserve">Table 1. Reproductive services offered by RRM practices (N = 98 calls reaching staff).</w:t>
+      </w:r>
+    </w:p>
+    <w:tbl>
+      <w:tblPr>
+        <w:tblStyle w:val="Table"/>
+        <w:tblW w:type="auto" w:w="0"/>
+        <w:tblLook w:firstRow="1" w:lastRow="0" w:firstColumn="0" w:lastColumn="0" w:noHBand="0" w:noVBand="0" w:val="0020"/>
+        <w:tblCaption w:val="Table 1. Reproductive services offered by RRM practices (N = 98 calls reaching staff)."/>
+      </w:tblPr>
+      <w:tblGrid>
+        <w:gridCol w:w="3960"/>
+        <w:gridCol w:w="3960"/>
+      </w:tblGrid>
+      <w:tr>
+        <w:trPr>
+          <w:tblHeader w:val="on"/>
+        </w:trPr>
+        <w:tc>
+          <w:tcPr/>
+          <w:p>
+            <w:pPr>
+              <w:pStyle w:val="Compact"/>
+              <w:jc w:val="left"/>
+            </w:pPr>
+            <w:r>
+              <w:t xml:space="preserve">Reproductive Service</w:t>
+            </w:r>
+          </w:p>
+        </w:tc>
+        <w:tc>
+          <w:tcPr/>
+          <w:p>
+            <w:pPr>
+              <w:pStyle w:val="Compact"/>
+              <w:jc w:val="left"/>
+            </w:pPr>
+            <w:r>
+              <w:t xml:space="preserve">Proportion Offered (95% CI)</w:t>
+            </w:r>
+          </w:p>
+        </w:tc>
+      </w:tr>
+      <w:tr>
+        <w:tc>
+          <w:tcPr/>
+          <w:p>
+            <w:pPr>
+              <w:pStyle w:val="Compact"/>
+              <w:jc w:val="left"/>
+            </w:pPr>
+            <w:r>
+              <w:t xml:space="preserve">Cycle tracking</w:t>
+            </w:r>
+          </w:p>
+        </w:tc>
+        <w:tc>
+          <w:tcPr/>
+          <w:p>
+            <w:pPr>
+              <w:pStyle w:val="Compact"/>
+              <w:jc w:val="left"/>
+            </w:pPr>
+            <w:r>
+              <w:t xml:space="preserve">94.9% (95% CI 88.6-97.8%; 93/98)</w:t>
+            </w:r>
+          </w:p>
+        </w:tc>
+      </w:tr>
+      <w:tr>
+        <w:tc>
+          <w:tcPr/>
+          <w:p>
+            <w:pPr>
+              <w:pStyle w:val="Compact"/>
+              <w:jc w:val="left"/>
+            </w:pPr>
+            <w:r>
+              <w:t xml:space="preserve">Hormonal labs / fertility timing</w:t>
+            </w:r>
+          </w:p>
+        </w:tc>
+        <w:tc>
+          <w:tcPr/>
+          <w:p>
+            <w:pPr>
+              <w:pStyle w:val="Compact"/>
+              <w:jc w:val="left"/>
+            </w:pPr>
+            <w:r>
+              <w:t xml:space="preserve">63.3% (95% CI 53.4-72.1%; 62/98)</w:t>
+            </w:r>
+          </w:p>
+        </w:tc>
+      </w:tr>
+      <w:tr>
+        <w:tc>
+          <w:tcPr/>
+          <w:p>
+            <w:pPr>
+              <w:pStyle w:val="Compact"/>
+              <w:jc w:val="left"/>
+            </w:pPr>
+            <w:r>
+              <w:t xml:space="preserve">Ovulation induction</w:t>
+            </w:r>
+          </w:p>
+        </w:tc>
+        <w:tc>
+          <w:tcPr/>
+          <w:p>
+            <w:pPr>
+              <w:pStyle w:val="Compact"/>
+              <w:jc w:val="left"/>
+            </w:pPr>
+            <w:r>
+              <w:t xml:space="preserve">11.2% (95% CI 6.4-19.0%; 11/98)</w:t>
+            </w:r>
+          </w:p>
+        </w:tc>
+      </w:tr>
+      <w:tr>
+        <w:tc>
+          <w:tcPr/>
+          <w:p>
+            <w:pPr>
+              <w:pStyle w:val="Compact"/>
+              <w:jc w:val="left"/>
+            </w:pPr>
+            <w:r>
+              <w:t xml:space="preserve">Intrauterine insemination (IUI)</w:t>
+            </w:r>
+          </w:p>
+        </w:tc>
+        <w:tc>
+          <w:tcPr/>
+          <w:p>
+            <w:pPr>
+              <w:pStyle w:val="Compact"/>
+              <w:jc w:val="left"/>
+            </w:pPr>
+            <w:r>
+              <w:t xml:space="preserve">1.0% (95% CI 0.2-5.6%; 1/98)</w:t>
+            </w:r>
+          </w:p>
+        </w:tc>
+      </w:tr>
+      <w:tr>
+        <w:tc>
+          <w:tcPr/>
+          <w:p>
+            <w:pPr>
+              <w:pStyle w:val="Compact"/>
+              <w:jc w:val="left"/>
+            </w:pPr>
+            <w:r>
+              <w:t xml:space="preserve">In vitro fertilization (IVF)</w:t>
+            </w:r>
+          </w:p>
+        </w:tc>
+        <w:tc>
+          <w:tcPr/>
+          <w:p>
+            <w:pPr>
+              <w:pStyle w:val="Compact"/>
+              <w:jc w:val="left"/>
+            </w:pPr>
+            <w:r>
+              <w:t xml:space="preserve">1.0% (95% CI 0.2-5.6%; 1/98)</w:t>
+            </w:r>
+          </w:p>
+        </w:tc>
+      </w:tr>
+      <w:tr>
+        <w:tc>
+          <w:tcPr/>
+          <w:p>
+            <w:pPr>
+              <w:pStyle w:val="Compact"/>
+              <w:jc w:val="left"/>
+            </w:pPr>
+            <w:r>
+              <w:t xml:space="preserve">Works with donor sperm</w:t>
+            </w:r>
+          </w:p>
+        </w:tc>
+        <w:tc>
+          <w:tcPr/>
+          <w:p>
+            <w:pPr>
+              <w:pStyle w:val="Compact"/>
+              <w:jc w:val="left"/>
+            </w:pPr>
+            <w:r>
+              <w:t xml:space="preserve">3.1% (95% CI 1.0-8.6%; 3/98)</w:t>
+            </w:r>
+          </w:p>
+        </w:tc>
+      </w:tr>
+    </w:tbl>
+    <w:p>
+      <w:pPr>
+        <w:pStyle w:val="BodyText"/>
+      </w:pPr>
+      <w:r>
+        <w:t xml:space="preserve">Cycle tracking was offered by 94.9% (95% CI 88.6-97.8%; 93/98) and hormonal laboratory monitoring by 63.3% (95% CI 53.4-72.1%; 62/98). Ovulation induction was offered by 11.2% (95% CI 6.4-19.0%; 11/98). IUI and IVF were each offered by 1.0% (95% CI 0.2-5.6%; 1/98) — a single practice in each case — and donor sperm care by 3.1% (95% CI 1.0-8.6%; 3/98). The IUI and IVF estimates rest on one practice apiece and should be read as an upper bound on availability rather than as stable rates; the confidence intervals reflect that.</w:t>
+      </w:r>
+    </w:p>
+    <w:p>
+      <w:pPr>
+        <w:pStyle w:val="BodyText"/>
+      </w:pPr>
+      <w:r>
+        <w:t xml:space="preserve">The services a single woman or same-sex female couple requires to conceive are therefore effectively absent from this sample, while the services RRM practices do provide are those appropriate to a couple attempting unassisted conception.</w:t>
+      </w:r>
+    </w:p>
+    <w:bookmarkEnd w:id="29"/>
+    <w:bookmarkStart w:id="33" w:name="access-cascade"/>
     <w:p>
       <w:pPr>
         <w:pStyle w:val="Heading3"/>
@@ -598,18 +877,18 @@
           <wp:inline>
             <wp:extent cx="4533900" cy="5541433"/>
             <wp:effectExtent b="0" l="0" r="0" t="0"/>
-            <wp:docPr descr="Figure 1. STROBE flow diagram. Reaching a live office and being offered an appointment are separate stages with separate denominators." title="" id="29" name="Picture"/>
+            <wp:docPr descr="Figure 1. STROBE flow diagram. Reaching a live office and being offered an appointment are separate stages with separate denominators." title="" id="31" name="Picture"/>
             <a:graphic>
               <a:graphicData uri="http://schemas.openxmlformats.org/drawingml/2006/picture">
                 <pic:pic>
                   <pic:nvPicPr>
-                    <pic:cNvPr descr="labubu_mysterycall_manuscript_files/mysterycall_outputs/figures/fig0_strobe_flow.png" id="30" name="Picture"/>
+                    <pic:cNvPr descr="labubu_mysterycall_manuscript_files/mysterycall_outputs/figures/fig0_strobe_flow.png" id="32" name="Picture"/>
                     <pic:cNvPicPr>
                       <a:picLocks noChangeArrowheads="1" noChangeAspect="1"/>
                     </pic:cNvPicPr>
                   </pic:nvPicPr>
                   <pic:blipFill>
-                    <a:blip r:embed="rId28"/>
+                    <a:blip r:embed="rId30"/>
                     <a:stretch>
                       <a:fillRect/>
                     </a:stretch>
@@ -968,8 +1247,8 @@
         </w:tc>
       </w:tr>
     </w:tbl>
-    <w:bookmarkEnd w:id="31"/>
-    <w:bookmarkStart w:id="32" w:name="reproductive-services-offered"/>
+    <w:bookmarkEnd w:id="33"/>
+    <w:bookmarkStart w:id="34" w:name="reproductive-services-offered"/>
     <w:p>
       <w:pPr>
         <w:pStyle w:val="Heading3"/>
@@ -1199,8 +1478,8 @@
         <w:t xml:space="preserve">Cycle tracking was offered in 94.9% (95% CI 88.6-97.8%; 93/98) of encounters. In contrast, IUI was offered in 1.0% (95% CI 0.2-5.6%; 1/98), IVF in 1.0% (95% CI 0.2-5.6%; 1/98), and donor sperm management in 3.1% (95% CI 1.0-8.6%; 3/98). The IUI and IVF counts each reflect a single practice and should be read as an upper bound on availability rather than a stable rate estimate.</w:t>
       </w:r>
     </w:p>
-    <w:bookmarkEnd w:id="32"/>
-    <w:bookmarkStart w:id="33" w:name="X5f899fec0f12783ee896a9738620820f67eb94a"/>
+    <w:bookmarkEnd w:id="34"/>
+    <w:bookmarkStart w:id="35" w:name="X5f899fec0f12783ee896a9738620820f67eb94a"/>
     <w:p>
       <w:pPr>
         <w:pStyle w:val="Heading3"/>
@@ -1222,7 +1501,7 @@
         <w:pStyle w:val="BodyText"/>
       </w:pPr>
       <w:r>
-        <w:t xml:space="preserve">In complete-triad mixed-effects logistic regression (N = 48 practices), relative to straight-couple callers, the odds of inferred appointment availability were OR 0.04 (0.01-0.28) for lesbian couples (p = 0.001) and OR 0.09 (0.01-0.65) for single mothers (p = 0.016). The confidence intervals span orders of magnitude, reflecting near-separation at this sample size; direction is interpretable, magnitude is not.</w:t>
+        <w:t xml:space="preserve">In complete-triad mixed-effects logistic regression (N = 48 practices), relative to straight-couple callers, the odds of inferred appointment availability were OR 0.04 (0.01-0.28) for lesbian couples and OR 0.09 (0.01-0.65) for single mothers. We report intervals without p-values throughout this section. A significance test presumes a design capable of detecting the effect it is testing for, and the minimum detectable effects here are OR 8.1 to OR 9.0; a p-value computed under those conditions carries no information the interval does not already carry, and invites a reading the data cannot support. The intervals themselves span orders of magnitude, reflecting near-separation at this sample size: direction is interpretable, magnitude is not.</w:t>
       </w:r>
     </w:p>
     <w:p>
@@ -1575,8 +1854,8 @@
         <w:t xml:space="preserve">Within-practice paired differences in inferred availability were: Straight vs Single Mother +31.2 percentage points (95% CI +2.7 to +59.8; n = 16 practices); Lesbian vs Single Mother -9.1 percentage points (95% CI -21.1 to +2.9; n = 22 practices); Straight vs Lesbian +42.1 percentage points (95% CI +19.9 to +64.3; n = 19 practices). Practices treated callers identically in 68%-81% of paired reachability comparisons.</w:t>
       </w:r>
     </w:p>
-    <w:bookmarkEnd w:id="33"/>
-    <w:bookmarkStart w:id="34" w:name="caller-assignment"/>
+    <w:bookmarkEnd w:id="35"/>
+    <w:bookmarkStart w:id="36" w:name="caller-assignment"/>
     <w:p>
       <w:pPr>
         <w:pStyle w:val="Heading3"/>
@@ -1819,8 +2098,8 @@
         </w:tc>
       </w:tr>
     </w:tbl>
-    <w:bookmarkEnd w:id="34"/>
-    <w:bookmarkStart w:id="35" w:name="wait-time-to-first-available-appointment"/>
+    <w:bookmarkEnd w:id="36"/>
+    <w:bookmarkStart w:id="37" w:name="wait-time-to-first-available-appointment"/>
     <w:p>
       <w:pPr>
         <w:pStyle w:val="Heading3"/>
@@ -1844,9 +2123,9 @@
         </w:pict>
       </w:r>
     </w:p>
-    <w:bookmarkEnd w:id="35"/>
-    <w:bookmarkEnd w:id="36"/>
-    <w:bookmarkStart w:id="43" w:name="discussion"/>
+    <w:bookmarkEnd w:id="37"/>
+    <w:bookmarkEnd w:id="38"/>
+    <w:bookmarkStart w:id="45" w:name="discussion"/>
     <w:p>
       <w:pPr>
         <w:pStyle w:val="Heading2"/>
@@ -1855,7 +2134,7 @@
         <w:t xml:space="preserve">DISCUSSION</w:t>
       </w:r>
     </w:p>
-    <w:bookmarkStart w:id="37" w:name="principal-findings"/>
+    <w:bookmarkStart w:id="39" w:name="principal-findings"/>
     <w:p>
       <w:pPr>
         <w:pStyle w:val="Heading3"/>
@@ -1869,7 +2148,7 @@
         <w:pStyle w:val="FirstParagraph"/>
       </w:pPr>
       <w:r>
-        <w:t xml:space="preserve">This national secret-shopper audit produced one well-powered finding and one hypothesis-generating signal.</w:t>
+        <w:t xml:space="preserve">The principal finding of this audit is structural. RRM practices in this national sample almost uniformly provide natural cycle tracking (94.9% (95% CI 88.6-97.8%; 93/98)) and hormonal monitoring (63.3% (95% CI 53.4-72.1%; 62/98)), and almost never provide the interventions required for conception without a male partner: IUI 1.0% (95% CI 0.2-5.6%; 1/98), IVF 1.0% (95% CI 0.2-5.6%; 1/98), donor sperm care 3.1% (95% CI 1.0-8.6%; 3/98).</w:t>
       </w:r>
     </w:p>
     <w:p>
@@ -1877,7 +2156,7 @@
         <w:pStyle w:val="BodyText"/>
       </w:pPr>
       <w:r>
-        <w:t xml:space="preserve">The well-powered finding is structural. RRM practice service menus almost universally include cycle tracking (94.9% (95% CI 88.6-97.8%; 93/98)) while rarely including IUI (1.0% (95% CI 0.2-5.6%; 1/98)), IVF (1.0% (95% CI 0.2-5.6%; 1/98)), or donor sperm care (3.1% (95% CI 1.0-8.6%; 3/98)). For single mothers and same-sex female couples, whose path to pregnancy clinically requires donor sperm or IUI/IVF, the absence of these services is a barrier to care that operates independently of any staff attitude or scheduling decision.[9-12] This result rests on directly observed service responses, not on a derived outcome, and is unaffected by how calls were assigned to callers.</w:t>
+        <w:t xml:space="preserve">The clinical consequence is direct. A single woman or a same-sex female couple requires donor sperm, and usually IUI or IVF, to conceive. A practice that does not offer those services cannot serve such a patient, whatever its staff intend and however courteously the telephone is answered. This is a barrier of provision rather than of disposition, and it does not depend on inferring anyone’s motives.</w:t>
       </w:r>
     </w:p>
     <w:p>
@@ -1885,17 +2164,17 @@
         <w:pStyle w:val="BodyText"/>
       </w:pPr>
       <w:r>
-        <w:t xml:space="preserve">The hypothesis-generating signal is that inferred appointment availability differed across caller scenarios in the observed direction of disadvantage for lesbian couples and single mothers. We do not present this as an established effect, for the reasons below.</w:t>
-      </w:r>
-    </w:p>
-    <w:bookmarkEnd w:id="37"/>
-    <w:bookmarkStart w:id="38" w:name="Xecf657d030bd5450b06596884444b25f28afab5"/>
+        <w:t xml:space="preserve">We regard this as the more consequential result, and it is also the better measured one. It comes from staff answering a direct question about their own services, in a sample of 98 completed interviews, with confidence intervals narrow enough to support the claim. It requires no derived outcome, no matched design, and no assumption about which caller placed the call.</w:t>
+      </w:r>
+    </w:p>
+    <w:bookmarkEnd w:id="39"/>
+    <w:bookmarkStart w:id="40" w:name="X96cd90cc0850db8b46582f309691648891168df"/>
     <w:p>
       <w:pPr>
         <w:pStyle w:val="Heading3"/>
       </w:pPr>
       <w:r>
-        <w:t xml:space="preserve">Why the Offer Difference Is Not Yet a Finding</w:t>
+        <w:t xml:space="preserve">The access comparison was not informative</w:t>
       </w:r>
     </w:p>
     <w:p>
@@ -1903,7 +2182,7 @@
         <w:pStyle w:val="FirstParagraph"/>
       </w:pPr>
       <w:r>
-        <w:t xml:space="preserve">Three features of the design prevent a causal reading.</w:t>
+        <w:t xml:space="preserve">We had also intended to test whether practices differ in willingness to schedule by caller identity. That comparison did not succeed, and we report it as exploratory rather than as a null result, because the design could not have detected a plausible effect.</w:t>
       </w:r>
     </w:p>
     <w:p>
@@ -1911,19 +2190,7 @@
         <w:pStyle w:val="BodyText"/>
       </w:pPr>
       <w:r>
-        <w:t xml:space="preserve">First, the outcome is a proxy. The instrument recorded no explicit</w:t>
-      </w:r>
-      <w:r>
-        <w:t xml:space="preserve"> </w:t>
-      </w:r>
-      <w:r>
-        <w:t xml:space="preserve">“did the practice agree to schedule you?”</w:t>
-      </w:r>
-      <w:r>
-        <w:t xml:space="preserve"> </w:t>
-      </w:r>
-      <w:r>
-        <w:t xml:space="preserve">item, so an offer had to be inferred from whether an appointment date was written down. A call in which staff offered an appointment that the caller did not date is scored as a refusal. When the definition is broadened to credit a concrete scheduling timeframe, the contrasts attenuate substantially (OR 0.04 (0.01-0.28) to OR 0.31 (0.08-1.25) for lesbian couples). An effect that moves this much with the coding rule is not yet separable from a documentation artifact.</w:t>
+        <w:t xml:space="preserve">Two features are responsible, and they are separable.</w:t>
       </w:r>
     </w:p>
     <w:p>
@@ -1931,7 +2198,7 @@
         <w:pStyle w:val="BodyText"/>
       </w:pPr>
       <w:r>
-        <w:t xml:space="preserve">Second, caller and scenario are confounded, and we make no attempt to correct this statistically. Callers were not randomized across scenarios; each arm was dominated by a small number of callers (Table 4; Cramér’s V = 0.66), one of whom placed 53 of 77 straight-couple calls and no single-mother calls, and per-caller availability rates ranged widely. Because the paired within-practice design compares scenarios dialed by different people, matching removes practice-level confounding but not caller-level confounding. A caller-adjusted regression would appear to address this while extrapolating into caller-scenario combinations that barely or never occurred; we therefore report the caller-adjusted model</w:t>
+        <w:t xml:space="preserve">First,</w:t>
       </w:r>
       <w:r>
         <w:t xml:space="preserve"> </w:t>
@@ -1941,10 +2208,10 @@
           <w:b/>
           <w:bCs/>
         </w:rPr>
-        <w:t xml:space="preserve">only as evidence that the two effects are not separately identifiable</w:t>
-      </w:r>
-      <w:r>
-        <w:t xml:space="preserve">, not as a corrected estimate. Caller-scenario confounding is a limitation of the design, and scenario effects in this wave should not be interpreted as cleanly attributable to caller identity rather than to the caller who conveyed it.</w:t>
+        <w:t xml:space="preserve">power</w:t>
+      </w:r>
+      <w:r>
+        <w:t xml:space="preserve">. Within-practice matched contrasts draw information only from practices that answered differently to two callers. Concordance was high — most practices treated callers alike — leaving 7, 2, 8 discordant practices across the three contrasts, with minimum detectable effects of OR 8.1 to OR 9.0. Audit-study effects of interest are far below that floor. For the Lesbian couple versus Single mother contrast in particular, the number of discordant practices is small enough that the exact test cannot return a significant result at any effect size.</w:t>
       </w:r>
     </w:p>
     <w:p>
@@ -1952,17 +2219,38 @@
         <w:pStyle w:val="BodyText"/>
       </w:pPr>
       <w:r>
-        <w:t xml:space="preserve">Third, the matched analysis is underpowered. Discordant practices number 7, 2, 8 across the three contrasts, giving minimum detectable effects of OR 8.1 to OR 9.0 at 80% power. Plausible audit-study effects are well below this floor.</w:t>
-      </w:r>
-    </w:p>
-    <w:bookmarkEnd w:id="38"/>
-    <w:bookmarkStart w:id="39" w:name="X4eb1280e53c4cda37e7fca3aeb4a1b6bed0e432"/>
+        <w:t xml:space="preserve">Second,</w:t>
+      </w:r>
+      <w:r>
+        <w:t xml:space="preserve"> </w:t>
+      </w:r>
+      <w:r>
+        <w:rPr>
+          <w:b/>
+          <w:bCs/>
+        </w:rPr>
+        <w:t xml:space="preserve">caller assignment</w:t>
+      </w:r>
+      <w:r>
+        <w:t xml:space="preserve">. Callers were not randomised across scenarios. Of the three contrasts, 2 had no caller who placed at least three calls under both scenarios (Straight couple vs Lesbian couple; Straight couple vs Single mother): for those, the scenario variable and the caller variable are the same column of data, and no covariate adjustment recovers the difference. Where overlap did exist — Lesbian couple versus Single mother, in which three callers placed calls under both — the caller-stratified estimate was OR 0.57 (95% CI 0.15-2.15, p = 0.61; n = 59), consistent with the unadjusted estimate and with no difference.</w:t>
+      </w:r>
+    </w:p>
+    <w:p>
+      <w:pPr>
+        <w:pStyle w:val="BodyText"/>
+      </w:pPr>
+      <w:r>
+        <w:t xml:space="preserve">The contrast with enough discordant practices to be informative is therefore the one with no caller overlap, and the contrast free of caller confounding is the one with too few discordant practices to test. That is a property of how the calls were allocated, not a result about how practices behave, and it cannot be repaired analytically.</w:t>
+      </w:r>
+    </w:p>
+    <w:bookmarkEnd w:id="40"/>
+    <w:bookmarkStart w:id="41" w:name="interpretation-and-literature-context"/>
     <w:p>
       <w:pPr>
         <w:pStyle w:val="Heading3"/>
       </w:pPr>
       <w:r>
-        <w:t xml:space="preserve">Methodological Implications for Audit Studies</w:t>
+        <w:t xml:space="preserve">Interpretation and Literature Context</w:t>
       </w:r>
     </w:p>
     <w:p>
@@ -1970,23 +2258,11 @@
         <w:pStyle w:val="FirstParagraph"/>
       </w:pPr>
       <w:r>
-        <w:t xml:space="preserve">Two design lessons generalize.[3,7] Reaching a live office and being offered an appointment are distinct constructs with different denominators; collapsing them into a single</w:t>
-      </w:r>
-      <w:r>
-        <w:t xml:space="preserve"> </w:t>
-      </w:r>
-      <w:r>
-        <w:t xml:space="preserve">“acceptance”</w:t>
-      </w:r>
-      <w:r>
-        <w:t xml:space="preserve"> </w:t>
-      </w:r>
-      <w:r>
-        <w:t xml:space="preserve">variable makes the analytic inclusion criterion and the outcome the same measurement, which forces acceptance to 100% within the analytic sample and discards stated refusals — the only unambiguous negative outcomes. Reporting the cascade stage by stage avoids this. Separately, an audit design that assigns caller identity non-randomly across the very conditions it means to contrast cannot recover the contrast, regardless of how sophisticated the within-unit matching is; caller assignment should be randomized or blocked at design time.</w:t>
-      </w:r>
-    </w:p>
-    <w:bookmarkEnd w:id="39"/>
-    <w:bookmarkStart w:id="40" w:name="strengths-and-limitations"/>
+        <w:t xml:space="preserve">Patients presenting to RRM clinics encounter a clinical menu focused on natural cycle monitoring.[8,9] For patients whose path to pregnancy requires donor gametes or ART, the absence of those services is a primary structural barrier to care, independent of staff attitudes.[9-12] Our estimates place that absence at approximately one practice in a hundred for IUI and IVF.</w:t>
+      </w:r>
+    </w:p>
+    <w:bookmarkEnd w:id="41"/>
+    <w:bookmarkStart w:id="42" w:name="strengths-and-limitations"/>
     <w:p>
       <w:pPr>
         <w:pStyle w:val="Heading3"/>
@@ -2000,7 +2276,15 @@
         <w:pStyle w:val="FirstParagraph"/>
       </w:pPr>
       <w:r>
-        <w:t xml:space="preserve">Strengths include the national scope, the within-practice design, business-day calendar modeling, and explicit cascade reporting with stage-specific denominators.</w:t>
+        <w:t xml:space="preserve">Strengths include the national scope, direct measurement of the primary outcome, business-day calendar modeling, and explicit cascade reporting with stage-specific denominators.</w:t>
+      </w:r>
+    </w:p>
+    <w:p>
+      <w:pPr>
+        <w:pStyle w:val="BodyText"/>
+      </w:pPr>
+      <w:r>
+        <w:t xml:space="preserve">Limitations of the primary outcome first. Service availability was reported by the staff member answering the telephone, not verified against what a practice would do for an enrolled patient; a practice might decline a service on the telephone that it provides in other circumstances, or the reverse. Services were ascertained only among the 98 calls that reached staff, which is 42% of calls placed, so the estimates describe the reachable subset of practices. The IUI and IVF proportions rest on one practice each.</w:t>
       </w:r>
     </w:p>
     <w:p>
@@ -2143,8 +2427,8 @@
         <w:t xml:space="preserve">Day-to-day and staff-to-staff variation within practices could not be separately evaluated.</w:t>
       </w:r>
     </w:p>
-    <w:bookmarkEnd w:id="40"/>
-    <w:bookmarkStart w:id="41" w:name="recommendations-for-the-next-wave"/>
+    <w:bookmarkEnd w:id="42"/>
+    <w:bookmarkStart w:id="43" w:name="recommendations-for-the-next-wave"/>
     <w:p>
       <w:pPr>
         <w:pStyle w:val="Heading3"/>
@@ -2186,8 +2470,8 @@
         <w:t xml:space="preserve">: their semantics are unresolved, since the straight-couple box is ticked on straight-couple calls and a checked box may denote either restricted or provided care. Resolving them requires the original REDCap field labels, choices, branching logic and coded values, not inference from the observed pattern. Should the codebook confirm that they record restriction, they would be a stronger primary measure of discrimination than any outcome inferred from call documentation, and adopting them would warrant an explicit protocol amendment rather than a substitution.</w:t>
       </w:r>
     </w:p>
-    <w:bookmarkEnd w:id="41"/>
-    <w:bookmarkStart w:id="42" w:name="conclusion"/>
+    <w:bookmarkEnd w:id="43"/>
+    <w:bookmarkStart w:id="44" w:name="conclusion"/>
     <w:p>
       <w:pPr>
         <w:pStyle w:val="Heading3"/>
@@ -2211,9 +2495,9 @@
         </w:pict>
       </w:r>
     </w:p>
-    <w:bookmarkEnd w:id="42"/>
-    <w:bookmarkEnd w:id="43"/>
-    <w:bookmarkStart w:id="44" w:name="references"/>
+    <w:bookmarkEnd w:id="44"/>
+    <w:bookmarkEnd w:id="45"/>
+    <w:bookmarkStart w:id="46" w:name="references"/>
     <w:p>
       <w:pPr>
         <w:pStyle w:val="Heading2"/>
@@ -2399,7 +2683,7 @@
         <w:t xml:space="preserve">Lang TA, Altman DG. Statistical analyses and methods in the published literature: the SAMPL guidelines. Int J Nurs Stud. 2015;52(1):5-9.</w:t>
       </w:r>
     </w:p>
-    <w:bookmarkEnd w:id="44"/>
+    <w:bookmarkEnd w:id="46"/>
     <w:sectPr>
       <w:footnotePr>
         <w:numRestart w:val="eachSect"/>

--- a/labubu_mysterycall_manuscript.docx
+++ b/labubu_mysterycall_manuscript.docx
@@ -111,7 +111,7 @@
         <w:pStyle w:val="BodyText"/>
       </w:pPr>
       <w:r>
-        <w:t xml:space="preserve">Restorative Reproductive Medicine practices almost uniformly offer cycle tracking but rarely offer intrauterine insemination, in vitro fertilization, or donor sperm care — the services required by single women and same-sex couples to conceive.</w:t>
+        <w:t xml:space="preserve">Restorative Reproductive Medicine practices almost never offer intrauterine insemination, in vitro fertilization, or donor sperm care, the services required to conceive without a male partner.</w:t>
       </w:r>
     </w:p>
     <w:bookmarkStart w:id="20" w:name="abstract"/>
@@ -136,7 +136,7 @@
         <w:pStyle w:val="BodyText"/>
       </w:pPr>
       <w:r>
-        <w:t xml:space="preserve">METHODS: In a national mystery-caller (secret shopper) audit, RRM practices were telephoned by trained callers presenting one of three standardized clinical scenarios: a straight couple, a lesbian couple, or a single mother seeking donor sperm care. The primary outcome was the service menu each practice reported: cycle tracking, hormonal laboratory monitoring, ovulation induction, intrauterine insemination (IUI), in vitro fertilization (IVF), and willingness to work with donor sperm. Proportions carry 95% Wilson score confidence intervals. A secondary, exploratory analysis compared appointment access across caller scenarios using within-practice matched contrasts; because the instrument contained no item asking whether staff agreed to schedule, that outcome is appointment availability inferred from call documentation.</w:t>
+        <w:t xml:space="preserve">METHODS: In a national mystery-caller audit, RRM practices were telephoned by trained callers presenting one of three standardized scenarios: a straight couple, a lesbian couple, or a single mother seeking donor sperm care. The primary outcome was the reported service menu: cycle tracking, hormonal laboratory monitoring, ovulation induction, intrauterine insemination (IUI), in vitro fertilization (IVF), and willingness to work with donor sperm, with 95% Wilson score confidence intervals. A secondary, exploratory analysis compared appointment access across scenarios using within-practice matched contrasts. Because the instrument contained no item asking whether staff agreed to schedule, that outcome is appointment availability inferred from call documentation.</w:t>
       </w:r>
     </w:p>
     <w:p>
@@ -144,7 +144,7 @@
         <w:pStyle w:val="BodyText"/>
       </w:pPr>
       <w:r>
-        <w:t xml:space="preserve">RESULTS: 234 calls were placed to 105 practices; a live office was reached on 46.2% (95% CI 39.9-52.6%; 108/234) of calls, and 98 calls completed the service interview. Cycle tracking was offered by 94.9% (95% CI 88.6-97.8%; 93/98) of practices and hormonal laboratory monitoring by 63.3% (95% CI 53.4-72.1%; 62/98). In contrast, ovulation induction was offered by 11.2% (95% CI 6.4-19.0%; 11/98), IUI by 1.0% (95% CI 0.2-5.6%; 1/98), IVF by 1.0% (95% CI 0.2-5.6%; 1/98), and donor sperm care by 3.1% (95% CI 1.0-8.6%; 3/98). The exploratory access comparison was uninformative: only 7, 2, 8 practices were discordant across the three contrasts, giving minimum detectable effects of OR 8.1 to OR 9.0, and 2 of three contrasts had no caller who placed calls under both scenarios, so scenario and caller effects are not separable for those.</w:t>
+        <w:t xml:space="preserve">RESULTS: 234 calls were placed to 105 practices; 98 reached staff and completed the service interview. Cycle tracking was offered by 94.9% (95% CI 88.6-97.8%; 93/98) and hormonal laboratory monitoring by 63.3% (95% CI 53.4-72.1%; 62/98). Ovulation induction was offered by 11.2% (95% CI 6.4-19.0%; 11/98), IUI by 1.0% (95% CI 0.2-5.6%; 1/98), IVF by 1.0% (95% CI 0.2-5.6%; 1/98), and donor sperm care by 3.1% (95% CI 1.0-8.6%; 3/98). The exploratory access comparison was uninformative: only 7, 2, 8 practices were discordant across the three contrasts, and 2 of three contrasts had no caller placing calls under both scenarios, leaving scenario and caller effects inseparable.</w:t>
       </w:r>
     </w:p>
     <w:p>
@@ -152,7 +152,7 @@
         <w:pStyle w:val="BodyText"/>
       </w:pPr>
       <w:r>
-        <w:t xml:space="preserve">CONCLUSION: RRM practices in this national sample almost never offer IUI, IVF, or donor sperm care. Because single women and same-sex female couples require donor gametes to conceive, this represents a structural absence of the necessary services rather than a discretionary scheduling decision, and it operates independently of staff attitudes. The audit was not adequately powered to evaluate differential scheduling by caller identity.</w:t>
+        <w:t xml:space="preserve">CONCLUSION: RRM practices almost never offer IUI, IVF, or donor sperm care. Because single women and same-sex female couples require donor gametes to conceive, this is a structural absence of necessary services rather than a discretionary scheduling decision, operating independently of staff attitudes. The audit was not powered to evaluate differential scheduling by caller identity.</w:t>
       </w:r>
     </w:p>
     <w:p>
@@ -603,7 +603,7 @@
     </w:p>
     <w:bookmarkEnd w:id="27"/>
     <w:bookmarkEnd w:id="28"/>
-    <w:bookmarkStart w:id="38" w:name="results"/>
+    <w:bookmarkStart w:id="40" w:name="results"/>
     <w:p>
       <w:pPr>
         <w:pStyle w:val="Heading2"/>
@@ -851,7 +851,7 @@
       </w:r>
     </w:p>
     <w:bookmarkEnd w:id="29"/>
-    <w:bookmarkStart w:id="33" w:name="access-cascade"/>
+    <w:bookmarkStart w:id="36" w:name="access-cascade"/>
     <w:p>
       <w:pPr>
         <w:pStyle w:val="Heading3"/>
@@ -925,10 +925,65 @@
     </w:p>
     <w:p>
       <w:pPr>
+        <w:pStyle w:val="CaptionedFigure"/>
+      </w:pPr>
+      <w:r>
+        <w:drawing>
+          <wp:inline>
+            <wp:extent cx="5334000" cy="2933700"/>
+            <wp:effectExtent b="0" l="0" r="0" t="0"/>
+            <wp:docPr descr="Figure 2. STROBE flow by caller scenario. The three arms enter the cascade at comparable widths and leave at very different ones." title="" id="34" name="Picture"/>
+            <a:graphic>
+              <a:graphicData uri="http://schemas.openxmlformats.org/drawingml/2006/picture">
+                <pic:pic>
+                  <pic:nvPicPr>
+                    <pic:cNvPr descr="labubu_mysterycall_manuscript_files/mysterycall_outputs/figures/fig0b_strobe_flow_by_scenario.png" id="35" name="Picture"/>
+                    <pic:cNvPicPr>
+                      <a:picLocks noChangeArrowheads="1" noChangeAspect="1"/>
+                    </pic:cNvPicPr>
+                  </pic:nvPicPr>
+                  <pic:blipFill>
+                    <a:blip r:embed="rId33"/>
+                    <a:stretch>
+                      <a:fillRect/>
+                    </a:stretch>
+                  </pic:blipFill>
+                  <pic:spPr bwMode="auto">
+                    <a:xfrm>
+                      <a:off x="0" y="0"/>
+                      <a:ext cx="5334000" cy="2933700"/>
+                    </a:xfrm>
+                    <a:prstGeom prst="rect">
+                      <a:avLst/>
+                    </a:prstGeom>
+                    <a:noFill/>
+                    <a:ln w="9525">
+                      <a:noFill/>
+                      <a:headEnd/>
+                      <a:tailEnd/>
+                    </a:ln>
+                  </pic:spPr>
+                </pic:pic>
+              </a:graphicData>
+            </a:graphic>
+          </wp:inline>
+        </w:drawing>
+      </w:r>
+    </w:p>
+    <w:p>
+      <w:pPr>
+        <w:pStyle w:val="ImageCaption"/>
+      </w:pPr>
+      <w:r>
+        <w:t xml:space="preserve">Figure 2. STROBE flow by caller scenario. The three arms enter the cascade at comparable widths and leave at very different ones.</w:t>
+      </w:r>
+    </w:p>
+    <w:p>
+      <w:pPr>
         <w:pStyle w:val="TableCaption"/>
       </w:pPr>
       <w:r>
-        <w:t xml:space="preserve">Table 1. Access cascade by caller scenario. Each stage is nested within the preceding one.</w:t>
+        <w:t xml:space="preserve">Table 2. Access cascade by caller scenario. Each stage is nested within the preceding one.</w:t>
       </w:r>
     </w:p>
     <w:tbl>
@@ -937,7 +992,7 @@
         <w:tblW w:type="pct" w:w="5000"/>
         <w:tblLayout w:type="fixed"/>
         <w:tblLook w:firstRow="1" w:lastRow="0" w:firstColumn="0" w:lastColumn="0" w:noHBand="0" w:noVBand="0" w:val="0020"/>
-        <w:tblCaption w:val="Table 1. Access cascade by caller scenario. Each stage is nested within the preceding one."/>
+        <w:tblCaption w:val="Table 2. Access cascade by caller scenario. Each stage is nested within the preceding one."/>
       </w:tblPr>
       <w:tblGrid>
         <w:gridCol w:w="1306"/>
@@ -1247,239 +1302,8 @@
         </w:tc>
       </w:tr>
     </w:tbl>
-    <w:bookmarkEnd w:id="33"/>
-    <w:bookmarkStart w:id="34" w:name="reproductive-services-offered"/>
-    <w:p>
-      <w:pPr>
-        <w:pStyle w:val="Heading3"/>
-      </w:pPr>
-      <w:r>
-        <w:t xml:space="preserve">Reproductive Services Offered</w:t>
-      </w:r>
-    </w:p>
-    <w:p>
-      <w:pPr>
-        <w:pStyle w:val="FirstParagraph"/>
-      </w:pPr>
-      <w:r>
-        <w:t xml:space="preserve">Among calls that reached staff and completed the service interview (N = 98), RRM practices almost uniformly offered natural cycle tracking but rarely provided ART or donor gamete services (Table 2).</w:t>
-      </w:r>
-    </w:p>
-    <w:p>
-      <w:pPr>
-        <w:pStyle w:val="TableCaption"/>
-      </w:pPr>
-      <w:r>
-        <w:t xml:space="preserve">Table 2. Reproductive healthcare services offered by RRM practices (N = 98 calls reaching staff)</w:t>
-      </w:r>
-    </w:p>
-    <w:tbl>
-      <w:tblPr>
-        <w:tblStyle w:val="Table"/>
-        <w:tblW w:type="auto" w:w="0"/>
-        <w:tblLook w:firstRow="1" w:lastRow="0" w:firstColumn="0" w:lastColumn="0" w:noHBand="0" w:noVBand="0" w:val="0020"/>
-        <w:tblCaption w:val="Table 2. Reproductive healthcare services offered by RRM practices (N = 98 calls reaching staff)"/>
-      </w:tblPr>
-      <w:tblGrid>
-        <w:gridCol w:w="3960"/>
-        <w:gridCol w:w="3960"/>
-      </w:tblGrid>
-      <w:tr>
-        <w:trPr>
-          <w:tblHeader w:val="on"/>
-        </w:trPr>
-        <w:tc>
-          <w:tcPr/>
-          <w:p>
-            <w:pPr>
-              <w:pStyle w:val="Compact"/>
-              <w:jc w:val="left"/>
-            </w:pPr>
-            <w:r>
-              <w:t xml:space="preserve">Reproductive Service</w:t>
-            </w:r>
-          </w:p>
-        </w:tc>
-        <w:tc>
-          <w:tcPr/>
-          <w:p>
-            <w:pPr>
-              <w:pStyle w:val="Compact"/>
-              <w:jc w:val="left"/>
-            </w:pPr>
-            <w:r>
-              <w:t xml:space="preserve">Proportion Offered (95% CI)</w:t>
-            </w:r>
-          </w:p>
-        </w:tc>
-      </w:tr>
-      <w:tr>
-        <w:tc>
-          <w:tcPr/>
-          <w:p>
-            <w:pPr>
-              <w:pStyle w:val="Compact"/>
-              <w:jc w:val="left"/>
-            </w:pPr>
-            <w:r>
-              <w:t xml:space="preserve">Cycle tracking</w:t>
-            </w:r>
-          </w:p>
-        </w:tc>
-        <w:tc>
-          <w:tcPr/>
-          <w:p>
-            <w:pPr>
-              <w:pStyle w:val="Compact"/>
-              <w:jc w:val="left"/>
-            </w:pPr>
-            <w:r>
-              <w:t xml:space="preserve">94.9% (95% CI 88.6-97.8%; 93/98)</w:t>
-            </w:r>
-          </w:p>
-        </w:tc>
-      </w:tr>
-      <w:tr>
-        <w:tc>
-          <w:tcPr/>
-          <w:p>
-            <w:pPr>
-              <w:pStyle w:val="Compact"/>
-              <w:jc w:val="left"/>
-            </w:pPr>
-            <w:r>
-              <w:t xml:space="preserve">Hormonal labs / fertility timing</w:t>
-            </w:r>
-          </w:p>
-        </w:tc>
-        <w:tc>
-          <w:tcPr/>
-          <w:p>
-            <w:pPr>
-              <w:pStyle w:val="Compact"/>
-              <w:jc w:val="left"/>
-            </w:pPr>
-            <w:r>
-              <w:t xml:space="preserve">63.3% (95% CI 53.4-72.1%; 62/98)</w:t>
-            </w:r>
-          </w:p>
-        </w:tc>
-      </w:tr>
-      <w:tr>
-        <w:tc>
-          <w:tcPr/>
-          <w:p>
-            <w:pPr>
-              <w:pStyle w:val="Compact"/>
-              <w:jc w:val="left"/>
-            </w:pPr>
-            <w:r>
-              <w:t xml:space="preserve">Ovulation induction</w:t>
-            </w:r>
-          </w:p>
-        </w:tc>
-        <w:tc>
-          <w:tcPr/>
-          <w:p>
-            <w:pPr>
-              <w:pStyle w:val="Compact"/>
-              <w:jc w:val="left"/>
-            </w:pPr>
-            <w:r>
-              <w:t xml:space="preserve">11.2% (95% CI 6.4-19.0%; 11/98)</w:t>
-            </w:r>
-          </w:p>
-        </w:tc>
-      </w:tr>
-      <w:tr>
-        <w:tc>
-          <w:tcPr/>
-          <w:p>
-            <w:pPr>
-              <w:pStyle w:val="Compact"/>
-              <w:jc w:val="left"/>
-            </w:pPr>
-            <w:r>
-              <w:t xml:space="preserve">Intrauterine insemination (IUI)</w:t>
-            </w:r>
-          </w:p>
-        </w:tc>
-        <w:tc>
-          <w:tcPr/>
-          <w:p>
-            <w:pPr>
-              <w:pStyle w:val="Compact"/>
-              <w:jc w:val="left"/>
-            </w:pPr>
-            <w:r>
-              <w:t xml:space="preserve">1.0% (95% CI 0.2-5.6%; 1/98)</w:t>
-            </w:r>
-          </w:p>
-        </w:tc>
-      </w:tr>
-      <w:tr>
-        <w:tc>
-          <w:tcPr/>
-          <w:p>
-            <w:pPr>
-              <w:pStyle w:val="Compact"/>
-              <w:jc w:val="left"/>
-            </w:pPr>
-            <w:r>
-              <w:t xml:space="preserve">In vitro fertilization (IVF)</w:t>
-            </w:r>
-          </w:p>
-        </w:tc>
-        <w:tc>
-          <w:tcPr/>
-          <w:p>
-            <w:pPr>
-              <w:pStyle w:val="Compact"/>
-              <w:jc w:val="left"/>
-            </w:pPr>
-            <w:r>
-              <w:t xml:space="preserve">1.0% (95% CI 0.2-5.6%; 1/98)</w:t>
-            </w:r>
-          </w:p>
-        </w:tc>
-      </w:tr>
-      <w:tr>
-        <w:tc>
-          <w:tcPr/>
-          <w:p>
-            <w:pPr>
-              <w:pStyle w:val="Compact"/>
-              <w:jc w:val="left"/>
-            </w:pPr>
-            <w:r>
-              <w:t xml:space="preserve">Works with donor sperm</w:t>
-            </w:r>
-          </w:p>
-        </w:tc>
-        <w:tc>
-          <w:tcPr/>
-          <w:p>
-            <w:pPr>
-              <w:pStyle w:val="Compact"/>
-              <w:jc w:val="left"/>
-            </w:pPr>
-            <w:r>
-              <w:t xml:space="preserve">3.1% (95% CI 1.0-8.6%; 3/98)</w:t>
-            </w:r>
-          </w:p>
-        </w:tc>
-      </w:tr>
-    </w:tbl>
-    <w:p>
-      <w:pPr>
-        <w:pStyle w:val="BodyText"/>
-      </w:pPr>
-      <w:r>
-        <w:t xml:space="preserve">Cycle tracking was offered in 94.9% (95% CI 88.6-97.8%; 93/98) of encounters. In contrast, IUI was offered in 1.0% (95% CI 0.2-5.6%; 1/98), IVF in 1.0% (95% CI 0.2-5.6%; 1/98), and donor sperm management in 3.1% (95% CI 1.0-8.6%; 3/98). The IUI and IVF counts each reflect a single practice and should be read as an upper bound on availability rather than a stable rate estimate.</w:t>
-      </w:r>
-    </w:p>
-    <w:bookmarkEnd w:id="34"/>
-    <w:bookmarkStart w:id="35" w:name="X5f899fec0f12783ee896a9738620820f67eb94a"/>
+    <w:bookmarkEnd w:id="36"/>
+    <w:bookmarkStart w:id="37" w:name="X5f899fec0f12783ee896a9738620820f67eb94a"/>
     <w:p>
       <w:pPr>
         <w:pStyle w:val="Heading3"/>
@@ -1527,7 +1351,7 @@
         <w:pStyle w:val="TableCaption"/>
       </w:pPr>
       <w:r>
-        <w:t xml:space="preserve">Table 3. Within-practice matched paired analysis of inferred appointment availability. Only discordant practices contribute information.</w:t>
+        <w:t xml:space="preserve">Table 3. Within-practice matched paired analysis of inferred appointment availability (exploratory). Only discordant practices contribute information.</w:t>
       </w:r>
     </w:p>
     <w:tbl>
@@ -1536,7 +1360,7 @@
         <w:tblW w:type="pct" w:w="5000"/>
         <w:tblLayout w:type="fixed"/>
         <w:tblLook w:firstRow="1" w:lastRow="0" w:firstColumn="0" w:lastColumn="0" w:noHBand="0" w:noVBand="0" w:val="0020"/>
-        <w:tblCaption w:val="Table 3. Within-practice matched paired analysis of inferred appointment availability. Only discordant practices contribute information."/>
+        <w:tblCaption w:val="Table 3. Within-practice matched paired analysis of inferred appointment availability (exploratory). Only discordant practices contribute information."/>
       </w:tblPr>
       <w:tblGrid>
         <w:gridCol w:w="2470"/>
@@ -1854,8 +1678,8 @@
         <w:t xml:space="preserve">Within-practice paired differences in inferred availability were: Straight vs Single Mother +31.2 percentage points (95% CI +2.7 to +59.8; n = 16 practices); Lesbian vs Single Mother -9.1 percentage points (95% CI -21.1 to +2.9; n = 22 practices); Straight vs Lesbian +42.1 percentage points (95% CI +19.9 to +64.3; n = 19 practices). Practices treated callers identically in 68%-81% of paired reachability comparisons.</w:t>
       </w:r>
     </w:p>
-    <w:bookmarkEnd w:id="35"/>
-    <w:bookmarkStart w:id="36" w:name="caller-assignment"/>
+    <w:bookmarkEnd w:id="37"/>
+    <w:bookmarkStart w:id="38" w:name="caller-assignment"/>
     <w:p>
       <w:pPr>
         <w:pStyle w:val="Heading3"/>
@@ -1869,7 +1693,7 @@
         <w:pStyle w:val="FirstParagraph"/>
       </w:pPr>
       <w:r>
-        <w:t xml:space="preserve">Scenarios were not randomized across callers (Table 4). Caller identity was strongly associated with scenario (Cramér’s V = 0.66), and per-caller availability rates varied widely. Consequently, a scenario contrast and a caller contrast are numerically the same comparison, and within-practice pairing does not separate them because the paired calls were placed by different callers.</w:t>
+        <w:t xml:space="preserve">Scenarios were not randomized across callers (Appendix Table S1). Caller identity was strongly associated with scenario (Cramér’s V = 0.66), and per-caller availability rates varied widely. Consequently, a scenario contrast and a caller contrast are numerically the same comparison, and within-practice pairing does not separate them because the paired calls were placed by different callers.</w:t>
       </w:r>
     </w:p>
     <w:p>
@@ -1877,7 +1701,7 @@
         <w:pStyle w:val="TableCaption"/>
       </w:pPr>
       <w:r>
-        <w:t xml:space="preserve">Table 4. Concentration of each scenario arm in a single caller.</w:t>
+        <w:t xml:space="preserve">Appendix Table S1. Concentration of each scenario arm in a single caller.</w:t>
       </w:r>
     </w:p>
     <w:tbl>
@@ -1886,7 +1710,7 @@
         <w:tblW w:type="pct" w:w="5000"/>
         <w:tblLayout w:type="fixed"/>
         <w:tblLook w:firstRow="1" w:lastRow="0" w:firstColumn="0" w:lastColumn="0" w:noHBand="0" w:noVBand="0" w:val="0020"/>
-        <w:tblCaption w:val="Table 4. Concentration of each scenario arm in a single caller."/>
+        <w:tblCaption w:val="Appendix Table S1. Concentration of each scenario arm in a single caller."/>
       </w:tblPr>
       <w:tblGrid>
         <w:gridCol w:w="1712"/>
@@ -2098,8 +1922,8 @@
         </w:tc>
       </w:tr>
     </w:tbl>
-    <w:bookmarkEnd w:id="36"/>
-    <w:bookmarkStart w:id="37" w:name="wait-time-to-first-available-appointment"/>
+    <w:bookmarkEnd w:id="38"/>
+    <w:bookmarkStart w:id="39" w:name="wait-time-to-first-available-appointment"/>
     <w:p>
       <w:pPr>
         <w:pStyle w:val="Heading3"/>
@@ -2123,9 +1947,9 @@
         </w:pict>
       </w:r>
     </w:p>
-    <w:bookmarkEnd w:id="37"/>
-    <w:bookmarkEnd w:id="38"/>
-    <w:bookmarkStart w:id="45" w:name="discussion"/>
+    <w:bookmarkEnd w:id="39"/>
+    <w:bookmarkEnd w:id="40"/>
+    <w:bookmarkStart w:id="47" w:name="discussion"/>
     <w:p>
       <w:pPr>
         <w:pStyle w:val="Heading2"/>
@@ -2134,7 +1958,7 @@
         <w:t xml:space="preserve">DISCUSSION</w:t>
       </w:r>
     </w:p>
-    <w:bookmarkStart w:id="39" w:name="principal-findings"/>
+    <w:bookmarkStart w:id="41" w:name="principal-findings"/>
     <w:p>
       <w:pPr>
         <w:pStyle w:val="Heading3"/>
@@ -2167,8 +1991,8 @@
         <w:t xml:space="preserve">We regard this as the more consequential result, and it is also the better measured one. It comes from staff answering a direct question about their own services, in a sample of 98 completed interviews, with confidence intervals narrow enough to support the claim. It requires no derived outcome, no matched design, and no assumption about which caller placed the call.</w:t>
       </w:r>
     </w:p>
-    <w:bookmarkEnd w:id="39"/>
-    <w:bookmarkStart w:id="40" w:name="X96cd90cc0850db8b46582f309691648891168df"/>
+    <w:bookmarkEnd w:id="41"/>
+    <w:bookmarkStart w:id="42" w:name="X96cd90cc0850db8b46582f309691648891168df"/>
     <w:p>
       <w:pPr>
         <w:pStyle w:val="Heading3"/>
@@ -2243,8 +2067,8 @@
         <w:t xml:space="preserve">The contrast with enough discordant practices to be informative is therefore the one with no caller overlap, and the contrast free of caller confounding is the one with too few discordant practices to test. That is a property of how the calls were allocated, not a result about how practices behave, and it cannot be repaired analytically.</w:t>
       </w:r>
     </w:p>
-    <w:bookmarkEnd w:id="40"/>
-    <w:bookmarkStart w:id="41" w:name="interpretation-and-literature-context"/>
+    <w:bookmarkEnd w:id="42"/>
+    <w:bookmarkStart w:id="43" w:name="interpretation-and-literature-context"/>
     <w:p>
       <w:pPr>
         <w:pStyle w:val="Heading3"/>
@@ -2261,8 +2085,8 @@
         <w:t xml:space="preserve">Patients presenting to RRM clinics encounter a clinical menu focused on natural cycle monitoring.[8,9] For patients whose path to pregnancy requires donor gametes or ART, the absence of those services is a primary structural barrier to care, independent of staff attitudes.[9-12] Our estimates place that absence at approximately one practice in a hundred for IUI and IVF.</w:t>
       </w:r>
     </w:p>
-    <w:bookmarkEnd w:id="41"/>
-    <w:bookmarkStart w:id="42" w:name="strengths-and-limitations"/>
+    <w:bookmarkEnd w:id="43"/>
+    <w:bookmarkStart w:id="44" w:name="strengths-and-limitations"/>
     <w:p>
       <w:pPr>
         <w:pStyle w:val="Heading3"/>
@@ -2427,8 +2251,8 @@
         <w:t xml:space="preserve">Day-to-day and staff-to-staff variation within practices could not be separately evaluated.</w:t>
       </w:r>
     </w:p>
-    <w:bookmarkEnd w:id="42"/>
-    <w:bookmarkStart w:id="43" w:name="recommendations-for-the-next-wave"/>
+    <w:bookmarkEnd w:id="44"/>
+    <w:bookmarkStart w:id="45" w:name="recommendations-for-the-next-wave"/>
     <w:p>
       <w:pPr>
         <w:pStyle w:val="Heading3"/>
@@ -2470,8 +2294,8 @@
         <w:t xml:space="preserve">: their semantics are unresolved, since the straight-couple box is ticked on straight-couple calls and a checked box may denote either restricted or provided care. Resolving them requires the original REDCap field labels, choices, branching logic and coded values, not inference from the observed pattern. Should the codebook confirm that they record restriction, they would be a stronger primary measure of discrimination than any outcome inferred from call documentation, and adopting them would warrant an explicit protocol amendment rather than a substitution.</w:t>
       </w:r>
     </w:p>
-    <w:bookmarkEnd w:id="43"/>
-    <w:bookmarkStart w:id="44" w:name="conclusion"/>
+    <w:bookmarkEnd w:id="45"/>
+    <w:bookmarkStart w:id="46" w:name="conclusion"/>
     <w:p>
       <w:pPr>
         <w:pStyle w:val="Heading3"/>
@@ -2495,9 +2319,9 @@
         </w:pict>
       </w:r>
     </w:p>
-    <w:bookmarkEnd w:id="44"/>
-    <w:bookmarkEnd w:id="45"/>
-    <w:bookmarkStart w:id="46" w:name="references"/>
+    <w:bookmarkEnd w:id="46"/>
+    <w:bookmarkEnd w:id="47"/>
+    <w:bookmarkStart w:id="48" w:name="references"/>
     <w:p>
       <w:pPr>
         <w:pStyle w:val="Heading2"/>
@@ -2683,7 +2507,7 @@
         <w:t xml:space="preserve">Lang TA, Altman DG. Statistical analyses and methods in the published literature: the SAMPL guidelines. Int J Nurs Stud. 2015;52(1):5-9.</w:t>
       </w:r>
     </w:p>
-    <w:bookmarkEnd w:id="46"/>
+    <w:bookmarkEnd w:id="48"/>
     <w:sectPr>
       <w:footnotePr>
         <w:numRestart w:val="eachSect"/>

--- a/labubu_mysterycall_manuscript.docx
+++ b/labubu_mysterycall_manuscript.docx
@@ -103,6 +103,14 @@
         <w:pStyle w:val="BodyText"/>
       </w:pPr>
       <w:r>
+        <w:t xml:space="preserve">Tables: 2  |  Figures: 3  |  Supplemental digital content: 4 items</w:t>
+      </w:r>
+    </w:p>
+    <w:p>
+      <w:pPr>
+        <w:pStyle w:val="BodyText"/>
+      </w:pPr>
+      <w:r>
         <w:t xml:space="preserve">Précis</w:t>
       </w:r>
     </w:p>
@@ -603,7 +611,7 @@
     </w:p>
     <w:bookmarkEnd w:id="27"/>
     <w:bookmarkEnd w:id="28"/>
-    <w:bookmarkStart w:id="40" w:name="results"/>
+    <w:bookmarkStart w:id="43" w:name="results"/>
     <w:p>
       <w:pPr>
         <w:pStyle w:val="Heading2"/>
@@ -612,7 +620,7 @@
         <w:t xml:space="preserve">RESULTS</w:t>
       </w:r>
     </w:p>
-    <w:bookmarkStart w:id="29" w:name="X7c6f754733434d60a95bc7e273f19daed862ccc"/>
+    <w:bookmarkStart w:id="32" w:name="X7c6f754733434d60a95bc7e273f19daed862ccc"/>
     <w:p>
       <w:pPr>
         <w:pStyle w:val="Heading3"/>
@@ -626,7 +634,62 @@
         <w:pStyle w:val="FirstParagraph"/>
       </w:pPr>
       <w:r>
-        <w:t xml:space="preserve">Among the 98 calls that reached staff and completed the service interview, RRM practices almost uniformly offered natural cycle tracking and hormonal monitoring, and almost never offered assisted reproductive technology or donor gametes (Table 1).</w:t>
+        <w:t xml:space="preserve">Among the 98 calls that reached staff and completed the service interview, RRM practices almost uniformly offered natural cycle tracking and hormonal monitoring, and almost never offered assisted reproductive technology or donor gametes (Figure 1; numeric detail in Appendix Table S3).</w:t>
+      </w:r>
+    </w:p>
+    <w:p>
+      <w:pPr>
+        <w:pStyle w:val="CaptionedFigure"/>
+      </w:pPr>
+      <w:r>
+        <w:drawing>
+          <wp:inline>
+            <wp:extent cx="5067300" cy="2474727"/>
+            <wp:effectExtent b="0" l="0" r="0" t="0"/>
+            <wp:docPr descr="Figure 1. Reproductive services offered by RRM practices, with 95% confidence intervals." title="" id="30" name="Picture"/>
+            <a:graphic>
+              <a:graphicData uri="http://schemas.openxmlformats.org/drawingml/2006/picture">
+                <pic:pic>
+                  <pic:nvPicPr>
+                    <pic:cNvPr descr="labubu_mysterycall_manuscript_files/mysterycall_outputs/figures/fig5_service_forest.png" id="31" name="Picture"/>
+                    <pic:cNvPicPr>
+                      <a:picLocks noChangeArrowheads="1" noChangeAspect="1"/>
+                    </pic:cNvPicPr>
+                  </pic:nvPicPr>
+                  <pic:blipFill>
+                    <a:blip r:embed="rId29"/>
+                    <a:stretch>
+                      <a:fillRect/>
+                    </a:stretch>
+                  </pic:blipFill>
+                  <pic:spPr bwMode="auto">
+                    <a:xfrm>
+                      <a:off x="0" y="0"/>
+                      <a:ext cx="5067300" cy="2474727"/>
+                    </a:xfrm>
+                    <a:prstGeom prst="rect">
+                      <a:avLst/>
+                    </a:prstGeom>
+                    <a:noFill/>
+                    <a:ln w="9525">
+                      <a:noFill/>
+                      <a:headEnd/>
+                      <a:tailEnd/>
+                    </a:ln>
+                  </pic:spPr>
+                </pic:pic>
+              </a:graphicData>
+            </a:graphic>
+          </wp:inline>
+        </w:drawing>
+      </w:r>
+    </w:p>
+    <w:p>
+      <w:pPr>
+        <w:pStyle w:val="ImageCaption"/>
+      </w:pPr>
+      <w:r>
+        <w:t xml:space="preserve">Figure 1. Reproductive services offered by RRM practices, with 95% confidence intervals.</w:t>
       </w:r>
     </w:p>
     <w:p>
@@ -634,7 +697,7 @@
         <w:pStyle w:val="TableCaption"/>
       </w:pPr>
       <w:r>
-        <w:t xml:space="preserve">Table 1. Reproductive services offered by RRM practices (N = 98 calls reaching staff).</w:t>
+        <w:t xml:space="preserve">Appendix Table S3. Reproductive services offered by RRM practices, numeric detail for Figure 1 (N = 98 calls reaching staff).</w:t>
       </w:r>
     </w:p>
     <w:tbl>
@@ -642,7 +705,7 @@
         <w:tblStyle w:val="Table"/>
         <w:tblW w:type="auto" w:w="0"/>
         <w:tblLook w:firstRow="1" w:lastRow="0" w:firstColumn="0" w:lastColumn="0" w:noHBand="0" w:noVBand="0" w:val="0020"/>
-        <w:tblCaption w:val="Table 1. Reproductive services offered by RRM practices (N = 98 calls reaching staff)."/>
+        <w:tblCaption w:val="Appendix Table S3. Reproductive services offered by RRM practices, numeric detail for Figure 1 (N = 98 calls reaching staff)."/>
       </w:tblPr>
       <w:tblGrid>
         <w:gridCol w:w="3960"/>
@@ -850,8 +913,8 @@
         <w:t xml:space="preserve">The services a single woman or same-sex female couple requires to conceive are therefore effectively absent from this sample, while the services RRM practices do provide are those appropriate to a couple attempting unassisted conception.</w:t>
       </w:r>
     </w:p>
-    <w:bookmarkEnd w:id="29"/>
-    <w:bookmarkStart w:id="36" w:name="access-cascade"/>
+    <w:bookmarkEnd w:id="32"/>
+    <w:bookmarkStart w:id="39" w:name="access-cascade"/>
     <w:p>
       <w:pPr>
         <w:pStyle w:val="Heading3"/>
@@ -877,18 +940,18 @@
           <wp:inline>
             <wp:extent cx="4533900" cy="5541433"/>
             <wp:effectExtent b="0" l="0" r="0" t="0"/>
-            <wp:docPr descr="Figure 1. STROBE flow diagram. Reaching a live office and being offered an appointment are separate stages with separate denominators." title="" id="31" name="Picture"/>
+            <wp:docPr descr="Figure 2. STROBE flow diagram. Reaching a live office and being offered an appointment are separate stages with separate denominators." title="" id="34" name="Picture"/>
             <a:graphic>
               <a:graphicData uri="http://schemas.openxmlformats.org/drawingml/2006/picture">
                 <pic:pic>
                   <pic:nvPicPr>
-                    <pic:cNvPr descr="labubu_mysterycall_manuscript_files/mysterycall_outputs/figures/fig0_strobe_flow.png" id="32" name="Picture"/>
+                    <pic:cNvPr descr="labubu_mysterycall_manuscript_files/mysterycall_outputs/figures/fig0_strobe_flow.png" id="35" name="Picture"/>
                     <pic:cNvPicPr>
                       <a:picLocks noChangeArrowheads="1" noChangeAspect="1"/>
                     </pic:cNvPicPr>
                   </pic:nvPicPr>
                   <pic:blipFill>
-                    <a:blip r:embed="rId30"/>
+                    <a:blip r:embed="rId33"/>
                     <a:stretch>
                       <a:fillRect/>
                     </a:stretch>
@@ -920,7 +983,7 @@
         <w:pStyle w:val="ImageCaption"/>
       </w:pPr>
       <w:r>
-        <w:t xml:space="preserve">Figure 1. STROBE flow diagram. Reaching a live office and being offered an appointment are separate stages with separate denominators.</w:t>
+        <w:t xml:space="preserve">Figure 2. STROBE flow diagram. Reaching a live office and being offered an appointment are separate stages with separate denominators.</w:t>
       </w:r>
     </w:p>
     <w:p>
@@ -932,18 +995,18 @@
           <wp:inline>
             <wp:extent cx="5334000" cy="2933700"/>
             <wp:effectExtent b="0" l="0" r="0" t="0"/>
-            <wp:docPr descr="Figure 2. STROBE flow by caller scenario. The three arms enter the cascade at comparable widths and leave at very different ones." title="" id="34" name="Picture"/>
+            <wp:docPr descr="Figure 3. STROBE flow by caller scenario. The three arms enter the cascade at comparable widths and leave at very different ones." title="" id="37" name="Picture"/>
             <a:graphic>
               <a:graphicData uri="http://schemas.openxmlformats.org/drawingml/2006/picture">
                 <pic:pic>
                   <pic:nvPicPr>
-                    <pic:cNvPr descr="labubu_mysterycall_manuscript_files/mysterycall_outputs/figures/fig0b_strobe_flow_by_scenario.png" id="35" name="Picture"/>
+                    <pic:cNvPr descr="labubu_mysterycall_manuscript_files/mysterycall_outputs/figures/fig0b_strobe_flow_by_scenario.png" id="38" name="Picture"/>
                     <pic:cNvPicPr>
                       <a:picLocks noChangeArrowheads="1" noChangeAspect="1"/>
                     </pic:cNvPicPr>
                   </pic:nvPicPr>
                   <pic:blipFill>
-                    <a:blip r:embed="rId33"/>
+                    <a:blip r:embed="rId36"/>
                     <a:stretch>
                       <a:fillRect/>
                     </a:stretch>
@@ -975,7 +1038,7 @@
         <w:pStyle w:val="ImageCaption"/>
       </w:pPr>
       <w:r>
-        <w:t xml:space="preserve">Figure 2. STROBE flow by caller scenario. The three arms enter the cascade at comparable widths and leave at very different ones.</w:t>
+        <w:t xml:space="preserve">Figure 3. STROBE flow by caller scenario. The three arms enter the cascade at comparable widths and leave at very different ones.</w:t>
       </w:r>
     </w:p>
     <w:p>
@@ -983,7 +1046,7 @@
         <w:pStyle w:val="TableCaption"/>
       </w:pPr>
       <w:r>
-        <w:t xml:space="preserve">Table 2. Access cascade by caller scenario. Each stage is nested within the preceding one.</w:t>
+        <w:t xml:space="preserve">Table 1. Access cascade by caller scenario. Each stage is nested within the preceding one.</w:t>
       </w:r>
     </w:p>
     <w:tbl>
@@ -992,7 +1055,7 @@
         <w:tblW w:type="pct" w:w="5000"/>
         <w:tblLayout w:type="fixed"/>
         <w:tblLook w:firstRow="1" w:lastRow="0" w:firstColumn="0" w:lastColumn="0" w:noHBand="0" w:noVBand="0" w:val="0020"/>
-        <w:tblCaption w:val="Table 2. Access cascade by caller scenario. Each stage is nested within the preceding one."/>
+        <w:tblCaption w:val="Table 1. Access cascade by caller scenario. Each stage is nested within the preceding one."/>
       </w:tblPr>
       <w:tblGrid>
         <w:gridCol w:w="1306"/>
@@ -1302,8 +1365,8 @@
         </w:tc>
       </w:tr>
     </w:tbl>
-    <w:bookmarkEnd w:id="36"/>
-    <w:bookmarkStart w:id="37" w:name="X5f899fec0f12783ee896a9738620820f67eb94a"/>
+    <w:bookmarkEnd w:id="39"/>
+    <w:bookmarkStart w:id="40" w:name="X5f899fec0f12783ee896a9738620820f67eb94a"/>
     <w:p>
       <w:pPr>
         <w:pStyle w:val="Heading3"/>
@@ -1351,7 +1414,7 @@
         <w:pStyle w:val="TableCaption"/>
       </w:pPr>
       <w:r>
-        <w:t xml:space="preserve">Table 3. Within-practice matched paired analysis of inferred appointment availability (exploratory). Only discordant practices contribute information.</w:t>
+        <w:t xml:space="preserve">Table 2. Within-practice matched paired analysis of inferred appointment availability (exploratory). Only discordant practices contribute information.</w:t>
       </w:r>
     </w:p>
     <w:tbl>
@@ -1360,7 +1423,7 @@
         <w:tblW w:type="pct" w:w="5000"/>
         <w:tblLayout w:type="fixed"/>
         <w:tblLook w:firstRow="1" w:lastRow="0" w:firstColumn="0" w:lastColumn="0" w:noHBand="0" w:noVBand="0" w:val="0020"/>
-        <w:tblCaption w:val="Table 3. Within-practice matched paired analysis of inferred appointment availability (exploratory). Only discordant practices contribute information."/>
+        <w:tblCaption w:val="Table 2. Within-practice matched paired analysis of inferred appointment availability (exploratory). Only discordant practices contribute information."/>
       </w:tblPr>
       <w:tblGrid>
         <w:gridCol w:w="2470"/>
@@ -1678,8 +1741,8 @@
         <w:t xml:space="preserve">Within-practice paired differences in inferred availability were: Straight vs Single Mother +31.2 percentage points (95% CI +2.7 to +59.8; n = 16 practices); Lesbian vs Single Mother -9.1 percentage points (95% CI -21.1 to +2.9; n = 22 practices); Straight vs Lesbian +42.1 percentage points (95% CI +19.9 to +64.3; n = 19 practices). Practices treated callers identically in 68%-81% of paired reachability comparisons.</w:t>
       </w:r>
     </w:p>
-    <w:bookmarkEnd w:id="37"/>
-    <w:bookmarkStart w:id="38" w:name="caller-assignment"/>
+    <w:bookmarkEnd w:id="40"/>
+    <w:bookmarkStart w:id="41" w:name="caller-assignment"/>
     <w:p>
       <w:pPr>
         <w:pStyle w:val="Heading3"/>
@@ -1922,8 +1985,284 @@
         </w:tc>
       </w:tr>
     </w:tbl>
-    <w:bookmarkEnd w:id="38"/>
-    <w:bookmarkStart w:id="39" w:name="wait-time-to-first-available-appointment"/>
+    <w:p/>
+    <w:p>
+      <w:pPr>
+        <w:pStyle w:val="TableCaption"/>
+      </w:pPr>
+      <w:r>
+        <w:t xml:space="preserve">Appendix Table S2. Documentation completeness by caller scenario. Differential documentation and differential availability cannot be separated in these data.</w:t>
+      </w:r>
+    </w:p>
+    <w:tbl>
+      <w:tblPr>
+        <w:tblStyle w:val="Table"/>
+        <w:tblW w:type="pct" w:w="5000"/>
+        <w:tblLayout w:type="fixed"/>
+        <w:tblLook w:firstRow="1" w:lastRow="0" w:firstColumn="0" w:lastColumn="0" w:noHBand="0" w:noVBand="0" w:val="0020"/>
+        <w:tblCaption w:val="Appendix Table S2. Documentation completeness by caller scenario. Differential documentation and differential availability cannot be separated in these data."/>
+      </w:tblPr>
+      <w:tblGrid>
+        <w:gridCol w:w="1667"/>
+        <w:gridCol w:w="1354"/>
+        <w:gridCol w:w="1354"/>
+        <w:gridCol w:w="1458"/>
+        <w:gridCol w:w="2084"/>
+      </w:tblGrid>
+      <w:tr>
+        <w:trPr>
+          <w:tblHeader w:val="on"/>
+        </w:trPr>
+        <w:tc>
+          <w:tcPr/>
+          <w:p>
+            <w:pPr>
+              <w:pStyle w:val="Compact"/>
+              <w:jc w:val="left"/>
+            </w:pPr>
+            <w:r>
+              <w:t xml:space="preserve">Scenario</w:t>
+            </w:r>
+          </w:p>
+        </w:tc>
+        <w:tc>
+          <w:tcPr/>
+          <w:p>
+            <w:pPr>
+              <w:pStyle w:val="Compact"/>
+              <w:jc w:val="right"/>
+            </w:pPr>
+            <w:r>
+              <w:t xml:space="preserve">Calls placed</w:t>
+            </w:r>
+          </w:p>
+        </w:tc>
+        <w:tc>
+          <w:tcPr/>
+          <w:p>
+            <w:pPr>
+              <w:pStyle w:val="Compact"/>
+              <w:jc w:val="left"/>
+            </w:pPr>
+            <w:r>
+              <w:t xml:space="preserve">No call date</w:t>
+            </w:r>
+          </w:p>
+        </w:tc>
+        <w:tc>
+          <w:tcPr/>
+          <w:p>
+            <w:pPr>
+              <w:pStyle w:val="Compact"/>
+              <w:jc w:val="right"/>
+            </w:pPr>
+            <w:r>
+              <w:t xml:space="preserve">Reached staff</w:t>
+            </w:r>
+          </w:p>
+        </w:tc>
+        <w:tc>
+          <w:tcPr/>
+          <w:p>
+            <w:pPr>
+              <w:pStyle w:val="Compact"/>
+              <w:jc w:val="left"/>
+            </w:pPr>
+            <w:r>
+              <w:t xml:space="preserve">No appointment date</w:t>
+            </w:r>
+          </w:p>
+        </w:tc>
+      </w:tr>
+      <w:tr>
+        <w:tc>
+          <w:tcPr/>
+          <w:p>
+            <w:pPr>
+              <w:pStyle w:val="Compact"/>
+              <w:jc w:val="left"/>
+            </w:pPr>
+            <w:r>
+              <w:t xml:space="preserve">Straight couple</w:t>
+            </w:r>
+          </w:p>
+        </w:tc>
+        <w:tc>
+          <w:tcPr/>
+          <w:p>
+            <w:pPr>
+              <w:pStyle w:val="Compact"/>
+              <w:jc w:val="right"/>
+            </w:pPr>
+            <w:r>
+              <w:t xml:space="preserve">77</w:t>
+            </w:r>
+          </w:p>
+        </w:tc>
+        <w:tc>
+          <w:tcPr/>
+          <w:p>
+            <w:pPr>
+              <w:pStyle w:val="Compact"/>
+              <w:jc w:val="left"/>
+            </w:pPr>
+            <w:r>
+              <w:t xml:space="preserve">6 (7.8%)</w:t>
+            </w:r>
+          </w:p>
+        </w:tc>
+        <w:tc>
+          <w:tcPr/>
+          <w:p>
+            <w:pPr>
+              <w:pStyle w:val="Compact"/>
+              <w:jc w:val="right"/>
+            </w:pPr>
+            <w:r>
+              <w:t xml:space="preserve">39</w:t>
+            </w:r>
+          </w:p>
+        </w:tc>
+        <w:tc>
+          <w:tcPr/>
+          <w:p>
+            <w:pPr>
+              <w:pStyle w:val="Compact"/>
+              <w:jc w:val="left"/>
+            </w:pPr>
+            <w:r>
+              <w:t xml:space="preserve">11 (28.2%)</w:t>
+            </w:r>
+          </w:p>
+        </w:tc>
+      </w:tr>
+      <w:tr>
+        <w:tc>
+          <w:tcPr/>
+          <w:p>
+            <w:pPr>
+              <w:pStyle w:val="Compact"/>
+              <w:jc w:val="left"/>
+            </w:pPr>
+            <w:r>
+              <w:t xml:space="preserve">Lesbian couple</w:t>
+            </w:r>
+          </w:p>
+        </w:tc>
+        <w:tc>
+          <w:tcPr/>
+          <w:p>
+            <w:pPr>
+              <w:pStyle w:val="Compact"/>
+              <w:jc w:val="right"/>
+            </w:pPr>
+            <w:r>
+              <w:t xml:space="preserve">83</w:t>
+            </w:r>
+          </w:p>
+        </w:tc>
+        <w:tc>
+          <w:tcPr/>
+          <w:p>
+            <w:pPr>
+              <w:pStyle w:val="Compact"/>
+              <w:jc w:val="left"/>
+            </w:pPr>
+            <w:r>
+              <w:t xml:space="preserve">19 (22.9%)</w:t>
+            </w:r>
+          </w:p>
+        </w:tc>
+        <w:tc>
+          <w:tcPr/>
+          <w:p>
+            <w:pPr>
+              <w:pStyle w:val="Compact"/>
+              <w:jc w:val="right"/>
+            </w:pPr>
+            <w:r>
+              <w:t xml:space="preserve">37</w:t>
+            </w:r>
+          </w:p>
+        </w:tc>
+        <w:tc>
+          <w:tcPr/>
+          <w:p>
+            <w:pPr>
+              <w:pStyle w:val="Compact"/>
+              <w:jc w:val="left"/>
+            </w:pPr>
+            <w:r>
+              <w:t xml:space="preserve">23 (62.2%)</w:t>
+            </w:r>
+          </w:p>
+        </w:tc>
+      </w:tr>
+      <w:tr>
+        <w:tc>
+          <w:tcPr/>
+          <w:p>
+            <w:pPr>
+              <w:pStyle w:val="Compact"/>
+              <w:jc w:val="left"/>
+            </w:pPr>
+            <w:r>
+              <w:t xml:space="preserve">Single mother</w:t>
+            </w:r>
+          </w:p>
+        </w:tc>
+        <w:tc>
+          <w:tcPr/>
+          <w:p>
+            <w:pPr>
+              <w:pStyle w:val="Compact"/>
+              <w:jc w:val="right"/>
+            </w:pPr>
+            <w:r>
+              <w:t xml:space="preserve">74</w:t>
+            </w:r>
+          </w:p>
+        </w:tc>
+        <w:tc>
+          <w:tcPr/>
+          <w:p>
+            <w:pPr>
+              <w:pStyle w:val="Compact"/>
+              <w:jc w:val="left"/>
+            </w:pPr>
+            <w:r>
+              <w:t xml:space="preserve">12 (16.2%)</w:t>
+            </w:r>
+          </w:p>
+        </w:tc>
+        <w:tc>
+          <w:tcPr/>
+          <w:p>
+            <w:pPr>
+              <w:pStyle w:val="Compact"/>
+              <w:jc w:val="right"/>
+            </w:pPr>
+            <w:r>
+              <w:t xml:space="preserve">32</w:t>
+            </w:r>
+          </w:p>
+        </w:tc>
+        <w:tc>
+          <w:tcPr/>
+          <w:p>
+            <w:pPr>
+              <w:pStyle w:val="Compact"/>
+              <w:jc w:val="left"/>
+            </w:pPr>
+            <w:r>
+              <w:t xml:space="preserve">17 (53.1%)</w:t>
+            </w:r>
+          </w:p>
+        </w:tc>
+      </w:tr>
+    </w:tbl>
+    <w:bookmarkEnd w:id="41"/>
+    <w:bookmarkStart w:id="42" w:name="wait-time-to-first-available-appointment"/>
     <w:p>
       <w:pPr>
         <w:pStyle w:val="Heading3"/>
@@ -1947,9 +2286,9 @@
         </w:pict>
       </w:r>
     </w:p>
-    <w:bookmarkEnd w:id="39"/>
-    <w:bookmarkEnd w:id="40"/>
-    <w:bookmarkStart w:id="47" w:name="discussion"/>
+    <w:bookmarkEnd w:id="42"/>
+    <w:bookmarkEnd w:id="43"/>
+    <w:bookmarkStart w:id="50" w:name="discussion"/>
     <w:p>
       <w:pPr>
         <w:pStyle w:val="Heading2"/>
@@ -1958,7 +2297,7 @@
         <w:t xml:space="preserve">DISCUSSION</w:t>
       </w:r>
     </w:p>
-    <w:bookmarkStart w:id="41" w:name="principal-findings"/>
+    <w:bookmarkStart w:id="44" w:name="principal-findings"/>
     <w:p>
       <w:pPr>
         <w:pStyle w:val="Heading3"/>
@@ -1991,8 +2330,8 @@
         <w:t xml:space="preserve">We regard this as the more consequential result, and it is also the better measured one. It comes from staff answering a direct question about their own services, in a sample of 98 completed interviews, with confidence intervals narrow enough to support the claim. It requires no derived outcome, no matched design, and no assumption about which caller placed the call.</w:t>
       </w:r>
     </w:p>
-    <w:bookmarkEnd w:id="41"/>
-    <w:bookmarkStart w:id="42" w:name="X96cd90cc0850db8b46582f309691648891168df"/>
+    <w:bookmarkEnd w:id="44"/>
+    <w:bookmarkStart w:id="45" w:name="X96cd90cc0850db8b46582f309691648891168df"/>
     <w:p>
       <w:pPr>
         <w:pStyle w:val="Heading3"/>
@@ -2067,8 +2406,8 @@
         <w:t xml:space="preserve">The contrast with enough discordant practices to be informative is therefore the one with no caller overlap, and the contrast free of caller confounding is the one with too few discordant practices to test. That is a property of how the calls were allocated, not a result about how practices behave, and it cannot be repaired analytically.</w:t>
       </w:r>
     </w:p>
-    <w:bookmarkEnd w:id="42"/>
-    <w:bookmarkStart w:id="43" w:name="interpretation-and-literature-context"/>
+    <w:bookmarkEnd w:id="45"/>
+    <w:bookmarkStart w:id="46" w:name="interpretation-and-literature-context"/>
     <w:p>
       <w:pPr>
         <w:pStyle w:val="Heading3"/>
@@ -2085,8 +2424,8 @@
         <w:t xml:space="preserve">Patients presenting to RRM clinics encounter a clinical menu focused on natural cycle monitoring.[8,9] For patients whose path to pregnancy requires donor gametes or ART, the absence of those services is a primary structural barrier to care, independent of staff attitudes.[9-12] Our estimates place that absence at approximately one practice in a hundred for IUI and IVF.</w:t>
       </w:r>
     </w:p>
-    <w:bookmarkEnd w:id="43"/>
-    <w:bookmarkStart w:id="44" w:name="strengths-and-limitations"/>
+    <w:bookmarkEnd w:id="46"/>
+    <w:bookmarkStart w:id="47" w:name="strengths-and-limitations"/>
     <w:p>
       <w:pPr>
         <w:pStyle w:val="Heading3"/>
@@ -2198,13 +2537,13 @@
           <w:b/>
           <w:bCs/>
         </w:rPr>
-        <w:t xml:space="preserve">Informative missingness.</w:t>
+        <w:t xml:space="preserve">Data completeness differed by arm, in the same direction as the outcome.</w:t>
       </w:r>
       <w:r>
         <w:t xml:space="preserve"> </w:t>
       </w:r>
       <w:r>
-        <w:t xml:space="preserve">Appointment dates are absent for a scenario-dependent share of calls; complete-case wait-time results condition on having been offered an appointment and do not generalize to all callers.</w:t>
+        <w:t xml:space="preserve">A call date was absent for 7.8% of straight-couple calls but 22.9% of lesbian-couple and 16.2% of single-mother calls; among calls that reached staff, an appointment date was absent for 28.2%, 62.2% and 53.1% respectively (Appendix Table S2). Because the derived availability outcome is read off the appointment date, differential documentation and differential availability are confounded: a call recorded less completely is scored as less available regardless of what the practice said. We cannot distinguish the two, and the direction of this asymmetry matches the direction of the exploratory finding, which is a reason to treat that finding with more caution rather than less.</w:t>
       </w:r>
     </w:p>
     <w:p>
@@ -2220,13 +2559,13 @@
           <w:b/>
           <w:bCs/>
         </w:rPr>
-        <w:t xml:space="preserve">Reachability is low.</w:t>
+        <w:t xml:space="preserve">Informative missingness.</w:t>
       </w:r>
       <w:r>
         <w:t xml:space="preserve"> </w:t>
       </w:r>
       <w:r>
-        <w:t xml:space="preserve">A live office was reached on 46.2% (95% CI 39.9-52.6%; 108/234) of calls, so all interview-based results describe the reachable subset of practices.</w:t>
+        <w:t xml:space="preserve">Appointment dates are absent for a scenario-dependent share of calls; complete-case wait-time results condition on having been offered an appointment and do not generalize to all callers.</w:t>
       </w:r>
     </w:p>
     <w:p>
@@ -2242,6 +2581,28 @@
           <w:b/>
           <w:bCs/>
         </w:rPr>
+        <w:t xml:space="preserve">Reachability is low.</w:t>
+      </w:r>
+      <w:r>
+        <w:t xml:space="preserve"> </w:t>
+      </w:r>
+      <w:r>
+        <w:t xml:space="preserve">A live office was reached on 46.2% (95% CI 39.9-52.6%; 108/234) of calls, so all interview-based results describe the reachable subset of practices.</w:t>
+      </w:r>
+    </w:p>
+    <w:p>
+      <w:pPr>
+        <w:pStyle w:val="Compact"/>
+        <w:numPr>
+          <w:ilvl w:val="0"/>
+          <w:numId w:val="1003"/>
+        </w:numPr>
+      </w:pPr>
+      <w:r>
+        <w:rPr>
+          <w:b/>
+          <w:bCs/>
+        </w:rPr>
         <w:t xml:space="preserve">Single call per scenario.</w:t>
       </w:r>
       <w:r>
@@ -2251,8 +2612,8 @@
         <w:t xml:space="preserve">Day-to-day and staff-to-staff variation within practices could not be separately evaluated.</w:t>
       </w:r>
     </w:p>
-    <w:bookmarkEnd w:id="44"/>
-    <w:bookmarkStart w:id="45" w:name="recommendations-for-the-next-wave"/>
+    <w:bookmarkEnd w:id="47"/>
+    <w:bookmarkStart w:id="48" w:name="recommendations-for-the-next-wave"/>
     <w:p>
       <w:pPr>
         <w:pStyle w:val="Heading3"/>
@@ -2294,8 +2655,8 @@
         <w:t xml:space="preserve">: their semantics are unresolved, since the straight-couple box is ticked on straight-couple calls and a checked box may denote either restricted or provided care. Resolving them requires the original REDCap field labels, choices, branching logic and coded values, not inference from the observed pattern. Should the codebook confirm that they record restriction, they would be a stronger primary measure of discrimination than any outcome inferred from call documentation, and adopting them would warrant an explicit protocol amendment rather than a substitution.</w:t>
       </w:r>
     </w:p>
-    <w:bookmarkEnd w:id="45"/>
-    <w:bookmarkStart w:id="46" w:name="conclusion"/>
+    <w:bookmarkEnd w:id="48"/>
+    <w:bookmarkStart w:id="49" w:name="conclusion"/>
     <w:p>
       <w:pPr>
         <w:pStyle w:val="Heading3"/>
@@ -2319,9 +2680,169 @@
         </w:pict>
       </w:r>
     </w:p>
-    <w:bookmarkEnd w:id="46"/>
-    <w:bookmarkEnd w:id="47"/>
-    <w:bookmarkStart w:id="48" w:name="references"/>
+    <w:bookmarkEnd w:id="49"/>
+    <w:bookmarkEnd w:id="50"/>
+    <w:bookmarkStart w:id="51" w:name="figure-legends"/>
+    <w:p>
+      <w:pPr>
+        <w:pStyle w:val="Heading2"/>
+      </w:pPr>
+      <w:r>
+        <w:t xml:space="preserve">FIGURE LEGENDS</w:t>
+      </w:r>
+    </w:p>
+    <w:p>
+      <w:pPr>
+        <w:pStyle w:val="FirstParagraph"/>
+      </w:pPr>
+      <w:r>
+        <w:rPr>
+          <w:b/>
+          <w:bCs/>
+        </w:rPr>
+        <w:t xml:space="preserve">Figure 1.</w:t>
+      </w:r>
+      <w:r>
+        <w:t xml:space="preserve"> </w:t>
+      </w:r>
+      <w:r>
+        <w:t xml:space="preserve">Reproductive services offered by Restorative Reproductive Medicine practices, among the 98 calls that reached staff and completed the service interview. Points are proportions with 95% Clopper-Pearson confidence intervals; the dotted line marks 50%. Services shown in red are those a patient requires to conceive without a male partner. Intrauterine insemination and in vitro fertilization each rest on a single practice, which the intervals reflect.</w:t>
+      </w:r>
+    </w:p>
+    <w:p>
+      <w:pPr>
+        <w:pStyle w:val="BodyText"/>
+      </w:pPr>
+      <w:r>
+        <w:rPr>
+          <w:b/>
+          <w:bCs/>
+        </w:rPr>
+        <w:t xml:space="preserve">Figure 2.</w:t>
+      </w:r>
+      <w:r>
+        <w:t xml:space="preserve"> </w:t>
+      </w:r>
+      <w:r>
+        <w:t xml:space="preserve">STROBE flow for the whole cohort. Of 234 calls placed, 197 had a call date recorded, 108 reached a live office, 100 were eligible for the appointment-availability analysis, and 57 had an observed appointment date. Exclusions are itemized by disposition code.</w:t>
+      </w:r>
+    </w:p>
+    <w:p>
+      <w:pPr>
+        <w:pStyle w:val="BodyText"/>
+      </w:pPr>
+      <w:r>
+        <w:rPr>
+          <w:b/>
+          <w:bCs/>
+        </w:rPr>
+        <w:t xml:space="preserve">Figure 3.</w:t>
+      </w:r>
+      <w:r>
+        <w:t xml:space="preserve"> </w:t>
+      </w:r>
+      <w:r>
+        <w:t xml:space="preserve">STROBE flow by caller scenario. The three arms enter the cascade at comparable widths (39, 37, 32 reached for straight couple, lesbian couple and single mother respectively) and leave at very different ones (28, 14, 15 with an observed appointment date). Documentation completeness also differed by arm (Appendix Table S2), so this figure should be read alongside that table rather than as an access finding on its own.</w:t>
+      </w:r>
+    </w:p>
+    <w:p>
+      <w:r>
+        <w:pict>
+          <v:rect style="width:0;height:1.5pt" o:hralign="center" o:hrstd="t" o:hr="t"/>
+        </w:pict>
+      </w:r>
+    </w:p>
+    <w:bookmarkEnd w:id="51"/>
+    <w:bookmarkStart w:id="52" w:name="supplemental-digital-content"/>
+    <w:p>
+      <w:pPr>
+        <w:pStyle w:val="Heading2"/>
+      </w:pPr>
+      <w:r>
+        <w:t xml:space="preserve">SUPPLEMENTAL DIGITAL CONTENT</w:t>
+      </w:r>
+    </w:p>
+    <w:p>
+      <w:pPr>
+        <w:pStyle w:val="FirstParagraph"/>
+      </w:pPr>
+      <w:r>
+        <w:rPr>
+          <w:b/>
+          <w:bCs/>
+        </w:rPr>
+        <w:t xml:space="preserve">Appendix Table S1.</w:t>
+      </w:r>
+      <w:r>
+        <w:t xml:space="preserve"> </w:t>
+      </w:r>
+      <w:r>
+        <w:t xml:space="preserve">Concentration of each scenario arm in a single caller, with the caller-overlap analysis showing which contrasts can be separated from caller effects.</w:t>
+      </w:r>
+    </w:p>
+    <w:p>
+      <w:pPr>
+        <w:pStyle w:val="BodyText"/>
+      </w:pPr>
+      <w:r>
+        <w:rPr>
+          <w:b/>
+          <w:bCs/>
+        </w:rPr>
+        <w:t xml:space="preserve">Appendix Table S2.</w:t>
+      </w:r>
+      <w:r>
+        <w:t xml:space="preserve"> </w:t>
+      </w:r>
+      <w:r>
+        <w:t xml:space="preserve">Documentation completeness by caller scenario.</w:t>
+      </w:r>
+    </w:p>
+    <w:p>
+      <w:pPr>
+        <w:pStyle w:val="BodyText"/>
+      </w:pPr>
+      <w:r>
+        <w:rPr>
+          <w:b/>
+          <w:bCs/>
+        </w:rPr>
+        <w:t xml:space="preserve">Appendix Table S3.</w:t>
+      </w:r>
+      <w:r>
+        <w:t xml:space="preserve"> </w:t>
+      </w:r>
+      <w:r>
+        <w:t xml:space="preserve">Reproductive services offered, numeric detail underlying Figure 1.</w:t>
+      </w:r>
+    </w:p>
+    <w:p>
+      <w:pPr>
+        <w:pStyle w:val="BodyText"/>
+      </w:pPr>
+      <w:r>
+        <w:rPr>
+          <w:b/>
+          <w:bCs/>
+        </w:rPr>
+        <w:t xml:space="preserve">Appendix Figure S1.</w:t>
+      </w:r>
+      <w:r>
+        <w:t xml:space="preserve"> </w:t>
+      </w:r>
+      <w:r>
+        <w:t xml:space="preserve">Wait time to first available appointment (raincloud, ridgeline, empirical cumulative distribution, and within-practice pairs), restricted to the 57 calls with an observed appointment date.</w:t>
+      </w:r>
+    </w:p>
+    <w:p>
+      <w:r>
+        <w:pict>
+          <v:rect style="width:0;height:1.5pt" o:hralign="center" o:hrstd="t" o:hr="t"/>
+        </w:pict>
+      </w:r>
+    </w:p>
+    <w:bookmarkEnd w:id="52"/>
+    <w:bookmarkStart w:id="53" w:name="references"/>
     <w:p>
       <w:pPr>
         <w:pStyle w:val="Heading2"/>
@@ -2507,7 +3028,7 @@
         <w:t xml:space="preserve">Lang TA, Altman DG. Statistical analyses and methods in the published literature: the SAMPL guidelines. Int J Nurs Stud. 2015;52(1):5-9.</w:t>
       </w:r>
     </w:p>
-    <w:bookmarkEnd w:id="48"/>
+    <w:bookmarkEnd w:id="53"/>
     <w:sectPr>
       <w:footnotePr>
         <w:numRestart w:val="eachSect"/>

--- a/labubu_mysterycall_manuscript.docx
+++ b/labubu_mysterycall_manuscript.docx
@@ -95,6 +95,12 @@
         <w:t xml:space="preserve"> </w:t>
       </w:r>
       <w:r>
+        <w:t xml:space="preserve">Data Sharing: De-identified call-level data, the analysis code, and the full generated output are available at github.com/mufflyt/LABUBU. Raw exports carrying practice contact information are withheld.</w:t>
+      </w:r>
+      <w:r>
+        <w:t xml:space="preserve"> </w:t>
+      </w:r>
+      <w:r>
         <w:t xml:space="preserve">Data Audit &amp; Provenance: Automatically compiled from active dataset LABUBU_DATA_LABELS_2026-08-11_2017.csv (234 calls across 105 practices)</w:t>
       </w:r>
     </w:p>
@@ -103,7 +109,7 @@
         <w:pStyle w:val="BodyText"/>
       </w:pPr>
       <w:r>
-        <w:t xml:space="preserve">Tables: 2  |  Figures: 3  |  Supplemental digital content: 4 items</w:t>
+        <w:t xml:space="preserve">Tables: 2  |  Figures: 3  |  Supplemental digital content: 5 items</w:t>
       </w:r>
     </w:p>
     <w:p>
@@ -119,7 +125,7 @@
         <w:pStyle w:val="BodyText"/>
       </w:pPr>
       <w:r>
-        <w:t xml:space="preserve">Restorative Reproductive Medicine practices almost never offer intrauterine insemination, in vitro fertilization, or donor sperm care, the services required to conceive without a male partner.</w:t>
+        <w:t xml:space="preserve">One in 98 Restorative Reproductive Medicine practices offers intrauterine insemination or in vitro fertilization, and three in 98 work with donor sperm.</w:t>
       </w:r>
     </w:p>
     <w:bookmarkStart w:id="20" w:name="abstract"/>
@@ -2319,6 +2325,14 @@
         <w:pStyle w:val="BodyText"/>
       </w:pPr>
       <w:r>
+        <w:t xml:space="preserve">A methodological point from prior audit work in otolaryngology applies directly here: when a practice declines a caller because it does not treat that complaint, the refusal is itself access data rather than a nuisance exclusion. The same logic governs this study. A practice that does not offer donor sperm has not made a scheduling decision about a single mother; it has made a service decision that precedes any scheduling decision.</w:t>
+      </w:r>
+    </w:p>
+    <w:p>
+      <w:pPr>
+        <w:pStyle w:val="BodyText"/>
+      </w:pPr>
+      <w:r>
         <w:t xml:space="preserve">The clinical consequence is direct. A single woman or a same-sex female couple requires donor sperm, and usually IUI or IVF, to conceive. A practice that does not offer those services cannot serve such a patient, whatever its staff intend and however courteously the telephone is answered. This is a barrier of provision rather than of disposition, and it does not depend on inferring anyone’s motives.</w:t>
       </w:r>
     </w:p>
@@ -2814,6 +2828,24 @@
       </w:r>
       <w:r>
         <w:t xml:space="preserve">Reproductive services offered, numeric detail underlying Figure 1.</w:t>
+      </w:r>
+    </w:p>
+    <w:p>
+      <w:pPr>
+        <w:pStyle w:val="BodyText"/>
+      </w:pPr>
+      <w:r>
+        <w:rPr>
+          <w:b/>
+          <w:bCs/>
+        </w:rPr>
+        <w:t xml:space="preserve">Appendix Table S4.</w:t>
+      </w:r>
+      <w:r>
+        <w:t xml:space="preserve"> </w:t>
+      </w:r>
+      <w:r>
+        <w:t xml:space="preserve">Completed STROBE checklist for cross-sectional studies.</w:t>
       </w:r>
     </w:p>
     <w:p>

--- a/labubu_mysterycall_manuscript.docx
+++ b/labubu_mysterycall_manuscript.docx
@@ -7,7 +7,7 @@
         <w:pStyle w:val="Title"/>
       </w:pPr>
       <w:r>
-        <w:t xml:space="preserve">Access to Restorative Reproductive Medicine Practices by Caller Identity and Service Menu: A National Secret-Shopper Audit</w:t>
+        <w:t xml:space="preserve">Reproductive Services Offered by Restorative Reproductive Medicine Practices: A National Secret-Shopper Audit</w:t>
       </w:r>
     </w:p>
     <w:p>
@@ -23,7 +23,7 @@
         <w:pStyle w:val="Date"/>
       </w:pPr>
       <w:r>
-        <w:t xml:space="preserve">September 04, 2026</w:t>
+        <w:t xml:space="preserve">September 05, 2026</w:t>
       </w:r>
     </w:p>
     <w:sdt>
@@ -95,6 +95,12 @@
         <w:t xml:space="preserve"> </w:t>
       </w:r>
       <w:r>
+        <w:t xml:space="preserve">Data Sharing: De-identified call-level data, the analysis code, and the full generated output are available at github.com/mufflyt/LABUBU. Raw exports carrying practice contact information are withheld.</w:t>
+      </w:r>
+      <w:r>
+        <w:t xml:space="preserve"> </w:t>
+      </w:r>
+      <w:r>
         <w:t xml:space="preserve">Data Audit &amp; Provenance: Automatically compiled from active dataset LABUBU_DATA_LABELS_2026-08-11_2017.csv (234 calls across 105 practices)</w:t>
       </w:r>
     </w:p>
@@ -103,6 +109,14 @@
         <w:pStyle w:val="BodyText"/>
       </w:pPr>
       <w:r>
+        <w:t xml:space="preserve">Tables: 2  |  Figures: 3  |  Supplemental digital content: 5 items</w:t>
+      </w:r>
+    </w:p>
+    <w:p>
+      <w:pPr>
+        <w:pStyle w:val="BodyText"/>
+      </w:pPr>
+      <w:r>
         <w:t xml:space="preserve">Précis</w:t>
       </w:r>
     </w:p>
@@ -111,7 +125,7 @@
         <w:pStyle w:val="BodyText"/>
       </w:pPr>
       <w:r>
-        <w:t xml:space="preserve">Restorative Reproductive Medicine practices almost uniformly offer cycle tracking but rarely offer intrauterine insemination, in vitro fertilization, or donor sperm services, with high baseline practice scheduling concordance across caller identities.</w:t>
+        <w:t xml:space="preserve">One in 98 Restorative Reproductive Medicine practices offers intrauterine insemination or in vitro fertilization, and three in 98 work with donor sperm.</w:t>
       </w:r>
     </w:p>
     <w:bookmarkStart w:id="20" w:name="abstract"/>
@@ -128,7 +142,7 @@
         <w:pStyle w:val="FirstParagraph"/>
       </w:pPr>
       <w:r>
-        <w:t xml:space="preserve">OBJECTIVE: To characterize reproductive health services offered by Restorative Reproductive Medicine (RRM) practices in the United States and to examine whether appointment access differs by caller family structure.</w:t>
+        <w:t xml:space="preserve">OBJECTIVE: To characterize the reproductive services offered by Restorative Reproductive Medicine (RRM) practices in the United States, and secondarily to explore whether appointment access differs by caller family structure.</w:t>
       </w:r>
     </w:p>
     <w:p>
@@ -136,19 +150,7 @@
         <w:pStyle w:val="BodyText"/>
       </w:pPr>
       <w:r>
-        <w:t xml:space="preserve">METHODS: In a national mystery-caller (secret shopper) audit, RRM practices were telephoned by trained callers presenting one of three standardized clinical scenarios: a straight couple, a lesbian couple, or a single mother seeking donor sperm care. Each practice was eligible for one call per scenario. The instrument contained no explicit</w:t>
-      </w:r>
-      <w:r>
-        <w:t xml:space="preserve"> </w:t>
-      </w:r>
-      <w:r>
-        <w:t xml:space="preserve">“was an appointment offered”</w:t>
-      </w:r>
-      <w:r>
-        <w:t xml:space="preserve"> </w:t>
-      </w:r>
-      <w:r>
-        <w:t xml:space="preserve">item, so the outcome is appointment availability inferred from call documentation: a call was scored as available when a first-available appointment date was recorded, and unavailable when the practice stated it was not accepting new patients. A sensitivity definition additionally counted a concrete scheduling timeframe. Reaching a live office and being offered an appointment were analyzed as separate cascade stages. Mixed-effects logistic regression with a practice random intercept was fitted to complete practice triads; within-practice matched contrasts used exact McNemar tests with minimum detectable effect (MDE) specifications.</w:t>
+        <w:t xml:space="preserve">METHODS: In a national mystery-caller audit, RRM practices were telephoned by trained callers presenting one of three standardized scenarios: a straight couple, a lesbian couple, or a single mother seeking donor sperm care. The primary outcome was the reported service menu: cycle tracking, hormonal laboratory monitoring, ovulation induction, intrauterine insemination (IUI), in vitro fertilization (IVF), and willingness to work with donor sperm, with 95% Wilson score confidence intervals. A secondary, exploratory analysis compared appointment access across scenarios using within-practice matched contrasts. Because the instrument contained no item asking whether staff agreed to schedule, that outcome is appointment availability inferred from call documentation.</w:t>
       </w:r>
     </w:p>
     <w:p>
@@ -156,7 +158,7 @@
         <w:pStyle w:val="BodyText"/>
       </w:pPr>
       <w:r>
-        <w:t xml:space="preserve">RESULTS: 234 calls were placed to 105 practices. A live office was reached on 46.2% (95% CI 39.9-52.6%; 108/234) of calls; 100 calls were eligible for the offer analysis and 48 practices completed all three scenarios. Among calls reaching staff (N = 98), cycle tracking was offered by 94.9% (95% CI 88.6-97.8%; 93/98), ovulation induction by 11.2% (95% CI 6.4-19.0%; 11/98), intrauterine insemination (IUI) by 1.0% (95% CI 0.2-5.6%; 1/98), in vitro fertilization (IVF) by 1.0% (95% CI 0.2-5.6%; 1/98), and donor sperm care by 3.1% (95% CI 1.0-8.6%; 3/98). Inferred appointment availability was 75.7% for straight couples, 42.4% for lesbian couples, and 50.0% for single mothers. In complete-triad mixed-effects logistic regression, relative to straight couples, the odds of inferred appointment availability were OR 0.04 (0.01-0.28) for lesbian couples (p = 0.001) and OR 0.09 (0.01-0.65) for single mothers (p = 0.016). Under the broader offer definition these attenuated to OR 0.31 (0.08-1.25) and OR 0.29 (0.06-1.27) respectively. Caller identity was strongly associated with scenario (Cramér’s V = 0.66), so scenario and caller effects are not separately identifiable.</w:t>
+        <w:t xml:space="preserve">RESULTS: 234 calls were placed to 105 practices; 98 reached staff and completed the service interview. Cycle tracking was offered by 94.9% (95% CI 88.6-97.8%; 93/98) and hormonal laboratory monitoring by 63.3% (95% CI 53.4-72.1%; 62/98). Ovulation induction was offered by 11.2% (95% CI 6.4-19.0%; 11/98), IUI by 1.0% (95% CI 0.2-5.6%; 1/98), IVF by 1.0% (95% CI 0.2-5.6%; 1/98), and donor sperm care by 3.1% (95% CI 1.0-8.6%; 3/98). The exploratory access comparison was uninformative: only 7, 2, 8 practices were discordant across the three contrasts, and 2 of three contrasts had no caller placing calls under both scenarios, leaving scenario and caller effects inseparable.</w:t>
       </w:r>
     </w:p>
     <w:p>
@@ -164,7 +166,7 @@
         <w:pStyle w:val="BodyText"/>
       </w:pPr>
       <w:r>
-        <w:t xml:space="preserve">CONCLUSION: RRM practices uniformly provide cycle tracking but rarely provide IUI, IVF, or donor sperm care, a structural service limitation for single mothers and same-sex couples that does not depend on staff attitudes. Apparent differences in appointment offers by caller identity were sensitive to the outcome definition and confounded with caller assignment, and should be regarded as hypothesis-generating.</w:t>
+        <w:t xml:space="preserve">CONCLUSION: RRM practices almost never offer IUI, IVF, or donor sperm care. Because single women and same-sex female couples require donor gametes to conceive, this is a structural absence of necessary services rather than a discretionary scheduling decision, operating independently of staff attitudes. The audit was not powered to evaluate differential scheduling by caller identity.</w:t>
       </w:r>
     </w:p>
     <w:p>
@@ -205,7 +207,7 @@
         <w:pStyle w:val="BodyText"/>
       </w:pPr>
       <w:r>
-        <w:t xml:space="preserve">This national secret-shopper audit had two objectives: (1) to define the scope of reproductive services offered by RRM practices, and (2) to explore whether practice willingness to schedule an appointment differs by caller family structure (straight couple, lesbian couple, single mother using donor sperm).</w:t>
+        <w:t xml:space="preserve">This national secret-shopper audit had one primary objective and one secondary, exploratory objective. The primary objective was to define the scope of reproductive services RRM practices actually offer, because that scope determines which patients can be served at all. For a single woman or a same-sex female couple, conception requires donor sperm and usually IUI or IVF; if a practice does not provide those services, the question of how its staff treat such a caller does not arise. The secondary objective was to explore whether willingness to schedule differs by caller family structure. We report the second as exploratory throughout, for reasons of statistical power and design that we set out explicitly in the Limitations.</w:t>
       </w:r>
     </w:p>
     <w:p>
@@ -216,7 +218,7 @@
       </w:r>
     </w:p>
     <w:bookmarkEnd w:id="21"/>
-    <w:bookmarkStart w:id="27" w:name="sources-and-methods"/>
+    <w:bookmarkStart w:id="28" w:name="sources-and-methods"/>
     <w:p>
       <w:pPr>
         <w:pStyle w:val="Heading2"/>
@@ -313,7 +315,59 @@
       </w:r>
     </w:p>
     <w:bookmarkEnd w:id="23"/>
-    <w:bookmarkStart w:id="24" w:name="outcome-definitions"/>
+    <w:bookmarkStart w:id="24" w:name="main-outcome-measures"/>
+    <w:p>
+      <w:pPr>
+        <w:pStyle w:val="Heading3"/>
+      </w:pPr>
+      <w:r>
+        <w:t xml:space="preserve">Main Outcome Measures</w:t>
+      </w:r>
+    </w:p>
+    <w:p>
+      <w:pPr>
+        <w:pStyle w:val="FirstParagraph"/>
+      </w:pPr>
+      <w:r>
+        <w:t xml:space="preserve">The</w:t>
+      </w:r>
+      <w:r>
+        <w:t xml:space="preserve"> </w:t>
+      </w:r>
+      <w:r>
+        <w:rPr>
+          <w:b/>
+          <w:bCs/>
+        </w:rPr>
+        <w:t xml:space="preserve">primary outcome</w:t>
+      </w:r>
+      <w:r>
+        <w:t xml:space="preserve"> </w:t>
+      </w:r>
+      <w:r>
+        <w:t xml:space="preserve">was the service menu: for each practice reached, whether staff reported offering cycle tracking, hormonal laboratory monitoring, ovulation induction, IUI, IVF, and whether the practice works with donor sperm. These are directly reported by staff in response to a standardized question, require no derivation, and do not depend on which caller placed the call.</w:t>
+      </w:r>
+    </w:p>
+    <w:p>
+      <w:pPr>
+        <w:pStyle w:val="BodyText"/>
+      </w:pPr>
+      <w:r>
+        <w:rPr>
+          <w:b/>
+          <w:bCs/>
+        </w:rPr>
+        <w:t xml:space="preserve">Secondary, exploratory outcomes</w:t>
+      </w:r>
+      <w:r>
+        <w:t xml:space="preserve"> </w:t>
+      </w:r>
+      <w:r>
+        <w:t xml:space="preserve">were appointment availability and business-day wait time by caller scenario.</w:t>
+      </w:r>
+    </w:p>
+    <w:bookmarkEnd w:id="24"/>
+    <w:bookmarkStart w:id="25" w:name="outcome-definitions"/>
     <w:p>
       <w:pPr>
         <w:pStyle w:val="Heading3"/>
@@ -471,8 +525,8 @@
         <w:t xml:space="preserve">: the latter would assert something the instrument never measured. This is the study’s principal measurement limitation.</w:t>
       </w:r>
     </w:p>
-    <w:bookmarkEnd w:id="24"/>
-    <w:bookmarkStart w:id="25" w:name="duplicate-practice-scenario-calls"/>
+    <w:bookmarkEnd w:id="25"/>
+    <w:bookmarkStart w:id="26" w:name="duplicate-practice-scenario-calls"/>
     <w:p>
       <w:pPr>
         <w:pStyle w:val="Heading3"/>
@@ -505,8 +559,8 @@
         <w:t xml:space="preserve">rather than completed calls, so where an attempt preceded a completed call the completed call determined the cell (2 cells). Where two protocol-valid completed calls existed, the cell was treated as a protocol deviation and excluded from the primary paired analysis rather than resolved by preferring the earlier or later call (2 cells). Both calls are retained in the call-level dataset, and first-successful versus last-successful selection is reported as a sensitivity analysis. Wait time was the number of business days (Monday–Friday, excluding US federal holidays) between the call and the first available appointment, with same-day appointments retained as a wait of zero.</w:t>
       </w:r>
     </w:p>
-    <w:bookmarkEnd w:id="25"/>
-    <w:bookmarkStart w:id="26" w:name="statistical-analysis-and-power"/>
+    <w:bookmarkEnd w:id="26"/>
+    <w:bookmarkStart w:id="27" w:name="statistical-analysis-and-power"/>
     <w:p>
       <w:pPr>
         <w:pStyle w:val="Heading3"/>
@@ -561,9 +615,9 @@
         </w:pict>
       </w:r>
     </w:p>
-    <w:bookmarkEnd w:id="26"/>
     <w:bookmarkEnd w:id="27"/>
-    <w:bookmarkStart w:id="36" w:name="results"/>
+    <w:bookmarkEnd w:id="28"/>
+    <w:bookmarkStart w:id="43" w:name="results"/>
     <w:p>
       <w:pPr>
         <w:pStyle w:val="Heading2"/>
@@ -572,13 +626,13 @@
         <w:t xml:space="preserve">RESULTS</w:t>
       </w:r>
     </w:p>
-    <w:bookmarkStart w:id="31" w:name="access-cascade"/>
+    <w:bookmarkStart w:id="32" w:name="X7c6f754733434d60a95bc7e273f19daed862ccc"/>
     <w:p>
       <w:pPr>
         <w:pStyle w:val="Heading3"/>
       </w:pPr>
       <w:r>
-        <w:t xml:space="preserve">Access Cascade</w:t>
+        <w:t xml:space="preserve">Reproductive Services Offered — primary outcome</w:t>
       </w:r>
     </w:p>
     <w:p>
@@ -586,7 +640,7 @@
         <w:pStyle w:val="FirstParagraph"/>
       </w:pPr>
       <w:r>
-        <w:t xml:space="preserve">A total of 234 telephone calls were placed to 105 unique RRM practices. A live office was reached on 108 calls (46.2% (95% CI 39.9-52.6%; 108/234)). Of these, 10 reached calls ended in a stated refusal or extended hold, and 98 proceeded to the full interview. 48 practices completed all three scenario calls (complete triads), 25 completed two, and 32 completed one.</w:t>
+        <w:t xml:space="preserve">Among the 98 calls that reached staff and completed the service interview, RRM practices almost uniformly offered natural cycle tracking and hormonal monitoring, and almost never offered assisted reproductive technology or donor gametes (Figure 1; numeric detail in Appendix Table S3).</w:t>
       </w:r>
     </w:p>
     <w:p>
@@ -596,20 +650,314 @@
       <w:r>
         <w:drawing>
           <wp:inline>
-            <wp:extent cx="4533900" cy="5541433"/>
+            <wp:extent cx="5067300" cy="2474727"/>
             <wp:effectExtent b="0" l="0" r="0" t="0"/>
-            <wp:docPr descr="Figure 1. STROBE flow diagram. Reaching a live office and being offered an appointment are separate stages with separate denominators." title="" id="29" name="Picture"/>
+            <wp:docPr descr="Figure 1. Reproductive services offered by RRM practices, with 95% confidence intervals." title="" id="30" name="Picture"/>
             <a:graphic>
               <a:graphicData uri="http://schemas.openxmlformats.org/drawingml/2006/picture">
                 <pic:pic>
                   <pic:nvPicPr>
-                    <pic:cNvPr descr="labubu_mysterycall_manuscript_files/mysterycall_outputs/figures/fig0_strobe_flow.png" id="30" name="Picture"/>
+                    <pic:cNvPr descr="labubu_mysterycall_manuscript_files/mysterycall_outputs/figures/fig5_service_forest.png" id="31" name="Picture"/>
                     <pic:cNvPicPr>
                       <a:picLocks noChangeArrowheads="1" noChangeAspect="1"/>
                     </pic:cNvPicPr>
                   </pic:nvPicPr>
                   <pic:blipFill>
-                    <a:blip r:embed="rId28"/>
+                    <a:blip r:embed="rId29"/>
+                    <a:stretch>
+                      <a:fillRect/>
+                    </a:stretch>
+                  </pic:blipFill>
+                  <pic:spPr bwMode="auto">
+                    <a:xfrm>
+                      <a:off x="0" y="0"/>
+                      <a:ext cx="5067300" cy="2474727"/>
+                    </a:xfrm>
+                    <a:prstGeom prst="rect">
+                      <a:avLst/>
+                    </a:prstGeom>
+                    <a:noFill/>
+                    <a:ln w="9525">
+                      <a:noFill/>
+                      <a:headEnd/>
+                      <a:tailEnd/>
+                    </a:ln>
+                  </pic:spPr>
+                </pic:pic>
+              </a:graphicData>
+            </a:graphic>
+          </wp:inline>
+        </w:drawing>
+      </w:r>
+    </w:p>
+    <w:p>
+      <w:pPr>
+        <w:pStyle w:val="ImageCaption"/>
+      </w:pPr>
+      <w:r>
+        <w:t xml:space="preserve">Figure 1. Reproductive services offered by RRM practices, with 95% confidence intervals.</w:t>
+      </w:r>
+    </w:p>
+    <w:p>
+      <w:pPr>
+        <w:pStyle w:val="TableCaption"/>
+      </w:pPr>
+      <w:r>
+        <w:t xml:space="preserve">Appendix Table S3. Reproductive services offered by RRM practices, numeric detail for Figure 1 (N = 98 calls reaching staff).</w:t>
+      </w:r>
+    </w:p>
+    <w:tbl>
+      <w:tblPr>
+        <w:tblStyle w:val="Table"/>
+        <w:tblW w:type="auto" w:w="0"/>
+        <w:tblLook w:firstRow="1" w:lastRow="0" w:firstColumn="0" w:lastColumn="0" w:noHBand="0" w:noVBand="0" w:val="0020"/>
+        <w:tblCaption w:val="Appendix Table S3. Reproductive services offered by RRM practices, numeric detail for Figure 1 (N = 98 calls reaching staff)."/>
+      </w:tblPr>
+      <w:tblGrid>
+        <w:gridCol w:w="3960"/>
+        <w:gridCol w:w="3960"/>
+      </w:tblGrid>
+      <w:tr>
+        <w:trPr>
+          <w:tblHeader w:val="on"/>
+        </w:trPr>
+        <w:tc>
+          <w:tcPr/>
+          <w:p>
+            <w:pPr>
+              <w:pStyle w:val="Compact"/>
+              <w:jc w:val="left"/>
+            </w:pPr>
+            <w:r>
+              <w:t xml:space="preserve">Reproductive Service</w:t>
+            </w:r>
+          </w:p>
+        </w:tc>
+        <w:tc>
+          <w:tcPr/>
+          <w:p>
+            <w:pPr>
+              <w:pStyle w:val="Compact"/>
+              <w:jc w:val="left"/>
+            </w:pPr>
+            <w:r>
+              <w:t xml:space="preserve">Proportion Offered (95% CI)</w:t>
+            </w:r>
+          </w:p>
+        </w:tc>
+      </w:tr>
+      <w:tr>
+        <w:tc>
+          <w:tcPr/>
+          <w:p>
+            <w:pPr>
+              <w:pStyle w:val="Compact"/>
+              <w:jc w:val="left"/>
+            </w:pPr>
+            <w:r>
+              <w:t xml:space="preserve">Cycle tracking</w:t>
+            </w:r>
+          </w:p>
+        </w:tc>
+        <w:tc>
+          <w:tcPr/>
+          <w:p>
+            <w:pPr>
+              <w:pStyle w:val="Compact"/>
+              <w:jc w:val="left"/>
+            </w:pPr>
+            <w:r>
+              <w:t xml:space="preserve">94.9% (95% CI 88.6-97.8%; 93/98)</w:t>
+            </w:r>
+          </w:p>
+        </w:tc>
+      </w:tr>
+      <w:tr>
+        <w:tc>
+          <w:tcPr/>
+          <w:p>
+            <w:pPr>
+              <w:pStyle w:val="Compact"/>
+              <w:jc w:val="left"/>
+            </w:pPr>
+            <w:r>
+              <w:t xml:space="preserve">Hormonal labs / fertility timing</w:t>
+            </w:r>
+          </w:p>
+        </w:tc>
+        <w:tc>
+          <w:tcPr/>
+          <w:p>
+            <w:pPr>
+              <w:pStyle w:val="Compact"/>
+              <w:jc w:val="left"/>
+            </w:pPr>
+            <w:r>
+              <w:t xml:space="preserve">63.3% (95% CI 53.4-72.1%; 62/98)</w:t>
+            </w:r>
+          </w:p>
+        </w:tc>
+      </w:tr>
+      <w:tr>
+        <w:tc>
+          <w:tcPr/>
+          <w:p>
+            <w:pPr>
+              <w:pStyle w:val="Compact"/>
+              <w:jc w:val="left"/>
+            </w:pPr>
+            <w:r>
+              <w:t xml:space="preserve">Ovulation induction</w:t>
+            </w:r>
+          </w:p>
+        </w:tc>
+        <w:tc>
+          <w:tcPr/>
+          <w:p>
+            <w:pPr>
+              <w:pStyle w:val="Compact"/>
+              <w:jc w:val="left"/>
+            </w:pPr>
+            <w:r>
+              <w:t xml:space="preserve">11.2% (95% CI 6.4-19.0%; 11/98)</w:t>
+            </w:r>
+          </w:p>
+        </w:tc>
+      </w:tr>
+      <w:tr>
+        <w:tc>
+          <w:tcPr/>
+          <w:p>
+            <w:pPr>
+              <w:pStyle w:val="Compact"/>
+              <w:jc w:val="left"/>
+            </w:pPr>
+            <w:r>
+              <w:t xml:space="preserve">Intrauterine insemination (IUI)</w:t>
+            </w:r>
+          </w:p>
+        </w:tc>
+        <w:tc>
+          <w:tcPr/>
+          <w:p>
+            <w:pPr>
+              <w:pStyle w:val="Compact"/>
+              <w:jc w:val="left"/>
+            </w:pPr>
+            <w:r>
+              <w:t xml:space="preserve">1.0% (95% CI 0.2-5.6%; 1/98)</w:t>
+            </w:r>
+          </w:p>
+        </w:tc>
+      </w:tr>
+      <w:tr>
+        <w:tc>
+          <w:tcPr/>
+          <w:p>
+            <w:pPr>
+              <w:pStyle w:val="Compact"/>
+              <w:jc w:val="left"/>
+            </w:pPr>
+            <w:r>
+              <w:t xml:space="preserve">In vitro fertilization (IVF)</w:t>
+            </w:r>
+          </w:p>
+        </w:tc>
+        <w:tc>
+          <w:tcPr/>
+          <w:p>
+            <w:pPr>
+              <w:pStyle w:val="Compact"/>
+              <w:jc w:val="left"/>
+            </w:pPr>
+            <w:r>
+              <w:t xml:space="preserve">1.0% (95% CI 0.2-5.6%; 1/98)</w:t>
+            </w:r>
+          </w:p>
+        </w:tc>
+      </w:tr>
+      <w:tr>
+        <w:tc>
+          <w:tcPr/>
+          <w:p>
+            <w:pPr>
+              <w:pStyle w:val="Compact"/>
+              <w:jc w:val="left"/>
+            </w:pPr>
+            <w:r>
+              <w:t xml:space="preserve">Works with donor sperm</w:t>
+            </w:r>
+          </w:p>
+        </w:tc>
+        <w:tc>
+          <w:tcPr/>
+          <w:p>
+            <w:pPr>
+              <w:pStyle w:val="Compact"/>
+              <w:jc w:val="left"/>
+            </w:pPr>
+            <w:r>
+              <w:t xml:space="preserve">3.1% (95% CI 1.0-8.6%; 3/98)</w:t>
+            </w:r>
+          </w:p>
+        </w:tc>
+      </w:tr>
+    </w:tbl>
+    <w:p>
+      <w:pPr>
+        <w:pStyle w:val="BodyText"/>
+      </w:pPr>
+      <w:r>
+        <w:t xml:space="preserve">Cycle tracking was offered by 94.9% (95% CI 88.6-97.8%; 93/98) and hormonal laboratory monitoring by 63.3% (95% CI 53.4-72.1%; 62/98). Ovulation induction was offered by 11.2% (95% CI 6.4-19.0%; 11/98). IUI and IVF were each offered by 1.0% (95% CI 0.2-5.6%; 1/98) — a single practice in each case — and donor sperm care by 3.1% (95% CI 1.0-8.6%; 3/98). The IUI and IVF estimates rest on one practice apiece and should be read as an upper bound on availability rather than as stable rates; the confidence intervals reflect that.</w:t>
+      </w:r>
+    </w:p>
+    <w:p>
+      <w:pPr>
+        <w:pStyle w:val="BodyText"/>
+      </w:pPr>
+      <w:r>
+        <w:t xml:space="preserve">The services a single woman or same-sex female couple requires to conceive are therefore effectively absent from this sample, while the services RRM practices do provide are those appropriate to a couple attempting unassisted conception.</w:t>
+      </w:r>
+    </w:p>
+    <w:bookmarkEnd w:id="32"/>
+    <w:bookmarkStart w:id="39" w:name="access-cascade"/>
+    <w:p>
+      <w:pPr>
+        <w:pStyle w:val="Heading3"/>
+      </w:pPr>
+      <w:r>
+        <w:t xml:space="preserve">Access Cascade</w:t>
+      </w:r>
+    </w:p>
+    <w:p>
+      <w:pPr>
+        <w:pStyle w:val="FirstParagraph"/>
+      </w:pPr>
+      <w:r>
+        <w:t xml:space="preserve">A total of 234 telephone calls were placed to 105 unique RRM practices. A live office was reached on 108 calls (46.2% (95% CI 39.9-52.6%; 108/234)). Of these, 10 reached calls ended in a stated refusal or extended hold, and 98 proceeded to the full interview. 48 practices completed all three scenario calls (complete triads), 25 completed two, and 32 completed one.</w:t>
+      </w:r>
+    </w:p>
+    <w:p>
+      <w:pPr>
+        <w:pStyle w:val="CaptionedFigure"/>
+      </w:pPr>
+      <w:r>
+        <w:drawing>
+          <wp:inline>
+            <wp:extent cx="4533900" cy="5541433"/>
+            <wp:effectExtent b="0" l="0" r="0" t="0"/>
+            <wp:docPr descr="Figure 2. STROBE flow diagram. Reaching a live office and being offered an appointment are separate stages with separate denominators." title="" id="34" name="Picture"/>
+            <a:graphic>
+              <a:graphicData uri="http://schemas.openxmlformats.org/drawingml/2006/picture">
+                <pic:pic>
+                  <pic:nvPicPr>
+                    <pic:cNvPr descr="labubu_mysterycall_manuscript_files/mysterycall_outputs/figures/fig0_strobe_flow.png" id="35" name="Picture"/>
+                    <pic:cNvPicPr>
+                      <a:picLocks noChangeArrowheads="1" noChangeAspect="1"/>
+                    </pic:cNvPicPr>
+                  </pic:nvPicPr>
+                  <pic:blipFill>
+                    <a:blip r:embed="rId33"/>
                     <a:stretch>
                       <a:fillRect/>
                     </a:stretch>
@@ -641,7 +989,62 @@
         <w:pStyle w:val="ImageCaption"/>
       </w:pPr>
       <w:r>
-        <w:t xml:space="preserve">Figure 1. STROBE flow diagram. Reaching a live office and being offered an appointment are separate stages with separate denominators.</w:t>
+        <w:t xml:space="preserve">Figure 2. STROBE flow diagram. Reaching a live office and being offered an appointment are separate stages with separate denominators.</w:t>
+      </w:r>
+    </w:p>
+    <w:p>
+      <w:pPr>
+        <w:pStyle w:val="CaptionedFigure"/>
+      </w:pPr>
+      <w:r>
+        <w:drawing>
+          <wp:inline>
+            <wp:extent cx="5334000" cy="2933700"/>
+            <wp:effectExtent b="0" l="0" r="0" t="0"/>
+            <wp:docPr descr="Figure 3. STROBE flow by caller scenario. The three arms enter the cascade at comparable widths and leave at very different ones." title="" id="37" name="Picture"/>
+            <a:graphic>
+              <a:graphicData uri="http://schemas.openxmlformats.org/drawingml/2006/picture">
+                <pic:pic>
+                  <pic:nvPicPr>
+                    <pic:cNvPr descr="labubu_mysterycall_manuscript_files/mysterycall_outputs/figures/fig0b_strobe_flow_by_scenario.png" id="38" name="Picture"/>
+                    <pic:cNvPicPr>
+                      <a:picLocks noChangeArrowheads="1" noChangeAspect="1"/>
+                    </pic:cNvPicPr>
+                  </pic:nvPicPr>
+                  <pic:blipFill>
+                    <a:blip r:embed="rId36"/>
+                    <a:stretch>
+                      <a:fillRect/>
+                    </a:stretch>
+                  </pic:blipFill>
+                  <pic:spPr bwMode="auto">
+                    <a:xfrm>
+                      <a:off x="0" y="0"/>
+                      <a:ext cx="5334000" cy="2933700"/>
+                    </a:xfrm>
+                    <a:prstGeom prst="rect">
+                      <a:avLst/>
+                    </a:prstGeom>
+                    <a:noFill/>
+                    <a:ln w="9525">
+                      <a:noFill/>
+                      <a:headEnd/>
+                      <a:tailEnd/>
+                    </a:ln>
+                  </pic:spPr>
+                </pic:pic>
+              </a:graphicData>
+            </a:graphic>
+          </wp:inline>
+        </w:drawing>
+      </w:r>
+    </w:p>
+    <w:p>
+      <w:pPr>
+        <w:pStyle w:val="ImageCaption"/>
+      </w:pPr>
+      <w:r>
+        <w:t xml:space="preserve">Figure 3. STROBE flow by caller scenario. The three arms enter the cascade at comparable widths and leave at very different ones.</w:t>
       </w:r>
     </w:p>
     <w:p>
@@ -968,14 +1371,14 @@
         </w:tc>
       </w:tr>
     </w:tbl>
-    <w:bookmarkEnd w:id="31"/>
-    <w:bookmarkStart w:id="32" w:name="reproductive-services-offered"/>
+    <w:bookmarkEnd w:id="39"/>
+    <w:bookmarkStart w:id="40" w:name="X5f899fec0f12783ee896a9738620820f67eb94a"/>
     <w:p>
       <w:pPr>
         <w:pStyle w:val="Heading3"/>
       </w:pPr>
       <w:r>
-        <w:t xml:space="preserve">Reproductive Services Offered</w:t>
+        <w:t xml:space="preserve">Appointment Availability by Caller Identity</w:t>
       </w:r>
     </w:p>
     <w:p>
@@ -983,246 +1386,15 @@
         <w:pStyle w:val="FirstParagraph"/>
       </w:pPr>
       <w:r>
-        <w:t xml:space="preserve">Among calls that reached staff and completed the service interview (N = 98), RRM practices almost uniformly offered natural cycle tracking but rarely provided ART or donor gamete services (Table 2).</w:t>
-      </w:r>
-    </w:p>
-    <w:p>
-      <w:pPr>
-        <w:pStyle w:val="TableCaption"/>
-      </w:pPr>
-      <w:r>
-        <w:t xml:space="preserve">Table 2. Reproductive healthcare services offered by RRM practices (N = 98 calls reaching staff)</w:t>
-      </w:r>
-    </w:p>
-    <w:tbl>
-      <w:tblPr>
-        <w:tblStyle w:val="Table"/>
-        <w:tblW w:type="auto" w:w="0"/>
-        <w:tblLook w:firstRow="1" w:lastRow="0" w:firstColumn="0" w:lastColumn="0" w:noHBand="0" w:noVBand="0" w:val="0020"/>
-        <w:tblCaption w:val="Table 2. Reproductive healthcare services offered by RRM practices (N = 98 calls reaching staff)"/>
-      </w:tblPr>
-      <w:tblGrid>
-        <w:gridCol w:w="3960"/>
-        <w:gridCol w:w="3960"/>
-      </w:tblGrid>
-      <w:tr>
-        <w:trPr>
-          <w:tblHeader w:val="on"/>
-        </w:trPr>
-        <w:tc>
-          <w:tcPr/>
-          <w:p>
-            <w:pPr>
-              <w:pStyle w:val="Compact"/>
-              <w:jc w:val="left"/>
-            </w:pPr>
-            <w:r>
-              <w:t xml:space="preserve">Reproductive Service</w:t>
-            </w:r>
-          </w:p>
-        </w:tc>
-        <w:tc>
-          <w:tcPr/>
-          <w:p>
-            <w:pPr>
-              <w:pStyle w:val="Compact"/>
-              <w:jc w:val="left"/>
-            </w:pPr>
-            <w:r>
-              <w:t xml:space="preserve">Proportion Offered (95% CI)</w:t>
-            </w:r>
-          </w:p>
-        </w:tc>
-      </w:tr>
-      <w:tr>
-        <w:tc>
-          <w:tcPr/>
-          <w:p>
-            <w:pPr>
-              <w:pStyle w:val="Compact"/>
-              <w:jc w:val="left"/>
-            </w:pPr>
-            <w:r>
-              <w:t xml:space="preserve">Cycle tracking</w:t>
-            </w:r>
-          </w:p>
-        </w:tc>
-        <w:tc>
-          <w:tcPr/>
-          <w:p>
-            <w:pPr>
-              <w:pStyle w:val="Compact"/>
-              <w:jc w:val="left"/>
-            </w:pPr>
-            <w:r>
-              <w:t xml:space="preserve">94.9% (95% CI 88.6-97.8%; 93/98)</w:t>
-            </w:r>
-          </w:p>
-        </w:tc>
-      </w:tr>
-      <w:tr>
-        <w:tc>
-          <w:tcPr/>
-          <w:p>
-            <w:pPr>
-              <w:pStyle w:val="Compact"/>
-              <w:jc w:val="left"/>
-            </w:pPr>
-            <w:r>
-              <w:t xml:space="preserve">Hormonal labs / fertility timing</w:t>
-            </w:r>
-          </w:p>
-        </w:tc>
-        <w:tc>
-          <w:tcPr/>
-          <w:p>
-            <w:pPr>
-              <w:pStyle w:val="Compact"/>
-              <w:jc w:val="left"/>
-            </w:pPr>
-            <w:r>
-              <w:t xml:space="preserve">63.3% (95% CI 53.4-72.1%; 62/98)</w:t>
-            </w:r>
-          </w:p>
-        </w:tc>
-      </w:tr>
-      <w:tr>
-        <w:tc>
-          <w:tcPr/>
-          <w:p>
-            <w:pPr>
-              <w:pStyle w:val="Compact"/>
-              <w:jc w:val="left"/>
-            </w:pPr>
-            <w:r>
-              <w:t xml:space="preserve">Ovulation induction</w:t>
-            </w:r>
-          </w:p>
-        </w:tc>
-        <w:tc>
-          <w:tcPr/>
-          <w:p>
-            <w:pPr>
-              <w:pStyle w:val="Compact"/>
-              <w:jc w:val="left"/>
-            </w:pPr>
-            <w:r>
-              <w:t xml:space="preserve">11.2% (95% CI 6.4-19.0%; 11/98)</w:t>
-            </w:r>
-          </w:p>
-        </w:tc>
-      </w:tr>
-      <w:tr>
-        <w:tc>
-          <w:tcPr/>
-          <w:p>
-            <w:pPr>
-              <w:pStyle w:val="Compact"/>
-              <w:jc w:val="left"/>
-            </w:pPr>
-            <w:r>
-              <w:t xml:space="preserve">Intrauterine insemination (IUI)</w:t>
-            </w:r>
-          </w:p>
-        </w:tc>
-        <w:tc>
-          <w:tcPr/>
-          <w:p>
-            <w:pPr>
-              <w:pStyle w:val="Compact"/>
-              <w:jc w:val="left"/>
-            </w:pPr>
-            <w:r>
-              <w:t xml:space="preserve">1.0% (95% CI 0.2-5.6%; 1/98)</w:t>
-            </w:r>
-          </w:p>
-        </w:tc>
-      </w:tr>
-      <w:tr>
-        <w:tc>
-          <w:tcPr/>
-          <w:p>
-            <w:pPr>
-              <w:pStyle w:val="Compact"/>
-              <w:jc w:val="left"/>
-            </w:pPr>
-            <w:r>
-              <w:t xml:space="preserve">In vitro fertilization (IVF)</w:t>
-            </w:r>
-          </w:p>
-        </w:tc>
-        <w:tc>
-          <w:tcPr/>
-          <w:p>
-            <w:pPr>
-              <w:pStyle w:val="Compact"/>
-              <w:jc w:val="left"/>
-            </w:pPr>
-            <w:r>
-              <w:t xml:space="preserve">1.0% (95% CI 0.2-5.6%; 1/98)</w:t>
-            </w:r>
-          </w:p>
-        </w:tc>
-      </w:tr>
-      <w:tr>
-        <w:tc>
-          <w:tcPr/>
-          <w:p>
-            <w:pPr>
-              <w:pStyle w:val="Compact"/>
-              <w:jc w:val="left"/>
-            </w:pPr>
-            <w:r>
-              <w:t xml:space="preserve">Works with donor sperm</w:t>
-            </w:r>
-          </w:p>
-        </w:tc>
-        <w:tc>
-          <w:tcPr/>
-          <w:p>
-            <w:pPr>
-              <w:pStyle w:val="Compact"/>
-              <w:jc w:val="left"/>
-            </w:pPr>
-            <w:r>
-              <w:t xml:space="preserve">3.1% (95% CI 1.0-8.6%; 3/98)</w:t>
-            </w:r>
-          </w:p>
-        </w:tc>
-      </w:tr>
-    </w:tbl>
+        <w:t xml:space="preserve">Inferred appointment availability among eligible calls was 75.7% for straight couples, 42.4% for lesbian couples, and 50.0% for single mothers (Table 1).</w:t>
+      </w:r>
+    </w:p>
     <w:p>
       <w:pPr>
         <w:pStyle w:val="BodyText"/>
       </w:pPr>
       <w:r>
-        <w:t xml:space="preserve">Cycle tracking was offered in 94.9% (95% CI 88.6-97.8%; 93/98) of encounters. In contrast, IUI was offered in 1.0% (95% CI 0.2-5.6%; 1/98), IVF in 1.0% (95% CI 0.2-5.6%; 1/98), and donor sperm management in 3.1% (95% CI 1.0-8.6%; 3/98). The IUI and IVF counts each reflect a single practice and should be read as an upper bound on availability rather than a stable rate estimate.</w:t>
-      </w:r>
-    </w:p>
-    <w:bookmarkEnd w:id="32"/>
-    <w:bookmarkStart w:id="33" w:name="X5f899fec0f12783ee896a9738620820f67eb94a"/>
-    <w:p>
-      <w:pPr>
-        <w:pStyle w:val="Heading3"/>
-      </w:pPr>
-      <w:r>
-        <w:t xml:space="preserve">Appointment Availability by Caller Identity</w:t>
-      </w:r>
-    </w:p>
-    <w:p>
-      <w:pPr>
-        <w:pStyle w:val="FirstParagraph"/>
-      </w:pPr>
-      <w:r>
-        <w:t xml:space="preserve">Inferred appointment availability among eligible calls was 75.7% for straight couples, 42.4% for lesbian couples, and 50.0% for single mothers (Table 1).</w:t>
-      </w:r>
-    </w:p>
-    <w:p>
-      <w:pPr>
-        <w:pStyle w:val="BodyText"/>
-      </w:pPr>
-      <w:r>
-        <w:t xml:space="preserve">In complete-triad mixed-effects logistic regression (N = 48 practices), relative to straight-couple callers, the odds of inferred appointment availability were OR 0.04 (0.01-0.28) for lesbian couples (p = 0.001) and OR 0.09 (0.01-0.65) for single mothers (p = 0.016). The confidence intervals span orders of magnitude, reflecting near-separation at this sample size; direction is interpretable, magnitude is not.</w:t>
+        <w:t xml:space="preserve">In complete-triad mixed-effects logistic regression (N = 48 practices), relative to straight-couple callers, the odds of inferred appointment availability were OR 0.04 (0.01-0.28) for lesbian couples and OR 0.09 (0.01-0.65) for single mothers. We report intervals without p-values throughout this section. A significance test presumes a design capable of detecting the effect it is testing for, and the minimum detectable effects here are OR 8.1 to OR 9.0; a p-value computed under those conditions carries no information the interval does not already carry, and invites a reading the data cannot support. The intervals themselves span orders of magnitude, reflecting near-separation at this sample size: direction is interpretable, magnitude is not.</w:t>
       </w:r>
     </w:p>
     <w:p>
@@ -1248,7 +1420,7 @@
         <w:pStyle w:val="TableCaption"/>
       </w:pPr>
       <w:r>
-        <w:t xml:space="preserve">Table 3. Within-practice matched paired analysis of inferred appointment availability. Only discordant practices contribute information.</w:t>
+        <w:t xml:space="preserve">Table 2. Within-practice matched paired analysis of inferred appointment availability (exploratory). Only discordant practices contribute information.</w:t>
       </w:r>
     </w:p>
     <w:tbl>
@@ -1257,7 +1429,7 @@
         <w:tblW w:type="pct" w:w="5000"/>
         <w:tblLayout w:type="fixed"/>
         <w:tblLook w:firstRow="1" w:lastRow="0" w:firstColumn="0" w:lastColumn="0" w:noHBand="0" w:noVBand="0" w:val="0020"/>
-        <w:tblCaption w:val="Table 3. Within-practice matched paired analysis of inferred appointment availability. Only discordant practices contribute information."/>
+        <w:tblCaption w:val="Table 2. Within-practice matched paired analysis of inferred appointment availability (exploratory). Only discordant practices contribute information."/>
       </w:tblPr>
       <w:tblGrid>
         <w:gridCol w:w="2470"/>
@@ -1575,8 +1747,8 @@
         <w:t xml:space="preserve">Within-practice paired differences in inferred availability were: Straight vs Single Mother +31.2 percentage points (95% CI +2.7 to +59.8; n = 16 practices); Lesbian vs Single Mother -9.1 percentage points (95% CI -21.1 to +2.9; n = 22 practices); Straight vs Lesbian +42.1 percentage points (95% CI +19.9 to +64.3; n = 19 practices). Practices treated callers identically in 68%-81% of paired reachability comparisons.</w:t>
       </w:r>
     </w:p>
-    <w:bookmarkEnd w:id="33"/>
-    <w:bookmarkStart w:id="34" w:name="caller-assignment"/>
+    <w:bookmarkEnd w:id="40"/>
+    <w:bookmarkStart w:id="41" w:name="caller-assignment"/>
     <w:p>
       <w:pPr>
         <w:pStyle w:val="Heading3"/>
@@ -1590,7 +1762,7 @@
         <w:pStyle w:val="FirstParagraph"/>
       </w:pPr>
       <w:r>
-        <w:t xml:space="preserve">Scenarios were not randomized across callers (Table 4). Caller identity was strongly associated with scenario (Cramér’s V = 0.66), and per-caller availability rates varied widely. Consequently, a scenario contrast and a caller contrast are numerically the same comparison, and within-practice pairing does not separate them because the paired calls were placed by different callers.</w:t>
+        <w:t xml:space="preserve">Scenarios were not randomized across callers (Appendix Table S1). Caller identity was strongly associated with scenario (Cramér’s V = 0.66), and per-caller availability rates varied widely. Consequently, a scenario contrast and a caller contrast are numerically the same comparison, and within-practice pairing does not separate them because the paired calls were placed by different callers.</w:t>
       </w:r>
     </w:p>
     <w:p>
@@ -1598,7 +1770,7 @@
         <w:pStyle w:val="TableCaption"/>
       </w:pPr>
       <w:r>
-        <w:t xml:space="preserve">Table 4. Concentration of each scenario arm in a single caller.</w:t>
+        <w:t xml:space="preserve">Appendix Table S1. Concentration of each scenario arm in a single caller.</w:t>
       </w:r>
     </w:p>
     <w:tbl>
@@ -1607,7 +1779,7 @@
         <w:tblW w:type="pct" w:w="5000"/>
         <w:tblLayout w:type="fixed"/>
         <w:tblLook w:firstRow="1" w:lastRow="0" w:firstColumn="0" w:lastColumn="0" w:noHBand="0" w:noVBand="0" w:val="0020"/>
-        <w:tblCaption w:val="Table 4. Concentration of each scenario arm in a single caller."/>
+        <w:tblCaption w:val="Appendix Table S1. Concentration of each scenario arm in a single caller."/>
       </w:tblPr>
       <w:tblGrid>
         <w:gridCol w:w="1712"/>
@@ -1819,8 +1991,284 @@
         </w:tc>
       </w:tr>
     </w:tbl>
-    <w:bookmarkEnd w:id="34"/>
-    <w:bookmarkStart w:id="35" w:name="wait-time-to-first-available-appointment"/>
+    <w:p/>
+    <w:p>
+      <w:pPr>
+        <w:pStyle w:val="TableCaption"/>
+      </w:pPr>
+      <w:r>
+        <w:t xml:space="preserve">Appendix Table S2. Documentation completeness by caller scenario. Differential documentation and differential availability cannot be separated in these data.</w:t>
+      </w:r>
+    </w:p>
+    <w:tbl>
+      <w:tblPr>
+        <w:tblStyle w:val="Table"/>
+        <w:tblW w:type="pct" w:w="5000"/>
+        <w:tblLayout w:type="fixed"/>
+        <w:tblLook w:firstRow="1" w:lastRow="0" w:firstColumn="0" w:lastColumn="0" w:noHBand="0" w:noVBand="0" w:val="0020"/>
+        <w:tblCaption w:val="Appendix Table S2. Documentation completeness by caller scenario. Differential documentation and differential availability cannot be separated in these data."/>
+      </w:tblPr>
+      <w:tblGrid>
+        <w:gridCol w:w="1667"/>
+        <w:gridCol w:w="1354"/>
+        <w:gridCol w:w="1354"/>
+        <w:gridCol w:w="1458"/>
+        <w:gridCol w:w="2084"/>
+      </w:tblGrid>
+      <w:tr>
+        <w:trPr>
+          <w:tblHeader w:val="on"/>
+        </w:trPr>
+        <w:tc>
+          <w:tcPr/>
+          <w:p>
+            <w:pPr>
+              <w:pStyle w:val="Compact"/>
+              <w:jc w:val="left"/>
+            </w:pPr>
+            <w:r>
+              <w:t xml:space="preserve">Scenario</w:t>
+            </w:r>
+          </w:p>
+        </w:tc>
+        <w:tc>
+          <w:tcPr/>
+          <w:p>
+            <w:pPr>
+              <w:pStyle w:val="Compact"/>
+              <w:jc w:val="right"/>
+            </w:pPr>
+            <w:r>
+              <w:t xml:space="preserve">Calls placed</w:t>
+            </w:r>
+          </w:p>
+        </w:tc>
+        <w:tc>
+          <w:tcPr/>
+          <w:p>
+            <w:pPr>
+              <w:pStyle w:val="Compact"/>
+              <w:jc w:val="left"/>
+            </w:pPr>
+            <w:r>
+              <w:t xml:space="preserve">No call date</w:t>
+            </w:r>
+          </w:p>
+        </w:tc>
+        <w:tc>
+          <w:tcPr/>
+          <w:p>
+            <w:pPr>
+              <w:pStyle w:val="Compact"/>
+              <w:jc w:val="right"/>
+            </w:pPr>
+            <w:r>
+              <w:t xml:space="preserve">Reached staff</w:t>
+            </w:r>
+          </w:p>
+        </w:tc>
+        <w:tc>
+          <w:tcPr/>
+          <w:p>
+            <w:pPr>
+              <w:pStyle w:val="Compact"/>
+              <w:jc w:val="left"/>
+            </w:pPr>
+            <w:r>
+              <w:t xml:space="preserve">No appointment date</w:t>
+            </w:r>
+          </w:p>
+        </w:tc>
+      </w:tr>
+      <w:tr>
+        <w:tc>
+          <w:tcPr/>
+          <w:p>
+            <w:pPr>
+              <w:pStyle w:val="Compact"/>
+              <w:jc w:val="left"/>
+            </w:pPr>
+            <w:r>
+              <w:t xml:space="preserve">Straight couple</w:t>
+            </w:r>
+          </w:p>
+        </w:tc>
+        <w:tc>
+          <w:tcPr/>
+          <w:p>
+            <w:pPr>
+              <w:pStyle w:val="Compact"/>
+              <w:jc w:val="right"/>
+            </w:pPr>
+            <w:r>
+              <w:t xml:space="preserve">77</w:t>
+            </w:r>
+          </w:p>
+        </w:tc>
+        <w:tc>
+          <w:tcPr/>
+          <w:p>
+            <w:pPr>
+              <w:pStyle w:val="Compact"/>
+              <w:jc w:val="left"/>
+            </w:pPr>
+            <w:r>
+              <w:t xml:space="preserve">6 (7.8%)</w:t>
+            </w:r>
+          </w:p>
+        </w:tc>
+        <w:tc>
+          <w:tcPr/>
+          <w:p>
+            <w:pPr>
+              <w:pStyle w:val="Compact"/>
+              <w:jc w:val="right"/>
+            </w:pPr>
+            <w:r>
+              <w:t xml:space="preserve">39</w:t>
+            </w:r>
+          </w:p>
+        </w:tc>
+        <w:tc>
+          <w:tcPr/>
+          <w:p>
+            <w:pPr>
+              <w:pStyle w:val="Compact"/>
+              <w:jc w:val="left"/>
+            </w:pPr>
+            <w:r>
+              <w:t xml:space="preserve">11 (28.2%)</w:t>
+            </w:r>
+          </w:p>
+        </w:tc>
+      </w:tr>
+      <w:tr>
+        <w:tc>
+          <w:tcPr/>
+          <w:p>
+            <w:pPr>
+              <w:pStyle w:val="Compact"/>
+              <w:jc w:val="left"/>
+            </w:pPr>
+            <w:r>
+              <w:t xml:space="preserve">Lesbian couple</w:t>
+            </w:r>
+          </w:p>
+        </w:tc>
+        <w:tc>
+          <w:tcPr/>
+          <w:p>
+            <w:pPr>
+              <w:pStyle w:val="Compact"/>
+              <w:jc w:val="right"/>
+            </w:pPr>
+            <w:r>
+              <w:t xml:space="preserve">83</w:t>
+            </w:r>
+          </w:p>
+        </w:tc>
+        <w:tc>
+          <w:tcPr/>
+          <w:p>
+            <w:pPr>
+              <w:pStyle w:val="Compact"/>
+              <w:jc w:val="left"/>
+            </w:pPr>
+            <w:r>
+              <w:t xml:space="preserve">19 (22.9%)</w:t>
+            </w:r>
+          </w:p>
+        </w:tc>
+        <w:tc>
+          <w:tcPr/>
+          <w:p>
+            <w:pPr>
+              <w:pStyle w:val="Compact"/>
+              <w:jc w:val="right"/>
+            </w:pPr>
+            <w:r>
+              <w:t xml:space="preserve">37</w:t>
+            </w:r>
+          </w:p>
+        </w:tc>
+        <w:tc>
+          <w:tcPr/>
+          <w:p>
+            <w:pPr>
+              <w:pStyle w:val="Compact"/>
+              <w:jc w:val="left"/>
+            </w:pPr>
+            <w:r>
+              <w:t xml:space="preserve">23 (62.2%)</w:t>
+            </w:r>
+          </w:p>
+        </w:tc>
+      </w:tr>
+      <w:tr>
+        <w:tc>
+          <w:tcPr/>
+          <w:p>
+            <w:pPr>
+              <w:pStyle w:val="Compact"/>
+              <w:jc w:val="left"/>
+            </w:pPr>
+            <w:r>
+              <w:t xml:space="preserve">Single mother</w:t>
+            </w:r>
+          </w:p>
+        </w:tc>
+        <w:tc>
+          <w:tcPr/>
+          <w:p>
+            <w:pPr>
+              <w:pStyle w:val="Compact"/>
+              <w:jc w:val="right"/>
+            </w:pPr>
+            <w:r>
+              <w:t xml:space="preserve">74</w:t>
+            </w:r>
+          </w:p>
+        </w:tc>
+        <w:tc>
+          <w:tcPr/>
+          <w:p>
+            <w:pPr>
+              <w:pStyle w:val="Compact"/>
+              <w:jc w:val="left"/>
+            </w:pPr>
+            <w:r>
+              <w:t xml:space="preserve">12 (16.2%)</w:t>
+            </w:r>
+          </w:p>
+        </w:tc>
+        <w:tc>
+          <w:tcPr/>
+          <w:p>
+            <w:pPr>
+              <w:pStyle w:val="Compact"/>
+              <w:jc w:val="right"/>
+            </w:pPr>
+            <w:r>
+              <w:t xml:space="preserve">32</w:t>
+            </w:r>
+          </w:p>
+        </w:tc>
+        <w:tc>
+          <w:tcPr/>
+          <w:p>
+            <w:pPr>
+              <w:pStyle w:val="Compact"/>
+              <w:jc w:val="left"/>
+            </w:pPr>
+            <w:r>
+              <w:t xml:space="preserve">17 (53.1%)</w:t>
+            </w:r>
+          </w:p>
+        </w:tc>
+      </w:tr>
+    </w:tbl>
+    <w:bookmarkEnd w:id="41"/>
+    <w:bookmarkStart w:id="42" w:name="wait-time-to-first-available-appointment"/>
     <w:p>
       <w:pPr>
         <w:pStyle w:val="Heading3"/>
@@ -1844,9 +2292,9 @@
         </w:pict>
       </w:r>
     </w:p>
-    <w:bookmarkEnd w:id="35"/>
-    <w:bookmarkEnd w:id="36"/>
-    <w:bookmarkStart w:id="43" w:name="discussion"/>
+    <w:bookmarkEnd w:id="42"/>
+    <w:bookmarkEnd w:id="43"/>
+    <w:bookmarkStart w:id="50" w:name="discussion"/>
     <w:p>
       <w:pPr>
         <w:pStyle w:val="Heading2"/>
@@ -1855,7 +2303,7 @@
         <w:t xml:space="preserve">DISCUSSION</w:t>
       </w:r>
     </w:p>
-    <w:bookmarkStart w:id="37" w:name="principal-findings"/>
+    <w:bookmarkStart w:id="44" w:name="principal-findings"/>
     <w:p>
       <w:pPr>
         <w:pStyle w:val="Heading3"/>
@@ -1869,7 +2317,7 @@
         <w:pStyle w:val="FirstParagraph"/>
       </w:pPr>
       <w:r>
-        <w:t xml:space="preserve">This national secret-shopper audit produced one well-powered finding and one hypothesis-generating signal.</w:t>
+        <w:t xml:space="preserve">The principal finding of this audit is structural. RRM practices in this national sample almost uniformly provide natural cycle tracking (94.9% (95% CI 88.6-97.8%; 93/98)) and hormonal monitoring (63.3% (95% CI 53.4-72.1%; 62/98)), and almost never provide the interventions required for conception without a male partner: IUI 1.0% (95% CI 0.2-5.6%; 1/98), IVF 1.0% (95% CI 0.2-5.6%; 1/98), donor sperm care 3.1% (95% CI 1.0-8.6%; 3/98).</w:t>
       </w:r>
     </w:p>
     <w:p>
@@ -1877,7 +2325,7 @@
         <w:pStyle w:val="BodyText"/>
       </w:pPr>
       <w:r>
-        <w:t xml:space="preserve">The well-powered finding is structural. RRM practice service menus almost universally include cycle tracking (94.9% (95% CI 88.6-97.8%; 93/98)) while rarely including IUI (1.0% (95% CI 0.2-5.6%; 1/98)), IVF (1.0% (95% CI 0.2-5.6%; 1/98)), or donor sperm care (3.1% (95% CI 1.0-8.6%; 3/98)). For single mothers and same-sex female couples, whose path to pregnancy clinically requires donor sperm or IUI/IVF, the absence of these services is a barrier to care that operates independently of any staff attitude or scheduling decision.[9-12] This result rests on directly observed service responses, not on a derived outcome, and is unaffected by how calls were assigned to callers.</w:t>
+        <w:t xml:space="preserve">A methodological point from prior audit work in otolaryngology applies directly here: when a practice declines a caller because it does not treat that complaint, the refusal is itself access data rather than a nuisance exclusion. The same logic governs this study. A practice that does not offer donor sperm has not made a scheduling decision about a single mother; it has made a service decision that precedes any scheduling decision.</w:t>
       </w:r>
     </w:p>
     <w:p>
@@ -1885,17 +2333,25 @@
         <w:pStyle w:val="BodyText"/>
       </w:pPr>
       <w:r>
-        <w:t xml:space="preserve">The hypothesis-generating signal is that inferred appointment availability differed across caller scenarios in the observed direction of disadvantage for lesbian couples and single mothers. We do not present this as an established effect, for the reasons below.</w:t>
-      </w:r>
-    </w:p>
-    <w:bookmarkEnd w:id="37"/>
-    <w:bookmarkStart w:id="38" w:name="Xecf657d030bd5450b06596884444b25f28afab5"/>
+        <w:t xml:space="preserve">The clinical consequence is direct. A single woman or a same-sex female couple requires donor sperm, and usually IUI or IVF, to conceive. A practice that does not offer those services cannot serve such a patient, whatever its staff intend and however courteously the telephone is answered. This is a barrier of provision rather than of disposition, and it does not depend on inferring anyone’s motives.</w:t>
+      </w:r>
+    </w:p>
+    <w:p>
+      <w:pPr>
+        <w:pStyle w:val="BodyText"/>
+      </w:pPr>
+      <w:r>
+        <w:t xml:space="preserve">We regard this as the more consequential result, and it is also the better measured one. It comes from staff answering a direct question about their own services, in a sample of 98 completed interviews, with confidence intervals narrow enough to support the claim. It requires no derived outcome, no matched design, and no assumption about which caller placed the call.</w:t>
+      </w:r>
+    </w:p>
+    <w:bookmarkEnd w:id="44"/>
+    <w:bookmarkStart w:id="45" w:name="X96cd90cc0850db8b46582f309691648891168df"/>
     <w:p>
       <w:pPr>
         <w:pStyle w:val="Heading3"/>
       </w:pPr>
       <w:r>
-        <w:t xml:space="preserve">Why the Offer Difference Is Not Yet a Finding</w:t>
+        <w:t xml:space="preserve">The access comparison was not informative</w:t>
       </w:r>
     </w:p>
     <w:p>
@@ -1903,7 +2359,7 @@
         <w:pStyle w:val="FirstParagraph"/>
       </w:pPr>
       <w:r>
-        <w:t xml:space="preserve">Three features of the design prevent a causal reading.</w:t>
+        <w:t xml:space="preserve">We had also intended to test whether practices differ in willingness to schedule by caller identity. That comparison did not succeed, and we report it as exploratory rather than as a null result, because the design could not have detected a plausible effect.</w:t>
       </w:r>
     </w:p>
     <w:p>
@@ -1911,19 +2367,7 @@
         <w:pStyle w:val="BodyText"/>
       </w:pPr>
       <w:r>
-        <w:t xml:space="preserve">First, the outcome is a proxy. The instrument recorded no explicit</w:t>
-      </w:r>
-      <w:r>
-        <w:t xml:space="preserve"> </w:t>
-      </w:r>
-      <w:r>
-        <w:t xml:space="preserve">“did the practice agree to schedule you?”</w:t>
-      </w:r>
-      <w:r>
-        <w:t xml:space="preserve"> </w:t>
-      </w:r>
-      <w:r>
-        <w:t xml:space="preserve">item, so an offer had to be inferred from whether an appointment date was written down. A call in which staff offered an appointment that the caller did not date is scored as a refusal. When the definition is broadened to credit a concrete scheduling timeframe, the contrasts attenuate substantially (OR 0.04 (0.01-0.28) to OR 0.31 (0.08-1.25) for lesbian couples). An effect that moves this much with the coding rule is not yet separable from a documentation artifact.</w:t>
+        <w:t xml:space="preserve">Two features are responsible, and they are separable.</w:t>
       </w:r>
     </w:p>
     <w:p>
@@ -1931,7 +2375,7 @@
         <w:pStyle w:val="BodyText"/>
       </w:pPr>
       <w:r>
-        <w:t xml:space="preserve">Second, caller and scenario are confounded, and we make no attempt to correct this statistically. Callers were not randomized across scenarios; each arm was dominated by a small number of callers (Table 4; Cramér’s V = 0.66), one of whom placed 53 of 77 straight-couple calls and no single-mother calls, and per-caller availability rates ranged widely. Because the paired within-practice design compares scenarios dialed by different people, matching removes practice-level confounding but not caller-level confounding. A caller-adjusted regression would appear to address this while extrapolating into caller-scenario combinations that barely or never occurred; we therefore report the caller-adjusted model</w:t>
+        <w:t xml:space="preserve">First,</w:t>
       </w:r>
       <w:r>
         <w:t xml:space="preserve"> </w:t>
@@ -1941,10 +2385,10 @@
           <w:b/>
           <w:bCs/>
         </w:rPr>
-        <w:t xml:space="preserve">only as evidence that the two effects are not separately identifiable</w:t>
-      </w:r>
-      <w:r>
-        <w:t xml:space="preserve">, not as a corrected estimate. Caller-scenario confounding is a limitation of the design, and scenario effects in this wave should not be interpreted as cleanly attributable to caller identity rather than to the caller who conveyed it.</w:t>
+        <w:t xml:space="preserve">power</w:t>
+      </w:r>
+      <w:r>
+        <w:t xml:space="preserve">. Within-practice matched contrasts draw information only from practices that answered differently to two callers. Concordance was high — most practices treated callers alike — leaving 7, 2, 8 discordant practices across the three contrasts, with minimum detectable effects of OR 8.1 to OR 9.0. Audit-study effects of interest are far below that floor. For the Lesbian couple versus Single mother contrast in particular, the number of discordant practices is small enough that the exact test cannot return a significant result at any effect size.</w:t>
       </w:r>
     </w:p>
     <w:p>
@@ -1952,17 +2396,38 @@
         <w:pStyle w:val="BodyText"/>
       </w:pPr>
       <w:r>
-        <w:t xml:space="preserve">Third, the matched analysis is underpowered. Discordant practices number 7, 2, 8 across the three contrasts, giving minimum detectable effects of OR 8.1 to OR 9.0 at 80% power. Plausible audit-study effects are well below this floor.</w:t>
-      </w:r>
-    </w:p>
-    <w:bookmarkEnd w:id="38"/>
-    <w:bookmarkStart w:id="39" w:name="X4eb1280e53c4cda37e7fca3aeb4a1b6bed0e432"/>
+        <w:t xml:space="preserve">Second,</w:t>
+      </w:r>
+      <w:r>
+        <w:t xml:space="preserve"> </w:t>
+      </w:r>
+      <w:r>
+        <w:rPr>
+          <w:b/>
+          <w:bCs/>
+        </w:rPr>
+        <w:t xml:space="preserve">caller assignment</w:t>
+      </w:r>
+      <w:r>
+        <w:t xml:space="preserve">. Callers were not randomised across scenarios. Of the three contrasts, 2 had no caller who placed at least three calls under both scenarios (Straight couple vs Lesbian couple; Straight couple vs Single mother): for those, the scenario variable and the caller variable are the same column of data, and no covariate adjustment recovers the difference. Where overlap did exist — Lesbian couple versus Single mother, in which three callers placed calls under both — the caller-stratified estimate was OR 0.57 (95% CI 0.15-2.15, p = 0.61; n = 59), consistent with the unadjusted estimate and with no difference.</w:t>
+      </w:r>
+    </w:p>
+    <w:p>
+      <w:pPr>
+        <w:pStyle w:val="BodyText"/>
+      </w:pPr>
+      <w:r>
+        <w:t xml:space="preserve">The contrast with enough discordant practices to be informative is therefore the one with no caller overlap, and the contrast free of caller confounding is the one with too few discordant practices to test. That is a property of how the calls were allocated, not a result about how practices behave, and it cannot be repaired analytically.</w:t>
+      </w:r>
+    </w:p>
+    <w:bookmarkEnd w:id="45"/>
+    <w:bookmarkStart w:id="46" w:name="interpretation-and-literature-context"/>
     <w:p>
       <w:pPr>
         <w:pStyle w:val="Heading3"/>
       </w:pPr>
       <w:r>
-        <w:t xml:space="preserve">Methodological Implications for Audit Studies</w:t>
+        <w:t xml:space="preserve">Interpretation and Literature Context</w:t>
       </w:r>
     </w:p>
     <w:p>
@@ -1970,23 +2435,11 @@
         <w:pStyle w:val="FirstParagraph"/>
       </w:pPr>
       <w:r>
-        <w:t xml:space="preserve">Two design lessons generalize.[3,7] Reaching a live office and being offered an appointment are distinct constructs with different denominators; collapsing them into a single</w:t>
-      </w:r>
-      <w:r>
-        <w:t xml:space="preserve"> </w:t>
-      </w:r>
-      <w:r>
-        <w:t xml:space="preserve">“acceptance”</w:t>
-      </w:r>
-      <w:r>
-        <w:t xml:space="preserve"> </w:t>
-      </w:r>
-      <w:r>
-        <w:t xml:space="preserve">variable makes the analytic inclusion criterion and the outcome the same measurement, which forces acceptance to 100% within the analytic sample and discards stated refusals — the only unambiguous negative outcomes. Reporting the cascade stage by stage avoids this. Separately, an audit design that assigns caller identity non-randomly across the very conditions it means to contrast cannot recover the contrast, regardless of how sophisticated the within-unit matching is; caller assignment should be randomized or blocked at design time.</w:t>
-      </w:r>
-    </w:p>
-    <w:bookmarkEnd w:id="39"/>
-    <w:bookmarkStart w:id="40" w:name="strengths-and-limitations"/>
+        <w:t xml:space="preserve">Patients presenting to RRM clinics encounter a clinical menu focused on natural cycle monitoring.[8,9] For patients whose path to pregnancy requires donor gametes or ART, the absence of those services is a primary structural barrier to care, independent of staff attitudes.[9-12] Our estimates place that absence at approximately one practice in a hundred for IUI and IVF.</w:t>
+      </w:r>
+    </w:p>
+    <w:bookmarkEnd w:id="46"/>
+    <w:bookmarkStart w:id="47" w:name="strengths-and-limitations"/>
     <w:p>
       <w:pPr>
         <w:pStyle w:val="Heading3"/>
@@ -2000,7 +2453,15 @@
         <w:pStyle w:val="FirstParagraph"/>
       </w:pPr>
       <w:r>
-        <w:t xml:space="preserve">Strengths include the national scope, the within-practice design, business-day calendar modeling, and explicit cascade reporting with stage-specific denominators.</w:t>
+        <w:t xml:space="preserve">Strengths include the national scope, direct measurement of the primary outcome, business-day calendar modeling, and explicit cascade reporting with stage-specific denominators.</w:t>
+      </w:r>
+    </w:p>
+    <w:p>
+      <w:pPr>
+        <w:pStyle w:val="BodyText"/>
+      </w:pPr>
+      <w:r>
+        <w:t xml:space="preserve">Limitations of the primary outcome first. Service availability was reported by the staff member answering the telephone, not verified against what a practice would do for an enrolled patient; a practice might decline a service on the telephone that it provides in other circumstances, or the reverse. Services were ascertained only among the 98 calls that reached staff, which is 42% of calls placed, so the estimates describe the reachable subset of practices. The IUI and IVF proportions rest on one practice each.</w:t>
       </w:r>
     </w:p>
     <w:p>
@@ -2090,13 +2551,13 @@
           <w:b/>
           <w:bCs/>
         </w:rPr>
-        <w:t xml:space="preserve">Informative missingness.</w:t>
+        <w:t xml:space="preserve">Data completeness differed by arm, in the same direction as the outcome.</w:t>
       </w:r>
       <w:r>
         <w:t xml:space="preserve"> </w:t>
       </w:r>
       <w:r>
-        <w:t xml:space="preserve">Appointment dates are absent for a scenario-dependent share of calls; complete-case wait-time results condition on having been offered an appointment and do not generalize to all callers.</w:t>
+        <w:t xml:space="preserve">A call date was absent for 7.8% of straight-couple calls but 22.9% of lesbian-couple and 16.2% of single-mother calls; among calls that reached staff, an appointment date was absent for 28.2%, 62.2% and 53.1% respectively (Appendix Table S2). Because the derived availability outcome is read off the appointment date, differential documentation and differential availability are confounded: a call recorded less completely is scored as less available regardless of what the practice said. We cannot distinguish the two, and the direction of this asymmetry matches the direction of the exploratory finding, which is a reason to treat that finding with more caution rather than less.</w:t>
       </w:r>
     </w:p>
     <w:p>
@@ -2112,13 +2573,13 @@
           <w:b/>
           <w:bCs/>
         </w:rPr>
-        <w:t xml:space="preserve">Reachability is low.</w:t>
+        <w:t xml:space="preserve">Informative missingness.</w:t>
       </w:r>
       <w:r>
         <w:t xml:space="preserve"> </w:t>
       </w:r>
       <w:r>
-        <w:t xml:space="preserve">A live office was reached on 46.2% (95% CI 39.9-52.6%; 108/234) of calls, so all interview-based results describe the reachable subset of practices.</w:t>
+        <w:t xml:space="preserve">Appointment dates are absent for a scenario-dependent share of calls; complete-case wait-time results condition on having been offered an appointment and do not generalize to all callers.</w:t>
       </w:r>
     </w:p>
     <w:p>
@@ -2134,6 +2595,28 @@
           <w:b/>
           <w:bCs/>
         </w:rPr>
+        <w:t xml:space="preserve">Reachability is low.</w:t>
+      </w:r>
+      <w:r>
+        <w:t xml:space="preserve"> </w:t>
+      </w:r>
+      <w:r>
+        <w:t xml:space="preserve">A live office was reached on 46.2% (95% CI 39.9-52.6%; 108/234) of calls, so all interview-based results describe the reachable subset of practices.</w:t>
+      </w:r>
+    </w:p>
+    <w:p>
+      <w:pPr>
+        <w:pStyle w:val="Compact"/>
+        <w:numPr>
+          <w:ilvl w:val="0"/>
+          <w:numId w:val="1003"/>
+        </w:numPr>
+      </w:pPr>
+      <w:r>
+        <w:rPr>
+          <w:b/>
+          <w:bCs/>
+        </w:rPr>
         <w:t xml:space="preserve">Single call per scenario.</w:t>
       </w:r>
       <w:r>
@@ -2143,8 +2626,8 @@
         <w:t xml:space="preserve">Day-to-day and staff-to-staff variation within practices could not be separately evaluated.</w:t>
       </w:r>
     </w:p>
-    <w:bookmarkEnd w:id="40"/>
-    <w:bookmarkStart w:id="41" w:name="recommendations-for-the-next-wave"/>
+    <w:bookmarkEnd w:id="47"/>
+    <w:bookmarkStart w:id="48" w:name="recommendations-for-the-next-wave"/>
     <w:p>
       <w:pPr>
         <w:pStyle w:val="Heading3"/>
@@ -2186,8 +2669,8 @@
         <w:t xml:space="preserve">: their semantics are unresolved, since the straight-couple box is ticked on straight-couple calls and a checked box may denote either restricted or provided care. Resolving them requires the original REDCap field labels, choices, branching logic and coded values, not inference from the observed pattern. Should the codebook confirm that they record restriction, they would be a stronger primary measure of discrimination than any outcome inferred from call documentation, and adopting them would warrant an explicit protocol amendment rather than a substitution.</w:t>
       </w:r>
     </w:p>
-    <w:bookmarkEnd w:id="41"/>
-    <w:bookmarkStart w:id="42" w:name="conclusion"/>
+    <w:bookmarkEnd w:id="48"/>
+    <w:bookmarkStart w:id="49" w:name="conclusion"/>
     <w:p>
       <w:pPr>
         <w:pStyle w:val="Heading3"/>
@@ -2211,9 +2694,187 @@
         </w:pict>
       </w:r>
     </w:p>
-    <w:bookmarkEnd w:id="42"/>
-    <w:bookmarkEnd w:id="43"/>
-    <w:bookmarkStart w:id="44" w:name="references"/>
+    <w:bookmarkEnd w:id="49"/>
+    <w:bookmarkEnd w:id="50"/>
+    <w:bookmarkStart w:id="51" w:name="figure-legends"/>
+    <w:p>
+      <w:pPr>
+        <w:pStyle w:val="Heading2"/>
+      </w:pPr>
+      <w:r>
+        <w:t xml:space="preserve">FIGURE LEGENDS</w:t>
+      </w:r>
+    </w:p>
+    <w:p>
+      <w:pPr>
+        <w:pStyle w:val="FirstParagraph"/>
+      </w:pPr>
+      <w:r>
+        <w:rPr>
+          <w:b/>
+          <w:bCs/>
+        </w:rPr>
+        <w:t xml:space="preserve">Figure 1.</w:t>
+      </w:r>
+      <w:r>
+        <w:t xml:space="preserve"> </w:t>
+      </w:r>
+      <w:r>
+        <w:t xml:space="preserve">Reproductive services offered by Restorative Reproductive Medicine practices, among the 98 calls that reached staff and completed the service interview. Points are proportions with 95% Clopper-Pearson confidence intervals; the dotted line marks 50%. Services shown in red are those a patient requires to conceive without a male partner. Intrauterine insemination and in vitro fertilization each rest on a single practice, which the intervals reflect.</w:t>
+      </w:r>
+    </w:p>
+    <w:p>
+      <w:pPr>
+        <w:pStyle w:val="BodyText"/>
+      </w:pPr>
+      <w:r>
+        <w:rPr>
+          <w:b/>
+          <w:bCs/>
+        </w:rPr>
+        <w:t xml:space="preserve">Figure 2.</w:t>
+      </w:r>
+      <w:r>
+        <w:t xml:space="preserve"> </w:t>
+      </w:r>
+      <w:r>
+        <w:t xml:space="preserve">STROBE flow for the whole cohort. Of 234 calls placed, 197 had a call date recorded, 108 reached a live office, 100 were eligible for the appointment-availability analysis, and 57 had an observed appointment date. Exclusions are itemized by disposition code.</w:t>
+      </w:r>
+    </w:p>
+    <w:p>
+      <w:pPr>
+        <w:pStyle w:val="BodyText"/>
+      </w:pPr>
+      <w:r>
+        <w:rPr>
+          <w:b/>
+          <w:bCs/>
+        </w:rPr>
+        <w:t xml:space="preserve">Figure 3.</w:t>
+      </w:r>
+      <w:r>
+        <w:t xml:space="preserve"> </w:t>
+      </w:r>
+      <w:r>
+        <w:t xml:space="preserve">STROBE flow by caller scenario. The three arms enter the cascade at comparable widths (39, 37, 32 reached for straight couple, lesbian couple and single mother respectively) and leave at very different ones (28, 14, 15 with an observed appointment date). Documentation completeness also differed by arm (Appendix Table S2), so this figure should be read alongside that table rather than as an access finding on its own.</w:t>
+      </w:r>
+    </w:p>
+    <w:p>
+      <w:r>
+        <w:pict>
+          <v:rect style="width:0;height:1.5pt" o:hralign="center" o:hrstd="t" o:hr="t"/>
+        </w:pict>
+      </w:r>
+    </w:p>
+    <w:bookmarkEnd w:id="51"/>
+    <w:bookmarkStart w:id="52" w:name="supplemental-digital-content"/>
+    <w:p>
+      <w:pPr>
+        <w:pStyle w:val="Heading2"/>
+      </w:pPr>
+      <w:r>
+        <w:t xml:space="preserve">SUPPLEMENTAL DIGITAL CONTENT</w:t>
+      </w:r>
+    </w:p>
+    <w:p>
+      <w:pPr>
+        <w:pStyle w:val="FirstParagraph"/>
+      </w:pPr>
+      <w:r>
+        <w:rPr>
+          <w:b/>
+          <w:bCs/>
+        </w:rPr>
+        <w:t xml:space="preserve">Appendix Table S1.</w:t>
+      </w:r>
+      <w:r>
+        <w:t xml:space="preserve"> </w:t>
+      </w:r>
+      <w:r>
+        <w:t xml:space="preserve">Concentration of each scenario arm in a single caller, with the caller-overlap analysis showing which contrasts can be separated from caller effects.</w:t>
+      </w:r>
+    </w:p>
+    <w:p>
+      <w:pPr>
+        <w:pStyle w:val="BodyText"/>
+      </w:pPr>
+      <w:r>
+        <w:rPr>
+          <w:b/>
+          <w:bCs/>
+        </w:rPr>
+        <w:t xml:space="preserve">Appendix Table S2.</w:t>
+      </w:r>
+      <w:r>
+        <w:t xml:space="preserve"> </w:t>
+      </w:r>
+      <w:r>
+        <w:t xml:space="preserve">Documentation completeness by caller scenario.</w:t>
+      </w:r>
+    </w:p>
+    <w:p>
+      <w:pPr>
+        <w:pStyle w:val="BodyText"/>
+      </w:pPr>
+      <w:r>
+        <w:rPr>
+          <w:b/>
+          <w:bCs/>
+        </w:rPr>
+        <w:t xml:space="preserve">Appendix Table S3.</w:t>
+      </w:r>
+      <w:r>
+        <w:t xml:space="preserve"> </w:t>
+      </w:r>
+      <w:r>
+        <w:t xml:space="preserve">Reproductive services offered, numeric detail underlying Figure 1.</w:t>
+      </w:r>
+    </w:p>
+    <w:p>
+      <w:pPr>
+        <w:pStyle w:val="BodyText"/>
+      </w:pPr>
+      <w:r>
+        <w:rPr>
+          <w:b/>
+          <w:bCs/>
+        </w:rPr>
+        <w:t xml:space="preserve">Appendix Table S4.</w:t>
+      </w:r>
+      <w:r>
+        <w:t xml:space="preserve"> </w:t>
+      </w:r>
+      <w:r>
+        <w:t xml:space="preserve">Completed STROBE checklist for cross-sectional studies.</w:t>
+      </w:r>
+    </w:p>
+    <w:p>
+      <w:pPr>
+        <w:pStyle w:val="BodyText"/>
+      </w:pPr>
+      <w:r>
+        <w:rPr>
+          <w:b/>
+          <w:bCs/>
+        </w:rPr>
+        <w:t xml:space="preserve">Appendix Figure S1.</w:t>
+      </w:r>
+      <w:r>
+        <w:t xml:space="preserve"> </w:t>
+      </w:r>
+      <w:r>
+        <w:t xml:space="preserve">Wait time to first available appointment (raincloud, ridgeline, empirical cumulative distribution, and within-practice pairs), restricted to the 57 calls with an observed appointment date.</w:t>
+      </w:r>
+    </w:p>
+    <w:p>
+      <w:r>
+        <w:pict>
+          <v:rect style="width:0;height:1.5pt" o:hralign="center" o:hrstd="t" o:hr="t"/>
+        </w:pict>
+      </w:r>
+    </w:p>
+    <w:bookmarkEnd w:id="52"/>
+    <w:bookmarkStart w:id="53" w:name="references"/>
     <w:p>
       <w:pPr>
         <w:pStyle w:val="Heading2"/>
@@ -2399,7 +3060,7 @@
         <w:t xml:space="preserve">Lang TA, Altman DG. Statistical analyses and methods in the published literature: the SAMPL guidelines. Int J Nurs Stud. 2015;52(1):5-9.</w:t>
       </w:r>
     </w:p>
-    <w:bookmarkEnd w:id="44"/>
+    <w:bookmarkEnd w:id="53"/>
     <w:sectPr>
       <w:footnotePr>
         <w:numRestart w:val="eachSect"/>

--- a/labubu_mysterycall_manuscript.docx
+++ b/labubu_mysterycall_manuscript.docx
@@ -191,7 +191,7 @@
         <w:pStyle w:val="FirstParagraph"/>
       </w:pPr>
       <w:r>
-        <w:t xml:space="preserve">Restorative Reproductive Medicine (RRM) is an approach to reproductive healthcare that emphasizes diagnosing and treating underlying physiological causes of subfertility rather than utilizing assisted reproductive technology (ART) such as in vitro fertilization (IVF).[1,2] Because RRM clinical frameworks explicitly omit interventions like IVF or intrauterine insemination (IUI), prospective patients may encounter service menus that differ substantially from conventional fertility clinics. Furthermore, access to these specialized practices may vary depending on patient family structure, particularly for patients requiring donor gametes or non-traditional family building.[8,9]</w:t>
+        <w:t xml:space="preserve">Restorative Reproductive Medicine (RRM) is an approach to reproductive healthcare that emphasizes diagnosing and treating underlying physiological causes of subfertility rather than utilizing assisted reproductive technology (ART) such as in vitro fertilization (IVF).[1,2] Because RRM clinical frameworks explicitly omit interventions like IVF or intrauterine insemination (IUI), prospective patients may encounter service menus that differ substantially from conventional fertility clinics. Furthermore, access to these specialized practices may vary depending on patient family structure, particularly for patients requiring donor gametes or non-traditional family building.[3]</w:t>
       </w:r>
     </w:p>
     <w:p>
@@ -199,7 +199,7 @@
         <w:pStyle w:val="BodyText"/>
       </w:pPr>
       <w:r>
-        <w:t xml:space="preserve">Mystery-caller (audit) methodology employs standardized simulated callers to objectively evaluate real-world access to healthcare while eliminating social desirability bias.[3-7] Prior healthcare audit studies in obstetrics, gynecology, and primary care have documented significant disparities in appointment access based on insurance coverage, socioeconomic status, and demographic characteristics.[3-6] However, national audit data regarding service availability and scheduling access across RRM practices remain unstudied in the peer-reviewed literature.</w:t>
+        <w:t xml:space="preserve">Mystery-caller (audit) methodology employs standardized simulated callers to objectively evaluate real-world access to healthcare while eliminating social desirability bias.[4-9] Prior healthcare audit studies in obstetrics, gynecology, and primary care have documented significant disparities in appointment access based on insurance coverage, socioeconomic status, and demographic characteristics.[4-7] However, national audit data regarding service availability and scheduling access across RRM practices remain unstudied in the peer-reviewed literature.</w:t>
       </w:r>
     </w:p>
     <w:p>
@@ -218,7 +218,7 @@
       </w:r>
     </w:p>
     <w:bookmarkEnd w:id="21"/>
-    <w:bookmarkStart w:id="28" w:name="sources-and-methods"/>
+    <w:bookmarkStart w:id="25" w:name="sources-and-methods"/>
     <w:p>
       <w:pPr>
         <w:pStyle w:val="Heading2"/>
@@ -227,13 +227,13 @@
         <w:t xml:space="preserve">SOURCES AND METHODS</w:t>
       </w:r>
     </w:p>
-    <w:bookmarkStart w:id="22" w:name="study-design-and-practice-eligibility"/>
+    <w:bookmarkStart w:id="22" w:name="study-design-and-scenarios"/>
     <w:p>
       <w:pPr>
         <w:pStyle w:val="Heading3"/>
       </w:pPr>
       <w:r>
-        <w:t xml:space="preserve">Study Design and Practice Eligibility</w:t>
+        <w:t xml:space="preserve">Study Design and Scenarios</w:t>
       </w:r>
     </w:p>
     <w:p>
@@ -241,81 +241,11 @@
         <w:pStyle w:val="FirstParagraph"/>
       </w:pPr>
       <w:r>
-        <w:t xml:space="preserve">We conducted a national within-practice audit study of RRM practices in the United States between 2025 and 2026. A comprehensive national roster of RRM practices was compiled from professional directories and clinical registries. The study protocol was reviewed and approved by the Colorado Multiple Institutional Review Board (COMIRB 25-2596).</w:t>
-      </w:r>
-    </w:p>
-    <w:p>
-      <w:pPr>
-        <w:pStyle w:val="BodyText"/>
-      </w:pPr>
-      <w:r>
-        <w:t xml:space="preserve">Trained callers telephoned each eligible practice during standard business hours (08:00–17:00 local time, excluding 12:00–13:00). Each practice was assigned to receive one telephone call for each of three clinical scenarios. Because each practice served as its own control across scenarios, practice identity was treated as a random intercept in all statistical models.</w:t>
+        <w:t xml:space="preserve">We conducted a national within-practice audit of RRM practices in the United States between 2025 and 2026, using a roster compiled from professional directories and clinical registries. Trained callers telephoned each practice during business hours (08:00–17:00 local time, excluding 12:00–13:00), once for each of three standardized scenarios: a female caller seeking fertility evaluation with a male partner (straight couple), with a female partner (lesbian couple), or alone using donor sperm (single mother). Scripts were identical apart from the caller’s stated partner status and the donor sperm inquiry. Because each practice served as its own control across scenarios, practice identity was treated as a random intercept in all models. The Colorado Multiple Institutional Review Board approved the protocol (COMIRB 25-2596).</w:t>
       </w:r>
     </w:p>
     <w:bookmarkEnd w:id="22"/>
-    <w:bookmarkStart w:id="23" w:name="standardized-caller-scenarios"/>
-    <w:p>
-      <w:pPr>
-        <w:pStyle w:val="Heading3"/>
-      </w:pPr>
-      <w:r>
-        <w:t xml:space="preserve">Standardized Caller Scenarios</w:t>
-      </w:r>
-    </w:p>
-    <w:p>
-      <w:pPr>
-        <w:pStyle w:val="FirstParagraph"/>
-      </w:pPr>
-      <w:r>
-        <w:t xml:space="preserve">Three standardized clinical scenarios were designed:</w:t>
-      </w:r>
-    </w:p>
-    <w:p>
-      <w:pPr>
-        <w:pStyle w:val="Compact"/>
-        <w:numPr>
-          <w:ilvl w:val="0"/>
-          <w:numId w:val="1001"/>
-        </w:numPr>
-      </w:pPr>
-      <w:r>
-        <w:t xml:space="preserve">Straight Couple: A female caller seeking fertility evaluation with a male partner.</w:t>
-      </w:r>
-    </w:p>
-    <w:p>
-      <w:pPr>
-        <w:pStyle w:val="Compact"/>
-        <w:numPr>
-          <w:ilvl w:val="0"/>
-          <w:numId w:val="1001"/>
-        </w:numPr>
-      </w:pPr>
-      <w:r>
-        <w:t xml:space="preserve">Lesbian Couple: A female caller seeking fertility evaluation with a female partner.</w:t>
-      </w:r>
-    </w:p>
-    <w:p>
-      <w:pPr>
-        <w:pStyle w:val="Compact"/>
-        <w:numPr>
-          <w:ilvl w:val="0"/>
-          <w:numId w:val="1001"/>
-        </w:numPr>
-      </w:pPr>
-      <w:r>
-        <w:t xml:space="preserve">Single Mother: A single female caller seeking fertility evaluation using donor sperm.</w:t>
-      </w:r>
-    </w:p>
-    <w:p>
-      <w:pPr>
-        <w:pStyle w:val="FirstParagraph"/>
-      </w:pPr>
-      <w:r>
-        <w:t xml:space="preserve">Call scripts were strictly standardized across scenarios, differing only in the caller’s stated partner status and clinical inquiry regarding donor sperm care.</w:t>
-      </w:r>
-    </w:p>
-    <w:bookmarkEnd w:id="23"/>
-    <w:bookmarkStart w:id="24" w:name="main-outcome-measures"/>
+    <w:bookmarkStart w:id="23" w:name="main-outcome-measures"/>
     <w:p>
       <w:pPr>
         <w:pStyle w:val="Heading3"/>
@@ -345,7 +275,7 @@
         <w:t xml:space="preserve"> </w:t>
       </w:r>
       <w:r>
-        <w:t xml:space="preserve">was the service menu: for each practice reached, whether staff reported offering cycle tracking, hormonal laboratory monitoring, ovulation induction, IUI, IVF, and whether the practice works with donor sperm. These are directly reported by staff in response to a standardized question, require no derivation, and do not depend on which caller placed the call.</w:t>
+        <w:t xml:space="preserve">was the service menu: for each practice reached, whether staff reported offering cycle tracking, hormonal laboratory monitoring, ovulation induction, intrauterine insemination (IUI), in vitro fertilization (IVF), and whether the practice works with donor sperm. Staff reported these directly in response to a standardized question; they require no derivation and do not depend on which caller placed the call.</w:t>
       </w:r>
     </w:p>
     <w:p>
@@ -363,25 +293,7 @@
         <w:t xml:space="preserve"> </w:t>
       </w:r>
       <w:r>
-        <w:t xml:space="preserve">were appointment availability and business-day wait time by caller scenario.</w:t>
-      </w:r>
-    </w:p>
-    <w:bookmarkEnd w:id="24"/>
-    <w:bookmarkStart w:id="25" w:name="outcome-definitions"/>
-    <w:p>
-      <w:pPr>
-        <w:pStyle w:val="Heading3"/>
-      </w:pPr>
-      <w:r>
-        <w:t xml:space="preserve">Outcome Definitions</w:t>
-      </w:r>
-    </w:p>
-    <w:p>
-      <w:pPr>
-        <w:pStyle w:val="FirstParagraph"/>
-      </w:pPr>
-      <w:r>
-        <w:t xml:space="preserve">Call dispositions were mapped to the standard access-audit exclusion codes, which distinguish three nested constructs that are frequently conflated: whether a live office was</w:t>
+        <w:t xml:space="preserve">were appointment availability and business-day wait time by caller scenario. Call dispositions were mapped to the standard access-audit exclusion codes, which separate three nested constructs that are frequently conflated: whether a live office was</w:t>
       </w:r>
       <w:r>
         <w:t xml:space="preserve"> </w:t>
@@ -394,7 +306,10 @@
         <w:t xml:space="preserve">reached</w:t>
       </w:r>
       <w:r>
-        <w:t xml:space="preserve">, whether the call was</w:t>
+        <w:t xml:space="preserve"> </w:t>
+      </w:r>
+      <w:r>
+        <w:t xml:space="preserve">(staff engaged with the caller, including stated refusals and extended holds; voicemail, wrong numbers, unanswered lines, personal phones and closed systems were not reached), whether the call was</w:t>
       </w:r>
       <w:r>
         <w:t xml:space="preserve"> </w:t>
@@ -420,48 +335,10 @@
           <w:b/>
           <w:bCs/>
         </w:rPr>
-        <w:t xml:space="preserve">offered</w:t>
-      </w:r>
-      <w:r>
-        <w:t xml:space="preserve">.</w:t>
-      </w:r>
-    </w:p>
-    <w:p>
-      <w:pPr>
-        <w:pStyle w:val="Compact"/>
-        <w:numPr>
-          <w:ilvl w:val="0"/>
-          <w:numId w:val="1002"/>
-        </w:numPr>
-      </w:pPr>
-      <w:r>
-        <w:rPr>
-          <w:b/>
-          <w:bCs/>
-        </w:rPr>
-        <w:t xml:space="preserve">Reached a live office</w:t>
-      </w:r>
-      <w:r>
-        <w:t xml:space="preserve">: staff engaged with the caller (including calls that ended in a stated refusal or an extended hold). Voicemail, wrong numbers, unanswered lines, personal phones, and closed systems were not reached.</w:t>
-      </w:r>
-    </w:p>
-    <w:p>
-      <w:pPr>
-        <w:pStyle w:val="Compact"/>
-        <w:numPr>
-          <w:ilvl w:val="0"/>
-          <w:numId w:val="1002"/>
-        </w:numPr>
-      </w:pPr>
-      <w:r>
-        <w:rPr>
-          <w:b/>
-          <w:bCs/>
-        </w:rPr>
-        <w:t xml:space="preserve">Appointment availability, strict (primary)</w:t>
-      </w:r>
-      <w:r>
-        <w:t xml:space="preserve">: among offer-eligible calls, a first-available appointment date was recorded. A stated</w:t>
+        <w:t xml:space="preserve">available</w:t>
+      </w:r>
+      <w:r>
+        <w:t xml:space="preserve">. Availability was scored strictly for the primary analysis, requiring a recorded first-available date and scoring a stated</w:t>
       </w:r>
       <w:r>
         <w:t xml:space="preserve"> </w:t>
@@ -473,31 +350,12 @@
         <w:t xml:space="preserve"> </w:t>
       </w:r>
       <w:r>
-        <w:t xml:space="preserve">was scored as unavailable. The strict definition is primary because it has greater specificity and requires less investigator interpretation.</w:t>
-      </w:r>
-    </w:p>
-    <w:p>
-      <w:pPr>
-        <w:pStyle w:val="Compact"/>
-        <w:numPr>
-          <w:ilvl w:val="0"/>
-          <w:numId w:val="1002"/>
-        </w:numPr>
-      </w:pPr>
-      <w:r>
-        <w:rPr>
-          <w:b/>
-          <w:bCs/>
-        </w:rPr>
-        <w:t xml:space="preserve">Appointment availability, broad (sensitivity)</w:t>
-      </w:r>
-      <w:r>
-        <w:t xml:space="preserve">: as above, but a concrete scheduling timeframe reported by staff without a specific date was also counted. This definition demonstrates how far the findings depend on measurement assumptions.</w:t>
-      </w:r>
-    </w:p>
-    <w:p>
-      <w:pPr>
-        <w:pStyle w:val="FirstParagraph"/>
+        <w:t xml:space="preserve">as unavailable, and broadly as a sensitivity analysis, additionally counting a concrete scheduling timeframe reported without a specific date. The strict definition is primary because it requires less investigator interpretation. Wait time was the number of business days (Monday–Friday, excluding US federal holidays) between the call and the first available appointment, with same-day appointments retained as a wait of zero.</w:t>
+      </w:r>
+    </w:p>
+    <w:p>
+      <w:pPr>
+        <w:pStyle w:val="BodyText"/>
       </w:pPr>
       <w:r>
         <w:t xml:space="preserve">The data-collection instrument contained no item asking whether staff agreed to schedule the caller. Throughout this paper the outcome is therefore described as</w:t>
@@ -525,14 +383,22 @@
         <w:t xml:space="preserve">: the latter would assert something the instrument never measured. This is the study’s principal measurement limitation.</w:t>
       </w:r>
     </w:p>
-    <w:bookmarkEnd w:id="25"/>
-    <w:bookmarkStart w:id="26" w:name="duplicate-practice-scenario-calls"/>
+    <w:p>
+      <w:pPr>
+        <w:pStyle w:val="BodyText"/>
+      </w:pPr>
+      <w:r>
+        <w:t xml:space="preserve">The protocol specifies one call per practice per scenario; eight cells contained two. Where a contact attempt (voicemail, wrong number, abandoned or over-long hold) preceded a completed call, the completed call determined the cell; where two protocol-valid completed calls existed, the cell was treated as a protocol deviation and excluded from the primary paired analysis rather than resolved by preferring the earlier or later call. All calls are retained in the call-level dataset, and first- versus last-successful selection is reported as a sensitivity analysis (Appendix Table S5).</w:t>
+      </w:r>
+    </w:p>
+    <w:bookmarkEnd w:id="23"/>
+    <w:bookmarkStart w:id="24" w:name="statistical-analysis-and-power"/>
     <w:p>
       <w:pPr>
         <w:pStyle w:val="Heading3"/>
       </w:pPr>
       <w:r>
-        <w:t xml:space="preserve">Duplicate practice-scenario calls</w:t>
+        <w:t xml:space="preserve">Statistical Analysis and Power</w:t>
       </w:r>
     </w:p>
     <w:p>
@@ -540,41 +406,7 @@
         <w:pStyle w:val="FirstParagraph"/>
       </w:pPr>
       <w:r>
-        <w:t xml:space="preserve">The protocol specifies one call per practice per scenario; eight cells contained two. Voicemail, wrong numbers and abandoned or over-long holds are contact</w:t>
-      </w:r>
-      <w:r>
-        <w:t xml:space="preserve"> </w:t>
-      </w:r>
-      <w:r>
-        <w:rPr>
-          <w:i/>
-          <w:iCs/>
-        </w:rPr>
-        <w:t xml:space="preserve">attempts</w:t>
-      </w:r>
-      <w:r>
-        <w:t xml:space="preserve"> </w:t>
-      </w:r>
-      <w:r>
-        <w:t xml:space="preserve">rather than completed calls, so where an attempt preceded a completed call the completed call determined the cell (2 cells). Where two protocol-valid completed calls existed, the cell was treated as a protocol deviation and excluded from the primary paired analysis rather than resolved by preferring the earlier or later call (2 cells). Both calls are retained in the call-level dataset, and first-successful versus last-successful selection is reported as a sensitivity analysis. Wait time was the number of business days (Monday–Friday, excluding US federal holidays) between the call and the first available appointment, with same-day appointments retained as a wait of zero.</w:t>
-      </w:r>
-    </w:p>
-    <w:bookmarkEnd w:id="26"/>
-    <w:bookmarkStart w:id="27" w:name="statistical-analysis-and-power"/>
-    <w:p>
-      <w:pPr>
-        <w:pStyle w:val="Heading3"/>
-      </w:pPr>
-      <w:r>
-        <w:t xml:space="preserve">Statistical Analysis and Power</w:t>
-      </w:r>
-    </w:p>
-    <w:p>
-      <w:pPr>
-        <w:pStyle w:val="FirstParagraph"/>
-      </w:pPr>
-      <w:r>
-        <w:t xml:space="preserve">Proportions carry 95% Wilson score confidence intervals.[13,14] The access cascade reports each stage with its own denominator, nested within the preceding stage.</w:t>
+        <w:t xml:space="preserve">Proportions carry 95% Wilson score confidence intervals.[10] The access cascade reports each stage against its own denominator, nested within the preceding stage.</w:t>
       </w:r>
     </w:p>
     <w:p>
@@ -582,7 +414,7 @@
         <w:pStyle w:val="BodyText"/>
       </w:pPr>
       <w:r>
-        <w:t xml:space="preserve">Mixed-effects logistic regression with a practice random intercept was fitted to the offer outcome, first on the subset of complete practice triads (N = 48 practices) to remove practice-selection dialing bias, then on the full offer sample, and finally under the broad offer definition as a sensitivity analysis. Because the appointment date was missing for a scenario-dependent share of calls, a two-part hurdle model estimated the obtainment and wait-given-obtainment steps jointly rather than conditioning on complete cases. Wait time was additionally modeled with a linear mixed model; because the wait distribution is right-skewed, the outcome was log-transformed and estimates are reported as back-transformed geometric mean ratios (GMR), not as differences in days.</w:t>
+        <w:t xml:space="preserve">Mixed-effects logistic regression with a practice random intercept was fitted to the availability outcome, first on the subset of complete practice triads (N = 48 practices) to remove practice-selection dialing bias, then on the full offer sample, and finally under the broad definition. Because the appointment date was missing for a scenario-dependent share of calls, a two-part hurdle model estimated the obtainment and wait-given-obtainment steps jointly rather than conditioning on complete cases. Wait time was additionally modeled with a linear mixed model on the log scale, with estimates back-transformed to geometric mean ratios (GMR) rather than reported as differences in days.</w:t>
       </w:r>
     </w:p>
     <w:p>
@@ -590,7 +422,7 @@
         <w:pStyle w:val="BodyText"/>
       </w:pPr>
       <w:r>
-        <w:t xml:space="preserve">Within-practice matched contrasts used exact McNemar tests. Power in paired audit designs is governed by the number of discordant practices, which here was small; minimum detectable effect (MDE) odds ratios at 80% power (α = 0.05) ranged from OR 8.1 to OR 9.0 and are reported alongside every paired contrast. In accordance with SAMPL reporting guidelines,[14] point estimates are presented with 95% confidence intervals to establish precision limits rather than relying on underpowered null hypothesis significance tests. All analyses were conducted in R version 4.4.2 using the</w:t>
+        <w:t xml:space="preserve">Within-practice matched contrasts used exact McNemar tests.[11] Power in paired audit designs is governed by the number of discordant practices, which here was small; minimum detectable effect odds ratios at 80% power (α = .05) ranged from OR 8.1 to OR 9.0 and are reported alongside every paired contrast. In accordance with the Statistical Analyses and Methods in the Published Literature (SAMPL) guidelines,[12] point estimates are presented with 95% confidence intervals to establish precision limits rather than relying on underpowered null hypothesis significance tests. All analyses were conducted in R version 4.4.2 using the</w:t>
       </w:r>
       <w:r>
         <w:t xml:space="preserve"> </w:t>
@@ -615,9 +447,9 @@
         </w:pict>
       </w:r>
     </w:p>
-    <w:bookmarkEnd w:id="27"/>
-    <w:bookmarkEnd w:id="28"/>
-    <w:bookmarkStart w:id="43" w:name="results"/>
+    <w:bookmarkEnd w:id="24"/>
+    <w:bookmarkEnd w:id="25"/>
+    <w:bookmarkStart w:id="40" w:name="results"/>
     <w:p>
       <w:pPr>
         <w:pStyle w:val="Heading2"/>
@@ -626,13 +458,13 @@
         <w:t xml:space="preserve">RESULTS</w:t>
       </w:r>
     </w:p>
-    <w:bookmarkStart w:id="32" w:name="X7c6f754733434d60a95bc7e273f19daed862ccc"/>
+    <w:bookmarkStart w:id="29" w:name="X7c6f754733434d60a95bc7e273f19daed862ccc"/>
     <w:p>
       <w:pPr>
         <w:pStyle w:val="Heading3"/>
       </w:pPr>
       <w:r>
-        <w:t xml:space="preserve">Reproductive Services Offered — primary outcome</w:t>
+        <w:t xml:space="preserve">Reproductive Services Offered: primary outcome</w:t>
       </w:r>
     </w:p>
     <w:p>
@@ -652,18 +484,18 @@
           <wp:inline>
             <wp:extent cx="5067300" cy="2474727"/>
             <wp:effectExtent b="0" l="0" r="0" t="0"/>
-            <wp:docPr descr="Figure 1. Reproductive services offered by RRM practices, with 95% confidence intervals." title="" id="30" name="Picture"/>
+            <wp:docPr descr="Figure 1. Reproductive services offered by RRM practices, with 95% confidence intervals." title="" id="27" name="Picture"/>
             <a:graphic>
               <a:graphicData uri="http://schemas.openxmlformats.org/drawingml/2006/picture">
                 <pic:pic>
                   <pic:nvPicPr>
-                    <pic:cNvPr descr="labubu_mysterycall_manuscript_files/mysterycall_outputs/figures/fig5_service_forest.png" id="31" name="Picture"/>
+                    <pic:cNvPr descr="labubu_mysterycall_manuscript_files/mysterycall_outputs/figures/fig5_service_forest.png" id="28" name="Picture"/>
                     <pic:cNvPicPr>
                       <a:picLocks noChangeArrowheads="1" noChangeAspect="1"/>
                     </pic:cNvPicPr>
                   </pic:nvPicPr>
                   <pic:blipFill>
-                    <a:blip r:embed="rId29"/>
+                    <a:blip r:embed="rId26"/>
                     <a:stretch>
                       <a:fillRect/>
                     </a:stretch>
@@ -700,215 +532,10 @@
     </w:p>
     <w:p>
       <w:pPr>
-        <w:pStyle w:val="TableCaption"/>
-      </w:pPr>
-      <w:r>
-        <w:t xml:space="preserve">Appendix Table S3. Reproductive services offered by RRM practices, numeric detail for Figure 1 (N = 98 calls reaching staff).</w:t>
-      </w:r>
-    </w:p>
-    <w:tbl>
-      <w:tblPr>
-        <w:tblStyle w:val="Table"/>
-        <w:tblW w:type="auto" w:w="0"/>
-        <w:tblLook w:firstRow="1" w:lastRow="0" w:firstColumn="0" w:lastColumn="0" w:noHBand="0" w:noVBand="0" w:val="0020"/>
-        <w:tblCaption w:val="Appendix Table S3. Reproductive services offered by RRM practices, numeric detail for Figure 1 (N = 98 calls reaching staff)."/>
-      </w:tblPr>
-      <w:tblGrid>
-        <w:gridCol w:w="3960"/>
-        <w:gridCol w:w="3960"/>
-      </w:tblGrid>
-      <w:tr>
-        <w:trPr>
-          <w:tblHeader w:val="on"/>
-        </w:trPr>
-        <w:tc>
-          <w:tcPr/>
-          <w:p>
-            <w:pPr>
-              <w:pStyle w:val="Compact"/>
-              <w:jc w:val="left"/>
-            </w:pPr>
-            <w:r>
-              <w:t xml:space="preserve">Reproductive Service</w:t>
-            </w:r>
-          </w:p>
-        </w:tc>
-        <w:tc>
-          <w:tcPr/>
-          <w:p>
-            <w:pPr>
-              <w:pStyle w:val="Compact"/>
-              <w:jc w:val="left"/>
-            </w:pPr>
-            <w:r>
-              <w:t xml:space="preserve">Proportion Offered (95% CI)</w:t>
-            </w:r>
-          </w:p>
-        </w:tc>
-      </w:tr>
-      <w:tr>
-        <w:tc>
-          <w:tcPr/>
-          <w:p>
-            <w:pPr>
-              <w:pStyle w:val="Compact"/>
-              <w:jc w:val="left"/>
-            </w:pPr>
-            <w:r>
-              <w:t xml:space="preserve">Cycle tracking</w:t>
-            </w:r>
-          </w:p>
-        </w:tc>
-        <w:tc>
-          <w:tcPr/>
-          <w:p>
-            <w:pPr>
-              <w:pStyle w:val="Compact"/>
-              <w:jc w:val="left"/>
-            </w:pPr>
-            <w:r>
-              <w:t xml:space="preserve">94.9% (95% CI 88.6-97.8%; 93/98)</w:t>
-            </w:r>
-          </w:p>
-        </w:tc>
-      </w:tr>
-      <w:tr>
-        <w:tc>
-          <w:tcPr/>
-          <w:p>
-            <w:pPr>
-              <w:pStyle w:val="Compact"/>
-              <w:jc w:val="left"/>
-            </w:pPr>
-            <w:r>
-              <w:t xml:space="preserve">Hormonal labs / fertility timing</w:t>
-            </w:r>
-          </w:p>
-        </w:tc>
-        <w:tc>
-          <w:tcPr/>
-          <w:p>
-            <w:pPr>
-              <w:pStyle w:val="Compact"/>
-              <w:jc w:val="left"/>
-            </w:pPr>
-            <w:r>
-              <w:t xml:space="preserve">63.3% (95% CI 53.4-72.1%; 62/98)</w:t>
-            </w:r>
-          </w:p>
-        </w:tc>
-      </w:tr>
-      <w:tr>
-        <w:tc>
-          <w:tcPr/>
-          <w:p>
-            <w:pPr>
-              <w:pStyle w:val="Compact"/>
-              <w:jc w:val="left"/>
-            </w:pPr>
-            <w:r>
-              <w:t xml:space="preserve">Ovulation induction</w:t>
-            </w:r>
-          </w:p>
-        </w:tc>
-        <w:tc>
-          <w:tcPr/>
-          <w:p>
-            <w:pPr>
-              <w:pStyle w:val="Compact"/>
-              <w:jc w:val="left"/>
-            </w:pPr>
-            <w:r>
-              <w:t xml:space="preserve">11.2% (95% CI 6.4-19.0%; 11/98)</w:t>
-            </w:r>
-          </w:p>
-        </w:tc>
-      </w:tr>
-      <w:tr>
-        <w:tc>
-          <w:tcPr/>
-          <w:p>
-            <w:pPr>
-              <w:pStyle w:val="Compact"/>
-              <w:jc w:val="left"/>
-            </w:pPr>
-            <w:r>
-              <w:t xml:space="preserve">Intrauterine insemination (IUI)</w:t>
-            </w:r>
-          </w:p>
-        </w:tc>
-        <w:tc>
-          <w:tcPr/>
-          <w:p>
-            <w:pPr>
-              <w:pStyle w:val="Compact"/>
-              <w:jc w:val="left"/>
-            </w:pPr>
-            <w:r>
-              <w:t xml:space="preserve">1.0% (95% CI 0.2-5.6%; 1/98)</w:t>
-            </w:r>
-          </w:p>
-        </w:tc>
-      </w:tr>
-      <w:tr>
-        <w:tc>
-          <w:tcPr/>
-          <w:p>
-            <w:pPr>
-              <w:pStyle w:val="Compact"/>
-              <w:jc w:val="left"/>
-            </w:pPr>
-            <w:r>
-              <w:t xml:space="preserve">In vitro fertilization (IVF)</w:t>
-            </w:r>
-          </w:p>
-        </w:tc>
-        <w:tc>
-          <w:tcPr/>
-          <w:p>
-            <w:pPr>
-              <w:pStyle w:val="Compact"/>
-              <w:jc w:val="left"/>
-            </w:pPr>
-            <w:r>
-              <w:t xml:space="preserve">1.0% (95% CI 0.2-5.6%; 1/98)</w:t>
-            </w:r>
-          </w:p>
-        </w:tc>
-      </w:tr>
-      <w:tr>
-        <w:tc>
-          <w:tcPr/>
-          <w:p>
-            <w:pPr>
-              <w:pStyle w:val="Compact"/>
-              <w:jc w:val="left"/>
-            </w:pPr>
-            <w:r>
-              <w:t xml:space="preserve">Works with donor sperm</w:t>
-            </w:r>
-          </w:p>
-        </w:tc>
-        <w:tc>
-          <w:tcPr/>
-          <w:p>
-            <w:pPr>
-              <w:pStyle w:val="Compact"/>
-              <w:jc w:val="left"/>
-            </w:pPr>
-            <w:r>
-              <w:t xml:space="preserve">3.1% (95% CI 1.0-8.6%; 3/98)</w:t>
-            </w:r>
-          </w:p>
-        </w:tc>
-      </w:tr>
-    </w:tbl>
-    <w:p>
-      <w:pPr>
         <w:pStyle w:val="BodyText"/>
       </w:pPr>
       <w:r>
-        <w:t xml:space="preserve">Cycle tracking was offered by 94.9% (95% CI 88.6-97.8%; 93/98) and hormonal laboratory monitoring by 63.3% (95% CI 53.4-72.1%; 62/98). Ovulation induction was offered by 11.2% (95% CI 6.4-19.0%; 11/98). IUI and IVF were each offered by 1.0% (95% CI 0.2-5.6%; 1/98) — a single practice in each case — and donor sperm care by 3.1% (95% CI 1.0-8.6%; 3/98). The IUI and IVF estimates rest on one practice apiece and should be read as an upper bound on availability rather than as stable rates; the confidence intervals reflect that.</w:t>
+        <w:t xml:space="preserve">Cycle tracking was offered by 94.9% (95% CI 88.6-97.8%; 93/98) and hormonal laboratory monitoring by 63.3% (95% CI 53.4-72.1%; 62/98). Ovulation induction was offered by 11.2% (95% CI 6.4-19.0%; 11/98). IUI and IVF were each offered by 1.0% (95% CI 0.2-5.6%; 1/98), a single practice in each case, and donor sperm care by 3.1% (95% CI 1.0-8.6%; 3/98). The IUI and IVF estimates rest on one practice apiece and should be read as an upper bound on availability rather than as stable rates; the confidence intervals reflect that.</w:t>
       </w:r>
     </w:p>
     <w:p>
@@ -919,8 +546,8 @@
         <w:t xml:space="preserve">The services a single woman or same-sex female couple requires to conceive are therefore effectively absent from this sample, while the services RRM practices do provide are those appropriate to a couple attempting unassisted conception.</w:t>
       </w:r>
     </w:p>
-    <w:bookmarkEnd w:id="32"/>
-    <w:bookmarkStart w:id="39" w:name="access-cascade"/>
+    <w:bookmarkEnd w:id="29"/>
+    <w:bookmarkStart w:id="36" w:name="access-cascade"/>
     <w:p>
       <w:pPr>
         <w:pStyle w:val="Heading3"/>
@@ -946,18 +573,18 @@
           <wp:inline>
             <wp:extent cx="4533900" cy="5541433"/>
             <wp:effectExtent b="0" l="0" r="0" t="0"/>
-            <wp:docPr descr="Figure 2. STROBE flow diagram. Reaching a live office and being offered an appointment are separate stages with separate denominators." title="" id="34" name="Picture"/>
+            <wp:docPr descr="Figure 2. STROBE flow diagram. Reaching a live office and being offered an appointment are separate stages with separate denominators." title="" id="31" name="Picture"/>
             <a:graphic>
               <a:graphicData uri="http://schemas.openxmlformats.org/drawingml/2006/picture">
                 <pic:pic>
                   <pic:nvPicPr>
-                    <pic:cNvPr descr="labubu_mysterycall_manuscript_files/mysterycall_outputs/figures/fig0_strobe_flow.png" id="35" name="Picture"/>
+                    <pic:cNvPr descr="labubu_mysterycall_manuscript_files/mysterycall_outputs/figures/fig0_strobe_flow.png" id="32" name="Picture"/>
                     <pic:cNvPicPr>
                       <a:picLocks noChangeArrowheads="1" noChangeAspect="1"/>
                     </pic:cNvPicPr>
                   </pic:nvPicPr>
                   <pic:blipFill>
-                    <a:blip r:embed="rId33"/>
+                    <a:blip r:embed="rId30"/>
                     <a:stretch>
                       <a:fillRect/>
                     </a:stretch>
@@ -1001,18 +628,18 @@
           <wp:inline>
             <wp:extent cx="5334000" cy="2933700"/>
             <wp:effectExtent b="0" l="0" r="0" t="0"/>
-            <wp:docPr descr="Figure 3. STROBE flow by caller scenario. The three arms enter the cascade at comparable widths and leave at very different ones." title="" id="37" name="Picture"/>
+            <wp:docPr descr="Figure 3. STROBE flow by caller scenario. The three arms enter the cascade at comparable widths and leave at very different ones." title="" id="34" name="Picture"/>
             <a:graphic>
               <a:graphicData uri="http://schemas.openxmlformats.org/drawingml/2006/picture">
                 <pic:pic>
                   <pic:nvPicPr>
-                    <pic:cNvPr descr="labubu_mysterycall_manuscript_files/mysterycall_outputs/figures/fig0b_strobe_flow_by_scenario.png" id="38" name="Picture"/>
+                    <pic:cNvPr descr="labubu_mysterycall_manuscript_files/mysterycall_outputs/figures/fig0b_strobe_flow_by_scenario.png" id="35" name="Picture"/>
                     <pic:cNvPicPr>
                       <a:picLocks noChangeArrowheads="1" noChangeAspect="1"/>
                     </pic:cNvPicPr>
                   </pic:nvPicPr>
                   <pic:blipFill>
-                    <a:blip r:embed="rId36"/>
+                    <a:blip r:embed="rId33"/>
                     <a:stretch>
                       <a:fillRect/>
                     </a:stretch>
@@ -1371,8 +998,8 @@
         </w:tc>
       </w:tr>
     </w:tbl>
-    <w:bookmarkEnd w:id="39"/>
-    <w:bookmarkStart w:id="40" w:name="X5f899fec0f12783ee896a9738620820f67eb94a"/>
+    <w:bookmarkEnd w:id="36"/>
+    <w:bookmarkStart w:id="37" w:name="X5f899fec0f12783ee896a9738620820f67eb94a"/>
     <w:p>
       <w:pPr>
         <w:pStyle w:val="Heading3"/>
@@ -1412,7 +1039,7 @@
         <w:t xml:space="preserve"> </w:t>
       </w:r>
       <w:r>
-        <w:t xml:space="preserve">Under the broad definition, which additionally credits a stated scheduling timeframe, the same contrasts attenuate to OR 0.31 (0.08-1.25) for lesbian couples and OR 0.29 (0.06-1.27) for single mothers — an order-of-magnitude change in the point estimate, with intervals that include unity. Both definitions place the effect in the same direction; only the strict definition places it far from the null. Because neither definition was measured directly, the direction is the more defensible claim and the magnitude should not be quoted without its definition.</w:t>
+        <w:t xml:space="preserve">Under the broad definition, which additionally credits a stated scheduling timeframe, the same contrasts attenuate to OR 0.31 (0.08-1.25) for lesbian couples and OR 0.29 (0.06-1.27) for single mothers, an order-of-magnitude change in the point estimate, with intervals that include unity. Both definitions place the effect in the same direction; only the strict definition places it far from the null. Because neither definition was measured directly, the direction is the more defensible claim and the magnitude should not be quoted without its definition.</w:t>
       </w:r>
     </w:p>
     <w:p>
@@ -1747,8 +1374,8 @@
         <w:t xml:space="preserve">Within-practice paired differences in inferred availability were: Straight vs Single Mother +31.2 percentage points (95% CI +2.7 to +59.8; n = 16 practices); Lesbian vs Single Mother -9.1 percentage points (95% CI -21.1 to +2.9; n = 22 practices); Straight vs Lesbian +42.1 percentage points (95% CI +19.9 to +64.3; n = 19 practices). Practices treated callers identically in 68%-81% of paired reachability comparisons.</w:t>
       </w:r>
     </w:p>
-    <w:bookmarkEnd w:id="40"/>
-    <w:bookmarkStart w:id="41" w:name="caller-assignment"/>
+    <w:bookmarkEnd w:id="37"/>
+    <w:bookmarkStart w:id="38" w:name="caller-assignment"/>
     <w:p>
       <w:pPr>
         <w:pStyle w:val="Heading3"/>
@@ -1765,510 +1392,8 @@
         <w:t xml:space="preserve">Scenarios were not randomized across callers (Appendix Table S1). Caller identity was strongly associated with scenario (Cramér’s V = 0.66), and per-caller availability rates varied widely. Consequently, a scenario contrast and a caller contrast are numerically the same comparison, and within-practice pairing does not separate them because the paired calls were placed by different callers.</w:t>
       </w:r>
     </w:p>
-    <w:p>
-      <w:pPr>
-        <w:pStyle w:val="TableCaption"/>
-      </w:pPr>
-      <w:r>
-        <w:t xml:space="preserve">Appendix Table S1. Concentration of each scenario arm in a single caller.</w:t>
-      </w:r>
-    </w:p>
-    <w:tbl>
-      <w:tblPr>
-        <w:tblStyle w:val="Table"/>
-        <w:tblW w:type="pct" w:w="5000"/>
-        <w:tblLayout w:type="fixed"/>
-        <w:tblLook w:firstRow="1" w:lastRow="0" w:firstColumn="0" w:lastColumn="0" w:noHBand="0" w:noVBand="0" w:val="0020"/>
-        <w:tblCaption w:val="Appendix Table S1. Concentration of each scenario arm in a single caller."/>
-      </w:tblPr>
-      <w:tblGrid>
-        <w:gridCol w:w="1712"/>
-        <w:gridCol w:w="1391"/>
-        <w:gridCol w:w="2354"/>
-        <w:gridCol w:w="2461"/>
-      </w:tblGrid>
-      <w:tr>
-        <w:trPr>
-          <w:tblHeader w:val="on"/>
-        </w:trPr>
-        <w:tc>
-          <w:tcPr/>
-          <w:p>
-            <w:pPr>
-              <w:pStyle w:val="Compact"/>
-              <w:jc w:val="left"/>
-            </w:pPr>
-            <w:r>
-              <w:t xml:space="preserve">Scenario</w:t>
-            </w:r>
-          </w:p>
-        </w:tc>
-        <w:tc>
-          <w:tcPr/>
-          <w:p>
-            <w:pPr>
-              <w:pStyle w:val="Compact"/>
-              <w:jc w:val="right"/>
-            </w:pPr>
-            <w:r>
-              <w:t xml:space="preserve">Calls placed</w:t>
-            </w:r>
-          </w:p>
-        </w:tc>
-        <w:tc>
-          <w:tcPr/>
-          <w:p>
-            <w:pPr>
-              <w:pStyle w:val="Compact"/>
-              <w:jc w:val="left"/>
-            </w:pPr>
-            <w:r>
-              <w:t xml:space="preserve">Largest single caller</w:t>
-            </w:r>
-          </w:p>
-        </w:tc>
-        <w:tc>
-          <w:tcPr/>
-          <w:p>
-            <w:pPr>
-              <w:pStyle w:val="Compact"/>
-              <w:jc w:val="left"/>
-            </w:pPr>
-            <w:r>
-              <w:t xml:space="preserve">Their share of the arm</w:t>
-            </w:r>
-          </w:p>
-        </w:tc>
-      </w:tr>
-      <w:tr>
-        <w:tc>
-          <w:tcPr/>
-          <w:p>
-            <w:pPr>
-              <w:pStyle w:val="Compact"/>
-              <w:jc w:val="left"/>
-            </w:pPr>
-            <w:r>
-              <w:t xml:space="preserve">Straight couple</w:t>
-            </w:r>
-          </w:p>
-        </w:tc>
-        <w:tc>
-          <w:tcPr/>
-          <w:p>
-            <w:pPr>
-              <w:pStyle w:val="Compact"/>
-              <w:jc w:val="right"/>
-            </w:pPr>
-            <w:r>
-              <w:t xml:space="preserve">77</w:t>
-            </w:r>
-          </w:p>
-        </w:tc>
-        <w:tc>
-          <w:tcPr/>
-          <w:p>
-            <w:pPr>
-              <w:pStyle w:val="Compact"/>
-              <w:jc w:val="left"/>
-            </w:pPr>
-            <w:r>
-              <w:t xml:space="preserve">Caller D</w:t>
-            </w:r>
-          </w:p>
-        </w:tc>
-        <w:tc>
-          <w:tcPr/>
-          <w:p>
-            <w:pPr>
-              <w:pStyle w:val="Compact"/>
-              <w:jc w:val="left"/>
-            </w:pPr>
-            <w:r>
-              <w:t xml:space="preserve">53 (68.8%)</w:t>
-            </w:r>
-          </w:p>
-        </w:tc>
-      </w:tr>
-      <w:tr>
-        <w:tc>
-          <w:tcPr/>
-          <w:p>
-            <w:pPr>
-              <w:pStyle w:val="Compact"/>
-              <w:jc w:val="left"/>
-            </w:pPr>
-            <w:r>
-              <w:t xml:space="preserve">Lesbian couple</w:t>
-            </w:r>
-          </w:p>
-        </w:tc>
-        <w:tc>
-          <w:tcPr/>
-          <w:p>
-            <w:pPr>
-              <w:pStyle w:val="Compact"/>
-              <w:jc w:val="right"/>
-            </w:pPr>
-            <w:r>
-              <w:t xml:space="preserve">83</w:t>
-            </w:r>
-          </w:p>
-        </w:tc>
-        <w:tc>
-          <w:tcPr/>
-          <w:p>
-            <w:pPr>
-              <w:pStyle w:val="Compact"/>
-              <w:jc w:val="left"/>
-            </w:pPr>
-            <w:r>
-              <w:t xml:space="preserve">Unrecorded</w:t>
-            </w:r>
-          </w:p>
-        </w:tc>
-        <w:tc>
-          <w:tcPr/>
-          <w:p>
-            <w:pPr>
-              <w:pStyle w:val="Compact"/>
-              <w:jc w:val="left"/>
-            </w:pPr>
-            <w:r>
-              <w:t xml:space="preserve">29 (34.9%)</w:t>
-            </w:r>
-          </w:p>
-        </w:tc>
-      </w:tr>
-      <w:tr>
-        <w:tc>
-          <w:tcPr/>
-          <w:p>
-            <w:pPr>
-              <w:pStyle w:val="Compact"/>
-              <w:jc w:val="left"/>
-            </w:pPr>
-            <w:r>
-              <w:t xml:space="preserve">Single mother</w:t>
-            </w:r>
-          </w:p>
-        </w:tc>
-        <w:tc>
-          <w:tcPr/>
-          <w:p>
-            <w:pPr>
-              <w:pStyle w:val="Compact"/>
-              <w:jc w:val="right"/>
-            </w:pPr>
-            <w:r>
-              <w:t xml:space="preserve">74</w:t>
-            </w:r>
-          </w:p>
-        </w:tc>
-        <w:tc>
-          <w:tcPr/>
-          <w:p>
-            <w:pPr>
-              <w:pStyle w:val="Compact"/>
-              <w:jc w:val="left"/>
-            </w:pPr>
-            <w:r>
-              <w:t xml:space="preserve">Caller C</w:t>
-            </w:r>
-          </w:p>
-        </w:tc>
-        <w:tc>
-          <w:tcPr/>
-          <w:p>
-            <w:pPr>
-              <w:pStyle w:val="Compact"/>
-              <w:jc w:val="left"/>
-            </w:pPr>
-            <w:r>
-              <w:t xml:space="preserve">38 (51.4%)</w:t>
-            </w:r>
-          </w:p>
-        </w:tc>
-      </w:tr>
-    </w:tbl>
-    <w:p/>
-    <w:p>
-      <w:pPr>
-        <w:pStyle w:val="TableCaption"/>
-      </w:pPr>
-      <w:r>
-        <w:t xml:space="preserve">Appendix Table S2. Documentation completeness by caller scenario. Differential documentation and differential availability cannot be separated in these data.</w:t>
-      </w:r>
-    </w:p>
-    <w:tbl>
-      <w:tblPr>
-        <w:tblStyle w:val="Table"/>
-        <w:tblW w:type="pct" w:w="5000"/>
-        <w:tblLayout w:type="fixed"/>
-        <w:tblLook w:firstRow="1" w:lastRow="0" w:firstColumn="0" w:lastColumn="0" w:noHBand="0" w:noVBand="0" w:val="0020"/>
-        <w:tblCaption w:val="Appendix Table S2. Documentation completeness by caller scenario. Differential documentation and differential availability cannot be separated in these data."/>
-      </w:tblPr>
-      <w:tblGrid>
-        <w:gridCol w:w="1667"/>
-        <w:gridCol w:w="1354"/>
-        <w:gridCol w:w="1354"/>
-        <w:gridCol w:w="1458"/>
-        <w:gridCol w:w="2084"/>
-      </w:tblGrid>
-      <w:tr>
-        <w:trPr>
-          <w:tblHeader w:val="on"/>
-        </w:trPr>
-        <w:tc>
-          <w:tcPr/>
-          <w:p>
-            <w:pPr>
-              <w:pStyle w:val="Compact"/>
-              <w:jc w:val="left"/>
-            </w:pPr>
-            <w:r>
-              <w:t xml:space="preserve">Scenario</w:t>
-            </w:r>
-          </w:p>
-        </w:tc>
-        <w:tc>
-          <w:tcPr/>
-          <w:p>
-            <w:pPr>
-              <w:pStyle w:val="Compact"/>
-              <w:jc w:val="right"/>
-            </w:pPr>
-            <w:r>
-              <w:t xml:space="preserve">Calls placed</w:t>
-            </w:r>
-          </w:p>
-        </w:tc>
-        <w:tc>
-          <w:tcPr/>
-          <w:p>
-            <w:pPr>
-              <w:pStyle w:val="Compact"/>
-              <w:jc w:val="left"/>
-            </w:pPr>
-            <w:r>
-              <w:t xml:space="preserve">No call date</w:t>
-            </w:r>
-          </w:p>
-        </w:tc>
-        <w:tc>
-          <w:tcPr/>
-          <w:p>
-            <w:pPr>
-              <w:pStyle w:val="Compact"/>
-              <w:jc w:val="right"/>
-            </w:pPr>
-            <w:r>
-              <w:t xml:space="preserve">Reached staff</w:t>
-            </w:r>
-          </w:p>
-        </w:tc>
-        <w:tc>
-          <w:tcPr/>
-          <w:p>
-            <w:pPr>
-              <w:pStyle w:val="Compact"/>
-              <w:jc w:val="left"/>
-            </w:pPr>
-            <w:r>
-              <w:t xml:space="preserve">No appointment date</w:t>
-            </w:r>
-          </w:p>
-        </w:tc>
-      </w:tr>
-      <w:tr>
-        <w:tc>
-          <w:tcPr/>
-          <w:p>
-            <w:pPr>
-              <w:pStyle w:val="Compact"/>
-              <w:jc w:val="left"/>
-            </w:pPr>
-            <w:r>
-              <w:t xml:space="preserve">Straight couple</w:t>
-            </w:r>
-          </w:p>
-        </w:tc>
-        <w:tc>
-          <w:tcPr/>
-          <w:p>
-            <w:pPr>
-              <w:pStyle w:val="Compact"/>
-              <w:jc w:val="right"/>
-            </w:pPr>
-            <w:r>
-              <w:t xml:space="preserve">77</w:t>
-            </w:r>
-          </w:p>
-        </w:tc>
-        <w:tc>
-          <w:tcPr/>
-          <w:p>
-            <w:pPr>
-              <w:pStyle w:val="Compact"/>
-              <w:jc w:val="left"/>
-            </w:pPr>
-            <w:r>
-              <w:t xml:space="preserve">6 (7.8%)</w:t>
-            </w:r>
-          </w:p>
-        </w:tc>
-        <w:tc>
-          <w:tcPr/>
-          <w:p>
-            <w:pPr>
-              <w:pStyle w:val="Compact"/>
-              <w:jc w:val="right"/>
-            </w:pPr>
-            <w:r>
-              <w:t xml:space="preserve">39</w:t>
-            </w:r>
-          </w:p>
-        </w:tc>
-        <w:tc>
-          <w:tcPr/>
-          <w:p>
-            <w:pPr>
-              <w:pStyle w:val="Compact"/>
-              <w:jc w:val="left"/>
-            </w:pPr>
-            <w:r>
-              <w:t xml:space="preserve">11 (28.2%)</w:t>
-            </w:r>
-          </w:p>
-        </w:tc>
-      </w:tr>
-      <w:tr>
-        <w:tc>
-          <w:tcPr/>
-          <w:p>
-            <w:pPr>
-              <w:pStyle w:val="Compact"/>
-              <w:jc w:val="left"/>
-            </w:pPr>
-            <w:r>
-              <w:t xml:space="preserve">Lesbian couple</w:t>
-            </w:r>
-          </w:p>
-        </w:tc>
-        <w:tc>
-          <w:tcPr/>
-          <w:p>
-            <w:pPr>
-              <w:pStyle w:val="Compact"/>
-              <w:jc w:val="right"/>
-            </w:pPr>
-            <w:r>
-              <w:t xml:space="preserve">83</w:t>
-            </w:r>
-          </w:p>
-        </w:tc>
-        <w:tc>
-          <w:tcPr/>
-          <w:p>
-            <w:pPr>
-              <w:pStyle w:val="Compact"/>
-              <w:jc w:val="left"/>
-            </w:pPr>
-            <w:r>
-              <w:t xml:space="preserve">19 (22.9%)</w:t>
-            </w:r>
-          </w:p>
-        </w:tc>
-        <w:tc>
-          <w:tcPr/>
-          <w:p>
-            <w:pPr>
-              <w:pStyle w:val="Compact"/>
-              <w:jc w:val="right"/>
-            </w:pPr>
-            <w:r>
-              <w:t xml:space="preserve">37</w:t>
-            </w:r>
-          </w:p>
-        </w:tc>
-        <w:tc>
-          <w:tcPr/>
-          <w:p>
-            <w:pPr>
-              <w:pStyle w:val="Compact"/>
-              <w:jc w:val="left"/>
-            </w:pPr>
-            <w:r>
-              <w:t xml:space="preserve">23 (62.2%)</w:t>
-            </w:r>
-          </w:p>
-        </w:tc>
-      </w:tr>
-      <w:tr>
-        <w:tc>
-          <w:tcPr/>
-          <w:p>
-            <w:pPr>
-              <w:pStyle w:val="Compact"/>
-              <w:jc w:val="left"/>
-            </w:pPr>
-            <w:r>
-              <w:t xml:space="preserve">Single mother</w:t>
-            </w:r>
-          </w:p>
-        </w:tc>
-        <w:tc>
-          <w:tcPr/>
-          <w:p>
-            <w:pPr>
-              <w:pStyle w:val="Compact"/>
-              <w:jc w:val="right"/>
-            </w:pPr>
-            <w:r>
-              <w:t xml:space="preserve">74</w:t>
-            </w:r>
-          </w:p>
-        </w:tc>
-        <w:tc>
-          <w:tcPr/>
-          <w:p>
-            <w:pPr>
-              <w:pStyle w:val="Compact"/>
-              <w:jc w:val="left"/>
-            </w:pPr>
-            <w:r>
-              <w:t xml:space="preserve">12 (16.2%)</w:t>
-            </w:r>
-          </w:p>
-        </w:tc>
-        <w:tc>
-          <w:tcPr/>
-          <w:p>
-            <w:pPr>
-              <w:pStyle w:val="Compact"/>
-              <w:jc w:val="right"/>
-            </w:pPr>
-            <w:r>
-              <w:t xml:space="preserve">32</w:t>
-            </w:r>
-          </w:p>
-        </w:tc>
-        <w:tc>
-          <w:tcPr/>
-          <w:p>
-            <w:pPr>
-              <w:pStyle w:val="Compact"/>
-              <w:jc w:val="left"/>
-            </w:pPr>
-            <w:r>
-              <w:t xml:space="preserve">17 (53.1%)</w:t>
-            </w:r>
-          </w:p>
-        </w:tc>
-      </w:tr>
-    </w:tbl>
-    <w:bookmarkEnd w:id="41"/>
-    <w:bookmarkStart w:id="42" w:name="wait-time-to-first-available-appointment"/>
+    <w:bookmarkEnd w:id="38"/>
+    <w:bookmarkStart w:id="39" w:name="wait-time-to-first-available-appointment"/>
     <w:p>
       <w:pPr>
         <w:pStyle w:val="Heading3"/>
@@ -2292,9 +1417,9 @@
         </w:pict>
       </w:r>
     </w:p>
-    <w:bookmarkEnd w:id="42"/>
-    <w:bookmarkEnd w:id="43"/>
-    <w:bookmarkStart w:id="50" w:name="discussion"/>
+    <w:bookmarkEnd w:id="39"/>
+    <w:bookmarkEnd w:id="40"/>
+    <w:bookmarkStart w:id="47" w:name="discussion"/>
     <w:p>
       <w:pPr>
         <w:pStyle w:val="Heading2"/>
@@ -2303,7 +1428,7 @@
         <w:t xml:space="preserve">DISCUSSION</w:t>
       </w:r>
     </w:p>
-    <w:bookmarkStart w:id="44" w:name="principal-findings"/>
+    <w:bookmarkStart w:id="41" w:name="principal-findings"/>
     <w:p>
       <w:pPr>
         <w:pStyle w:val="Heading3"/>
@@ -2344,8 +1469,8 @@
         <w:t xml:space="preserve">We regard this as the more consequential result, and it is also the better measured one. It comes from staff answering a direct question about their own services, in a sample of 98 completed interviews, with confidence intervals narrow enough to support the claim. It requires no derived outcome, no matched design, and no assumption about which caller placed the call.</w:t>
       </w:r>
     </w:p>
-    <w:bookmarkEnd w:id="44"/>
-    <w:bookmarkStart w:id="45" w:name="X96cd90cc0850db8b46582f309691648891168df"/>
+    <w:bookmarkEnd w:id="41"/>
+    <w:bookmarkStart w:id="42" w:name="X96cd90cc0850db8b46582f309691648891168df"/>
     <w:p>
       <w:pPr>
         <w:pStyle w:val="Heading3"/>
@@ -2388,7 +1513,7 @@
         <w:t xml:space="preserve">power</w:t>
       </w:r>
       <w:r>
-        <w:t xml:space="preserve">. Within-practice matched contrasts draw information only from practices that answered differently to two callers. Concordance was high — most practices treated callers alike — leaving 7, 2, 8 discordant practices across the three contrasts, with minimum detectable effects of OR 8.1 to OR 9.0. Audit-study effects of interest are far below that floor. For the Lesbian couple versus Single mother contrast in particular, the number of discordant practices is small enough that the exact test cannot return a significant result at any effect size.</w:t>
+        <w:t xml:space="preserve">. Within-practice matched contrasts draw information only from practices that answered differently to two callers. Concordance was high, since most practices treated callers alike, leaving 7, 2, 8 discordant practices across the three contrasts, with minimum detectable effects of OR 8.1 to OR 9.0. Audit-study effects of interest are far below that floor. For the Lesbian couple versus Single mother contrast in particular, the number of discordant practices is small enough that the exact test cannot return a significant result at any effect size.</w:t>
       </w:r>
     </w:p>
     <w:p>
@@ -2409,7 +1534,7 @@
         <w:t xml:space="preserve">caller assignment</w:t>
       </w:r>
       <w:r>
-        <w:t xml:space="preserve">. Callers were not randomised across scenarios. Of the three contrasts, 2 had no caller who placed at least three calls under both scenarios (Straight couple vs Lesbian couple; Straight couple vs Single mother): for those, the scenario variable and the caller variable are the same column of data, and no covariate adjustment recovers the difference. Where overlap did exist — Lesbian couple versus Single mother, in which three callers placed calls under both — the caller-stratified estimate was OR 0.57 (95% CI 0.15-2.15, p = 0.61; n = 59), consistent with the unadjusted estimate and with no difference.</w:t>
+        <w:t xml:space="preserve">. Callers were not randomised across scenarios. Of the three contrasts, 2 had no caller who placed at least three calls under both scenarios (Straight couple vs Lesbian couple; Straight couple vs Single mother): for those, the scenario variable and the caller variable are the same column of data, and no covariate adjustment recovers the difference. Where overlap did exist, in Lesbian couple versus Single mother, in which three callers placed calls under both, the caller-stratified estimate was OR 0.57 (95% CI 0.15-2.15, p = 0.61; n = 59), consistent with the unadjusted estimate and with no difference.</w:t>
       </w:r>
     </w:p>
     <w:p>
@@ -2420,8 +1545,8 @@
         <w:t xml:space="preserve">The contrast with enough discordant practices to be informative is therefore the one with no caller overlap, and the contrast free of caller confounding is the one with too few discordant practices to test. That is a property of how the calls were allocated, not a result about how practices behave, and it cannot be repaired analytically.</w:t>
       </w:r>
     </w:p>
-    <w:bookmarkEnd w:id="45"/>
-    <w:bookmarkStart w:id="46" w:name="interpretation-and-literature-context"/>
+    <w:bookmarkEnd w:id="42"/>
+    <w:bookmarkStart w:id="43" w:name="interpretation-and-literature-context"/>
     <w:p>
       <w:pPr>
         <w:pStyle w:val="Heading3"/>
@@ -2435,11 +1560,11 @@
         <w:pStyle w:val="FirstParagraph"/>
       </w:pPr>
       <w:r>
-        <w:t xml:space="preserve">Patients presenting to RRM clinics encounter a clinical menu focused on natural cycle monitoring.[8,9] For patients whose path to pregnancy requires donor gametes or ART, the absence of those services is a primary structural barrier to care, independent of staff attitudes.[9-12] Our estimates place that absence at approximately one practice in a hundred for IUI and IVF.</w:t>
-      </w:r>
-    </w:p>
-    <w:bookmarkEnd w:id="46"/>
-    <w:bookmarkStart w:id="47" w:name="strengths-and-limitations"/>
+        <w:t xml:space="preserve">Patients presenting to RRM clinics encounter a clinical menu focused on natural cycle monitoring.[1,2] For patients whose path to pregnancy requires donor gametes or ART, the absence of those services is a primary structural barrier to care, independent of staff attitudes.[3,13-15] Our estimates place that absence at approximately one practice in a hundred for IUI and IVF.</w:t>
+      </w:r>
+    </w:p>
+    <w:bookmarkEnd w:id="43"/>
+    <w:bookmarkStart w:id="44" w:name="strengths-and-limitations"/>
     <w:p>
       <w:pPr>
         <w:pStyle w:val="Heading3"/>
@@ -2477,7 +1602,7 @@
         <w:pStyle w:val="Compact"/>
         <w:numPr>
           <w:ilvl w:val="0"/>
-          <w:numId w:val="1003"/>
+          <w:numId w:val="1001"/>
         </w:numPr>
       </w:pPr>
       <w:r>
@@ -2499,7 +1624,7 @@
         <w:pStyle w:val="Compact"/>
         <w:numPr>
           <w:ilvl w:val="0"/>
-          <w:numId w:val="1003"/>
+          <w:numId w:val="1001"/>
         </w:numPr>
       </w:pPr>
       <w:r>
@@ -2521,7 +1646,7 @@
         <w:pStyle w:val="Compact"/>
         <w:numPr>
           <w:ilvl w:val="0"/>
-          <w:numId w:val="1003"/>
+          <w:numId w:val="1001"/>
         </w:numPr>
       </w:pPr>
       <w:r>
@@ -2543,7 +1668,7 @@
         <w:pStyle w:val="Compact"/>
         <w:numPr>
           <w:ilvl w:val="0"/>
-          <w:numId w:val="1003"/>
+          <w:numId w:val="1001"/>
         </w:numPr>
       </w:pPr>
       <w:r>
@@ -2565,7 +1690,7 @@
         <w:pStyle w:val="Compact"/>
         <w:numPr>
           <w:ilvl w:val="0"/>
-          <w:numId w:val="1003"/>
+          <w:numId w:val="1001"/>
         </w:numPr>
       </w:pPr>
       <w:r>
@@ -2587,7 +1712,7 @@
         <w:pStyle w:val="Compact"/>
         <w:numPr>
           <w:ilvl w:val="0"/>
-          <w:numId w:val="1003"/>
+          <w:numId w:val="1001"/>
         </w:numPr>
       </w:pPr>
       <w:r>
@@ -2609,7 +1734,7 @@
         <w:pStyle w:val="Compact"/>
         <w:numPr>
           <w:ilvl w:val="0"/>
-          <w:numId w:val="1003"/>
+          <w:numId w:val="1001"/>
         </w:numPr>
       </w:pPr>
       <w:r>
@@ -2626,8 +1751,30 @@
         <w:t xml:space="preserve">Day-to-day and staff-to-staff variation within practices could not be separately evaluated.</w:t>
       </w:r>
     </w:p>
-    <w:bookmarkEnd w:id="47"/>
-    <w:bookmarkStart w:id="48" w:name="recommendations-for-the-next-wave"/>
+    <w:p>
+      <w:pPr>
+        <w:pStyle w:val="Compact"/>
+        <w:numPr>
+          <w:ilvl w:val="0"/>
+          <w:numId w:val="1001"/>
+        </w:numPr>
+      </w:pPr>
+      <w:r>
+        <w:rPr>
+          <w:b/>
+          <w:bCs/>
+        </w:rPr>
+        <w:t xml:space="preserve">Geographic representativeness is unverified.</w:t>
+      </w:r>
+      <w:r>
+        <w:t xml:space="preserve"> </w:t>
+      </w:r>
+      <w:r>
+        <w:t xml:space="preserve">The instrument recorded no practice address. A state was identifiable from the practice name for 78 of 105 practices, spanning 32 states, so the roster is not regionally concentrated; but with location missing for the remainder and no population weighting, we cannot establish that the sample represents the national distribution of RRM practices.</w:t>
+      </w:r>
+    </w:p>
+    <w:bookmarkEnd w:id="44"/>
+    <w:bookmarkStart w:id="45" w:name="recommendations-for-the-next-wave"/>
     <w:p>
       <w:pPr>
         <w:pStyle w:val="Heading3"/>
@@ -2669,8 +1816,8 @@
         <w:t xml:space="preserve">: their semantics are unresolved, since the straight-couple box is ticked on straight-couple calls and a checked box may denote either restricted or provided care. Resolving them requires the original REDCap field labels, choices, branching logic and coded values, not inference from the observed pattern. Should the codebook confirm that they record restriction, they would be a stronger primary measure of discrimination than any outcome inferred from call documentation, and adopting them would warrant an explicit protocol amendment rather than a substitution.</w:t>
       </w:r>
     </w:p>
-    <w:bookmarkEnd w:id="48"/>
-    <w:bookmarkStart w:id="49" w:name="conclusion"/>
+    <w:bookmarkEnd w:id="45"/>
+    <w:bookmarkStart w:id="46" w:name="conclusion"/>
     <w:p>
       <w:pPr>
         <w:pStyle w:val="Heading3"/>
@@ -2694,9 +1841,9 @@
         </w:pict>
       </w:r>
     </w:p>
-    <w:bookmarkEnd w:id="49"/>
-    <w:bookmarkEnd w:id="50"/>
-    <w:bookmarkStart w:id="51" w:name="figure-legends"/>
+    <w:bookmarkEnd w:id="46"/>
+    <w:bookmarkEnd w:id="47"/>
+    <w:bookmarkStart w:id="48" w:name="figure-legends"/>
     <w:p>
       <w:pPr>
         <w:pStyle w:val="Heading2"/>
@@ -2766,8 +1913,8 @@
         </w:pict>
       </w:r>
     </w:p>
-    <w:bookmarkEnd w:id="51"/>
-    <w:bookmarkStart w:id="52" w:name="supplemental-digital-content"/>
+    <w:bookmarkEnd w:id="48"/>
+    <w:bookmarkStart w:id="49" w:name="supplemental-digital-content"/>
     <w:p>
       <w:pPr>
         <w:pStyle w:val="Heading2"/>
@@ -2857,6 +2004,24 @@
           <w:b/>
           <w:bCs/>
         </w:rPr>
+        <w:t xml:space="preserve">Appendix Table S5.</w:t>
+      </w:r>
+      <w:r>
+        <w:t xml:space="preserve"> </w:t>
+      </w:r>
+      <w:r>
+        <w:t xml:space="preserve">Adjudication of the eight practice-scenario cells containing duplicate calls, with the primary and sensitivity cell assignments side by side.</w:t>
+      </w:r>
+    </w:p>
+    <w:p>
+      <w:pPr>
+        <w:pStyle w:val="BodyText"/>
+      </w:pPr>
+      <w:r>
+        <w:rPr>
+          <w:b/>
+          <w:bCs/>
+        </w:rPr>
         <w:t xml:space="preserve">Appendix Figure S1.</w:t>
       </w:r>
       <w:r>
@@ -2873,8 +2038,8 @@
         </w:pict>
       </w:r>
     </w:p>
-    <w:bookmarkEnd w:id="52"/>
-    <w:bookmarkStart w:id="53" w:name="references"/>
+    <w:bookmarkEnd w:id="49"/>
+    <w:bookmarkStart w:id="50" w:name="references"/>
     <w:p>
       <w:pPr>
         <w:pStyle w:val="Heading2"/>
@@ -2888,7 +2053,7 @@
         <w:pStyle w:val="Compact"/>
         <w:numPr>
           <w:ilvl w:val="0"/>
-          <w:numId w:val="1004"/>
+          <w:numId w:val="1002"/>
         </w:numPr>
       </w:pPr>
       <w:r>
@@ -2900,7 +2065,7 @@
         <w:pStyle w:val="Compact"/>
         <w:numPr>
           <w:ilvl w:val="0"/>
-          <w:numId w:val="1004"/>
+          <w:numId w:val="1002"/>
         </w:numPr>
       </w:pPr>
       <w:r>
@@ -2912,20 +2077,11 @@
         <w:pStyle w:val="Compact"/>
         <w:numPr>
           <w:ilvl w:val="0"/>
-          <w:numId w:val="1004"/>
+          <w:numId w:val="1002"/>
         </w:numPr>
       </w:pPr>
       <w:r>
-        <w:t xml:space="preserve">Kugelmass H.</w:t>
-      </w:r>
-      <w:r>
-        <w:t xml:space="preserve"> </w:t>
-      </w:r>
-      <w:r>
-        <w:t xml:space="preserve">“Sorry, I’m Not Accepting New Patients”</w:t>
-      </w:r>
-      <w:r>
-        <w:t xml:space="preserve">: An Audit Study of Access to Mental Health Care. J Health Soc Behav. 2016;57(2):168-183.</w:t>
+        <w:t xml:space="preserve">Practice Committee of the American Society for Reproductive Medicine. Access to fertility care for LGBTQ+ individuals and single parents: a committee opinion. Fertil Steril. 2021;115(4):870-877.</w:t>
       </w:r>
     </w:p>
     <w:p>
@@ -2933,11 +2089,20 @@
         <w:pStyle w:val="Compact"/>
         <w:numPr>
           <w:ilvl w:val="0"/>
-          <w:numId w:val="1004"/>
+          <w:numId w:val="1002"/>
         </w:numPr>
       </w:pPr>
       <w:r>
-        <w:t xml:space="preserve">Kugelmass H. Disability, Social Class, and Racial Disparities in Access to Mental Health Care: An Audit Study. J Health Soc Behav. 2019;60(4):460-476.</w:t>
+        <w:t xml:space="preserve">Kugelmass H.</w:t>
+      </w:r>
+      <w:r>
+        <w:t xml:space="preserve"> </w:t>
+      </w:r>
+      <w:r>
+        <w:t xml:space="preserve">“Sorry, I’m Not Accepting New Patients”</w:t>
+      </w:r>
+      <w:r>
+        <w:t xml:space="preserve">: An Audit Study of Access to Mental Health Care. J Health Soc Behav. 2016;57(2):168-183.</w:t>
       </w:r>
     </w:p>
     <w:p>
@@ -2945,11 +2110,11 @@
         <w:pStyle w:val="Compact"/>
         <w:numPr>
           <w:ilvl w:val="0"/>
-          <w:numId w:val="1004"/>
+          <w:numId w:val="1002"/>
         </w:numPr>
       </w:pPr>
       <w:r>
-        <w:t xml:space="preserve">Bisgaier J, Rhodes KV. Auditing access to specialty care for children with public insurance. N Engl J Med. 2011;364(24):2326-2333.</w:t>
+        <w:t xml:space="preserve">Kugelmass H. Disability, Social Class, and Racial Disparities in Access to Mental Health Care: An Audit Study. J Health Soc Behav. 2019;60(4):460-476.</w:t>
       </w:r>
     </w:p>
     <w:p>
@@ -2957,11 +2122,11 @@
         <w:pStyle w:val="Compact"/>
         <w:numPr>
           <w:ilvl w:val="0"/>
-          <w:numId w:val="1004"/>
+          <w:numId w:val="1002"/>
         </w:numPr>
       </w:pPr>
       <w:r>
-        <w:t xml:space="preserve">Rhodes KV, Kenney GM, Wissoker D, et al. Primary care access for new patients on Medicaid. Ann Intern Med. 2014;160(12):813-820.</w:t>
+        <w:t xml:space="preserve">Bisgaier J, Rhodes KV. Auditing access to specialty care for children with public insurance. N Engl J Med. 2011;364(24):2326-2333.</w:t>
       </w:r>
     </w:p>
     <w:p>
@@ -2969,11 +2134,11 @@
         <w:pStyle w:val="Compact"/>
         <w:numPr>
           <w:ilvl w:val="0"/>
-          <w:numId w:val="1004"/>
+          <w:numId w:val="1002"/>
         </w:numPr>
       </w:pPr>
       <w:r>
-        <w:t xml:space="preserve">Gross CP, Andersen MS, Krumholz HM. Audit studies in health services research. JAMA. 2019;322(3):205-207.</w:t>
+        <w:t xml:space="preserve">Rhodes KV, Kenney GM, Wissoker D, et al. Primary care access for new patients on Medicaid. Ann Intern Med. 2014;160(12):813-820.</w:t>
       </w:r>
     </w:p>
     <w:p>
@@ -2981,11 +2146,11 @@
         <w:pStyle w:val="Compact"/>
         <w:numPr>
           <w:ilvl w:val="0"/>
-          <w:numId w:val="1004"/>
+          <w:numId w:val="1002"/>
         </w:numPr>
       </w:pPr>
       <w:r>
-        <w:t xml:space="preserve">Lauster N, Easterbrook A. No couples allowed: Housing discrimination against same-sex couples in Vancouver. Can Stud Popul. 2011;38(3-4):57-75.</w:t>
+        <w:t xml:space="preserve">Gross CP, Andersen MS, Krumholz HM. Audit studies in health services research. JAMA. 2019;322(3):205-207.</w:t>
       </w:r>
     </w:p>
     <w:p>
@@ -2993,11 +2158,11 @@
         <w:pStyle w:val="Compact"/>
         <w:numPr>
           <w:ilvl w:val="0"/>
-          <w:numId w:val="1004"/>
+          <w:numId w:val="1002"/>
         </w:numPr>
       </w:pPr>
       <w:r>
-        <w:t xml:space="preserve">Practice Committee of the American Society for Reproductive Medicine. Access to fertility care for LGBTQ+ individuals and single parents: a committee opinion. Fertil Steril. 2021;115(4):870-877.</w:t>
+        <w:t xml:space="preserve">Lauster N, Easterbrook A. No couples allowed: Housing discrimination against same-sex couples in Vancouver. Can Stud Popul. 2011;38(3-4):57-75.</w:t>
       </w:r>
     </w:p>
     <w:p>
@@ -3005,11 +2170,11 @@
         <w:pStyle w:val="Compact"/>
         <w:numPr>
           <w:ilvl w:val="0"/>
-          <w:numId w:val="1004"/>
+          <w:numId w:val="1002"/>
         </w:numPr>
       </w:pPr>
       <w:r>
-        <w:t xml:space="preserve">Agrawal S, Kallen AN. Infertility disparities: a review of care access and outcomes. Curr Opin Obstet Gynecol. 2020;32(3):210-215.</w:t>
+        <w:t xml:space="preserve">Newcombe RG. Two-sided confidence intervals for the single proportion: comparison of seven methods. Stat Med. 1998;17(8):857-872.</w:t>
       </w:r>
     </w:p>
     <w:p>
@@ -3017,11 +2182,11 @@
         <w:pStyle w:val="Compact"/>
         <w:numPr>
           <w:ilvl w:val="0"/>
-          <w:numId w:val="1004"/>
+          <w:numId w:val="1002"/>
         </w:numPr>
       </w:pPr>
       <w:r>
-        <w:t xml:space="preserve">Quinn GP, Sanchez JA, Sutton SK, et al. LGBTQ fertility and family building: a review of provider knowledge and attitudes. J Assist Reprod Genet. 2015;32(10):1507-1513.</w:t>
+        <w:t xml:space="preserve">Agresti A, Min Y. Simple statistical methods for estimating relative risk in 2x2 contingency tables with paired data. Stat Med. 2005;24(5):729-740.</w:t>
       </w:r>
     </w:p>
     <w:p>
@@ -3029,11 +2194,11 @@
         <w:pStyle w:val="Compact"/>
         <w:numPr>
           <w:ilvl w:val="0"/>
-          <w:numId w:val="1004"/>
+          <w:numId w:val="1002"/>
         </w:numPr>
       </w:pPr>
       <w:r>
-        <w:t xml:space="preserve">Cwiak C, Edelman A, Ross L. Family planning access and non-traditional family building. Obstet Gynecol Clin North Am. 2019;46(4):711-724.</w:t>
+        <w:t xml:space="preserve">Lang TA, Altman DG. Statistical analyses and methods in the published literature: the SAMPL guidelines. Int J Nurs Stud. 2015;52(1):5-9.</w:t>
       </w:r>
     </w:p>
     <w:p>
@@ -3041,11 +2206,11 @@
         <w:pStyle w:val="Compact"/>
         <w:numPr>
           <w:ilvl w:val="0"/>
-          <w:numId w:val="1004"/>
+          <w:numId w:val="1002"/>
         </w:numPr>
       </w:pPr>
       <w:r>
-        <w:t xml:space="preserve">Agresti A, Min Y. Simple statistical methods for estimating relative risk in 2x2 contingency tables with paired data. Stat Med. 2005;24(5):729-740.</w:t>
+        <w:t xml:space="preserve">Agrawal S, Kallen AN. Infertility disparities: a review of care access and outcomes. Curr Opin Obstet Gynecol. 2020;32(3):210-215.</w:t>
       </w:r>
     </w:p>
     <w:p>
@@ -3053,14 +2218,26 @@
         <w:pStyle w:val="Compact"/>
         <w:numPr>
           <w:ilvl w:val="0"/>
-          <w:numId w:val="1004"/>
+          <w:numId w:val="1002"/>
         </w:numPr>
       </w:pPr>
       <w:r>
-        <w:t xml:space="preserve">Lang TA, Altman DG. Statistical analyses and methods in the published literature: the SAMPL guidelines. Int J Nurs Stud. 2015;52(1):5-9.</w:t>
-      </w:r>
-    </w:p>
-    <w:bookmarkEnd w:id="53"/>
+        <w:t xml:space="preserve">Quinn GP, Sanchez JA, Sutton SK, et al. LGBTQ fertility and family building: a review of provider knowledge and attitudes. J Assist Reprod Genet. 2015;32(10):1507-1513.</w:t>
+      </w:r>
+    </w:p>
+    <w:p>
+      <w:pPr>
+        <w:pStyle w:val="Compact"/>
+        <w:numPr>
+          <w:ilvl w:val="0"/>
+          <w:numId w:val="1002"/>
+        </w:numPr>
+      </w:pPr>
+      <w:r>
+        <w:t xml:space="preserve">Cwiak C, Edelman A, Ross L. Family planning access and non-traditional family building. Obstet Gynecol Clin North Am. 2019;46(4):711-724.</w:t>
+      </w:r>
+    </w:p>
+    <w:bookmarkEnd w:id="50"/>
     <w:sectPr>
       <w:footnotePr>
         <w:numRestart w:val="eachSect"/>
@@ -3171,109 +2348,6 @@
       </w:pPr>
     </w:lvl>
   </w:abstractNum>
-  <w:abstractNum w:abstractNumId="991">
-    <w:nsid w:val="0000A991"/>
-    <w:multiLevelType w:val="multilevel"/>
-    <w:lvl w:ilvl="0">
-      <w:numFmt w:val="bullet"/>
-      <w:lvlText w:val=""/>
-      <w:lvlJc w:val="left"/>
-      <w:pPr>
-        <w:ind w:left="720" w:hanging="360"/>
-      </w:pPr>
-      <w:rPr>
-        <w:rFonts w:ascii="Symbol" w:hAnsi="Symbol" w:cs="Symbol" w:hint="default"/>
-      </w:rPr>
-    </w:lvl>
-    <w:lvl w:ilvl="1">
-      <w:numFmt w:val="bullet"/>
-      <w:lvlText w:val="o"/>
-      <w:lvlJc w:val="left"/>
-      <w:pPr>
-        <w:ind w:left="1440" w:hanging="360"/>
-      </w:pPr>
-      <w:rPr>
-        <w:rFonts w:ascii="Courier New" w:hAnsi="Courier New" w:cs="Courier New" w:hint="default"/>
-      </w:rPr>
-    </w:lvl>
-    <w:lvl w:ilvl="2">
-      <w:numFmt w:val="bullet"/>
-      <w:lvlText w:val=""/>
-      <w:lvlJc w:val="left"/>
-      <w:pPr>
-        <w:ind w:left="2160" w:hanging="360"/>
-      </w:pPr>
-      <w:rPr>
-        <w:rFonts w:ascii="Wingdings" w:hAnsi="Wingdings" w:cs="Wingdings" w:hint="default"/>
-      </w:rPr>
-    </w:lvl>
-    <w:lvl w:ilvl="3">
-      <w:numFmt w:val="bullet"/>
-      <w:lvlText w:val=""/>
-      <w:lvlJc w:val="left"/>
-      <w:pPr>
-        <w:ind w:left="2880" w:hanging="360"/>
-      </w:pPr>
-      <w:rPr>
-        <w:rFonts w:ascii="Symbol" w:hAnsi="Symbol" w:cs="Symbol" w:hint="default"/>
-      </w:rPr>
-    </w:lvl>
-    <w:lvl w:ilvl="4">
-      <w:numFmt w:val="bullet"/>
-      <w:lvlText w:val="o"/>
-      <w:lvlJc w:val="left"/>
-      <w:pPr>
-        <w:ind w:left="3600" w:hanging="360"/>
-      </w:pPr>
-      <w:rPr>
-        <w:rFonts w:ascii="Courier New" w:hAnsi="Courier New" w:cs="Courier New" w:hint="default"/>
-      </w:rPr>
-    </w:lvl>
-    <w:lvl w:ilvl="5">
-      <w:numFmt w:val="bullet"/>
-      <w:lvlText w:val=""/>
-      <w:lvlJc w:val="left"/>
-      <w:pPr>
-        <w:ind w:left="4320" w:hanging="360"/>
-      </w:pPr>
-      <w:rPr>
-        <w:rFonts w:ascii="Wingdings" w:hAnsi="Wingdings" w:cs="Wingdings" w:hint="default"/>
-      </w:rPr>
-    </w:lvl>
-    <w:lvl w:ilvl="6">
-      <w:numFmt w:val="bullet"/>
-      <w:lvlText w:val=""/>
-      <w:lvlJc w:val="left"/>
-      <w:pPr>
-        <w:ind w:left="5040" w:hanging="360"/>
-      </w:pPr>
-      <w:rPr>
-        <w:rFonts w:ascii="Symbol" w:hAnsi="Symbol" w:cs="Symbol" w:hint="default"/>
-      </w:rPr>
-    </w:lvl>
-    <w:lvl w:ilvl="7">
-      <w:numFmt w:val="bullet"/>
-      <w:lvlText w:val="o"/>
-      <w:lvlJc w:val="left"/>
-      <w:pPr>
-        <w:ind w:left="5760" w:hanging="360"/>
-      </w:pPr>
-      <w:rPr>
-        <w:rFonts w:ascii="Courier New" w:hAnsi="Courier New" w:cs="Courier New" w:hint="default"/>
-      </w:rPr>
-    </w:lvl>
-    <w:lvl w:ilvl="8">
-      <w:numFmt w:val="bullet"/>
-      <w:lvlText w:val=""/>
-      <w:lvlJc w:val="left"/>
-      <w:pPr>
-        <w:ind w:left="6480" w:hanging="360"/>
-      </w:pPr>
-      <w:rPr>
-        <w:rFonts w:ascii="Wingdings" w:hAnsi="Wingdings" w:cs="Wingdings" w:hint="default"/>
-      </w:rPr>
-    </w:lvl>
-  </w:abstractNum>
   <w:abstractNum w:abstractNumId="99411">
     <w:nsid w:val="00A99411"/>
     <w:multiLevelType w:val="multilevel"/>
@@ -3363,12 +2437,6 @@
     <w:abstractNumId w:val="990"/>
   </w:num>
   <w:num w:numId="1001">
-    <w:abstractNumId w:val="991"/>
-  </w:num>
-  <w:num w:numId="1002">
-    <w:abstractNumId w:val="991"/>
-  </w:num>
-  <w:num w:numId="1003">
     <w:abstractNumId w:val="99411"/>
     <w:lvlOverride w:ilvl="0">
       <w:startOverride w:val="1"/>
@@ -3398,7 +2466,7 @@
       <w:startOverride w:val="1"/>
     </w:lvlOverride>
   </w:num>
-  <w:num w:numId="1004">
+  <w:num w:numId="1002">
     <w:abstractNumId w:val="99411"/>
     <w:lvlOverride w:ilvl="0">
       <w:startOverride w:val="1"/>

--- a/labubu_mysterycall_manuscript.docx
+++ b/labubu_mysterycall_manuscript.docx
@@ -1788,19 +1788,19 @@
         <w:pStyle w:val="FirstParagraph"/>
       </w:pPr>
       <w:r>
-        <w:t xml:space="preserve">Adding an explicit item asking whether staff agreed to schedule the caller, and randomizing or blocking caller assignment across scenarios, would convert the exploratory contrast reported here into an estimable effect. The three</w:t>
-      </w:r>
-      <w:r>
-        <w:t xml:space="preserve"> </w:t>
-      </w:r>
-      <w:r>
-        <w:t xml:space="preserve">“restrictions on the individuals you would provide care to”</w:t>
-      </w:r>
-      <w:r>
-        <w:t xml:space="preserve"> </w:t>
-      </w:r>
-      <w:r>
-        <w:t xml:space="preserve">checkboxes are the only directly measured discrimination item in the instrument, and they are deliberately</w:t>
+        <w:t xml:space="preserve">Adding an explicit item asking whether staff agreed to schedule the caller, and randomizing or blocking caller assignment across scenarios, would convert the exploratory contrast reported here into an estimable effect. The instrument’s only directly measured discrimination item, three checkboxes asking whether there are</w:t>
+      </w:r>
+      <w:r>
+        <w:t xml:space="preserve"> </w:t>
+      </w:r>
+      <w:r>
+        <w:t xml:space="preserve">“restrictions to the individuals you would provide care to”</w:t>
+      </w:r>
+      <w:r>
+        <w:t xml:space="preserve"> </w:t>
+      </w:r>
+      <w:r>
+        <w:t xml:space="preserve">(lesbian couple, straight couple, single mother), is</w:t>
       </w:r>
       <w:r>
         <w:t xml:space="preserve"> </w:t>
@@ -1813,7 +1813,16 @@
         <w:t xml:space="preserve">excluded from all analyses reported here</w:t>
       </w:r>
       <w:r>
-        <w:t xml:space="preserve">: their semantics are unresolved, since the straight-couple box is ticked on straight-couple calls and a checked box may denote either restricted or provided care. Resolving them requires the original REDCap field labels, choices, branching logic and coded values, not inference from the observed pattern. Should the codebook confirm that they record restriction, they would be a stronger primary measure of discrimination than any outcome inferred from call documentation, and adopting them would warrant an explicit protocol amendment rather than a substitution.</w:t>
+        <w:t xml:space="preserve">, and the study codebook establishes that it cannot be recovered. The codebook defines a ticked box as a restriction applying to that group, with no field note or branching logic. The recorded responses are inconsistent with that definition and with one another. A box was ticked on 43 of 234 calls. One caller ticked all three boxes on 19 occasions, which under the codebook definition would mean those practices serve no one and plainly means its inverse, while every other caller ticked only the box matching the scenario they themselves called as, an echo of the assignment rather than an observation about the practice (22 calls). The convention is therefore a property of the caller rather than of the response, and 25% of calls record no caller at all, so no post hoc recoding can separate the two. This is an instrument defect rather than an analytic one, and the fix belongs in the next wave: three explicit yes/no items with the direction stated in the stem, made required so that blank is distinguishable from</w:t>
+      </w:r>
+      <w:r>
+        <w:t xml:space="preserve"> </w:t>
+      </w:r>
+      <w:r>
+        <w:t xml:space="preserve">“no restriction”</w:t>
+      </w:r>
+      <w:r>
+        <w:t xml:space="preserve">, and caller identity mandatory on every record.</w:t>
       </w:r>
     </w:p>
     <w:bookmarkEnd w:id="45"/>
@@ -2011,6 +2020,24 @@
       </w:r>
       <w:r>
         <w:t xml:space="preserve">Adjudication of the eight practice-scenario cells containing duplicate calls, with the primary and sensitivity cell assignments side by side.</w:t>
+      </w:r>
+    </w:p>
+    <w:p>
+      <w:pPr>
+        <w:pStyle w:val="BodyText"/>
+      </w:pPr>
+      <w:r>
+        <w:rPr>
+          <w:b/>
+          <w:bCs/>
+        </w:rPr>
+        <w:t xml:space="preserve">Appendix Table S6.</w:t>
+      </w:r>
+      <w:r>
+        <w:t xml:space="preserve"> </w:t>
+      </w:r>
+      <w:r>
+        <w:t xml:space="preserve">Combination of restriction checkboxes ticked, by person completing the form, showing the two incompatible conventions that make the item unusable.</w:t>
       </w:r>
     </w:p>
     <w:p>

--- a/labubu_mysterycall_manuscript.docx
+++ b/labubu_mysterycall_manuscript.docx
@@ -422,7 +422,7 @@
         <w:pStyle w:val="BodyText"/>
       </w:pPr>
       <w:r>
-        <w:t xml:space="preserve">Within-practice matched contrasts used exact McNemar tests.[11] Power in paired audit designs is governed by the number of discordant practices, which here was small; minimum detectable effect odds ratios at 80% power (α = .05) ranged from OR 8.1 to OR 9.0 and are reported alongside every paired contrast. In accordance with the Statistical Analyses and Methods in the Published Literature (SAMPL) guidelines,[12] point estimates are presented with 95% confidence intervals to establish precision limits rather than relying on underpowered null hypothesis significance tests. All analyses were conducted in R version 4.4.2 using the</w:t>
+        <w:t xml:space="preserve">Within-practice matched contrasts used exact McNemar tests.[11] Power in paired audit designs is governed by the number of discordant practices, which here was small; minimum detectable effect odds ratios at 80% power (α = .05) ranged from OR 30.9 to OR 35.4 and are reported alongside every paired contrast. In accordance with the Statistical Analyses and Methods in the Published Literature (SAMPL) guidelines,[12] point estimates are presented with 95% confidence intervals to establish precision limits rather than relying on underpowered null hypothesis significance tests. All analyses were conducted in R version 4.4.2 using the</w:t>
       </w:r>
       <w:r>
         <w:t xml:space="preserve"> </w:t>
@@ -1021,7 +1021,7 @@
         <w:pStyle w:val="BodyText"/>
       </w:pPr>
       <w:r>
-        <w:t xml:space="preserve">In complete-triad mixed-effects logistic regression (N = 48 practices), relative to straight-couple callers, the odds of inferred appointment availability were OR 0.04 (0.01-0.28) for lesbian couples and OR 0.09 (0.01-0.65) for single mothers. We report intervals without p-values throughout this section. A significance test presumes a design capable of detecting the effect it is testing for, and the minimum detectable effects here are OR 8.1 to OR 9.0; a p-value computed under those conditions carries no information the interval does not already carry, and invites a reading the data cannot support. The intervals themselves span orders of magnitude, reflecting near-separation at this sample size: direction is interpretable, magnitude is not.</w:t>
+        <w:t xml:space="preserve">In complete-triad mixed-effects logistic regression (N = 48 practices), relative to straight-couple callers, the odds of inferred appointment availability were OR 0.04 (0.01-0.28) for lesbian couples and OR 0.09 (0.01-0.65) for single mothers. We report intervals without p-values throughout this section. A significance test presumes a design capable of detecting the effect it is testing for, and the minimum detectable effects here are OR 30.9 to OR 35.4; a p-value computed under those conditions carries no information the interval does not already carry, and invites a reading the data cannot support. The intervals themselves span orders of magnitude, reflecting near-separation at this sample size: direction is interpretable, magnitude is not.</w:t>
       </w:r>
     </w:p>
     <w:p>
@@ -1212,7 +1212,7 @@
               <w:jc w:val="left"/>
             </w:pPr>
             <w:r>
-              <w:t xml:space="preserve">OR 8.1</w:t>
+              <w:t xml:space="preserve">OR 30.9</w:t>
             </w:r>
           </w:p>
         </w:tc>
@@ -1286,7 +1286,7 @@
               <w:jc w:val="left"/>
             </w:pPr>
             <w:r>
-              <w:t xml:space="preserve">OR 8.1</w:t>
+              <w:t xml:space="preserve">OR NA</w:t>
             </w:r>
           </w:p>
         </w:tc>
@@ -1360,7 +1360,7 @@
               <w:jc w:val="left"/>
             </w:pPr>
             <w:r>
-              <w:t xml:space="preserve">OR 9.0</w:t>
+              <w:t xml:space="preserve">OR 35.4</w:t>
             </w:r>
           </w:p>
         </w:tc>
@@ -1513,7 +1513,7 @@
         <w:t xml:space="preserve">power</w:t>
       </w:r>
       <w:r>
-        <w:t xml:space="preserve">. Within-practice matched contrasts draw information only from practices that answered differently to two callers. Concordance was high, since most practices treated callers alike, leaving 7, 2, 8 discordant practices across the three contrasts, with minimum detectable effects of OR 8.1 to OR 9.0. Audit-study effects of interest are far below that floor. For the Lesbian couple versus Single mother contrast in particular, the number of discordant practices is small enough that the exact test cannot return a significant result at any effect size.</w:t>
+        <w:t xml:space="preserve">. Within-practice matched contrasts draw information only from practices that answered differently to two callers. Concordance was high, since most practices treated callers alike, leaving 7, 2, 8 discordant practices across the three contrasts, with minimum detectable effects of OR 30.9 to OR 35.4. Audit-study effects of interest are far below that floor. For the Lesbian couple versus Single mother contrast in particular, the number of discordant practices is small enough that the exact test cannot return a significant result at any effect size.</w:t>
       </w:r>
     </w:p>
     <w:p>
@@ -1660,7 +1660,7 @@
         <w:t xml:space="preserve"> </w:t>
       </w:r>
       <w:r>
-        <w:t xml:space="preserve">With 7, 2, 8 discordant practices, only very large effects (OR 8.1 to OR 9.0) are detectable.</w:t>
+        <w:t xml:space="preserve">With 7, 2, 8 discordant practices, only very large effects (OR 30.9 to OR 35.4) are detectable.</w:t>
       </w:r>
     </w:p>
     <w:p>

--- a/labubu_mysterycall_manuscript.docx
+++ b/labubu_mysterycall_manuscript.docx
@@ -128,7 +128,7 @@
         <w:t xml:space="preserve">One in 98 Restorative Reproductive Medicine practices offers intrauterine insemination or in vitro fertilization, and three in 98 work with donor sperm.</w:t>
       </w:r>
     </w:p>
-    <w:bookmarkStart w:id="20" w:name="abstract"/>
+    <w:bookmarkStart w:id="9" w:name="abstract"/>
     <w:p>
       <w:pPr>
         <w:pStyle w:val="Heading2"/>
@@ -176,8 +176,8 @@
         </w:pict>
       </w:r>
     </w:p>
-    <w:bookmarkEnd w:id="20"/>
-    <w:bookmarkStart w:id="21" w:name="introduction"/>
+    <w:bookmarkEnd w:id="9"/>
+    <w:bookmarkStart w:id="10" w:name="introduction"/>
     <w:p>
       <w:pPr>
         <w:pStyle w:val="Heading2"/>
@@ -217,8 +217,8 @@
         </w:pict>
       </w:r>
     </w:p>
-    <w:bookmarkEnd w:id="21"/>
-    <w:bookmarkStart w:id="25" w:name="sources-and-methods"/>
+    <w:bookmarkEnd w:id="10"/>
+    <w:bookmarkStart w:id="14" w:name="sources-and-methods"/>
     <w:p>
       <w:pPr>
         <w:pStyle w:val="Heading2"/>
@@ -227,7 +227,7 @@
         <w:t xml:space="preserve">SOURCES AND METHODS</w:t>
       </w:r>
     </w:p>
-    <w:bookmarkStart w:id="22" w:name="study-design-and-scenarios"/>
+    <w:bookmarkStart w:id="11" w:name="study-design-and-scenarios"/>
     <w:p>
       <w:pPr>
         <w:pStyle w:val="Heading3"/>
@@ -244,8 +244,8 @@
         <w:t xml:space="preserve">We conducted a national within-practice audit of RRM practices in the United States between 2025 and 2026, using a roster compiled from professional directories and clinical registries. Trained callers telephoned each practice during business hours (08:00–17:00 local time, excluding 12:00–13:00), once for each of three standardized scenarios: a female caller seeking fertility evaluation with a male partner (straight couple), with a female partner (lesbian couple), or alone using donor sperm (single mother). Scripts were identical apart from the caller’s stated partner status and the donor sperm inquiry. Because each practice served as its own control across scenarios, practice identity was treated as a random intercept in all models. The Colorado Multiple Institutional Review Board approved the protocol (COMIRB 25-2596).</w:t>
       </w:r>
     </w:p>
-    <w:bookmarkEnd w:id="22"/>
-    <w:bookmarkStart w:id="23" w:name="main-outcome-measures"/>
+    <w:bookmarkEnd w:id="11"/>
+    <w:bookmarkStart w:id="12" w:name="main-outcome-measures"/>
     <w:p>
       <w:pPr>
         <w:pStyle w:val="Heading3"/>
@@ -391,8 +391,8 @@
         <w:t xml:space="preserve">The protocol specifies one call per practice per scenario; eight cells contained two. Where a contact attempt (voicemail, wrong number, abandoned or over-long hold) preceded a completed call, the completed call determined the cell; where two protocol-valid completed calls existed, the cell was treated as a protocol deviation and excluded from the primary paired analysis rather than resolved by preferring the earlier or later call. All calls are retained in the call-level dataset, and first- versus last-successful selection is reported as a sensitivity analysis (Appendix Table S5).</w:t>
       </w:r>
     </w:p>
-    <w:bookmarkEnd w:id="23"/>
-    <w:bookmarkStart w:id="24" w:name="statistical-analysis-and-power"/>
+    <w:bookmarkEnd w:id="12"/>
+    <w:bookmarkStart w:id="13" w:name="statistical-analysis-and-power"/>
     <w:p>
       <w:pPr>
         <w:pStyle w:val="Heading3"/>
@@ -422,7 +422,7 @@
         <w:pStyle w:val="BodyText"/>
       </w:pPr>
       <w:r>
-        <w:t xml:space="preserve">Within-practice matched contrasts used exact McNemar tests.[11] Power in paired audit designs is governed by the number of discordant practices, which here was small; minimum detectable effect odds ratios at 80% power (α = .05) ranged from OR 8.1 to OR 9.0 and are reported alongside every paired contrast. In accordance with the Statistical Analyses and Methods in the Published Literature (SAMPL) guidelines,[12] point estimates are presented with 95% confidence intervals to establish precision limits rather than relying on underpowered null hypothesis significance tests. All analyses were conducted in R version 4.4.2 using the</w:t>
+        <w:t xml:space="preserve">Within-practice matched contrasts used exact McNemar tests.[11] Power in paired audit designs is governed by the number of discordant practices, which here was small; minimum detectable effect odds ratios at 80% power (α = .05) ranged from OR 30.9 to OR 35.4 and are reported alongside every paired contrast. In accordance with the Statistical Analyses and Methods in the Published Literature (SAMPL) guidelines,[12] point estimates are presented with 95% confidence intervals to establish precision limits rather than relying on underpowered null hypothesis significance tests. All analyses were conducted in R version 4.4.2 using the</w:t>
       </w:r>
       <w:r>
         <w:t xml:space="preserve"> </w:t>
@@ -447,9 +447,9 @@
         </w:pict>
       </w:r>
     </w:p>
-    <w:bookmarkEnd w:id="24"/>
-    <w:bookmarkEnd w:id="25"/>
-    <w:bookmarkStart w:id="40" w:name="results"/>
+    <w:bookmarkEnd w:id="13"/>
+    <w:bookmarkEnd w:id="14"/>
+    <w:bookmarkStart w:id="29" w:name="results"/>
     <w:p>
       <w:pPr>
         <w:pStyle w:val="Heading2"/>
@@ -458,7 +458,7 @@
         <w:t xml:space="preserve">RESULTS</w:t>
       </w:r>
     </w:p>
-    <w:bookmarkStart w:id="29" w:name="X7c6f754733434d60a95bc7e273f19daed862ccc"/>
+    <w:bookmarkStart w:id="18" w:name="X7c6f754733434d60a95bc7e273f19daed862ccc"/>
     <w:p>
       <w:pPr>
         <w:pStyle w:val="Heading3"/>
@@ -484,18 +484,18 @@
           <wp:inline>
             <wp:extent cx="5067300" cy="2474727"/>
             <wp:effectExtent b="0" l="0" r="0" t="0"/>
-            <wp:docPr descr="Figure 1. Reproductive services offered by RRM practices, with 95% confidence intervals." title="" id="27" name="Picture"/>
+            <wp:docPr descr="Figure 1. Reproductive services offered by RRM practices, with 95% confidence intervals." title="" id="16" name="Picture"/>
             <a:graphic>
               <a:graphicData uri="http://schemas.openxmlformats.org/drawingml/2006/picture">
                 <pic:pic>
                   <pic:nvPicPr>
-                    <pic:cNvPr descr="labubu_mysterycall_manuscript_files/mysterycall_outputs/figures/fig5_service_forest.png" id="28" name="Picture"/>
+                    <pic:cNvPr descr="mysterycall_outputs/figures/fig5_service_forest.png" id="17" name="Picture"/>
                     <pic:cNvPicPr>
                       <a:picLocks noChangeArrowheads="1" noChangeAspect="1"/>
                     </pic:cNvPicPr>
                   </pic:nvPicPr>
                   <pic:blipFill>
-                    <a:blip r:embed="rId26"/>
+                    <a:blip r:embed="rId15"/>
                     <a:stretch>
                       <a:fillRect/>
                     </a:stretch>
@@ -546,8 +546,8 @@
         <w:t xml:space="preserve">The services a single woman or same-sex female couple requires to conceive are therefore effectively absent from this sample, while the services RRM practices do provide are those appropriate to a couple attempting unassisted conception.</w:t>
       </w:r>
     </w:p>
-    <w:bookmarkEnd w:id="29"/>
-    <w:bookmarkStart w:id="36" w:name="access-cascade"/>
+    <w:bookmarkEnd w:id="18"/>
+    <w:bookmarkStart w:id="25" w:name="access-cascade"/>
     <w:p>
       <w:pPr>
         <w:pStyle w:val="Heading3"/>
@@ -573,18 +573,18 @@
           <wp:inline>
             <wp:extent cx="4533900" cy="5541433"/>
             <wp:effectExtent b="0" l="0" r="0" t="0"/>
-            <wp:docPr descr="Figure 2. STROBE flow diagram. Reaching a live office and being offered an appointment are separate stages with separate denominators." title="" id="31" name="Picture"/>
+            <wp:docPr descr="Figure 2. STROBE flow diagram. Reaching a live office and being offered an appointment are separate stages with separate denominators." title="" id="20" name="Picture"/>
             <a:graphic>
               <a:graphicData uri="http://schemas.openxmlformats.org/drawingml/2006/picture">
                 <pic:pic>
                   <pic:nvPicPr>
-                    <pic:cNvPr descr="labubu_mysterycall_manuscript_files/mysterycall_outputs/figures/fig0_strobe_flow.png" id="32" name="Picture"/>
+                    <pic:cNvPr descr="mysterycall_outputs/figures/fig0_strobe_flow.png" id="21" name="Picture"/>
                     <pic:cNvPicPr>
                       <a:picLocks noChangeArrowheads="1" noChangeAspect="1"/>
                     </pic:cNvPicPr>
                   </pic:nvPicPr>
                   <pic:blipFill>
-                    <a:blip r:embed="rId30"/>
+                    <a:blip r:embed="rId19"/>
                     <a:stretch>
                       <a:fillRect/>
                     </a:stretch>
@@ -628,18 +628,18 @@
           <wp:inline>
             <wp:extent cx="5334000" cy="2933700"/>
             <wp:effectExtent b="0" l="0" r="0" t="0"/>
-            <wp:docPr descr="Figure 3. STROBE flow by caller scenario. The three arms enter the cascade at comparable widths and leave at very different ones." title="" id="34" name="Picture"/>
+            <wp:docPr descr="Figure 3. STROBE flow by caller scenario. The three arms enter the cascade at comparable widths and leave at very different ones." title="" id="23" name="Picture"/>
             <a:graphic>
               <a:graphicData uri="http://schemas.openxmlformats.org/drawingml/2006/picture">
                 <pic:pic>
                   <pic:nvPicPr>
-                    <pic:cNvPr descr="labubu_mysterycall_manuscript_files/mysterycall_outputs/figures/fig0b_strobe_flow_by_scenario.png" id="35" name="Picture"/>
+                    <pic:cNvPr descr="mysterycall_outputs/figures/fig0b_strobe_flow_by_scenario.png" id="24" name="Picture"/>
                     <pic:cNvPicPr>
                       <a:picLocks noChangeArrowheads="1" noChangeAspect="1"/>
                     </pic:cNvPicPr>
                   </pic:nvPicPr>
                   <pic:blipFill>
-                    <a:blip r:embed="rId33"/>
+                    <a:blip r:embed="rId22"/>
                     <a:stretch>
                       <a:fillRect/>
                     </a:stretch>
@@ -998,8 +998,8 @@
         </w:tc>
       </w:tr>
     </w:tbl>
-    <w:bookmarkEnd w:id="36"/>
-    <w:bookmarkStart w:id="37" w:name="X5f899fec0f12783ee896a9738620820f67eb94a"/>
+    <w:bookmarkEnd w:id="25"/>
+    <w:bookmarkStart w:id="26" w:name="X5f899fec0f12783ee896a9738620820f67eb94a"/>
     <w:p>
       <w:pPr>
         <w:pStyle w:val="Heading3"/>
@@ -1021,7 +1021,7 @@
         <w:pStyle w:val="BodyText"/>
       </w:pPr>
       <w:r>
-        <w:t xml:space="preserve">In complete-triad mixed-effects logistic regression (N = 48 practices), relative to straight-couple callers, the odds of inferred appointment availability were OR 0.04 (0.01-0.28) for lesbian couples and OR 0.09 (0.01-0.65) for single mothers. We report intervals without p-values throughout this section. A significance test presumes a design capable of detecting the effect it is testing for, and the minimum detectable effects here are OR 8.1 to OR 9.0; a p-value computed under those conditions carries no information the interval does not already carry, and invites a reading the data cannot support. The intervals themselves span orders of magnitude, reflecting near-separation at this sample size: direction is interpretable, magnitude is not.</w:t>
+        <w:t xml:space="preserve">In complete-triad mixed-effects logistic regression (N = 48 practices), relative to straight-couple callers, the odds of inferred appointment availability were OR 0.04 (0.01-0.28) for lesbian couples and OR 0.09 (0.01-0.65) for single mothers. We report intervals without p-values throughout this section. A significance test presumes a design capable of detecting the effect it is testing for, and the minimum detectable effects here are OR 30.9 to OR 35.4; a p-value computed under those conditions carries no information the interval does not already carry, and invites a reading the data cannot support. The intervals themselves span orders of magnitude, reflecting near-separation at this sample size: direction is interpretable, magnitude is not.</w:t>
       </w:r>
     </w:p>
     <w:p>
@@ -1212,7 +1212,7 @@
               <w:jc w:val="left"/>
             </w:pPr>
             <w:r>
-              <w:t xml:space="preserve">OR 8.1</w:t>
+              <w:t xml:space="preserve">OR 30.9</w:t>
             </w:r>
           </w:p>
         </w:tc>
@@ -1286,7 +1286,7 @@
               <w:jc w:val="left"/>
             </w:pPr>
             <w:r>
-              <w:t xml:space="preserve">OR 8.1</w:t>
+              <w:t xml:space="preserve">OR NA</w:t>
             </w:r>
           </w:p>
         </w:tc>
@@ -1360,7 +1360,7 @@
               <w:jc w:val="left"/>
             </w:pPr>
             <w:r>
-              <w:t xml:space="preserve">OR 9.0</w:t>
+              <w:t xml:space="preserve">OR 35.4</w:t>
             </w:r>
           </w:p>
         </w:tc>
@@ -1374,8 +1374,8 @@
         <w:t xml:space="preserve">Within-practice paired differences in inferred availability were: Straight vs Single Mother +31.2 percentage points (95% CI +2.7 to +59.8; n = 16 practices); Lesbian vs Single Mother -9.1 percentage points (95% CI -21.1 to +2.9; n = 22 practices); Straight vs Lesbian +42.1 percentage points (95% CI +19.9 to +64.3; n = 19 practices). Practices treated callers identically in 68%-81% of paired reachability comparisons.</w:t>
       </w:r>
     </w:p>
-    <w:bookmarkEnd w:id="37"/>
-    <w:bookmarkStart w:id="38" w:name="caller-assignment"/>
+    <w:bookmarkEnd w:id="26"/>
+    <w:bookmarkStart w:id="27" w:name="caller-assignment"/>
     <w:p>
       <w:pPr>
         <w:pStyle w:val="Heading3"/>
@@ -1392,8 +1392,8 @@
         <w:t xml:space="preserve">Scenarios were not randomized across callers (Appendix Table S1). Caller identity was strongly associated with scenario (Cramér’s V = 0.66), and per-caller availability rates varied widely. Consequently, a scenario contrast and a caller contrast are numerically the same comparison, and within-practice pairing does not separate them because the paired calls were placed by different callers.</w:t>
       </w:r>
     </w:p>
-    <w:bookmarkEnd w:id="38"/>
-    <w:bookmarkStart w:id="39" w:name="wait-time-to-first-available-appointment"/>
+    <w:bookmarkEnd w:id="27"/>
+    <w:bookmarkStart w:id="28" w:name="wait-time-to-first-available-appointment"/>
     <w:p>
       <w:pPr>
         <w:pStyle w:val="Heading3"/>
@@ -1407,7 +1407,7 @@
         <w:pStyle w:val="FirstParagraph"/>
       </w:pPr>
       <w:r>
-        <w:t xml:space="preserve">Among calls with an observed appointment date (N = 57), the median wait was 18 business days (IQR 7-42; n = 28) for straight couples, 20 business days (IQR 5-38; n = 14) for lesbian couples, and 13 business days (IQR 4-27; n = 15) for single mothers. In the log-transformed mixed model, waits relative to straight-couple callers had a geometric mean ratio of 0.83 (95% CI 0.47-1.46) for lesbian couples and 0.82 (95% CI 0.46-1.45) for single mothers; a ratio below 1.00 indicates a shorter wait. Because appointment dates are missing for a scenario-dependent share of calls, these complete-case estimates condition on having been offered an appointment and are reported as descriptive.</w:t>
+        <w:t xml:space="preserve">Among calls with an observed appointment date (N = 57), the median wait was 18 business days (IQR 7-42; n = 28) for straight couples, 20 business days (IQR 5-38; n = 14) for lesbian couples, and 13 business days (IQR 4-27; n = 15) for single mothers. In the log-transformed mixed model, waits relative to straight-couple callers had a geometric mean ratio of 0.83 (95% CI 0.48-1.43) for lesbian couples and 0.82 (95% CI 0.47-1.43) for single mothers; a ratio below 1.00 indicates a shorter wait. Because appointment dates are missing for a scenario-dependent share of calls, these complete-case estimates condition on having been offered an appointment and are reported as descriptive.</w:t>
       </w:r>
     </w:p>
     <w:p>
@@ -1417,9 +1417,9 @@
         </w:pict>
       </w:r>
     </w:p>
-    <w:bookmarkEnd w:id="39"/>
-    <w:bookmarkEnd w:id="40"/>
-    <w:bookmarkStart w:id="47" w:name="discussion"/>
+    <w:bookmarkEnd w:id="28"/>
+    <w:bookmarkEnd w:id="29"/>
+    <w:bookmarkStart w:id="36" w:name="discussion"/>
     <w:p>
       <w:pPr>
         <w:pStyle w:val="Heading2"/>
@@ -1428,7 +1428,7 @@
         <w:t xml:space="preserve">DISCUSSION</w:t>
       </w:r>
     </w:p>
-    <w:bookmarkStart w:id="41" w:name="principal-findings"/>
+    <w:bookmarkStart w:id="30" w:name="principal-findings"/>
     <w:p>
       <w:pPr>
         <w:pStyle w:val="Heading3"/>
@@ -1469,8 +1469,8 @@
         <w:t xml:space="preserve">We regard this as the more consequential result, and it is also the better measured one. It comes from staff answering a direct question about their own services, in a sample of 98 completed interviews, with confidence intervals narrow enough to support the claim. It requires no derived outcome, no matched design, and no assumption about which caller placed the call.</w:t>
       </w:r>
     </w:p>
-    <w:bookmarkEnd w:id="41"/>
-    <w:bookmarkStart w:id="42" w:name="X96cd90cc0850db8b46582f309691648891168df"/>
+    <w:bookmarkEnd w:id="30"/>
+    <w:bookmarkStart w:id="31" w:name="X96cd90cc0850db8b46582f309691648891168df"/>
     <w:p>
       <w:pPr>
         <w:pStyle w:val="Heading3"/>
@@ -1513,7 +1513,7 @@
         <w:t xml:space="preserve">power</w:t>
       </w:r>
       <w:r>
-        <w:t xml:space="preserve">. Within-practice matched contrasts draw information only from practices that answered differently to two callers. Concordance was high, since most practices treated callers alike, leaving 7, 2, 8 discordant practices across the three contrasts, with minimum detectable effects of OR 8.1 to OR 9.0. Audit-study effects of interest are far below that floor. For the Lesbian couple versus Single mother contrast in particular, the number of discordant practices is small enough that the exact test cannot return a significant result at any effect size.</w:t>
+        <w:t xml:space="preserve">. Within-practice matched contrasts draw information only from practices that answered differently to two callers. Concordance was high, since most practices treated callers alike, leaving 7, 2, 8 discordant practices across the three contrasts, with minimum detectable effects of OR 30.9 to OR 35.4. Audit-study effects of interest are far below that floor. For the Lesbian couple versus Single mother contrast in particular, the number of discordant practices is small enough that the exact test cannot return a significant result at any effect size.</w:t>
       </w:r>
     </w:p>
     <w:p>
@@ -1545,8 +1545,8 @@
         <w:t xml:space="preserve">The contrast with enough discordant practices to be informative is therefore the one with no caller overlap, and the contrast free of caller confounding is the one with too few discordant practices to test. That is a property of how the calls were allocated, not a result about how practices behave, and it cannot be repaired analytically.</w:t>
       </w:r>
     </w:p>
-    <w:bookmarkEnd w:id="42"/>
-    <w:bookmarkStart w:id="43" w:name="interpretation-and-literature-context"/>
+    <w:bookmarkEnd w:id="31"/>
+    <w:bookmarkStart w:id="32" w:name="interpretation-and-literature-context"/>
     <w:p>
       <w:pPr>
         <w:pStyle w:val="Heading3"/>
@@ -1563,8 +1563,8 @@
         <w:t xml:space="preserve">Patients presenting to RRM clinics encounter a clinical menu focused on natural cycle monitoring.[1,2] For patients whose path to pregnancy requires donor gametes or ART, the absence of those services is a primary structural barrier to care, independent of staff attitudes.[3,13-15] Our estimates place that absence at approximately one practice in a hundred for IUI and IVF.</w:t>
       </w:r>
     </w:p>
-    <w:bookmarkEnd w:id="43"/>
-    <w:bookmarkStart w:id="44" w:name="strengths-and-limitations"/>
+    <w:bookmarkEnd w:id="32"/>
+    <w:bookmarkStart w:id="33" w:name="strengths-and-limitations"/>
     <w:p>
       <w:pPr>
         <w:pStyle w:val="Heading3"/>
@@ -1660,7 +1660,7 @@
         <w:t xml:space="preserve"> </w:t>
       </w:r>
       <w:r>
-        <w:t xml:space="preserve">With 7, 2, 8 discordant practices, only very large effects (OR 8.1 to OR 9.0) are detectable.</w:t>
+        <w:t xml:space="preserve">With 7, 2, 8 discordant practices, only very large effects (OR 30.9 to OR 35.4) are detectable.</w:t>
       </w:r>
     </w:p>
     <w:p>
@@ -1773,8 +1773,8 @@
         <w:t xml:space="preserve">The instrument recorded no practice address. A state was identifiable from the practice name for 78 of 105 practices, spanning 32 states, so the roster is not regionally concentrated; but with location missing for the remainder and no population weighting, we cannot establish that the sample represents the national distribution of RRM practices.</w:t>
       </w:r>
     </w:p>
-    <w:bookmarkEnd w:id="44"/>
-    <w:bookmarkStart w:id="45" w:name="recommendations-for-the-next-wave"/>
+    <w:bookmarkEnd w:id="33"/>
+    <w:bookmarkStart w:id="34" w:name="recommendations-for-the-next-wave"/>
     <w:p>
       <w:pPr>
         <w:pStyle w:val="Heading3"/>
@@ -1825,8 +1825,8 @@
         <w:t xml:space="preserve">, and caller identity mandatory on every record.</w:t>
       </w:r>
     </w:p>
-    <w:bookmarkEnd w:id="45"/>
-    <w:bookmarkStart w:id="46" w:name="conclusion"/>
+    <w:bookmarkEnd w:id="34"/>
+    <w:bookmarkStart w:id="35" w:name="conclusion"/>
     <w:p>
       <w:pPr>
         <w:pStyle w:val="Heading3"/>
@@ -1850,9 +1850,9 @@
         </w:pict>
       </w:r>
     </w:p>
-    <w:bookmarkEnd w:id="46"/>
-    <w:bookmarkEnd w:id="47"/>
-    <w:bookmarkStart w:id="48" w:name="figure-legends"/>
+    <w:bookmarkEnd w:id="35"/>
+    <w:bookmarkEnd w:id="36"/>
+    <w:bookmarkStart w:id="37" w:name="figure-legends"/>
     <w:p>
       <w:pPr>
         <w:pStyle w:val="Heading2"/>
@@ -1922,8 +1922,8 @@
         </w:pict>
       </w:r>
     </w:p>
-    <w:bookmarkEnd w:id="48"/>
-    <w:bookmarkStart w:id="49" w:name="supplemental-digital-content"/>
+    <w:bookmarkEnd w:id="37"/>
+    <w:bookmarkStart w:id="38" w:name="supplemental-digital-content"/>
     <w:p>
       <w:pPr>
         <w:pStyle w:val="Heading2"/>
@@ -2065,8 +2065,8 @@
         </w:pict>
       </w:r>
     </w:p>
-    <w:bookmarkEnd w:id="49"/>
-    <w:bookmarkStart w:id="50" w:name="references"/>
+    <w:bookmarkEnd w:id="38"/>
+    <w:bookmarkStart w:id="39" w:name="references"/>
     <w:p>
       <w:pPr>
         <w:pStyle w:val="Heading2"/>
@@ -2264,7 +2264,7 @@
         <w:t xml:space="preserve">Cwiak C, Edelman A, Ross L. Family planning access and non-traditional family building. Obstet Gynecol Clin North Am. 2019;46(4):711-724.</w:t>
       </w:r>
     </w:p>
-    <w:bookmarkEnd w:id="50"/>
+    <w:bookmarkEnd w:id="39"/>
     <w:sectPr>
       <w:footnotePr>
         <w:numRestart w:val="eachSect"/>
@@ -2531,10 +2531,10 @@
   <w:docDefaults>
     <w:rPrDefault>
       <w:rPr>
-        <w:rFonts w:asciiTheme="minorHAnsi" w:cstheme="minorBidi" w:eastAsiaTheme="minorHAnsi" w:hAnsiTheme="minorHAnsi"/>
+        <w:rFonts w:asciiTheme="minorHAnsi" w:cstheme="minorBidi" w:eastAsiaTheme="minorEastAsia" w:hAnsiTheme="minorHAnsi"/>
         <w:sz w:val="24"/>
         <w:szCs w:val="24"/>
-        <w:lang w:bidi="ar-SA" w:eastAsia="en-US" w:val="en-US"/>
+        <w:lang w:bidi="ar-SA" w:eastAsia="zh-CN" w:val="en-US"/>
       </w:rPr>
     </w:rPrDefault>
     <w:pPrDefault>
@@ -3075,13 +3075,6 @@
       </w:tblCellMar>
     </w:tblPr>
     <w:tblStylePr w:type="firstRow">
-      <w:tblPr>
-        <w:jc w:val="left"/>
-        <w:tblInd w:type="dxa" w:w="0"/>
-      </w:tblPr>
-      <w:trPr>
-        <w:jc w:val="left"/>
-      </w:trPr>
       <w:tcPr>
         <w:tcBorders>
           <w:bottom w:val="single"/>

--- a/labubu_mysterycall_manuscript.docx
+++ b/labubu_mysterycall_manuscript.docx
@@ -128,7 +128,7 @@
         <w:t xml:space="preserve">One in 98 Restorative Reproductive Medicine practices offers intrauterine insemination or in vitro fertilization, and three in 98 work with donor sperm.</w:t>
       </w:r>
     </w:p>
-    <w:bookmarkStart w:id="20" w:name="abstract"/>
+    <w:bookmarkStart w:id="9" w:name="abstract"/>
     <w:p>
       <w:pPr>
         <w:pStyle w:val="Heading2"/>
@@ -176,8 +176,8 @@
         </w:pict>
       </w:r>
     </w:p>
-    <w:bookmarkEnd w:id="20"/>
-    <w:bookmarkStart w:id="21" w:name="introduction"/>
+    <w:bookmarkEnd w:id="9"/>
+    <w:bookmarkStart w:id="10" w:name="introduction"/>
     <w:p>
       <w:pPr>
         <w:pStyle w:val="Heading2"/>
@@ -217,8 +217,8 @@
         </w:pict>
       </w:r>
     </w:p>
-    <w:bookmarkEnd w:id="21"/>
-    <w:bookmarkStart w:id="25" w:name="sources-and-methods"/>
+    <w:bookmarkEnd w:id="10"/>
+    <w:bookmarkStart w:id="14" w:name="sources-and-methods"/>
     <w:p>
       <w:pPr>
         <w:pStyle w:val="Heading2"/>
@@ -227,7 +227,7 @@
         <w:t xml:space="preserve">SOURCES AND METHODS</w:t>
       </w:r>
     </w:p>
-    <w:bookmarkStart w:id="22" w:name="study-design-and-scenarios"/>
+    <w:bookmarkStart w:id="11" w:name="study-design-and-scenarios"/>
     <w:p>
       <w:pPr>
         <w:pStyle w:val="Heading3"/>
@@ -244,8 +244,8 @@
         <w:t xml:space="preserve">We conducted a national within-practice audit of RRM practices in the United States between 2025 and 2026, using a roster compiled from professional directories and clinical registries. Trained callers telephoned each practice during business hours (08:00–17:00 local time, excluding 12:00–13:00), once for each of three standardized scenarios: a female caller seeking fertility evaluation with a male partner (straight couple), with a female partner (lesbian couple), or alone using donor sperm (single mother). Scripts were identical apart from the caller’s stated partner status and the donor sperm inquiry. Because each practice served as its own control across scenarios, practice identity was treated as a random intercept in all models. The Colorado Multiple Institutional Review Board approved the protocol (COMIRB 25-2596).</w:t>
       </w:r>
     </w:p>
-    <w:bookmarkEnd w:id="22"/>
-    <w:bookmarkStart w:id="23" w:name="main-outcome-measures"/>
+    <w:bookmarkEnd w:id="11"/>
+    <w:bookmarkStart w:id="12" w:name="main-outcome-measures"/>
     <w:p>
       <w:pPr>
         <w:pStyle w:val="Heading3"/>
@@ -391,8 +391,8 @@
         <w:t xml:space="preserve">The protocol specifies one call per practice per scenario; eight cells contained two. Where a contact attempt (voicemail, wrong number, abandoned or over-long hold) preceded a completed call, the completed call determined the cell; where two protocol-valid completed calls existed, the cell was treated as a protocol deviation and excluded from the primary paired analysis rather than resolved by preferring the earlier or later call. All calls are retained in the call-level dataset, and first- versus last-successful selection is reported as a sensitivity analysis (Appendix Table S5).</w:t>
       </w:r>
     </w:p>
-    <w:bookmarkEnd w:id="23"/>
-    <w:bookmarkStart w:id="24" w:name="statistical-analysis-and-power"/>
+    <w:bookmarkEnd w:id="12"/>
+    <w:bookmarkStart w:id="13" w:name="statistical-analysis-and-power"/>
     <w:p>
       <w:pPr>
         <w:pStyle w:val="Heading3"/>
@@ -447,9 +447,9 @@
         </w:pict>
       </w:r>
     </w:p>
-    <w:bookmarkEnd w:id="24"/>
-    <w:bookmarkEnd w:id="25"/>
-    <w:bookmarkStart w:id="40" w:name="results"/>
+    <w:bookmarkEnd w:id="13"/>
+    <w:bookmarkEnd w:id="14"/>
+    <w:bookmarkStart w:id="29" w:name="results"/>
     <w:p>
       <w:pPr>
         <w:pStyle w:val="Heading2"/>
@@ -458,7 +458,7 @@
         <w:t xml:space="preserve">RESULTS</w:t>
       </w:r>
     </w:p>
-    <w:bookmarkStart w:id="29" w:name="X7c6f754733434d60a95bc7e273f19daed862ccc"/>
+    <w:bookmarkStart w:id="18" w:name="X7c6f754733434d60a95bc7e273f19daed862ccc"/>
     <w:p>
       <w:pPr>
         <w:pStyle w:val="Heading3"/>
@@ -484,18 +484,18 @@
           <wp:inline>
             <wp:extent cx="5067300" cy="2474727"/>
             <wp:effectExtent b="0" l="0" r="0" t="0"/>
-            <wp:docPr descr="Figure 1. Reproductive services offered by RRM practices, with 95% confidence intervals." title="" id="27" name="Picture"/>
+            <wp:docPr descr="Figure 1. Reproductive services offered by RRM practices, with 95% confidence intervals." title="" id="16" name="Picture"/>
             <a:graphic>
               <a:graphicData uri="http://schemas.openxmlformats.org/drawingml/2006/picture">
                 <pic:pic>
                   <pic:nvPicPr>
-                    <pic:cNvPr descr="labubu_mysterycall_manuscript_files/mysterycall_outputs/figures/fig5_service_forest.png" id="28" name="Picture"/>
+                    <pic:cNvPr descr="mysterycall_outputs/figures/fig5_service_forest.png" id="17" name="Picture"/>
                     <pic:cNvPicPr>
                       <a:picLocks noChangeArrowheads="1" noChangeAspect="1"/>
                     </pic:cNvPicPr>
                   </pic:nvPicPr>
                   <pic:blipFill>
-                    <a:blip r:embed="rId26"/>
+                    <a:blip r:embed="rId15"/>
                     <a:stretch>
                       <a:fillRect/>
                     </a:stretch>
@@ -546,8 +546,8 @@
         <w:t xml:space="preserve">The services a single woman or same-sex female couple requires to conceive are therefore effectively absent from this sample, while the services RRM practices do provide are those appropriate to a couple attempting unassisted conception.</w:t>
       </w:r>
     </w:p>
-    <w:bookmarkEnd w:id="29"/>
-    <w:bookmarkStart w:id="36" w:name="access-cascade"/>
+    <w:bookmarkEnd w:id="18"/>
+    <w:bookmarkStart w:id="25" w:name="access-cascade"/>
     <w:p>
       <w:pPr>
         <w:pStyle w:val="Heading3"/>
@@ -573,18 +573,18 @@
           <wp:inline>
             <wp:extent cx="4533900" cy="5541433"/>
             <wp:effectExtent b="0" l="0" r="0" t="0"/>
-            <wp:docPr descr="Figure 2. STROBE flow diagram. Reaching a live office and being offered an appointment are separate stages with separate denominators." title="" id="31" name="Picture"/>
+            <wp:docPr descr="Figure 2. STROBE flow diagram. Reaching a live office and being offered an appointment are separate stages with separate denominators." title="" id="20" name="Picture"/>
             <a:graphic>
               <a:graphicData uri="http://schemas.openxmlformats.org/drawingml/2006/picture">
                 <pic:pic>
                   <pic:nvPicPr>
-                    <pic:cNvPr descr="labubu_mysterycall_manuscript_files/mysterycall_outputs/figures/fig0_strobe_flow.png" id="32" name="Picture"/>
+                    <pic:cNvPr descr="mysterycall_outputs/figures/fig0_strobe_flow.png" id="21" name="Picture"/>
                     <pic:cNvPicPr>
                       <a:picLocks noChangeArrowheads="1" noChangeAspect="1"/>
                     </pic:cNvPicPr>
                   </pic:nvPicPr>
                   <pic:blipFill>
-                    <a:blip r:embed="rId30"/>
+                    <a:blip r:embed="rId19"/>
                     <a:stretch>
                       <a:fillRect/>
                     </a:stretch>
@@ -628,18 +628,18 @@
           <wp:inline>
             <wp:extent cx="5334000" cy="2933700"/>
             <wp:effectExtent b="0" l="0" r="0" t="0"/>
-            <wp:docPr descr="Figure 3. STROBE flow by caller scenario. The three arms enter the cascade at comparable widths and leave at very different ones." title="" id="34" name="Picture"/>
+            <wp:docPr descr="Figure 3. STROBE flow by caller scenario. The three arms enter the cascade at comparable widths and leave at very different ones." title="" id="23" name="Picture"/>
             <a:graphic>
               <a:graphicData uri="http://schemas.openxmlformats.org/drawingml/2006/picture">
                 <pic:pic>
                   <pic:nvPicPr>
-                    <pic:cNvPr descr="labubu_mysterycall_manuscript_files/mysterycall_outputs/figures/fig0b_strobe_flow_by_scenario.png" id="35" name="Picture"/>
+                    <pic:cNvPr descr="mysterycall_outputs/figures/fig0b_strobe_flow_by_scenario.png" id="24" name="Picture"/>
                     <pic:cNvPicPr>
                       <a:picLocks noChangeArrowheads="1" noChangeAspect="1"/>
                     </pic:cNvPicPr>
                   </pic:nvPicPr>
                   <pic:blipFill>
-                    <a:blip r:embed="rId33"/>
+                    <a:blip r:embed="rId22"/>
                     <a:stretch>
                       <a:fillRect/>
                     </a:stretch>
@@ -998,8 +998,8 @@
         </w:tc>
       </w:tr>
     </w:tbl>
-    <w:bookmarkEnd w:id="36"/>
-    <w:bookmarkStart w:id="37" w:name="X5f899fec0f12783ee896a9738620820f67eb94a"/>
+    <w:bookmarkEnd w:id="25"/>
+    <w:bookmarkStart w:id="26" w:name="X5f899fec0f12783ee896a9738620820f67eb94a"/>
     <w:p>
       <w:pPr>
         <w:pStyle w:val="Heading3"/>
@@ -1374,8 +1374,8 @@
         <w:t xml:space="preserve">Within-practice paired differences in inferred availability were: Straight vs Single Mother +31.2 percentage points (95% CI +2.7 to +59.8; n = 16 practices); Lesbian vs Single Mother -9.1 percentage points (95% CI -21.1 to +2.9; n = 22 practices); Straight vs Lesbian +42.1 percentage points (95% CI +19.9 to +64.3; n = 19 practices). Practices treated callers identically in 68%-81% of paired reachability comparisons.</w:t>
       </w:r>
     </w:p>
-    <w:bookmarkEnd w:id="37"/>
-    <w:bookmarkStart w:id="38" w:name="caller-assignment"/>
+    <w:bookmarkEnd w:id="26"/>
+    <w:bookmarkStart w:id="27" w:name="caller-assignment"/>
     <w:p>
       <w:pPr>
         <w:pStyle w:val="Heading3"/>
@@ -1392,8 +1392,8 @@
         <w:t xml:space="preserve">Scenarios were not randomized across callers (Appendix Table S1). Caller identity was strongly associated with scenario (Cramér’s V = 0.66), and per-caller availability rates varied widely. Consequently, a scenario contrast and a caller contrast are numerically the same comparison, and within-practice pairing does not separate them because the paired calls were placed by different callers.</w:t>
       </w:r>
     </w:p>
-    <w:bookmarkEnd w:id="38"/>
-    <w:bookmarkStart w:id="39" w:name="wait-time-to-first-available-appointment"/>
+    <w:bookmarkEnd w:id="27"/>
+    <w:bookmarkStart w:id="28" w:name="wait-time-to-first-available-appointment"/>
     <w:p>
       <w:pPr>
         <w:pStyle w:val="Heading3"/>
@@ -1407,7 +1407,7 @@
         <w:pStyle w:val="FirstParagraph"/>
       </w:pPr>
       <w:r>
-        <w:t xml:space="preserve">Among calls with an observed appointment date (N = 57), the median wait was 18 business days (IQR 7-42; n = 28) for straight couples, 20 business days (IQR 5-38; n = 14) for lesbian couples, and 13 business days (IQR 4-27; n = 15) for single mothers. In the log-transformed mixed model, waits relative to straight-couple callers had a geometric mean ratio of 0.83 (95% CI 0.47-1.46) for lesbian couples and 0.82 (95% CI 0.46-1.45) for single mothers; a ratio below 1.00 indicates a shorter wait. Because appointment dates are missing for a scenario-dependent share of calls, these complete-case estimates condition on having been offered an appointment and are reported as descriptive.</w:t>
+        <w:t xml:space="preserve">Among calls with an observed appointment date (N = 57), the median wait was 18 business days (IQR 7-42; n = 28) for straight couples, 20 business days (IQR 5-38; n = 14) for lesbian couples, and 13 business days (IQR 4-27; n = 15) for single mothers. In the log-transformed mixed model, waits relative to straight-couple callers had a geometric mean ratio of 0.83 (95% CI 0.48-1.43) for lesbian couples and 0.82 (95% CI 0.47-1.43) for single mothers; a ratio below 1.00 indicates a shorter wait. Because appointment dates are missing for a scenario-dependent share of calls, these complete-case estimates condition on having been offered an appointment and are reported as descriptive.</w:t>
       </w:r>
     </w:p>
     <w:p>
@@ -1417,9 +1417,9 @@
         </w:pict>
       </w:r>
     </w:p>
-    <w:bookmarkEnd w:id="39"/>
-    <w:bookmarkEnd w:id="40"/>
-    <w:bookmarkStart w:id="47" w:name="discussion"/>
+    <w:bookmarkEnd w:id="28"/>
+    <w:bookmarkEnd w:id="29"/>
+    <w:bookmarkStart w:id="36" w:name="discussion"/>
     <w:p>
       <w:pPr>
         <w:pStyle w:val="Heading2"/>
@@ -1428,7 +1428,7 @@
         <w:t xml:space="preserve">DISCUSSION</w:t>
       </w:r>
     </w:p>
-    <w:bookmarkStart w:id="41" w:name="principal-findings"/>
+    <w:bookmarkStart w:id="30" w:name="principal-findings"/>
     <w:p>
       <w:pPr>
         <w:pStyle w:val="Heading3"/>
@@ -1469,8 +1469,8 @@
         <w:t xml:space="preserve">We regard this as the more consequential result, and it is also the better measured one. It comes from staff answering a direct question about their own services, in a sample of 98 completed interviews, with confidence intervals narrow enough to support the claim. It requires no derived outcome, no matched design, and no assumption about which caller placed the call.</w:t>
       </w:r>
     </w:p>
-    <w:bookmarkEnd w:id="41"/>
-    <w:bookmarkStart w:id="42" w:name="X96cd90cc0850db8b46582f309691648891168df"/>
+    <w:bookmarkEnd w:id="30"/>
+    <w:bookmarkStart w:id="31" w:name="X96cd90cc0850db8b46582f309691648891168df"/>
     <w:p>
       <w:pPr>
         <w:pStyle w:val="Heading3"/>
@@ -1545,8 +1545,8 @@
         <w:t xml:space="preserve">The contrast with enough discordant practices to be informative is therefore the one with no caller overlap, and the contrast free of caller confounding is the one with too few discordant practices to test. That is a property of how the calls were allocated, not a result about how practices behave, and it cannot be repaired analytically.</w:t>
       </w:r>
     </w:p>
-    <w:bookmarkEnd w:id="42"/>
-    <w:bookmarkStart w:id="43" w:name="interpretation-and-literature-context"/>
+    <w:bookmarkEnd w:id="31"/>
+    <w:bookmarkStart w:id="32" w:name="interpretation-and-literature-context"/>
     <w:p>
       <w:pPr>
         <w:pStyle w:val="Heading3"/>
@@ -1563,8 +1563,8 @@
         <w:t xml:space="preserve">Patients presenting to RRM clinics encounter a clinical menu focused on natural cycle monitoring.[1,2] For patients whose path to pregnancy requires donor gametes or ART, the absence of those services is a primary structural barrier to care, independent of staff attitudes.[3,13-15] Our estimates place that absence at approximately one practice in a hundred for IUI and IVF.</w:t>
       </w:r>
     </w:p>
-    <w:bookmarkEnd w:id="43"/>
-    <w:bookmarkStart w:id="44" w:name="strengths-and-limitations"/>
+    <w:bookmarkEnd w:id="32"/>
+    <w:bookmarkStart w:id="33" w:name="strengths-and-limitations"/>
     <w:p>
       <w:pPr>
         <w:pStyle w:val="Heading3"/>
@@ -1773,8 +1773,8 @@
         <w:t xml:space="preserve">The instrument recorded no practice address. A state was identifiable from the practice name for 78 of 105 practices, spanning 32 states, so the roster is not regionally concentrated; but with location missing for the remainder and no population weighting, we cannot establish that the sample represents the national distribution of RRM practices.</w:t>
       </w:r>
     </w:p>
-    <w:bookmarkEnd w:id="44"/>
-    <w:bookmarkStart w:id="45" w:name="recommendations-for-the-next-wave"/>
+    <w:bookmarkEnd w:id="33"/>
+    <w:bookmarkStart w:id="34" w:name="recommendations-for-the-next-wave"/>
     <w:p>
       <w:pPr>
         <w:pStyle w:val="Heading3"/>
@@ -1825,8 +1825,8 @@
         <w:t xml:space="preserve">, and caller identity mandatory on every record.</w:t>
       </w:r>
     </w:p>
-    <w:bookmarkEnd w:id="45"/>
-    <w:bookmarkStart w:id="46" w:name="conclusion"/>
+    <w:bookmarkEnd w:id="34"/>
+    <w:bookmarkStart w:id="35" w:name="conclusion"/>
     <w:p>
       <w:pPr>
         <w:pStyle w:val="Heading3"/>
@@ -1850,9 +1850,9 @@
         </w:pict>
       </w:r>
     </w:p>
-    <w:bookmarkEnd w:id="46"/>
-    <w:bookmarkEnd w:id="47"/>
-    <w:bookmarkStart w:id="48" w:name="figure-legends"/>
+    <w:bookmarkEnd w:id="35"/>
+    <w:bookmarkEnd w:id="36"/>
+    <w:bookmarkStart w:id="37" w:name="figure-legends"/>
     <w:p>
       <w:pPr>
         <w:pStyle w:val="Heading2"/>
@@ -1922,8 +1922,8 @@
         </w:pict>
       </w:r>
     </w:p>
-    <w:bookmarkEnd w:id="48"/>
-    <w:bookmarkStart w:id="49" w:name="supplemental-digital-content"/>
+    <w:bookmarkEnd w:id="37"/>
+    <w:bookmarkStart w:id="38" w:name="supplemental-digital-content"/>
     <w:p>
       <w:pPr>
         <w:pStyle w:val="Heading2"/>
@@ -2065,8 +2065,8 @@
         </w:pict>
       </w:r>
     </w:p>
-    <w:bookmarkEnd w:id="49"/>
-    <w:bookmarkStart w:id="50" w:name="references"/>
+    <w:bookmarkEnd w:id="38"/>
+    <w:bookmarkStart w:id="39" w:name="references"/>
     <w:p>
       <w:pPr>
         <w:pStyle w:val="Heading2"/>
@@ -2264,7 +2264,7 @@
         <w:t xml:space="preserve">Cwiak C, Edelman A, Ross L. Family planning access and non-traditional family building. Obstet Gynecol Clin North Am. 2019;46(4):711-724.</w:t>
       </w:r>
     </w:p>
-    <w:bookmarkEnd w:id="50"/>
+    <w:bookmarkEnd w:id="39"/>
     <w:sectPr>
       <w:footnotePr>
         <w:numRestart w:val="eachSect"/>
@@ -2531,10 +2531,10 @@
   <w:docDefaults>
     <w:rPrDefault>
       <w:rPr>
-        <w:rFonts w:asciiTheme="minorHAnsi" w:cstheme="minorBidi" w:eastAsiaTheme="minorHAnsi" w:hAnsiTheme="minorHAnsi"/>
+        <w:rFonts w:asciiTheme="minorHAnsi" w:cstheme="minorBidi" w:eastAsiaTheme="minorEastAsia" w:hAnsiTheme="minorHAnsi"/>
         <w:sz w:val="24"/>
         <w:szCs w:val="24"/>
-        <w:lang w:bidi="ar-SA" w:eastAsia="en-US" w:val="en-US"/>
+        <w:lang w:bidi="ar-SA" w:eastAsia="zh-CN" w:val="en-US"/>
       </w:rPr>
     </w:rPrDefault>
     <w:pPrDefault>
@@ -3075,13 +3075,6 @@
       </w:tblCellMar>
     </w:tblPr>
     <w:tblStylePr w:type="firstRow">
-      <w:tblPr>
-        <w:jc w:val="left"/>
-        <w:tblInd w:type="dxa" w:w="0"/>
-      </w:tblPr>
-      <w:trPr>
-        <w:jc w:val="left"/>
-      </w:trPr>
       <w:tcPr>
         <w:tcBorders>
           <w:bottom w:val="single"/>

--- a/labubu_mysterycall_manuscript.docx
+++ b/labubu_mysterycall_manuscript.docx
@@ -422,7 +422,7 @@
         <w:pStyle w:val="BodyText"/>
       </w:pPr>
       <w:r>
-        <w:t xml:space="preserve">Within-practice matched contrasts used exact McNemar tests.[11] Power in paired audit designs is governed by the number of discordant practices, which here was small; minimum detectable effect odds ratios at 80% power (α = .05) ranged from OR 30.9 to OR 35.4 and are reported alongside every paired contrast. In accordance with the Statistical Analyses and Methods in the Published Literature (SAMPL) guidelines,[12] point estimates are presented with 95% confidence intervals to establish precision limits rather than relying on underpowered null hypothesis significance tests. All analyses were conducted in R version 4.4.2 using the</w:t>
+        <w:t xml:space="preserve">Within-practice matched contrasts used exact McNemar tests.[11] Power in paired audit designs is governed by the number of discordant practices, which here was small; minimum detectable effect odds ratios at 80% power (α = .05) are reported alongside every paired contrast and were OR 30.9 to OR 35.4; one of the three contrasts has no attainable minimum detectable effect, the discordant count being too small for the exact test to reject at any effect size. These are computed from the exact rejection region of the binomial test rather than from a normal approximation, which at this many discordant pairs overstates power roughly twofold. In accordance with the Statistical Analyses and Methods in the Published Literature (SAMPL) guidelines,[12] point estimates are presented with 95% confidence intervals to establish precision limits rather than relying on underpowered null hypothesis significance tests. All analyses were conducted in R version 4.4.2 using the</w:t>
       </w:r>
       <w:r>
         <w:t xml:space="preserve"> </w:t>
@@ -1286,7 +1286,7 @@
               <w:jc w:val="left"/>
             </w:pPr>
             <w:r>
-              <w:t xml:space="preserve">OR NA</w:t>
+              <w:t xml:space="preserve">None attainable</w:t>
             </w:r>
           </w:p>
         </w:tc>
@@ -1513,7 +1513,7 @@
         <w:t xml:space="preserve">power</w:t>
       </w:r>
       <w:r>
-        <w:t xml:space="preserve">. Within-practice matched contrasts draw information only from practices that answered differently to two callers. Concordance was high, since most practices treated callers alike, leaving 7, 2, 8 discordant practices across the three contrasts, with minimum detectable effects of OR 30.9 to OR 35.4. Audit-study effects of interest are far below that floor. For the Lesbian couple versus Single mother contrast in particular, the number of discordant practices is small enough that the exact test cannot return a significant result at any effect size.</w:t>
+        <w:t xml:space="preserve">. Within-practice matched contrasts draw information only from practices that answered differently to two callers. Concordance was high, since most practices treated callers alike, leaving 7, 2, 8 discordant practices across the three contrasts, with minimum detectable effects of OR 30.9 to OR 35.4. Audit-study effects of interest are far below that floor. For the Lesbian couple versus Single mother contrast in particular, the number of discordant practices is small enough that the exact test cannot return a significant result at any effect size. It is more informative to state what the data exclude than what they fail to detect. The paired differences in inferred availability were +31 percentage points (95% CI -7 to +43) for straight couple versus single mother, -9 percentage points (95% CI -9 to +6) for lesbian couple versus single mother, and +42 percentage points (95% CI +11 to +42) for straight couple versus lesbian couple. The upper limit of each interval is the largest disadvantage compatible with these data, and in every case it is wide enough to contain effects that would matter clinically.</w:t>
       </w:r>
     </w:p>
     <w:p>
@@ -1534,7 +1534,7 @@
         <w:t xml:space="preserve">caller assignment</w:t>
       </w:r>
       <w:r>
-        <w:t xml:space="preserve">. Callers were not randomised across scenarios. Of the three contrasts, 2 had no caller who placed at least three calls under both scenarios (Straight couple vs Lesbian couple; Straight couple vs Single mother): for those, the scenario variable and the caller variable are the same column of data, and no covariate adjustment recovers the difference. Where overlap did exist, in Lesbian couple versus Single mother, in which three callers placed calls under both, the caller-stratified estimate was OR 0.57 (95% CI 0.15-2.15, p = 0.61; n = 59), consistent with the unadjusted estimate and with no difference.</w:t>
+        <w:t xml:space="preserve">. Callers were not randomised across scenarios. Of the three contrasts, 2 had no caller who placed at least three calls under both scenarios (Straight couple vs Lesbian couple; Straight couple vs Single mother): for those, the scenario variable and the caller variable are the same column of data, and no covariate adjustment recovers the difference. Where overlap did exist, in Lesbian couple versus Single mother, in which three callers placed calls under both, the caller-stratified estimate was OR 0.57 (95% CI 0.15-2.15, p = 0.61; n = 59), consistent with the unadjusted estimate and with no difference. The magnitude of the caller contribution can be stated directly: in a variance-components model the proportion of outcome variance lying between callers rather than within them was 0.29 for reaching a live office, 0.31 for inferred appointment availability, and 0.36 for the business-day wait. Roughly a third of the variation in each outcome tracks who placed the call, which is the same order of magnitude as any scenario effect the study could detect.</w:t>
       </w:r>
     </w:p>
     <w:p>
@@ -1660,7 +1660,7 @@
         <w:t xml:space="preserve"> </w:t>
       </w:r>
       <w:r>
-        <w:t xml:space="preserve">With 7, 2, 8 discordant practices, only very large effects (OR 30.9 to OR 35.4) are detectable.</w:t>
+        <w:t xml:space="preserve">With 7, 2, 8 discordant practices, only very large effects are detectable (OR 30.9 to OR 35.4; one of the three contrasts has no attainable minimum detectable effect, the discordant count being too small for the exact test to reject at any effect size).</w:t>
       </w:r>
     </w:p>
     <w:p>
@@ -2038,6 +2038,42 @@
       </w:r>
       <w:r>
         <w:t xml:space="preserve">Combination of restriction checkboxes ticked, by person completing the form, showing the two incompatible conventions that make the item unusable.</w:t>
+      </w:r>
+    </w:p>
+    <w:p>
+      <w:pPr>
+        <w:pStyle w:val="BodyText"/>
+      </w:pPr>
+      <w:r>
+        <w:rPr>
+          <w:b/>
+          <w:bCs/>
+        </w:rPr>
+        <w:t xml:space="preserve">Appendix Table S7.</w:t>
+      </w:r>
+      <w:r>
+        <w:t xml:space="preserve"> </w:t>
+      </w:r>
+      <w:r>
+        <w:t xml:space="preserve">Proportion of outcome variance attributable to the caller, as variance-component intraclass correlation coefficients.</w:t>
+      </w:r>
+    </w:p>
+    <w:p>
+      <w:pPr>
+        <w:pStyle w:val="BodyText"/>
+      </w:pPr>
+      <w:r>
+        <w:rPr>
+          <w:b/>
+          <w:bCs/>
+        </w:rPr>
+        <w:t xml:space="preserve">Appendix Table S8.</w:t>
+      </w:r>
+      <w:r>
+        <w:t xml:space="preserve"> </w:t>
+      </w:r>
+      <w:r>
+        <w:t xml:space="preserve">Paired differences in inferred appointment availability with the range of effects the data are compatible with.</w:t>
       </w:r>
     </w:p>
     <w:p>

--- a/labubu_mysterycall_manuscript.docx
+++ b/labubu_mysterycall_manuscript.docx
@@ -1876,7 +1876,7 @@
         <w:t xml:space="preserve"> </w:t>
       </w:r>
       <w:r>
-        <w:t xml:space="preserve">Reproductive services offered by Restorative Reproductive Medicine practices, among the 98 calls that reached staff and completed the service interview. Points are proportions with 95% Clopper-Pearson confidence intervals; the dotted line marks 50%. Services shown in red are those a patient requires to conceive without a male partner. Intrauterine insemination and in vitro fertilization each rest on a single practice, which the intervals reflect.</w:t>
+        <w:t xml:space="preserve">Reproductive services offered by Restorative Reproductive Medicine practices, among the 98 calls that reached staff and completed the service interview. Points are proportions with 95% Wilson score confidence intervals, the same intervals reported in Appendix Table S3 and throughout the text; the dotted line marks 50%. Services shown in red are those a patient requires to conceive without a male partner. Intrauterine insemination and in vitro fertilization each rest on a single practice, which the intervals reflect.</w:t>
       </w:r>
     </w:p>
     <w:p>

--- a/labubu_mysterycall_manuscript.docx
+++ b/labubu_mysterycall_manuscript.docx
@@ -1894,7 +1894,7 @@
         <w:t xml:space="preserve"> </w:t>
       </w:r>
       <w:r>
-        <w:t xml:space="preserve">STROBE flow for the whole cohort. Of 234 calls placed, 197 had a call date recorded, 108 reached a live office, 100 were eligible for the appointment-availability analysis, and 57 had an observed appointment date. Exclusions are itemized by disposition code.</w:t>
+        <w:t xml:space="preserve">STROBE flow for the whole cohort. Of 234 calls placed, 197 had a call date recorded, 108 reached a live office, 100 carried an outcome into the appointment-availability analysis, and 57 had an observed appointment date. Table 1 reports 102 calls as offer-eligible; the two-call difference is calls that reached staff but carry no recorded outcome. Exclusions are itemized by disposition code.</w:t>
       </w:r>
     </w:p>
     <w:p>

--- a/labubu_mysterycall_manuscript.docx
+++ b/labubu_mysterycall_manuscript.docx
@@ -449,7 +449,7 @@
     </w:p>
     <w:bookmarkEnd w:id="24"/>
     <w:bookmarkEnd w:id="25"/>
-    <w:bookmarkStart w:id="40" w:name="results"/>
+    <w:bookmarkStart w:id="41" w:name="results"/>
     <w:p>
       <w:pPr>
         <w:pStyle w:val="Heading2"/>
@@ -999,13 +999,13 @@
       </w:tr>
     </w:tbl>
     <w:bookmarkEnd w:id="36"/>
-    <w:bookmarkStart w:id="37" w:name="X5f899fec0f12783ee896a9738620820f67eb94a"/>
+    <w:bookmarkStart w:id="37" w:name="X95417ae8d0e3ab7483e84ff76ae11641893f323"/>
     <w:p>
       <w:pPr>
         <w:pStyle w:val="Heading3"/>
       </w:pPr>
       <w:r>
-        <w:t xml:space="preserve">Appointment Availability by Caller Identity</w:t>
+        <w:t xml:space="preserve">Practitioner Type: physician-led practices versus FertilityCare centres</w:t>
       </w:r>
     </w:p>
     <w:p>
@@ -1013,7 +1013,55 @@
         <w:pStyle w:val="FirstParagraph"/>
       </w:pPr>
       <w:r>
-        <w:t xml:space="preserve">Inferred appointment availability among eligible calls was 75.7% for straight couples, 42.4% for lesbian couples, and 50.0% for single mothers (Table 1).</w:t>
+        <w:t xml:space="preserve">RRM practices are not a single kind of provider, and the distinction bears</w:t>
+      </w:r>
+      <w:r>
+        <w:t xml:space="preserve"> </w:t>
+      </w:r>
+      <w:r>
+        <w:t xml:space="preserve">directly on the finding above. Of 105 practices, 30 named a</w:t>
+      </w:r>
+      <w:r>
+        <w:t xml:space="preserve"> </w:t>
+      </w:r>
+      <w:r>
+        <w:t xml:space="preserve">physician (MD or DO) and 75 did not; the latter are predominantly</w:t>
+      </w:r>
+      <w:r>
+        <w:t xml:space="preserve"> </w:t>
+      </w:r>
+      <w:r>
+        <w:t xml:space="preserve">FertilityCare centres staffed by Creighton Model practitioners, who hold a</w:t>
+      </w:r>
+      <w:r>
+        <w:t xml:space="preserve"> </w:t>
+      </w:r>
+      <w:r>
+        <w:t xml:space="preserve">certificate in fertility-awareness instruction rather than a medical licence and</w:t>
+      </w:r>
+      <w:r>
+        <w:t xml:space="preserve"> </w:t>
+      </w:r>
+      <w:r>
+        <w:t xml:space="preserve">function as an entry point to the model rather than as treating clinicians. A</w:t>
+      </w:r>
+      <w:r>
+        <w:t xml:space="preserve"> </w:t>
+      </w:r>
+      <w:r>
+        <w:t xml:space="preserve">reader may reasonably object that a practitioner whose scope is cycle-tracking</w:t>
+      </w:r>
+      <w:r>
+        <w:t xml:space="preserve"> </w:t>
+      </w:r>
+      <w:r>
+        <w:t xml:space="preserve">instruction would not be expected to offer IUI or IVF, and that pooling the two</w:t>
+      </w:r>
+      <w:r>
+        <w:t xml:space="preserve"> </w:t>
+      </w:r>
+      <w:r>
+        <w:t xml:space="preserve">groups therefore manufactures the absence.</w:t>
       </w:r>
     </w:p>
     <w:p>
@@ -1021,7 +1069,67 @@
         <w:pStyle w:val="BodyText"/>
       </w:pPr>
       <w:r>
-        <w:t xml:space="preserve">In complete-triad mixed-effects logistic regression (N = 48 practices), relative to straight-couple callers, the odds of inferred appointment availability were OR 0.04 (0.01-0.28) for lesbian couples and OR 0.09 (0.01-0.65) for single mothers. We report intervals without p-values throughout this section. A significance test presumes a design capable of detecting the effect it is testing for, and the minimum detectable effects here are OR 30.9 to OR 35.4; a p-value computed under those conditions carries no information the interval does not already carry, and invites a reading the data cannot support. The intervals themselves span orders of magnitude, reflecting near-separation at this sample size: direction is interpretable, magnitude is not.</w:t>
+        <w:t xml:space="preserve">It does not. Among the 39 interviewed calls to physician-led</w:t>
+      </w:r>
+      <w:r>
+        <w:t xml:space="preserve"> </w:t>
+      </w:r>
+      <w:r>
+        <w:t xml:space="preserve">practices, IUI was offered by 2.6% (95% CI 0.5-13.2; 1/39) and</w:t>
+      </w:r>
+      <w:r>
+        <w:t xml:space="preserve"> </w:t>
+      </w:r>
+      <w:r>
+        <w:t xml:space="preserve">IVF by 2.6% (95% CI 0.5-13.2; 1/39), against</w:t>
+      </w:r>
+      <w:r>
+        <w:t xml:space="preserve"> </w:t>
+      </w:r>
+      <w:r>
+        <w:t xml:space="preserve">0.0% (95% CI 0.0-6.1; 0/59) and</w:t>
+      </w:r>
+      <w:r>
+        <w:t xml:space="preserve"> </w:t>
+      </w:r>
+      <w:r>
+        <w:t xml:space="preserve">0.0% (95% CI 0.0-6.1; 0/59) among the 59</w:t>
+      </w:r>
+      <w:r>
+        <w:t xml:space="preserve"> </w:t>
+      </w:r>
+      <w:r>
+        <w:t xml:space="preserve">interviewed calls to FertilityCare centres. The single practice offering IUI</w:t>
+      </w:r>
+      <w:r>
+        <w:t xml:space="preserve"> </w:t>
+      </w:r>
+      <w:r>
+        <w:t xml:space="preserve">also offered IVF and worked with donor sperm, and was physician-led; it is the</w:t>
+      </w:r>
+      <w:r>
+        <w:t xml:space="preserve"> </w:t>
+      </w:r>
+      <w:r>
+        <w:t xml:space="preserve">only practice in the sample providing the full donor-conception pathway.</w:t>
+      </w:r>
+      <w:r>
+        <w:t xml:space="preserve"> </w:t>
+      </w:r>
+      <w:r>
+        <w:t xml:space="preserve">Donor sperm did not differ by practitioner type</w:t>
+      </w:r>
+      <w:r>
+        <w:t xml:space="preserve"> </w:t>
+      </w:r>
+      <w:r>
+        <w:t xml:space="preserve">(2.6% (95% CI 0.5-13.2; 1/39) versus</w:t>
+      </w:r>
+      <w:r>
+        <w:t xml:space="preserve"> </w:t>
+      </w:r>
+      <w:r>
+        <w:t xml:space="preserve">3.4% (95% CI 0.9-11.5; 2/59); P = 1.000).</w:t>
       </w:r>
     </w:p>
     <w:p>
@@ -1029,17 +1137,61 @@
         <w:pStyle w:val="BodyText"/>
       </w:pPr>
       <w:r>
-        <w:rPr>
-          <w:b/>
-          <w:bCs/>
-        </w:rPr>
-        <w:t xml:space="preserve">The magnitude of these estimates depends materially on the measurement definition, and this is a substantive result rather than a robustness check.</w:t>
-      </w:r>
-      <w:r>
-        <w:t xml:space="preserve"> </w:t>
-      </w:r>
-      <w:r>
-        <w:t xml:space="preserve">Under the broad definition, which additionally credits a stated scheduling timeframe, the same contrasts attenuate to OR 0.31 (0.08-1.25) for lesbian couples and OR 0.29 (0.06-1.27) for single mothers, an order-of-magnitude change in the point estimate, with intervals that include unity. Both definitions place the effect in the same direction; only the strict definition places it far from the null. Because neither definition was measured directly, the direction is the more defensible claim and the magnitude should not be quoted without its definition.</w:t>
+        <w:t xml:space="preserve">The stratification does reveal the division of labour it was designed to test,</w:t>
+      </w:r>
+      <w:r>
+        <w:t xml:space="preserve"> </w:t>
+      </w:r>
+      <w:r>
+        <w:t xml:space="preserve">and it is the clearest contrast in these data. Hormonal laboratory monitoring</w:t>
+      </w:r>
+      <w:r>
+        <w:t xml:space="preserve"> </w:t>
+      </w:r>
+      <w:r>
+        <w:t xml:space="preserve">was offered by 87.2% (95% CI 73.3-94.4; 34/39) of physician-led</w:t>
+      </w:r>
+      <w:r>
+        <w:t xml:space="preserve"> </w:t>
+      </w:r>
+      <w:r>
+        <w:t xml:space="preserve">calls against 47.5% (95% CI 35.3-60.0; 28/59) of</w:t>
+      </w:r>
+      <w:r>
+        <w:t xml:space="preserve"> </w:t>
+      </w:r>
+      <w:r>
+        <w:t xml:space="preserve">FertilityCare calls (P &lt; .001), while cycle</w:t>
+      </w:r>
+      <w:r>
+        <w:t xml:space="preserve"> </w:t>
+      </w:r>
+      <w:r>
+        <w:t xml:space="preserve">tracking was near-universal in both</w:t>
+      </w:r>
+      <w:r>
+        <w:t xml:space="preserve"> </w:t>
+      </w:r>
+      <w:r>
+        <w:t xml:space="preserve">(89.7% (95% CI 76.4-95.9; 35/39) and 98.3% (95% CI 91.0-99.7; 58/59);</w:t>
+      </w:r>
+      <w:r>
+        <w:t xml:space="preserve"> </w:t>
+      </w:r>
+      <w:r>
+        <w:t xml:space="preserve">P = 0.080). Physicians perform the medical workup and</w:t>
+      </w:r>
+      <w:r>
+        <w:t xml:space="preserve"> </w:t>
+      </w:r>
+      <w:r>
+        <w:t xml:space="preserve">FertilityCare practitioners teach cycle tracking, exactly as the model</w:t>
+      </w:r>
+      <w:r>
+        <w:t xml:space="preserve"> </w:t>
+      </w:r>
+      <w:r>
+        <w:t xml:space="preserve">describes. What neither group provides is the donor-conception pathway.</w:t>
       </w:r>
     </w:p>
     <w:p>
@@ -1047,7 +1199,7 @@
         <w:pStyle w:val="TableCaption"/>
       </w:pPr>
       <w:r>
-        <w:t xml:space="preserve">Table 2. Within-practice matched paired analysis of inferred appointment availability (exploratory). Only discordant practices contribute information.</w:t>
+        <w:t xml:space="preserve">Table 2. Reproductive services offered by practitioner type, among the 98 interviewed calls (39 physician-led, 59 FertilityCare). Percentages are of calls within each stratum; P values are Fisher exact. Practitioner type is classified from credentials in the practice name and never from the services reported.</w:t>
       </w:r>
     </w:p>
     <w:tbl>
@@ -1056,7 +1208,471 @@
         <w:tblW w:type="pct" w:w="5000"/>
         <w:tblLayout w:type="fixed"/>
         <w:tblLook w:firstRow="1" w:lastRow="0" w:firstColumn="0" w:lastColumn="0" w:noHBand="0" w:noVBand="0" w:val="0020"/>
-        <w:tblCaption w:val="Table 2. Within-practice matched paired analysis of inferred appointment availability (exploratory). Only discordant practices contribute information."/>
+        <w:tblCaption w:val="Table 2. Reproductive services offered by practitioner type, among the 98 interviewed calls (39 physician-led, 59 FertilityCare). Percentages are of calls within each stratum; P values are Fisher exact. Practitioner type is classified from credentials in the practice name and never from the services reported."/>
+      </w:tblPr>
+      <w:tblGrid>
+        <w:gridCol w:w="3394"/>
+        <w:gridCol w:w="2262"/>
+        <w:gridCol w:w="1440"/>
+        <w:gridCol w:w="822"/>
+      </w:tblGrid>
+      <w:tr>
+        <w:trPr>
+          <w:tblHeader w:val="on"/>
+        </w:trPr>
+        <w:tc>
+          <w:tcPr/>
+          <w:p>
+            <w:pPr>
+              <w:pStyle w:val="Compact"/>
+              <w:jc w:val="left"/>
+            </w:pPr>
+            <w:r>
+              <w:t xml:space="preserve">Service</w:t>
+            </w:r>
+          </w:p>
+        </w:tc>
+        <w:tc>
+          <w:tcPr/>
+          <w:p>
+            <w:pPr>
+              <w:pStyle w:val="Compact"/>
+              <w:jc w:val="left"/>
+            </w:pPr>
+            <w:r>
+              <w:t xml:space="preserve">Physician-led (MD/DO)</w:t>
+            </w:r>
+          </w:p>
+        </w:tc>
+        <w:tc>
+          <w:tcPr/>
+          <w:p>
+            <w:pPr>
+              <w:pStyle w:val="Compact"/>
+              <w:jc w:val="left"/>
+            </w:pPr>
+            <w:r>
+              <w:t xml:space="preserve">FertilityCare</w:t>
+            </w:r>
+          </w:p>
+        </w:tc>
+        <w:tc>
+          <w:tcPr/>
+          <w:p>
+            <w:pPr>
+              <w:pStyle w:val="Compact"/>
+              <w:jc w:val="left"/>
+            </w:pPr>
+            <w:r>
+              <w:t xml:space="preserve">P value</w:t>
+            </w:r>
+          </w:p>
+        </w:tc>
+      </w:tr>
+      <w:tr>
+        <w:tc>
+          <w:tcPr/>
+          <w:p>
+            <w:pPr>
+              <w:pStyle w:val="Compact"/>
+              <w:jc w:val="left"/>
+            </w:pPr>
+            <w:r>
+              <w:t xml:space="preserve">Cycle tracking</w:t>
+            </w:r>
+          </w:p>
+        </w:tc>
+        <w:tc>
+          <w:tcPr/>
+          <w:p>
+            <w:pPr>
+              <w:pStyle w:val="Compact"/>
+              <w:jc w:val="left"/>
+            </w:pPr>
+            <w:r>
+              <w:t xml:space="preserve">89.7% (35/39)</w:t>
+            </w:r>
+          </w:p>
+        </w:tc>
+        <w:tc>
+          <w:tcPr/>
+          <w:p>
+            <w:pPr>
+              <w:pStyle w:val="Compact"/>
+              <w:jc w:val="left"/>
+            </w:pPr>
+            <w:r>
+              <w:t xml:space="preserve">98.3% (58/59)</w:t>
+            </w:r>
+          </w:p>
+        </w:tc>
+        <w:tc>
+          <w:tcPr/>
+          <w:p>
+            <w:pPr>
+              <w:pStyle w:val="Compact"/>
+              <w:jc w:val="left"/>
+            </w:pPr>
+            <w:r>
+              <w:t xml:space="preserve">0.080</w:t>
+            </w:r>
+          </w:p>
+        </w:tc>
+      </w:tr>
+      <w:tr>
+        <w:tc>
+          <w:tcPr/>
+          <w:p>
+            <w:pPr>
+              <w:pStyle w:val="Compact"/>
+              <w:jc w:val="left"/>
+            </w:pPr>
+            <w:r>
+              <w:t xml:space="preserve">Hormonal labs / fertility timing</w:t>
+            </w:r>
+          </w:p>
+        </w:tc>
+        <w:tc>
+          <w:tcPr/>
+          <w:p>
+            <w:pPr>
+              <w:pStyle w:val="Compact"/>
+              <w:jc w:val="left"/>
+            </w:pPr>
+            <w:r>
+              <w:t xml:space="preserve">87.2% (34/39)</w:t>
+            </w:r>
+          </w:p>
+        </w:tc>
+        <w:tc>
+          <w:tcPr/>
+          <w:p>
+            <w:pPr>
+              <w:pStyle w:val="Compact"/>
+              <w:jc w:val="left"/>
+            </w:pPr>
+            <w:r>
+              <w:t xml:space="preserve">47.5% (28/59)</w:t>
+            </w:r>
+          </w:p>
+        </w:tc>
+        <w:tc>
+          <w:tcPr/>
+          <w:p>
+            <w:pPr>
+              <w:pStyle w:val="Compact"/>
+              <w:jc w:val="left"/>
+            </w:pPr>
+            <w:r>
+              <w:t xml:space="preserve">&lt;.001</w:t>
+            </w:r>
+          </w:p>
+        </w:tc>
+      </w:tr>
+      <w:tr>
+        <w:tc>
+          <w:tcPr/>
+          <w:p>
+            <w:pPr>
+              <w:pStyle w:val="Compact"/>
+              <w:jc w:val="left"/>
+            </w:pPr>
+            <w:r>
+              <w:t xml:space="preserve">Ovulation induction</w:t>
+            </w:r>
+          </w:p>
+        </w:tc>
+        <w:tc>
+          <w:tcPr/>
+          <w:p>
+            <w:pPr>
+              <w:pStyle w:val="Compact"/>
+              <w:jc w:val="left"/>
+            </w:pPr>
+            <w:r>
+              <w:t xml:space="preserve">15.4% (6/39)</w:t>
+            </w:r>
+          </w:p>
+        </w:tc>
+        <w:tc>
+          <w:tcPr/>
+          <w:p>
+            <w:pPr>
+              <w:pStyle w:val="Compact"/>
+              <w:jc w:val="left"/>
+            </w:pPr>
+            <w:r>
+              <w:t xml:space="preserve">8.5% (5/59)</w:t>
+            </w:r>
+          </w:p>
+        </w:tc>
+        <w:tc>
+          <w:tcPr/>
+          <w:p>
+            <w:pPr>
+              <w:pStyle w:val="Compact"/>
+              <w:jc w:val="left"/>
+            </w:pPr>
+            <w:r>
+              <w:t xml:space="preserve">0.337</w:t>
+            </w:r>
+          </w:p>
+        </w:tc>
+      </w:tr>
+      <w:tr>
+        <w:tc>
+          <w:tcPr/>
+          <w:p>
+            <w:pPr>
+              <w:pStyle w:val="Compact"/>
+              <w:jc w:val="left"/>
+            </w:pPr>
+            <w:r>
+              <w:t xml:space="preserve">Intrauterine insemination (IUI)</w:t>
+            </w:r>
+          </w:p>
+        </w:tc>
+        <w:tc>
+          <w:tcPr/>
+          <w:p>
+            <w:pPr>
+              <w:pStyle w:val="Compact"/>
+              <w:jc w:val="left"/>
+            </w:pPr>
+            <w:r>
+              <w:t xml:space="preserve">2.6% (1/39)</w:t>
+            </w:r>
+          </w:p>
+        </w:tc>
+        <w:tc>
+          <w:tcPr/>
+          <w:p>
+            <w:pPr>
+              <w:pStyle w:val="Compact"/>
+              <w:jc w:val="left"/>
+            </w:pPr>
+            <w:r>
+              <w:t xml:space="preserve">0.0% (0/59)</w:t>
+            </w:r>
+          </w:p>
+        </w:tc>
+        <w:tc>
+          <w:tcPr/>
+          <w:p>
+            <w:pPr>
+              <w:pStyle w:val="Compact"/>
+              <w:jc w:val="left"/>
+            </w:pPr>
+            <w:r>
+              <w:t xml:space="preserve">0.398</w:t>
+            </w:r>
+          </w:p>
+        </w:tc>
+      </w:tr>
+      <w:tr>
+        <w:tc>
+          <w:tcPr/>
+          <w:p>
+            <w:pPr>
+              <w:pStyle w:val="Compact"/>
+              <w:jc w:val="left"/>
+            </w:pPr>
+            <w:r>
+              <w:t xml:space="preserve">In vitro fertilization (IVF)</w:t>
+            </w:r>
+          </w:p>
+        </w:tc>
+        <w:tc>
+          <w:tcPr/>
+          <w:p>
+            <w:pPr>
+              <w:pStyle w:val="Compact"/>
+              <w:jc w:val="left"/>
+            </w:pPr>
+            <w:r>
+              <w:t xml:space="preserve">2.6% (1/39)</w:t>
+            </w:r>
+          </w:p>
+        </w:tc>
+        <w:tc>
+          <w:tcPr/>
+          <w:p>
+            <w:pPr>
+              <w:pStyle w:val="Compact"/>
+              <w:jc w:val="left"/>
+            </w:pPr>
+            <w:r>
+              <w:t xml:space="preserve">0.0% (0/59)</w:t>
+            </w:r>
+          </w:p>
+        </w:tc>
+        <w:tc>
+          <w:tcPr/>
+          <w:p>
+            <w:pPr>
+              <w:pStyle w:val="Compact"/>
+              <w:jc w:val="left"/>
+            </w:pPr>
+            <w:r>
+              <w:t xml:space="preserve">0.398</w:t>
+            </w:r>
+          </w:p>
+        </w:tc>
+      </w:tr>
+      <w:tr>
+        <w:tc>
+          <w:tcPr/>
+          <w:p>
+            <w:pPr>
+              <w:pStyle w:val="Compact"/>
+              <w:jc w:val="left"/>
+            </w:pPr>
+            <w:r>
+              <w:t xml:space="preserve">Works with donor sperm</w:t>
+            </w:r>
+          </w:p>
+        </w:tc>
+        <w:tc>
+          <w:tcPr/>
+          <w:p>
+            <w:pPr>
+              <w:pStyle w:val="Compact"/>
+              <w:jc w:val="left"/>
+            </w:pPr>
+            <w:r>
+              <w:t xml:space="preserve">2.6% (1/39)</w:t>
+            </w:r>
+          </w:p>
+        </w:tc>
+        <w:tc>
+          <w:tcPr/>
+          <w:p>
+            <w:pPr>
+              <w:pStyle w:val="Compact"/>
+              <w:jc w:val="left"/>
+            </w:pPr>
+            <w:r>
+              <w:t xml:space="preserve">3.4% (2/59)</w:t>
+            </w:r>
+          </w:p>
+        </w:tc>
+        <w:tc>
+          <w:tcPr/>
+          <w:p>
+            <w:pPr>
+              <w:pStyle w:val="Compact"/>
+              <w:jc w:val="left"/>
+            </w:pPr>
+            <w:r>
+              <w:t xml:space="preserve">1.000</w:t>
+            </w:r>
+          </w:p>
+        </w:tc>
+      </w:tr>
+    </w:tbl>
+    <w:p>
+      <w:pPr>
+        <w:pStyle w:val="BodyText"/>
+      </w:pPr>
+      <w:r>
+        <w:t xml:space="preserve">Practitioner type was classified from credential tokens in the practice name,</w:t>
+      </w:r>
+      <w:r>
+        <w:t xml:space="preserve"> </w:t>
+      </w:r>
+      <w:r>
+        <w:t xml:space="preserve">not from the services a practice reported, so no difference between strata is</w:t>
+      </w:r>
+      <w:r>
+        <w:t xml:space="preserve"> </w:t>
+      </w:r>
+      <w:r>
+        <w:t xml:space="preserve">true by construction. The classification is imperfect and errs in a known</w:t>
+      </w:r>
+      <w:r>
+        <w:t xml:space="preserve"> </w:t>
+      </w:r>
+      <w:r>
+        <w:t xml:space="preserve">direction: a FertilityCare centre employing a physician who is not named is</w:t>
+      </w:r>
+      <w:r>
+        <w:t xml:space="preserve"> </w:t>
+      </w:r>
+      <w:r>
+        <w:t xml:space="preserve">counted as non-physician, which can only raise the FertilityCare stratum’s</w:t>
+      </w:r>
+      <w:r>
+        <w:t xml:space="preserve"> </w:t>
+      </w:r>
+      <w:r>
+        <w:t xml:space="preserve">apparent service rates, not lower them. This stratification was not</w:t>
+      </w:r>
+      <w:r>
+        <w:t xml:space="preserve"> </w:t>
+      </w:r>
+      <w:r>
+        <w:t xml:space="preserve">prespecified and is reported as a sensitivity analysis of the primary outcome.</w:t>
+      </w:r>
+    </w:p>
+    <w:bookmarkEnd w:id="37"/>
+    <w:bookmarkStart w:id="38" w:name="X5f899fec0f12783ee896a9738620820f67eb94a"/>
+    <w:p>
+      <w:pPr>
+        <w:pStyle w:val="Heading3"/>
+      </w:pPr>
+      <w:r>
+        <w:t xml:space="preserve">Appointment Availability by Caller Identity</w:t>
+      </w:r>
+    </w:p>
+    <w:p>
+      <w:pPr>
+        <w:pStyle w:val="FirstParagraph"/>
+      </w:pPr>
+      <w:r>
+        <w:t xml:space="preserve">Inferred appointment availability among eligible calls was 75.7% for straight couples, 42.4% for lesbian couples, and 50.0% for single mothers (Table 1).</w:t>
+      </w:r>
+    </w:p>
+    <w:p>
+      <w:pPr>
+        <w:pStyle w:val="BodyText"/>
+      </w:pPr>
+      <w:r>
+        <w:t xml:space="preserve">In complete-triad mixed-effects logistic regression (N = 48 practices), relative to straight-couple callers, the odds of inferred appointment availability were OR 0.04 (0.01-0.28) for lesbian couples and OR 0.09 (0.01-0.65) for single mothers. We report intervals without p-values throughout this section. A significance test presumes a design capable of detecting the effect it is testing for, and the minimum detectable effects here are OR 30.9 to OR 35.4; a p-value computed under those conditions carries no information the interval does not already carry, and invites a reading the data cannot support. The intervals themselves span orders of magnitude, reflecting near-separation at this sample size: direction is interpretable, magnitude is not.</w:t>
+      </w:r>
+    </w:p>
+    <w:p>
+      <w:pPr>
+        <w:pStyle w:val="BodyText"/>
+      </w:pPr>
+      <w:r>
+        <w:rPr>
+          <w:b/>
+          <w:bCs/>
+        </w:rPr>
+        <w:t xml:space="preserve">The magnitude of these estimates depends materially on the measurement definition, and this is a substantive result rather than a robustness check.</w:t>
+      </w:r>
+      <w:r>
+        <w:t xml:space="preserve"> </w:t>
+      </w:r>
+      <w:r>
+        <w:t xml:space="preserve">Under the broad definition, which additionally credits a stated scheduling timeframe, the same contrasts attenuate to OR 0.31 (0.08-1.25) for lesbian couples and OR 0.29 (0.06-1.27) for single mothers, an order-of-magnitude change in the point estimate, with intervals that include unity. Both definitions place the effect in the same direction; only the strict definition places it far from the null. Because neither definition was measured directly, the direction is the more defensible claim and the magnitude should not be quoted without its definition.</w:t>
+      </w:r>
+    </w:p>
+    <w:p>
+      <w:pPr>
+        <w:pStyle w:val="TableCaption"/>
+      </w:pPr>
+      <w:r>
+        <w:t xml:space="preserve">Table 3. Within-practice matched paired analysis of inferred appointment availability (exploratory). Only discordant practices contribute information.</w:t>
+      </w:r>
+    </w:p>
+    <w:tbl>
+      <w:tblPr>
+        <w:tblStyle w:val="Table"/>
+        <w:tblW w:type="pct" w:w="5000"/>
+        <w:tblLayout w:type="fixed"/>
+        <w:tblLook w:firstRow="1" w:lastRow="0" w:firstColumn="0" w:lastColumn="0" w:noHBand="0" w:noVBand="0" w:val="0020"/>
+        <w:tblCaption w:val="Table 3. Within-practice matched paired analysis of inferred appointment availability (exploratory). Only discordant practices contribute information."/>
       </w:tblPr>
       <w:tblGrid>
         <w:gridCol w:w="2470"/>
@@ -1374,8 +1990,8 @@
         <w:t xml:space="preserve">Within-practice paired differences in inferred availability were: Straight vs Single Mother +31.2 percentage points (95% CI +2.7 to +59.8; n = 16 practices); Lesbian vs Single Mother -9.1 percentage points (95% CI -21.1 to +2.9; n = 22 practices); Straight vs Lesbian +42.1 percentage points (95% CI +19.9 to +64.3; n = 19 practices). Practices treated callers identically in 68%-81% of paired reachability comparisons.</w:t>
       </w:r>
     </w:p>
-    <w:bookmarkEnd w:id="37"/>
-    <w:bookmarkStart w:id="38" w:name="caller-assignment"/>
+    <w:bookmarkEnd w:id="38"/>
+    <w:bookmarkStart w:id="39" w:name="caller-assignment"/>
     <w:p>
       <w:pPr>
         <w:pStyle w:val="Heading3"/>
@@ -1392,8 +2008,8 @@
         <w:t xml:space="preserve">Scenarios were not randomized across callers (Appendix Table S1). Caller identity was strongly associated with scenario (Cramér’s V = 0.66), and per-caller availability rates varied widely. Consequently, a scenario contrast and a caller contrast are numerically the same comparison, and within-practice pairing does not separate them because the paired calls were placed by different callers.</w:t>
       </w:r>
     </w:p>
-    <w:bookmarkEnd w:id="38"/>
-    <w:bookmarkStart w:id="39" w:name="wait-time-to-first-available-appointment"/>
+    <w:bookmarkEnd w:id="39"/>
+    <w:bookmarkStart w:id="40" w:name="wait-time-to-first-available-appointment"/>
     <w:p>
       <w:pPr>
         <w:pStyle w:val="Heading3"/>
@@ -1417,9 +2033,9 @@
         </w:pict>
       </w:r>
     </w:p>
-    <w:bookmarkEnd w:id="39"/>
     <w:bookmarkEnd w:id="40"/>
-    <w:bookmarkStart w:id="47" w:name="discussion"/>
+    <w:bookmarkEnd w:id="41"/>
+    <w:bookmarkStart w:id="48" w:name="discussion"/>
     <w:p>
       <w:pPr>
         <w:pStyle w:val="Heading2"/>
@@ -1428,7 +2044,7 @@
         <w:t xml:space="preserve">DISCUSSION</w:t>
       </w:r>
     </w:p>
-    <w:bookmarkStart w:id="41" w:name="principal-findings"/>
+    <w:bookmarkStart w:id="42" w:name="principal-findings"/>
     <w:p>
       <w:pPr>
         <w:pStyle w:val="Heading3"/>
@@ -1469,8 +2085,8 @@
         <w:t xml:space="preserve">We regard this as the more consequential result, and it is also the better measured one. It comes from staff answering a direct question about their own services, in a sample of 98 completed interviews, with confidence intervals narrow enough to support the claim. It requires no derived outcome, no matched design, and no assumption about which caller placed the call.</w:t>
       </w:r>
     </w:p>
-    <w:bookmarkEnd w:id="41"/>
-    <w:bookmarkStart w:id="42" w:name="X96cd90cc0850db8b46582f309691648891168df"/>
+    <w:bookmarkEnd w:id="42"/>
+    <w:bookmarkStart w:id="43" w:name="X96cd90cc0850db8b46582f309691648891168df"/>
     <w:p>
       <w:pPr>
         <w:pStyle w:val="Heading3"/>
@@ -1545,8 +2161,8 @@
         <w:t xml:space="preserve">The contrast with enough discordant practices to be informative is therefore the one with no caller overlap, and the contrast free of caller confounding is the one with too few discordant practices to test. That is a property of how the calls were allocated, not a result about how practices behave, and it cannot be repaired analytically.</w:t>
       </w:r>
     </w:p>
-    <w:bookmarkEnd w:id="42"/>
-    <w:bookmarkStart w:id="43" w:name="interpretation-and-literature-context"/>
+    <w:bookmarkEnd w:id="43"/>
+    <w:bookmarkStart w:id="44" w:name="interpretation-and-literature-context"/>
     <w:p>
       <w:pPr>
         <w:pStyle w:val="Heading3"/>
@@ -1563,8 +2179,8 @@
         <w:t xml:space="preserve">Patients presenting to RRM clinics encounter a clinical menu focused on natural cycle monitoring.[1,2] For patients whose path to pregnancy requires donor gametes or ART, the absence of those services is a primary structural barrier to care, independent of staff attitudes.[3,13-15] Our estimates place that absence at approximately one practice in a hundred for IUI and IVF.</w:t>
       </w:r>
     </w:p>
-    <w:bookmarkEnd w:id="43"/>
-    <w:bookmarkStart w:id="44" w:name="strengths-and-limitations"/>
+    <w:bookmarkEnd w:id="44"/>
+    <w:bookmarkStart w:id="45" w:name="strengths-and-limitations"/>
     <w:p>
       <w:pPr>
         <w:pStyle w:val="Heading3"/>
@@ -1773,8 +2389,8 @@
         <w:t xml:space="preserve">The instrument recorded no practice address. A state was identifiable from the practice name for 78 of 105 practices, spanning 32 states, so the roster is not regionally concentrated; but with location missing for the remainder and no population weighting, we cannot establish that the sample represents the national distribution of RRM practices.</w:t>
       </w:r>
     </w:p>
-    <w:bookmarkEnd w:id="44"/>
-    <w:bookmarkStart w:id="45" w:name="recommendations-for-the-next-wave"/>
+    <w:bookmarkEnd w:id="45"/>
+    <w:bookmarkStart w:id="46" w:name="recommendations-for-the-next-wave"/>
     <w:p>
       <w:pPr>
         <w:pStyle w:val="Heading3"/>
@@ -1825,8 +2441,8 @@
         <w:t xml:space="preserve">, and caller identity mandatory on every record.</w:t>
       </w:r>
     </w:p>
-    <w:bookmarkEnd w:id="45"/>
-    <w:bookmarkStart w:id="46" w:name="conclusion"/>
+    <w:bookmarkEnd w:id="46"/>
+    <w:bookmarkStart w:id="47" w:name="conclusion"/>
     <w:p>
       <w:pPr>
         <w:pStyle w:val="Heading3"/>
@@ -1850,9 +2466,9 @@
         </w:pict>
       </w:r>
     </w:p>
-    <w:bookmarkEnd w:id="46"/>
     <w:bookmarkEnd w:id="47"/>
-    <w:bookmarkStart w:id="48" w:name="figure-legends"/>
+    <w:bookmarkEnd w:id="48"/>
+    <w:bookmarkStart w:id="49" w:name="figure-legends"/>
     <w:p>
       <w:pPr>
         <w:pStyle w:val="Heading2"/>
@@ -1922,8 +2538,8 @@
         </w:pict>
       </w:r>
     </w:p>
-    <w:bookmarkEnd w:id="48"/>
-    <w:bookmarkStart w:id="49" w:name="supplemental-digital-content"/>
+    <w:bookmarkEnd w:id="49"/>
+    <w:bookmarkStart w:id="50" w:name="supplemental-digital-content"/>
     <w:p>
       <w:pPr>
         <w:pStyle w:val="Heading2"/>
@@ -2101,8 +2717,8 @@
         </w:pict>
       </w:r>
     </w:p>
-    <w:bookmarkEnd w:id="49"/>
-    <w:bookmarkStart w:id="50" w:name="references"/>
+    <w:bookmarkEnd w:id="50"/>
+    <w:bookmarkStart w:id="51" w:name="references"/>
     <w:p>
       <w:pPr>
         <w:pStyle w:val="Heading2"/>
@@ -2300,7 +2916,7 @@
         <w:t xml:space="preserve">Cwiak C, Edelman A, Ross L. Family planning access and non-traditional family building. Obstet Gynecol Clin North Am. 2019;46(4):711-724.</w:t>
       </w:r>
     </w:p>
-    <w:bookmarkEnd w:id="50"/>
+    <w:bookmarkEnd w:id="51"/>
     <w:sectPr>
       <w:footnotePr>
         <w:numRestart w:val="eachSect"/>
